--- a/Views/MCOT/V1.docx
+++ b/Views/MCOT/V1.docx
@@ -23,8 +23,8 @@
                 <w:rFonts w:ascii="Arial" w:hAnsi="Arial" w:cs="Arial"/>
                 <w:b/>
                 <w:bCs/>
-                <w:sz w:val="36"/>
-                <w:szCs w:val="36"/>
+                <w:sz w:val="28"/>
+                <w:szCs w:val="28"/>
               </w:rPr>
             </w:pPr>
             <w:r>
@@ -32,8 +32,8 @@
                 <w:rFonts w:ascii="Arial" w:hAnsi="Arial" w:cs="Arial"/>
                 <w:b/>
                 <w:bCs/>
-                <w:sz w:val="36"/>
-                <w:szCs w:val="36"/>
+                <w:sz w:val="28"/>
+                <w:szCs w:val="28"/>
               </w:rPr>
               <w:t>MCOT : Mise en Cohérence des Objectifs du T</w:t>
             </w:r>
@@ -42,8 +42,8 @@
                 <w:rFonts w:ascii="Arial" w:hAnsi="Arial" w:cs="Arial"/>
                 <w:b/>
                 <w:bCs/>
-                <w:sz w:val="36"/>
-                <w:szCs w:val="36"/>
+                <w:sz w:val="28"/>
+                <w:szCs w:val="28"/>
               </w:rPr>
               <w:t>.</w:t>
             </w:r>
@@ -52,8 +52,8 @@
                 <w:rFonts w:ascii="Arial" w:hAnsi="Arial" w:cs="Arial"/>
                 <w:b/>
                 <w:bCs/>
-                <w:sz w:val="36"/>
-                <w:szCs w:val="36"/>
+                <w:sz w:val="28"/>
+                <w:szCs w:val="28"/>
               </w:rPr>
               <w:t>I</w:t>
             </w:r>
@@ -62,8 +62,8 @@
                 <w:rFonts w:ascii="Arial" w:hAnsi="Arial" w:cs="Arial"/>
                 <w:b/>
                 <w:bCs/>
-                <w:sz w:val="36"/>
-                <w:szCs w:val="36"/>
+                <w:sz w:val="28"/>
+                <w:szCs w:val="28"/>
               </w:rPr>
               <w:t>.</w:t>
             </w:r>
@@ -72,8 +72,8 @@
                 <w:rFonts w:ascii="Arial" w:hAnsi="Arial" w:cs="Arial"/>
                 <w:b/>
                 <w:bCs/>
-                <w:sz w:val="36"/>
-                <w:szCs w:val="36"/>
+                <w:sz w:val="28"/>
+                <w:szCs w:val="28"/>
               </w:rPr>
               <w:t>P</w:t>
             </w:r>
@@ -82,8 +82,8 @@
                 <w:rFonts w:ascii="Arial" w:hAnsi="Arial" w:cs="Arial"/>
                 <w:b/>
                 <w:bCs/>
-                <w:sz w:val="36"/>
-                <w:szCs w:val="36"/>
+                <w:sz w:val="28"/>
+                <w:szCs w:val="28"/>
               </w:rPr>
               <w:t>.</w:t>
             </w:r>
@@ -92,8 +92,8 @@
                 <w:rFonts w:ascii="Arial" w:hAnsi="Arial" w:cs="Arial"/>
                 <w:b/>
                 <w:bCs/>
-                <w:sz w:val="36"/>
-                <w:szCs w:val="36"/>
+                <w:sz w:val="28"/>
+                <w:szCs w:val="28"/>
               </w:rPr>
               <w:t>E</w:t>
             </w:r>
@@ -102,8 +102,8 @@
                 <w:rFonts w:ascii="Arial" w:hAnsi="Arial" w:cs="Arial"/>
                 <w:b/>
                 <w:bCs/>
-                <w:sz w:val="36"/>
-                <w:szCs w:val="36"/>
+                <w:sz w:val="28"/>
+                <w:szCs w:val="28"/>
               </w:rPr>
               <w:t>.</w:t>
             </w:r>
@@ -119,8 +119,11 @@
         <w:jc w:val="both"/>
         <w:rPr>
           <w:rFonts w:ascii="Arial" w:hAnsi="Arial" w:cs="Arial"/>
-          <w:sz w:val="24"/>
-          <w:szCs w:val="24"/>
+          <w:b/>
+          <w:bCs/>
+          <w:sz w:val="32"/>
+          <w:szCs w:val="32"/>
+          <w:u w:val="single"/>
         </w:rPr>
       </w:pPr>
     </w:p>
@@ -134,8 +137,8 @@
           <w:rFonts w:ascii="Arial" w:hAnsi="Arial" w:cs="Arial"/>
           <w:b/>
           <w:bCs/>
-          <w:sz w:val="24"/>
-          <w:szCs w:val="24"/>
+          <w:sz w:val="32"/>
+          <w:szCs w:val="32"/>
           <w:u w:val="single"/>
         </w:rPr>
       </w:pPr>
@@ -144,11 +147,39 @@
           <w:rFonts w:ascii="Arial" w:hAnsi="Arial" w:cs="Arial"/>
           <w:b/>
           <w:bCs/>
-          <w:sz w:val="24"/>
-          <w:szCs w:val="24"/>
+          <w:sz w:val="32"/>
+          <w:szCs w:val="32"/>
           <w:u w:val="single"/>
         </w:rPr>
-        <w:t xml:space="preserve">Titre : </w:t>
+        <w:t>Titre :</w:t>
+      </w:r>
+      <w:r>
+        <w:rPr>
+          <w:rFonts w:ascii="Arial" w:hAnsi="Arial" w:cs="Arial"/>
+          <w:b/>
+          <w:bCs/>
+          <w:sz w:val="32"/>
+          <w:szCs w:val="32"/>
+        </w:rPr>
+        <w:t xml:space="preserve"> </w:t>
+      </w:r>
+      <w:r>
+        <w:rPr>
+          <w:rFonts w:ascii="Arial" w:hAnsi="Arial" w:cs="Arial"/>
+          <w:b/>
+          <w:bCs/>
+          <w:sz w:val="32"/>
+          <w:szCs w:val="32"/>
+        </w:rPr>
+        <w:t xml:space="preserve"> </w:t>
+      </w:r>
+      <w:r>
+        <w:rPr>
+          <w:rFonts w:ascii="Arial" w:hAnsi="Arial" w:cs="Arial"/>
+          <w:sz w:val="24"/>
+          <w:szCs w:val="24"/>
+        </w:rPr>
+        <w:t>Influence du type de micro de guitare électrique sur le son perçu</w:t>
       </w:r>
     </w:p>
     <w:p>
@@ -159,17 +190,23 @@
         <w:jc w:val="both"/>
         <w:rPr>
           <w:rFonts w:ascii="Arial" w:hAnsi="Arial" w:cs="Arial"/>
-          <w:sz w:val="24"/>
-          <w:szCs w:val="24"/>
-        </w:rPr>
-      </w:pPr>
-      <w:r>
-        <w:rPr>
-          <w:rFonts w:ascii="Arial" w:hAnsi="Arial" w:cs="Arial"/>
-          <w:sz w:val="24"/>
-          <w:szCs w:val="24"/>
-        </w:rPr>
-        <w:t>Influence du type de micro de guitare électrique sur le son perçu</w:t>
+          <w:b/>
+          <w:bCs/>
+          <w:sz w:val="32"/>
+          <w:szCs w:val="32"/>
+          <w:u w:val="single"/>
+        </w:rPr>
+      </w:pPr>
+      <w:r>
+        <w:rPr>
+          <w:rFonts w:ascii="Arial" w:hAnsi="Arial" w:cs="Arial"/>
+          <w:b/>
+          <w:bCs/>
+          <w:sz w:val="32"/>
+          <w:szCs w:val="32"/>
+          <w:u w:val="single"/>
+        </w:rPr>
+        <w:t>Bibliographie Commentée :</w:t>
       </w:r>
     </w:p>
     <w:p>
@@ -180,23 +217,65 @@
         <w:jc w:val="both"/>
         <w:rPr>
           <w:rFonts w:ascii="Arial" w:hAnsi="Arial" w:cs="Arial"/>
-          <w:b/>
-          <w:bCs/>
-          <w:sz w:val="24"/>
-          <w:szCs w:val="24"/>
-          <w:u w:val="single"/>
-        </w:rPr>
-      </w:pPr>
-      <w:r>
-        <w:rPr>
-          <w:rFonts w:ascii="Arial" w:hAnsi="Arial" w:cs="Arial"/>
-          <w:b/>
-          <w:bCs/>
-          <w:sz w:val="24"/>
-          <w:szCs w:val="24"/>
-          <w:u w:val="single"/>
-        </w:rPr>
-        <w:t>Bibliographie Commentée :</w:t>
+          <w:sz w:val="24"/>
+          <w:szCs w:val="24"/>
+        </w:rPr>
+      </w:pPr>
+      <w:r>
+        <w:rPr>
+          <w:rFonts w:ascii="Arial" w:hAnsi="Arial" w:cs="Arial"/>
+          <w:sz w:val="24"/>
+          <w:szCs w:val="24"/>
+        </w:rPr>
+        <w:t xml:space="preserve">L’apparition de la guitare électrique au XXe siècle </w:t>
+      </w:r>
+      <w:r>
+        <w:rPr>
+          <w:rFonts w:ascii="Arial" w:hAnsi="Arial" w:cs="Arial"/>
+          <w:sz w:val="24"/>
+          <w:szCs w:val="24"/>
+        </w:rPr>
+        <w:t>a marqué l’histoire de la musique.</w:t>
+      </w:r>
+      <w:r>
+        <w:rPr>
+          <w:rFonts w:ascii="Arial" w:hAnsi="Arial" w:cs="Arial"/>
+          <w:sz w:val="24"/>
+          <w:szCs w:val="24"/>
+        </w:rPr>
+        <w:t xml:space="preserve"> </w:t>
+      </w:r>
+      <w:r>
+        <w:rPr>
+          <w:rFonts w:ascii="Arial" w:hAnsi="Arial" w:cs="Arial"/>
+          <w:sz w:val="24"/>
+          <w:szCs w:val="24"/>
+        </w:rPr>
+        <w:t>Né suite à la nécessité d’amplifier le son pour rivaliser avec les percussion et le</w:t>
+      </w:r>
+      <w:r>
+        <w:rPr>
+          <w:rFonts w:ascii="Arial" w:hAnsi="Arial" w:cs="Arial"/>
+          <w:sz w:val="24"/>
+          <w:szCs w:val="24"/>
+        </w:rPr>
+        <w:t>s</w:t>
+      </w:r>
+      <w:r>
+        <w:rPr>
+          <w:rFonts w:ascii="Arial" w:hAnsi="Arial" w:cs="Arial"/>
+          <w:sz w:val="24"/>
+          <w:szCs w:val="24"/>
+        </w:rPr>
+        <w:t xml:space="preserve"> cuivres dans les grands ensemble, elle a transformé le paysage musical. </w:t>
+      </w:r>
+      <w:r>
+        <w:rPr>
+          <w:rFonts w:ascii="Arial" w:hAnsi="Arial" w:cs="Arial"/>
+          <w:sz w:val="24"/>
+          <w:szCs w:val="24"/>
+        </w:rPr>
+        <w:t xml:space="preserve"> </w:t>
       </w:r>
     </w:p>
     <w:p>
@@ -217,23 +296,55 @@
           <w:sz w:val="24"/>
           <w:szCs w:val="24"/>
         </w:rPr>
-        <w:t xml:space="preserve">Contrairement à une guitare dite acoustique, une guitare électrique ne possède pas de caisse de résonnance. Pour produire du son, cette dernière </w:t>
-      </w:r>
-      <w:r>
-        <w:rPr>
-          <w:rFonts w:ascii="Arial" w:hAnsi="Arial" w:cs="Arial"/>
-          <w:sz w:val="24"/>
-          <w:szCs w:val="24"/>
-        </w:rPr>
-        <w:t>amplifie</w:t>
-      </w:r>
-      <w:r>
-        <w:rPr>
-          <w:rFonts w:ascii="Arial" w:hAnsi="Arial" w:cs="Arial"/>
-          <w:sz w:val="24"/>
-          <w:szCs w:val="24"/>
-        </w:rPr>
-        <w:t xml:space="preserve"> la vibration de la corde via des micros pour transformer le signal mécanique e</w:t>
+        <w:t>Contrairement à une guitare dite acoustique</w:t>
+      </w:r>
+      <w:r>
+        <w:rPr>
+          <w:rFonts w:ascii="Arial" w:hAnsi="Arial" w:cs="Arial"/>
+          <w:sz w:val="24"/>
+          <w:szCs w:val="24"/>
+        </w:rPr>
+        <w:t xml:space="preserve"> qui utilise une caisse de résonnance pour amplifier le son</w:t>
+      </w:r>
+      <w:r>
+        <w:rPr>
+          <w:rFonts w:ascii="Arial" w:hAnsi="Arial" w:cs="Arial"/>
+          <w:sz w:val="24"/>
+          <w:szCs w:val="24"/>
+        </w:rPr>
+        <w:t xml:space="preserve">, une guitare électrique </w:t>
+      </w:r>
+      <w:r>
+        <w:rPr>
+          <w:rFonts w:ascii="Arial" w:hAnsi="Arial" w:cs="Arial"/>
+          <w:sz w:val="24"/>
+          <w:szCs w:val="24"/>
+        </w:rPr>
+        <w:t>est basé uniquement sur un système de transduction électromagnétique pour convertir</w:t>
+      </w:r>
+      <w:r>
+        <w:rPr>
+          <w:rFonts w:ascii="Arial" w:hAnsi="Arial" w:cs="Arial"/>
+          <w:sz w:val="24"/>
+          <w:szCs w:val="24"/>
+        </w:rPr>
+        <w:t xml:space="preserve"> la vibration</w:t>
+      </w:r>
+      <w:r>
+        <w:rPr>
+          <w:rFonts w:ascii="Arial" w:hAnsi="Arial" w:cs="Arial"/>
+          <w:sz w:val="24"/>
+          <w:szCs w:val="24"/>
+        </w:rPr>
+        <w:t xml:space="preserve"> mécanique</w:t>
+      </w:r>
+      <w:r>
+        <w:rPr>
+          <w:rFonts w:ascii="Arial" w:hAnsi="Arial" w:cs="Arial"/>
+          <w:sz w:val="24"/>
+          <w:szCs w:val="24"/>
+        </w:rPr>
+        <w:t xml:space="preserve"> de la corde e</w:t>
       </w:r>
       <w:r>
         <w:rPr>
@@ -249,39 +360,15 @@
           <w:sz w:val="24"/>
           <w:szCs w:val="24"/>
         </w:rPr>
-        <w:t xml:space="preserve"> signal électrique, qui est ensuite </w:t>
-      </w:r>
-      <w:r>
-        <w:rPr>
-          <w:rFonts w:ascii="Arial" w:hAnsi="Arial" w:cs="Arial"/>
-          <w:sz w:val="24"/>
-          <w:szCs w:val="24"/>
-        </w:rPr>
-        <w:t>re</w:t>
-      </w:r>
-      <w:r>
-        <w:rPr>
-          <w:rFonts w:ascii="Arial" w:hAnsi="Arial" w:cs="Arial"/>
-          <w:sz w:val="24"/>
-          <w:szCs w:val="24"/>
-        </w:rPr>
-        <w:t xml:space="preserve">convertit en signal acoustique </w:t>
-      </w:r>
-      <w:r>
-        <w:rPr>
-          <w:rFonts w:ascii="Arial" w:hAnsi="Arial" w:cs="Arial"/>
-          <w:sz w:val="24"/>
-          <w:szCs w:val="24"/>
-        </w:rPr>
-        <w:t xml:space="preserve">et amplifié </w:t>
-      </w:r>
-      <w:r>
-        <w:rPr>
-          <w:rFonts w:ascii="Arial" w:hAnsi="Arial" w:cs="Arial"/>
-          <w:sz w:val="24"/>
-          <w:szCs w:val="24"/>
-        </w:rPr>
-        <w:t>par l’amplificateur.</w:t>
+        <w:t xml:space="preserve"> signal électrique</w:t>
+      </w:r>
+      <w:r>
+        <w:rPr>
+          <w:rFonts w:ascii="Arial" w:hAnsi="Arial" w:cs="Arial"/>
+          <w:sz w:val="24"/>
+          <w:szCs w:val="24"/>
+        </w:rPr>
+        <w:t>.</w:t>
       </w:r>
     </w:p>
     <w:p>
@@ -302,15 +389,41 @@
           <w:sz w:val="24"/>
           <w:szCs w:val="24"/>
         </w:rPr>
-        <w:t>Ces micros de guitare électrique sont en vérité une technologie relativement récente</w:t>
-      </w:r>
-      <w:r>
-        <w:rPr>
-          <w:rFonts w:ascii="Arial" w:hAnsi="Arial" w:cs="Arial"/>
-          <w:sz w:val="24"/>
-          <w:szCs w:val="24"/>
-        </w:rPr>
-        <w:t>. En effet, malgré une première invention en 1890 par George Breed [1], l</w:t>
+        <w:t>Le dispositif de conversion, le micro, est</w:t>
+      </w:r>
+      <w:r>
+        <w:rPr>
+          <w:rFonts w:ascii="Arial" w:hAnsi="Arial" w:cs="Arial"/>
+          <w:sz w:val="24"/>
+          <w:szCs w:val="24"/>
+        </w:rPr>
+        <w:t xml:space="preserve"> en vérité une technologie relativement récente</w:t>
+      </w:r>
+      <w:r>
+        <w:rPr>
+          <w:rFonts w:ascii="Arial" w:hAnsi="Arial" w:cs="Arial"/>
+          <w:sz w:val="24"/>
+          <w:szCs w:val="24"/>
+        </w:rPr>
+        <w:t xml:space="preserve">. En effet, malgré une première invention en 1890 par George Breed </w:t>
+      </w:r>
+      <w:r>
+        <w:rPr>
+          <w:rFonts w:ascii="Arial" w:hAnsi="Arial" w:cs="Arial"/>
+          <w:b/>
+          <w:bCs/>
+          <w:sz w:val="24"/>
+          <w:szCs w:val="24"/>
+        </w:rPr>
+        <w:t>[1]</w:t>
+      </w:r>
+      <w:r>
+        <w:rPr>
+          <w:rFonts w:ascii="Arial" w:hAnsi="Arial" w:cs="Arial"/>
+          <w:sz w:val="24"/>
+          <w:szCs w:val="24"/>
+        </w:rPr>
+        <w:t>, l</w:t>
       </w:r>
       <w:r>
         <w:rPr>
@@ -371,6 +484,8 @@
       <w:r>
         <w:rPr>
           <w:rFonts w:ascii="Arial" w:hAnsi="Arial" w:cs="Arial"/>
+          <w:b/>
+          <w:bCs/>
           <w:sz w:val="24"/>
           <w:szCs w:val="24"/>
         </w:rPr>
@@ -379,6 +494,8 @@
       <w:r>
         <w:rPr>
           <w:rFonts w:ascii="Arial" w:hAnsi="Arial" w:cs="Arial"/>
+          <w:b/>
+          <w:bCs/>
           <w:sz w:val="24"/>
           <w:szCs w:val="24"/>
         </w:rPr>
@@ -406,7 +523,17 @@
           <w:sz w:val="24"/>
           <w:szCs w:val="24"/>
         </w:rPr>
-        <w:t xml:space="preserve"> [3]</w:t>
+        <w:t xml:space="preserve"> </w:t>
+      </w:r>
+      <w:r>
+        <w:rPr>
+          <w:rFonts w:ascii="Arial" w:hAnsi="Arial" w:cs="Arial"/>
+          <w:b/>
+          <w:bCs/>
+          <w:sz w:val="24"/>
+          <w:szCs w:val="24"/>
+        </w:rPr>
+        <w:t>[3]</w:t>
       </w:r>
       <w:r>
         <w:rPr>
@@ -435,7 +562,151 @@
           <w:sz w:val="24"/>
           <w:szCs w:val="24"/>
         </w:rPr>
-        <w:t xml:space="preserve">Principalement composé d’une bobine de cuivre et d’aimant permanent, le micro vient fournir à la corde un champ magnétique. Lorsque celle-ci va vibrer, elle va engendrer une variation de flux dans la bobine qui va </w:t>
+        <w:t>Principalement composé d’une bobine de cuivre et d’aimant permanent</w:t>
+      </w:r>
+      <w:r>
+        <w:rPr>
+          <w:rFonts w:ascii="Arial" w:hAnsi="Arial" w:cs="Arial"/>
+          <w:sz w:val="24"/>
+          <w:szCs w:val="24"/>
+        </w:rPr>
+        <w:t xml:space="preserve">, </w:t>
+      </w:r>
+      <w:r>
+        <w:rPr>
+          <w:rFonts w:ascii="Arial" w:hAnsi="Arial" w:cs="Arial"/>
+          <w:sz w:val="24"/>
+          <w:szCs w:val="24"/>
+        </w:rPr>
+        <w:t>c</w:t>
+      </w:r>
+      <w:r>
+        <w:rPr>
+          <w:rFonts w:ascii="Arial" w:hAnsi="Arial" w:cs="Arial"/>
+          <w:sz w:val="24"/>
+          <w:szCs w:val="24"/>
+        </w:rPr>
+        <w:t>es derniers</w:t>
+      </w:r>
+      <w:r>
+        <w:rPr>
+          <w:rFonts w:ascii="Arial" w:hAnsi="Arial" w:cs="Arial"/>
+          <w:sz w:val="24"/>
+          <w:szCs w:val="24"/>
+        </w:rPr>
+        <w:t xml:space="preserve"> vien</w:t>
+      </w:r>
+      <w:r>
+        <w:rPr>
+          <w:rFonts w:ascii="Arial" w:hAnsi="Arial" w:cs="Arial"/>
+          <w:sz w:val="24"/>
+          <w:szCs w:val="24"/>
+        </w:rPr>
+        <w:t>nen</w:t>
+      </w:r>
+      <w:r>
+        <w:rPr>
+          <w:rFonts w:ascii="Arial" w:hAnsi="Arial" w:cs="Arial"/>
+          <w:sz w:val="24"/>
+          <w:szCs w:val="24"/>
+        </w:rPr>
+        <w:t xml:space="preserve">t fournir </w:t>
+      </w:r>
+      <w:r>
+        <w:rPr>
+          <w:rFonts w:ascii="Arial" w:hAnsi="Arial" w:cs="Arial"/>
+          <w:sz w:val="24"/>
+          <w:szCs w:val="24"/>
+        </w:rPr>
+        <w:t xml:space="preserve">aux </w:t>
+      </w:r>
+      <w:r>
+        <w:rPr>
+          <w:rFonts w:ascii="Arial" w:hAnsi="Arial" w:cs="Arial"/>
+          <w:sz w:val="24"/>
+          <w:szCs w:val="24"/>
+        </w:rPr>
+        <w:t>corde</w:t>
+      </w:r>
+      <w:r>
+        <w:rPr>
+          <w:rFonts w:ascii="Arial" w:hAnsi="Arial" w:cs="Arial"/>
+          <w:sz w:val="24"/>
+          <w:szCs w:val="24"/>
+        </w:rPr>
+        <w:t>s</w:t>
+      </w:r>
+      <w:r>
+        <w:rPr>
+          <w:rFonts w:ascii="Arial" w:hAnsi="Arial" w:cs="Arial"/>
+          <w:sz w:val="24"/>
+          <w:szCs w:val="24"/>
+        </w:rPr>
+        <w:t xml:space="preserve"> un champ magnétique. Lorsque celle</w:t>
+      </w:r>
+      <w:r>
+        <w:rPr>
+          <w:rFonts w:ascii="Arial" w:hAnsi="Arial" w:cs="Arial"/>
+          <w:sz w:val="24"/>
+          <w:szCs w:val="24"/>
+        </w:rPr>
+        <w:t>s</w:t>
+      </w:r>
+      <w:r>
+        <w:rPr>
+          <w:rFonts w:ascii="Arial" w:hAnsi="Arial" w:cs="Arial"/>
+          <w:sz w:val="24"/>
+          <w:szCs w:val="24"/>
+        </w:rPr>
+        <w:t>-ci v</w:t>
+      </w:r>
+      <w:r>
+        <w:rPr>
+          <w:rFonts w:ascii="Arial" w:hAnsi="Arial" w:cs="Arial"/>
+          <w:sz w:val="24"/>
+          <w:szCs w:val="24"/>
+        </w:rPr>
+        <w:t>ont</w:t>
+      </w:r>
+      <w:r>
+        <w:rPr>
+          <w:rFonts w:ascii="Arial" w:hAnsi="Arial" w:cs="Arial"/>
+          <w:sz w:val="24"/>
+          <w:szCs w:val="24"/>
+        </w:rPr>
+        <w:t xml:space="preserve"> vibrer, elle</w:t>
+      </w:r>
+      <w:r>
+        <w:rPr>
+          <w:rFonts w:ascii="Arial" w:hAnsi="Arial" w:cs="Arial"/>
+          <w:sz w:val="24"/>
+          <w:szCs w:val="24"/>
+        </w:rPr>
+        <w:t>s</w:t>
+      </w:r>
+      <w:r>
+        <w:rPr>
+          <w:rFonts w:ascii="Arial" w:hAnsi="Arial" w:cs="Arial"/>
+          <w:sz w:val="24"/>
+          <w:szCs w:val="24"/>
+        </w:rPr>
+        <w:t xml:space="preserve"> v</w:t>
+      </w:r>
+      <w:r>
+        <w:rPr>
+          <w:rFonts w:ascii="Arial" w:hAnsi="Arial" w:cs="Arial"/>
+          <w:sz w:val="24"/>
+          <w:szCs w:val="24"/>
+        </w:rPr>
+        <w:t>ont</w:t>
+      </w:r>
+      <w:r>
+        <w:rPr>
+          <w:rFonts w:ascii="Arial" w:hAnsi="Arial" w:cs="Arial"/>
+          <w:sz w:val="24"/>
+          <w:szCs w:val="24"/>
+        </w:rPr>
+        <w:t xml:space="preserve"> engendrer une variation de flux dans la bobine qui va </w:t>
       </w:r>
       <w:r>
         <w:rPr>
@@ -451,7 +722,55 @@
           <w:sz w:val="24"/>
           <w:szCs w:val="24"/>
         </w:rPr>
-        <w:t xml:space="preserve"> une tension électrique. Tension qui sera transmise à l’amplificateur.</w:t>
+        <w:t xml:space="preserve"> une </w:t>
+      </w:r>
+      <w:r>
+        <w:rPr>
+          <w:rFonts w:ascii="Arial" w:hAnsi="Arial" w:cs="Arial"/>
+          <w:sz w:val="24"/>
+          <w:szCs w:val="24"/>
+        </w:rPr>
+        <w:t>force électromotrice (FEM)</w:t>
+      </w:r>
+      <w:r>
+        <w:rPr>
+          <w:rFonts w:ascii="Arial" w:hAnsi="Arial" w:cs="Arial"/>
+          <w:sz w:val="24"/>
+          <w:szCs w:val="24"/>
+        </w:rPr>
+        <w:t>.</w:t>
+      </w:r>
+      <w:r>
+        <w:rPr>
+          <w:rFonts w:ascii="Arial" w:hAnsi="Arial" w:cs="Arial"/>
+          <w:sz w:val="24"/>
+          <w:szCs w:val="24"/>
+        </w:rPr>
+        <w:t xml:space="preserve"> </w:t>
+      </w:r>
+      <w:r>
+        <w:rPr>
+          <w:rFonts w:ascii="Arial" w:hAnsi="Arial" w:cs="Arial"/>
+          <w:sz w:val="24"/>
+          <w:szCs w:val="24"/>
+        </w:rPr>
+        <w:t>C’est ce signal électrique qui ensuite transmit à l’amplificateur</w:t>
+      </w:r>
+      <w:r>
+        <w:rPr>
+          <w:rFonts w:ascii="Arial" w:hAnsi="Arial" w:cs="Arial"/>
+          <w:sz w:val="24"/>
+          <w:szCs w:val="24"/>
+        </w:rPr>
+        <w:t xml:space="preserve"> en convertit en son</w:t>
+      </w:r>
+      <w:r>
+        <w:rPr>
+          <w:rFonts w:ascii="Arial" w:hAnsi="Arial" w:cs="Arial"/>
+          <w:sz w:val="24"/>
+          <w:szCs w:val="24"/>
+        </w:rPr>
+        <w:t>.</w:t>
       </w:r>
     </w:p>
     <w:p>
@@ -544,39 +863,113 @@
           <w:sz w:val="24"/>
           <w:szCs w:val="24"/>
         </w:rPr>
-        <w:t xml:space="preserve"> C’est pourquoi en 1955 fut inventé un nouveau type de Micro par</w:t>
-      </w:r>
-      <w:r>
-        <w:rPr>
-          <w:rFonts w:ascii="Arial" w:hAnsi="Arial" w:cs="Arial"/>
-          <w:sz w:val="24"/>
-          <w:szCs w:val="24"/>
-        </w:rPr>
-        <w:t xml:space="preserve"> l’ingénieur</w:t>
-      </w:r>
-      <w:r>
-        <w:rPr>
-          <w:rFonts w:ascii="Arial" w:hAnsi="Arial" w:cs="Arial"/>
-          <w:sz w:val="24"/>
-          <w:szCs w:val="24"/>
-        </w:rPr>
-        <w:t xml:space="preserve"> Seth Lover : Le Humbucker [</w:t>
-      </w:r>
-      <w:r>
-        <w:rPr>
-          <w:rFonts w:ascii="Arial" w:hAnsi="Arial" w:cs="Arial"/>
-          <w:sz w:val="24"/>
-          <w:szCs w:val="24"/>
-        </w:rPr>
-        <w:t>3</w:t>
-      </w:r>
-      <w:r>
-        <w:rPr>
-          <w:rFonts w:ascii="Arial" w:hAnsi="Arial" w:cs="Arial"/>
-          <w:sz w:val="24"/>
-          <w:szCs w:val="24"/>
-        </w:rPr>
-        <w:t>].</w:t>
+        <w:t xml:space="preserve"> </w:t>
+      </w:r>
+      <w:r>
+        <w:rPr>
+          <w:rFonts w:ascii="Arial" w:hAnsi="Arial" w:cs="Arial"/>
+          <w:sz w:val="24"/>
+          <w:szCs w:val="24"/>
+        </w:rPr>
+        <w:t xml:space="preserve">En effet, sur scène, le guitariste joue en présence de nombreux appareil électronique destiné à l’éclairage, la sonorisation, les accessoires ou encore à l’alimentation de toute l’installation. Ces divers composants </w:t>
+      </w:r>
+      <w:r>
+        <w:rPr>
+          <w:rFonts w:ascii="Arial" w:hAnsi="Arial" w:cs="Arial"/>
+          <w:sz w:val="24"/>
+          <w:szCs w:val="24"/>
+        </w:rPr>
+        <w:t>génèrent</w:t>
+      </w:r>
+      <w:r>
+        <w:rPr>
+          <w:rFonts w:ascii="Arial" w:hAnsi="Arial" w:cs="Arial"/>
+          <w:sz w:val="24"/>
+          <w:szCs w:val="24"/>
+        </w:rPr>
+        <w:t xml:space="preserve"> malgré eux un champ magnétique ambiant </w:t>
+      </w:r>
+      <w:r>
+        <w:rPr>
+          <w:rFonts w:ascii="Arial" w:hAnsi="Arial" w:cs="Arial"/>
+          <w:sz w:val="24"/>
+          <w:szCs w:val="24"/>
+        </w:rPr>
+        <w:t xml:space="preserve">(souvent à 50Hz) </w:t>
+      </w:r>
+      <w:r>
+        <w:rPr>
+          <w:rFonts w:ascii="Arial" w:hAnsi="Arial" w:cs="Arial"/>
+          <w:sz w:val="24"/>
+          <w:szCs w:val="24"/>
+        </w:rPr>
+        <w:t xml:space="preserve">qui peut s’avérer parasite et </w:t>
+      </w:r>
+      <w:r>
+        <w:rPr>
+          <w:rFonts w:ascii="Arial" w:hAnsi="Arial" w:cs="Arial"/>
+          <w:sz w:val="24"/>
+          <w:szCs w:val="24"/>
+        </w:rPr>
+        <w:t xml:space="preserve">produire un son </w:t>
+      </w:r>
+      <w:r>
+        <w:rPr>
+          <w:rFonts w:ascii="Arial" w:hAnsi="Arial" w:cs="Arial"/>
+          <w:sz w:val="24"/>
+          <w:szCs w:val="24"/>
+        </w:rPr>
+        <w:t>non souhait</w:t>
+      </w:r>
+      <w:r>
+        <w:rPr>
+          <w:rFonts w:ascii="Arial" w:hAnsi="Arial" w:cs="Arial"/>
+          <w:sz w:val="24"/>
+          <w:szCs w:val="24"/>
+        </w:rPr>
+        <w:t>é</w:t>
+      </w:r>
+      <w:r>
+        <w:rPr>
+          <w:rFonts w:ascii="Arial" w:hAnsi="Arial" w:cs="Arial"/>
+          <w:sz w:val="24"/>
+          <w:szCs w:val="24"/>
+        </w:rPr>
+        <w:t xml:space="preserve"> p</w:t>
+      </w:r>
+      <w:r>
+        <w:rPr>
+          <w:rFonts w:ascii="Arial" w:hAnsi="Arial" w:cs="Arial"/>
+          <w:sz w:val="24"/>
+          <w:szCs w:val="24"/>
+        </w:rPr>
+        <w:t>ar</w:t>
+      </w:r>
+      <w:r>
+        <w:rPr>
+          <w:rFonts w:ascii="Arial" w:hAnsi="Arial" w:cs="Arial"/>
+          <w:sz w:val="24"/>
+          <w:szCs w:val="24"/>
+        </w:rPr>
+        <w:t xml:space="preserve"> le guitariste.</w:t>
+      </w:r>
+      <w:r>
+        <w:rPr>
+          <w:rFonts w:ascii="Arial" w:hAnsi="Arial" w:cs="Arial"/>
+          <w:sz w:val="24"/>
+          <w:szCs w:val="24"/>
+        </w:rPr>
+        <w:t xml:space="preserve"> </w:t>
+      </w:r>
+      <w:r>
+        <w:rPr>
+          <w:rFonts w:ascii="Arial" w:hAnsi="Arial" w:cs="Arial"/>
+          <w:b/>
+          <w:bCs/>
+          <w:sz w:val="24"/>
+          <w:szCs w:val="24"/>
+        </w:rPr>
+        <w:t>[4]</w:t>
       </w:r>
     </w:p>
     <w:p>
@@ -597,95 +990,113 @@
           <w:sz w:val="24"/>
           <w:szCs w:val="24"/>
         </w:rPr>
-        <w:t xml:space="preserve">En effet, sur scène, le guitariste joue en présence de nombreux appareil électronique destiné à l’éclairage, la sonorisation, les accessoires ou encore à l’alimentation de toute l’installation. Ces divers composants </w:t>
-      </w:r>
-      <w:r>
-        <w:rPr>
-          <w:rFonts w:ascii="Arial" w:hAnsi="Arial" w:cs="Arial"/>
-          <w:sz w:val="24"/>
-          <w:szCs w:val="24"/>
-        </w:rPr>
-        <w:t>génèrent</w:t>
-      </w:r>
-      <w:r>
-        <w:rPr>
-          <w:rFonts w:ascii="Arial" w:hAnsi="Arial" w:cs="Arial"/>
-          <w:sz w:val="24"/>
-          <w:szCs w:val="24"/>
-        </w:rPr>
-        <w:t xml:space="preserve"> malgré eux un champ magnétique ambiant </w:t>
-      </w:r>
-      <w:r>
-        <w:rPr>
-          <w:rFonts w:ascii="Arial" w:hAnsi="Arial" w:cs="Arial"/>
-          <w:sz w:val="24"/>
-          <w:szCs w:val="24"/>
-        </w:rPr>
-        <w:t xml:space="preserve">(souvent à 50Hz) </w:t>
-      </w:r>
-      <w:r>
-        <w:rPr>
-          <w:rFonts w:ascii="Arial" w:hAnsi="Arial" w:cs="Arial"/>
-          <w:sz w:val="24"/>
-          <w:szCs w:val="24"/>
-        </w:rPr>
-        <w:t xml:space="preserve">qui peut s’avérer parasite et </w:t>
-      </w:r>
-      <w:r>
-        <w:rPr>
-          <w:rFonts w:ascii="Arial" w:hAnsi="Arial" w:cs="Arial"/>
-          <w:sz w:val="24"/>
-          <w:szCs w:val="24"/>
-        </w:rPr>
-        <w:t xml:space="preserve">produire un son </w:t>
-      </w:r>
-      <w:r>
-        <w:rPr>
-          <w:rFonts w:ascii="Arial" w:hAnsi="Arial" w:cs="Arial"/>
-          <w:sz w:val="24"/>
-          <w:szCs w:val="24"/>
-        </w:rPr>
-        <w:t>non souhait</w:t>
-      </w:r>
-      <w:r>
-        <w:rPr>
-          <w:rFonts w:ascii="Arial" w:hAnsi="Arial" w:cs="Arial"/>
-          <w:sz w:val="24"/>
-          <w:szCs w:val="24"/>
-        </w:rPr>
-        <w:t>é</w:t>
-      </w:r>
-      <w:r>
-        <w:rPr>
-          <w:rFonts w:ascii="Arial" w:hAnsi="Arial" w:cs="Arial"/>
-          <w:sz w:val="24"/>
-          <w:szCs w:val="24"/>
-        </w:rPr>
-        <w:t xml:space="preserve"> p</w:t>
-      </w:r>
-      <w:r>
-        <w:rPr>
-          <w:rFonts w:ascii="Arial" w:hAnsi="Arial" w:cs="Arial"/>
-          <w:sz w:val="24"/>
-          <w:szCs w:val="24"/>
-        </w:rPr>
-        <w:t>ar</w:t>
-      </w:r>
-      <w:r>
-        <w:rPr>
-          <w:rFonts w:ascii="Arial" w:hAnsi="Arial" w:cs="Arial"/>
-          <w:sz w:val="24"/>
-          <w:szCs w:val="24"/>
-        </w:rPr>
-        <w:t xml:space="preserve"> le guitariste.</w:t>
-      </w:r>
-      <w:r>
-        <w:rPr>
-          <w:rFonts w:ascii="Arial" w:hAnsi="Arial" w:cs="Arial"/>
-          <w:sz w:val="24"/>
-          <w:szCs w:val="24"/>
-        </w:rPr>
-        <w:t xml:space="preserve"> [4]</w:t>
+        <w:t xml:space="preserve">C’est pourquoi en 1955 fut inventé un nouveau type de </w:t>
+      </w:r>
+      <w:r>
+        <w:rPr>
+          <w:rFonts w:ascii="Arial" w:hAnsi="Arial" w:cs="Arial"/>
+          <w:sz w:val="24"/>
+          <w:szCs w:val="24"/>
+        </w:rPr>
+        <w:t>m</w:t>
+      </w:r>
+      <w:r>
+        <w:rPr>
+          <w:rFonts w:ascii="Arial" w:hAnsi="Arial" w:cs="Arial"/>
+          <w:sz w:val="24"/>
+          <w:szCs w:val="24"/>
+        </w:rPr>
+        <w:t xml:space="preserve">icro par l’ingénieur Seth Lover : Le Humbucker </w:t>
+      </w:r>
+      <w:r>
+        <w:rPr>
+          <w:rFonts w:ascii="Arial" w:hAnsi="Arial" w:cs="Arial"/>
+          <w:b/>
+          <w:bCs/>
+          <w:sz w:val="24"/>
+          <w:szCs w:val="24"/>
+        </w:rPr>
+        <w:t>[3]</w:t>
+      </w:r>
+      <w:r>
+        <w:rPr>
+          <w:rFonts w:ascii="Arial" w:hAnsi="Arial" w:cs="Arial"/>
+          <w:sz w:val="24"/>
+          <w:szCs w:val="24"/>
+        </w:rPr>
+        <w:t>.</w:t>
+      </w:r>
+      <w:r>
+        <w:rPr>
+          <w:rFonts w:ascii="Arial" w:hAnsi="Arial" w:cs="Arial"/>
+          <w:sz w:val="24"/>
+          <w:szCs w:val="24"/>
+        </w:rPr>
+        <w:t xml:space="preserve"> Ce micro, censé réduire considérablement</w:t>
+      </w:r>
+      <w:r>
+        <w:rPr>
+          <w:rFonts w:ascii="Arial" w:hAnsi="Arial" w:cs="Arial"/>
+          <w:sz w:val="24"/>
+          <w:szCs w:val="24"/>
+        </w:rPr>
+        <w:t>,</w:t>
+      </w:r>
+      <w:r>
+        <w:rPr>
+          <w:rFonts w:ascii="Arial" w:hAnsi="Arial" w:cs="Arial"/>
+          <w:sz w:val="24"/>
+          <w:szCs w:val="24"/>
+        </w:rPr>
+        <w:t xml:space="preserve"> </w:t>
+      </w:r>
+      <w:r>
+        <w:rPr>
+          <w:rFonts w:ascii="Arial" w:hAnsi="Arial" w:cs="Arial"/>
+          <w:sz w:val="24"/>
+          <w:szCs w:val="24"/>
+        </w:rPr>
+        <w:t>voire</w:t>
+      </w:r>
+      <w:r>
+        <w:rPr>
+          <w:rFonts w:ascii="Arial" w:hAnsi="Arial" w:cs="Arial"/>
+          <w:sz w:val="24"/>
+          <w:szCs w:val="24"/>
+        </w:rPr>
+        <w:t xml:space="preserve"> parfois annul</w:t>
+      </w:r>
+      <w:r>
+        <w:rPr>
+          <w:rFonts w:ascii="Arial" w:hAnsi="Arial" w:cs="Arial"/>
+          <w:sz w:val="24"/>
+          <w:szCs w:val="24"/>
+        </w:rPr>
+        <w:t>er,</w:t>
+      </w:r>
+      <w:r>
+        <w:rPr>
+          <w:rFonts w:ascii="Arial" w:hAnsi="Arial" w:cs="Arial"/>
+          <w:sz w:val="24"/>
+          <w:szCs w:val="24"/>
+        </w:rPr>
+        <w:t xml:space="preserve"> le bruit parasite permet ainsi de reproduire le son </w:t>
+      </w:r>
+      <w:r>
+        <w:rPr>
+          <w:rFonts w:ascii="Arial" w:hAnsi="Arial" w:cs="Arial"/>
+          <w:sz w:val="24"/>
+          <w:szCs w:val="24"/>
+        </w:rPr>
+        <w:t>généré</w:t>
+      </w:r>
+      <w:r>
+        <w:rPr>
+          <w:rFonts w:ascii="Arial" w:hAnsi="Arial" w:cs="Arial"/>
+          <w:sz w:val="24"/>
+          <w:szCs w:val="24"/>
+        </w:rPr>
+        <w:t xml:space="preserve"> par la corde dans de meilleures condition.</w:t>
       </w:r>
     </w:p>
     <w:p>
@@ -706,123 +1117,16 @@
           <w:sz w:val="24"/>
           <w:szCs w:val="24"/>
         </w:rPr>
-        <w:t>Composé cette fois ci de deux bobines</w:t>
-      </w:r>
-      <w:r>
-        <w:rPr>
-          <w:rFonts w:ascii="Arial" w:hAnsi="Arial" w:cs="Arial"/>
-          <w:sz w:val="24"/>
-          <w:szCs w:val="24"/>
-        </w:rPr>
-        <w:t xml:space="preserve"> enroulées dans des sens </w:t>
-      </w:r>
-      <w:r>
-        <w:rPr>
-          <w:rFonts w:ascii="Arial" w:hAnsi="Arial" w:cs="Arial"/>
-          <w:sz w:val="24"/>
-          <w:szCs w:val="24"/>
-        </w:rPr>
-        <w:t>opposé,</w:t>
-      </w:r>
-      <w:r>
-        <w:rPr>
-          <w:rFonts w:ascii="Arial" w:hAnsi="Arial" w:cs="Arial"/>
-          <w:sz w:val="24"/>
-          <w:szCs w:val="24"/>
-        </w:rPr>
-        <w:t xml:space="preserve"> le micro Humbucker permet de </w:t>
-      </w:r>
-      <w:r>
-        <w:rPr>
-          <w:rFonts w:ascii="Arial" w:hAnsi="Arial" w:cs="Arial"/>
-          <w:sz w:val="24"/>
-          <w:szCs w:val="24"/>
-        </w:rPr>
-        <w:t xml:space="preserve">réduire </w:t>
-      </w:r>
-      <w:r>
-        <w:rPr>
-          <w:rFonts w:ascii="Arial" w:hAnsi="Arial" w:cs="Arial"/>
-          <w:sz w:val="24"/>
-          <w:szCs w:val="24"/>
-        </w:rPr>
-        <w:t>voire</w:t>
-      </w:r>
-      <w:r>
-        <w:rPr>
-          <w:rFonts w:ascii="Arial" w:hAnsi="Arial" w:cs="Arial"/>
-          <w:sz w:val="24"/>
-          <w:szCs w:val="24"/>
-        </w:rPr>
-        <w:t xml:space="preserve"> même </w:t>
-      </w:r>
-      <w:r>
-        <w:rPr>
-          <w:rFonts w:ascii="Arial" w:hAnsi="Arial" w:cs="Arial"/>
-          <w:sz w:val="24"/>
-          <w:szCs w:val="24"/>
-        </w:rPr>
-        <w:t xml:space="preserve">supprimer ces </w:t>
-      </w:r>
-      <w:r>
-        <w:rPr>
-          <w:rFonts w:ascii="Arial" w:hAnsi="Arial" w:cs="Arial"/>
-          <w:sz w:val="24"/>
-          <w:szCs w:val="24"/>
-        </w:rPr>
-        <w:t>bruits</w:t>
-      </w:r>
-      <w:r>
-        <w:rPr>
-          <w:rFonts w:ascii="Arial" w:hAnsi="Arial" w:cs="Arial"/>
-          <w:sz w:val="24"/>
-          <w:szCs w:val="24"/>
-        </w:rPr>
-        <w:t xml:space="preserve"> </w:t>
-      </w:r>
-      <w:r>
-        <w:rPr>
-          <w:rFonts w:ascii="Arial" w:hAnsi="Arial" w:cs="Arial"/>
-          <w:sz w:val="24"/>
-          <w:szCs w:val="24"/>
-        </w:rPr>
-        <w:t>p</w:t>
-      </w:r>
-      <w:r>
-        <w:rPr>
-          <w:rFonts w:ascii="Arial" w:hAnsi="Arial" w:cs="Arial"/>
-          <w:sz w:val="24"/>
-          <w:szCs w:val="24"/>
-        </w:rPr>
-        <w:t>arasite</w:t>
-      </w:r>
-      <w:r>
-        <w:rPr>
-          <w:rFonts w:ascii="Arial" w:hAnsi="Arial" w:cs="Arial"/>
-          <w:sz w:val="24"/>
-          <w:szCs w:val="24"/>
-        </w:rPr>
-        <w:t>s</w:t>
-      </w:r>
-      <w:r>
-        <w:rPr>
-          <w:rFonts w:ascii="Arial" w:hAnsi="Arial" w:cs="Arial"/>
-          <w:sz w:val="24"/>
-          <w:szCs w:val="24"/>
-        </w:rPr>
-        <w:t xml:space="preserve"> et ainsi de reproduire le son produit par la corde dans de meilleures conditions.</w:t>
-      </w:r>
-      <w:r>
-        <w:rPr>
-          <w:rFonts w:ascii="Arial" w:hAnsi="Arial" w:cs="Arial"/>
-          <w:sz w:val="24"/>
-          <w:szCs w:val="24"/>
-        </w:rPr>
-        <w:t xml:space="preserve"> [3]</w:t>
+        <w:t>L'architecture du Humbucker est ingénieuse : il est composé de deux bobines en série, exploitant deux principes d'inversion pour obtenir une annulation sélective :</w:t>
       </w:r>
     </w:p>
     <w:p>
       <w:pPr>
+        <w:pStyle w:val="ListParagraph"/>
+        <w:numPr>
+          <w:ilvl w:val="0"/>
+          <w:numId w:val="4"/>
+        </w:numPr>
         <w:tabs>
           <w:tab w:val="left" w:pos="2604"/>
         </w:tabs>
@@ -836,53 +1140,80 @@
       <w:r>
         <w:rPr>
           <w:rFonts w:ascii="Arial" w:hAnsi="Arial" w:cs="Arial"/>
-          <w:sz w:val="24"/>
-          <w:szCs w:val="24"/>
-        </w:rPr>
-        <w:t xml:space="preserve">Mais </w:t>
-      </w:r>
-      <w:r>
-        <w:rPr>
-          <w:rFonts w:ascii="Arial" w:hAnsi="Arial" w:cs="Arial"/>
-          <w:sz w:val="24"/>
-          <w:szCs w:val="24"/>
-        </w:rPr>
-        <w:t>quels phénomènes physiques</w:t>
-      </w:r>
-      <w:r>
-        <w:rPr>
-          <w:rFonts w:ascii="Arial" w:hAnsi="Arial" w:cs="Arial"/>
-          <w:sz w:val="24"/>
-          <w:szCs w:val="24"/>
-        </w:rPr>
-        <w:t xml:space="preserve"> interviennent précisément dans l’annulation de bruit parasite ? N’y a-t-il que des avantages à utiliser un micro Humbucker ? Quels sont les limites de cette technologie ? </w:t>
+          <w:b/>
+          <w:bCs/>
+          <w:sz w:val="24"/>
+          <w:szCs w:val="24"/>
+        </w:rPr>
+        <w:t>Opposition de phase :</w:t>
+      </w:r>
+      <w:r>
+        <w:rPr>
+          <w:rFonts w:ascii="Arial" w:hAnsi="Arial" w:cs="Arial"/>
+          <w:sz w:val="24"/>
+          <w:szCs w:val="24"/>
+        </w:rPr>
+        <w:t xml:space="preserve"> </w:t>
+      </w:r>
+      <w:r>
+        <w:rPr>
+          <w:rFonts w:ascii="Arial" w:hAnsi="Arial" w:cs="Arial"/>
+          <w:sz w:val="24"/>
+          <w:szCs w:val="24"/>
+        </w:rPr>
+        <w:t>Les bobines sont câblées dans des sens opposé</w:t>
+      </w:r>
+      <w:r>
+        <w:rPr>
+          <w:rFonts w:ascii="Arial" w:hAnsi="Arial" w:cs="Arial"/>
+          <w:sz w:val="24"/>
+          <w:szCs w:val="24"/>
+        </w:rPr>
+        <w:t xml:space="preserve">. Tout champ induit alors une FEM opposé dans chaque bobine, </w:t>
+      </w:r>
+      <w:r>
+        <w:rPr>
+          <w:rFonts w:ascii="Arial" w:hAnsi="Arial" w:cs="Arial"/>
+          <w:sz w:val="24"/>
+          <w:szCs w:val="24"/>
+        </w:rPr>
+        <w:t xml:space="preserve">conduisant à une soustraction et une annulation du bruit. </w:t>
       </w:r>
     </w:p>
     <w:p>
       <w:pPr>
+        <w:pStyle w:val="ListParagraph"/>
+        <w:numPr>
+          <w:ilvl w:val="0"/>
+          <w:numId w:val="4"/>
+        </w:numPr>
         <w:tabs>
           <w:tab w:val="left" w:pos="2604"/>
         </w:tabs>
         <w:jc w:val="both"/>
         <w:rPr>
           <w:rFonts w:ascii="Arial" w:hAnsi="Arial" w:cs="Arial"/>
+          <w:sz w:val="24"/>
+          <w:szCs w:val="24"/>
+        </w:rPr>
+      </w:pPr>
+      <w:r>
+        <w:rPr>
+          <w:rFonts w:ascii="Arial" w:hAnsi="Arial" w:cs="Arial"/>
           <w:b/>
           <w:bCs/>
           <w:sz w:val="24"/>
           <w:szCs w:val="24"/>
-          <w:u w:val="single"/>
-        </w:rPr>
-      </w:pPr>
-      <w:r>
-        <w:rPr>
-          <w:rFonts w:ascii="Arial" w:hAnsi="Arial" w:cs="Arial"/>
-          <w:b/>
-          <w:bCs/>
-          <w:sz w:val="24"/>
-          <w:szCs w:val="24"/>
-          <w:u w:val="single"/>
-        </w:rPr>
-        <w:t>Problématique :</w:t>
+        </w:rPr>
+        <w:t xml:space="preserve">Polarité inversé : </w:t>
+      </w:r>
+      <w:r>
+        <w:rPr>
+          <w:rFonts w:ascii="Arial" w:hAnsi="Arial" w:cs="Arial"/>
+          <w:sz w:val="24"/>
+          <w:szCs w:val="24"/>
+        </w:rPr>
+        <w:t>Les aimants sous chaque corde ont des polarité opposé, cette inversion magnétique compense l’inversion du bobinage pour le signal produit par la corde, assurant l’addition du signal.</w:t>
       </w:r>
     </w:p>
     <w:p>
@@ -903,7 +1234,50 @@
           <w:sz w:val="24"/>
           <w:szCs w:val="24"/>
         </w:rPr>
-        <w:t>Comment le type de micro influence la qualité et le timbre du son produit par une guitare électrique ?</w:t>
+        <w:lastRenderedPageBreak/>
+        <w:t>Cependant, cette architecture double a un impact direct sur le timbre du son</w:t>
+      </w:r>
+      <w:r>
+        <w:rPr>
+          <w:rFonts w:ascii="Arial" w:hAnsi="Arial" w:cs="Arial"/>
+          <w:sz w:val="24"/>
+          <w:szCs w:val="24"/>
+        </w:rPr>
+        <w:t xml:space="preserve">. </w:t>
+      </w:r>
+      <w:r>
+        <w:rPr>
+          <w:rFonts w:ascii="Arial" w:hAnsi="Arial" w:cs="Arial"/>
+          <w:sz w:val="24"/>
+          <w:szCs w:val="24"/>
+        </w:rPr>
+        <w:t>En effet, les guitaristes ravi de cette technologie se plaigne d’une perte des hautes fréquences et d’un son plus rond par rapport au micro SingleCoil</w:t>
+      </w:r>
+      <w:r>
+        <w:rPr>
+          <w:rFonts w:ascii="Arial" w:hAnsi="Arial" w:cs="Arial"/>
+          <w:sz w:val="24"/>
+          <w:szCs w:val="24"/>
+        </w:rPr>
+        <w:t xml:space="preserve"> </w:t>
+      </w:r>
+      <w:r>
+        <w:rPr>
+          <w:rFonts w:ascii="Arial" w:hAnsi="Arial" w:cs="Arial"/>
+          <w:b/>
+          <w:bCs/>
+          <w:sz w:val="24"/>
+          <w:szCs w:val="24"/>
+        </w:rPr>
+        <w:t>[3]</w:t>
+      </w:r>
+      <w:r>
+        <w:rPr>
+          <w:rFonts w:ascii="Arial" w:hAnsi="Arial" w:cs="Arial"/>
+          <w:sz w:val="24"/>
+          <w:szCs w:val="24"/>
+        </w:rPr>
+        <w:t>.</w:t>
       </w:r>
     </w:p>
     <w:p>
@@ -914,11 +1288,8 @@
         <w:jc w:val="both"/>
         <w:rPr>
           <w:rFonts w:ascii="Arial" w:hAnsi="Arial" w:cs="Arial"/>
-          <w:b/>
-          <w:bCs/>
-          <w:sz w:val="24"/>
-          <w:szCs w:val="24"/>
-          <w:u w:val="single"/>
+          <w:sz w:val="24"/>
+          <w:szCs w:val="24"/>
         </w:rPr>
       </w:pPr>
     </w:p>
@@ -932,11 +1303,22 @@
           <w:rFonts w:ascii="Arial" w:hAnsi="Arial" w:cs="Arial"/>
           <w:b/>
           <w:bCs/>
-          <w:sz w:val="24"/>
-          <w:szCs w:val="24"/>
+          <w:sz w:val="32"/>
+          <w:szCs w:val="32"/>
           <w:u w:val="single"/>
         </w:rPr>
       </w:pPr>
+      <w:r>
+        <w:rPr>
+          <w:rFonts w:ascii="Arial" w:hAnsi="Arial" w:cs="Arial"/>
+          <w:b/>
+          <w:bCs/>
+          <w:sz w:val="32"/>
+          <w:szCs w:val="32"/>
+          <w:u w:val="single"/>
+        </w:rPr>
+        <w:t>Problématique :</w:t>
+      </w:r>
     </w:p>
     <w:p>
       <w:pPr>
@@ -946,10 +1328,44 @@
         <w:jc w:val="both"/>
         <w:rPr>
           <w:rFonts w:ascii="Arial" w:hAnsi="Arial" w:cs="Arial"/>
+          <w:sz w:val="24"/>
+          <w:szCs w:val="24"/>
+        </w:rPr>
+      </w:pPr>
+      <w:r>
+        <w:rPr>
+          <w:rFonts w:ascii="Arial" w:hAnsi="Arial" w:cs="Arial"/>
+          <w:sz w:val="24"/>
+          <w:szCs w:val="24"/>
+        </w:rPr>
+        <w:t>Comment le type de micro influence la qualité et le timbre du son produit par une guitare électrique ?</w:t>
+      </w:r>
+    </w:p>
+    <w:p>
+      <w:pPr>
+        <w:tabs>
+          <w:tab w:val="left" w:pos="2604"/>
+        </w:tabs>
+        <w:jc w:val="both"/>
+        <w:rPr>
+          <w:rFonts w:ascii="Arial" w:hAnsi="Arial" w:cs="Arial"/>
+          <w:sz w:val="24"/>
+          <w:szCs w:val="24"/>
+        </w:rPr>
+      </w:pPr>
+    </w:p>
+    <w:p>
+      <w:pPr>
+        <w:tabs>
+          <w:tab w:val="left" w:pos="2604"/>
+        </w:tabs>
+        <w:jc w:val="both"/>
+        <w:rPr>
+          <w:rFonts w:ascii="Arial" w:hAnsi="Arial" w:cs="Arial"/>
           <w:b/>
           <w:bCs/>
-          <w:sz w:val="24"/>
-          <w:szCs w:val="24"/>
+          <w:sz w:val="32"/>
+          <w:szCs w:val="32"/>
           <w:u w:val="single"/>
         </w:rPr>
       </w:pPr>
@@ -958,11 +1374,10 @@
           <w:rFonts w:ascii="Arial" w:hAnsi="Arial" w:cs="Arial"/>
           <w:b/>
           <w:bCs/>
-          <w:sz w:val="24"/>
-          <w:szCs w:val="24"/>
+          <w:sz w:val="32"/>
+          <w:szCs w:val="32"/>
           <w:u w:val="single"/>
         </w:rPr>
-        <w:lastRenderedPageBreak/>
         <w:t>Objectifs :</w:t>
       </w:r>
     </w:p>
@@ -989,79 +1404,15 @@
           <w:sz w:val="24"/>
           <w:szCs w:val="24"/>
         </w:rPr>
-        <w:t>Déterminer</w:t>
-      </w:r>
-      <w:r>
-        <w:rPr>
-          <w:rFonts w:ascii="Arial" w:hAnsi="Arial" w:cs="Arial"/>
-          <w:sz w:val="24"/>
-          <w:szCs w:val="24"/>
-        </w:rPr>
-        <w:t xml:space="preserve"> la tension induite en </w:t>
-      </w:r>
-      <w:r>
-        <w:rPr>
-          <w:rFonts w:ascii="Arial" w:hAnsi="Arial" w:cs="Arial"/>
-          <w:sz w:val="24"/>
-          <w:szCs w:val="24"/>
-        </w:rPr>
-        <w:t>entrée</w:t>
-      </w:r>
-      <w:r>
-        <w:rPr>
-          <w:rFonts w:ascii="Arial" w:hAnsi="Arial" w:cs="Arial"/>
-          <w:sz w:val="24"/>
-          <w:szCs w:val="24"/>
-        </w:rPr>
-        <w:t xml:space="preserve"> du micro en fonction des différents paramètre</w:t>
-      </w:r>
-      <w:r>
-        <w:rPr>
-          <w:rFonts w:ascii="Arial" w:hAnsi="Arial" w:cs="Arial"/>
-          <w:sz w:val="24"/>
-          <w:szCs w:val="24"/>
-        </w:rPr>
-        <w:t>s</w:t>
-      </w:r>
-      <w:r>
-        <w:rPr>
-          <w:rFonts w:ascii="Arial" w:hAnsi="Arial" w:cs="Arial"/>
-          <w:sz w:val="24"/>
-          <w:szCs w:val="24"/>
-        </w:rPr>
-        <w:t xml:space="preserve"> électro-magnétique</w:t>
-      </w:r>
-      <w:r>
-        <w:rPr>
-          <w:rFonts w:ascii="Arial" w:hAnsi="Arial" w:cs="Arial"/>
-          <w:sz w:val="24"/>
-          <w:szCs w:val="24"/>
-        </w:rPr>
-        <w:t xml:space="preserve">s </w:t>
-      </w:r>
-      <w:r>
-        <w:rPr>
-          <w:rFonts w:ascii="Arial" w:hAnsi="Arial" w:cs="Arial"/>
-          <w:sz w:val="24"/>
-          <w:szCs w:val="24"/>
-        </w:rPr>
-        <w:t>du micro</w:t>
-      </w:r>
-      <w:r>
-        <w:rPr>
-          <w:rFonts w:ascii="Arial" w:hAnsi="Arial" w:cs="Arial"/>
-          <w:sz w:val="24"/>
-          <w:szCs w:val="24"/>
-        </w:rPr>
-        <w:t xml:space="preserve"> et physique de la guitare</w:t>
-      </w:r>
-      <w:r>
-        <w:rPr>
-          <w:rFonts w:ascii="Arial" w:hAnsi="Arial" w:cs="Arial"/>
-          <w:sz w:val="24"/>
-          <w:szCs w:val="24"/>
-        </w:rPr>
-        <w:t xml:space="preserve"> sous forme d’équation</w:t>
+        <w:t>Déterminer la FEM induite en f</w:t>
+      </w:r>
+      <w:r>
+        <w:rPr>
+          <w:rFonts w:ascii="Arial" w:hAnsi="Arial" w:cs="Arial"/>
+          <w:sz w:val="24"/>
+          <w:szCs w:val="24"/>
+        </w:rPr>
+        <w:t>onction des harmoniques de vibration de la corde pour quantifier sur le timbre</w:t>
       </w:r>
     </w:p>
     <w:p>
@@ -1087,7 +1438,7 @@
           <w:sz w:val="24"/>
           <w:szCs w:val="24"/>
         </w:rPr>
-        <w:t>Modéliser l’action du micro sous forme d’un filtre RLC équivalent</w:t>
+        <w:t>Etablir la fonction de transfert du circuit RLC équivalent des micros pour quantifier l’influence sur le timbre</w:t>
       </w:r>
     </w:p>
     <w:p>
@@ -1113,55 +1464,7 @@
           <w:sz w:val="24"/>
           <w:szCs w:val="24"/>
         </w:rPr>
-        <w:t xml:space="preserve">Comparer </w:t>
-      </w:r>
-      <w:r>
-        <w:rPr>
-          <w:rFonts w:ascii="Arial" w:hAnsi="Arial" w:cs="Arial"/>
-          <w:sz w:val="24"/>
-          <w:szCs w:val="24"/>
-        </w:rPr>
-        <w:t xml:space="preserve">numériquement </w:t>
-      </w:r>
-      <w:r>
-        <w:rPr>
-          <w:rFonts w:ascii="Arial" w:hAnsi="Arial" w:cs="Arial"/>
-          <w:sz w:val="24"/>
-          <w:szCs w:val="24"/>
-        </w:rPr>
-        <w:t xml:space="preserve">les spectres des signaux électriques </w:t>
-      </w:r>
-      <w:r>
-        <w:rPr>
-          <w:rFonts w:ascii="Arial" w:hAnsi="Arial" w:cs="Arial"/>
-          <w:sz w:val="24"/>
-          <w:szCs w:val="24"/>
-        </w:rPr>
-        <w:t>en sortie des</w:t>
-      </w:r>
-      <w:r>
-        <w:rPr>
-          <w:rFonts w:ascii="Arial" w:hAnsi="Arial" w:cs="Arial"/>
-          <w:sz w:val="24"/>
-          <w:szCs w:val="24"/>
-        </w:rPr>
-        <w:t xml:space="preserve"> micro</w:t>
-      </w:r>
-      <w:r>
-        <w:rPr>
-          <w:rFonts w:ascii="Arial" w:hAnsi="Arial" w:cs="Arial"/>
-          <w:sz w:val="24"/>
-          <w:szCs w:val="24"/>
-        </w:rPr>
-        <w:t>s</w:t>
-      </w:r>
-      <w:r>
-        <w:rPr>
-          <w:rFonts w:ascii="Arial" w:hAnsi="Arial" w:cs="Arial"/>
-          <w:sz w:val="24"/>
-          <w:szCs w:val="24"/>
-        </w:rPr>
-        <w:t xml:space="preserve"> SingleCoil Humbucker avec et sans présence d’un champ parasite</w:t>
+        <w:t>Théoriser la FEM résiduelle du Humbucker sous un champ parasite non uniforme pour quantifier sur la qualité</w:t>
       </w:r>
     </w:p>
     <w:p>
@@ -1187,7 +1490,7 @@
           <w:sz w:val="24"/>
           <w:szCs w:val="24"/>
         </w:rPr>
-        <w:t>Concevoir et réaliser une maquette de guitare électrique</w:t>
+        <w:t>Concevoir une maquette permettant de validé et/ou critiquer cette théorie</w:t>
       </w:r>
     </w:p>
     <w:p>
@@ -1213,23 +1516,7 @@
           <w:sz w:val="24"/>
           <w:szCs w:val="24"/>
         </w:rPr>
-        <w:t xml:space="preserve">Réaliser des mesures en réponse à une excitation standard de la corde en présence </w:t>
-      </w:r>
-      <w:r>
-        <w:rPr>
-          <w:rFonts w:ascii="Arial" w:hAnsi="Arial" w:cs="Arial"/>
-          <w:sz w:val="24"/>
-          <w:szCs w:val="24"/>
-        </w:rPr>
-        <w:t xml:space="preserve">ou non </w:t>
-      </w:r>
-      <w:r>
-        <w:rPr>
-          <w:rFonts w:ascii="Arial" w:hAnsi="Arial" w:cs="Arial"/>
-          <w:sz w:val="24"/>
-          <w:szCs w:val="24"/>
-        </w:rPr>
-        <w:t>d’un champ parasite</w:t>
+        <w:t>Déterminer le taux de rejection du micro Humbucker par rapport au micro simple</w:t>
       </w:r>
     </w:p>
     <w:p>
@@ -1255,7 +1542,7 @@
           <w:sz w:val="24"/>
           <w:szCs w:val="24"/>
         </w:rPr>
-        <w:t>Comparer les écarts entre le modèle théorique et les résultats expérimentaux pour conclure</w:t>
+        <w:t>Conclure sur les avantages et les inconvénient du micro Humbucker</w:t>
       </w:r>
     </w:p>
     <w:p>
@@ -1266,24 +1553,10 @@
         <w:jc w:val="both"/>
         <w:rPr>
           <w:rFonts w:ascii="Arial" w:hAnsi="Arial" w:cs="Arial"/>
-          <w:b/>
-          <w:bCs/>
-          <w:sz w:val="24"/>
-          <w:szCs w:val="24"/>
-          <w:u w:val="single"/>
-        </w:rPr>
-      </w:pPr>
-      <w:r>
-        <w:rPr>
-          <w:rFonts w:ascii="Arial" w:hAnsi="Arial" w:cs="Arial"/>
-          <w:b/>
-          <w:bCs/>
-          <w:sz w:val="24"/>
-          <w:szCs w:val="24"/>
-          <w:u w:val="single"/>
-        </w:rPr>
-        <w:t>Référence Bibliographique :</w:t>
-      </w:r>
+          <w:sz w:val="24"/>
+          <w:szCs w:val="24"/>
+        </w:rPr>
+      </w:pPr>
     </w:p>
     <w:p>
       <w:pPr>
@@ -1293,27 +1566,23 @@
         <w:jc w:val="both"/>
         <w:rPr>
           <w:rFonts w:ascii="Arial" w:hAnsi="Arial" w:cs="Arial"/>
-          <w:sz w:val="24"/>
-          <w:szCs w:val="24"/>
-        </w:rPr>
-      </w:pPr>
-      <w:r>
-        <w:rPr>
-          <w:rFonts w:ascii="Arial" w:hAnsi="Arial" w:cs="Arial"/>
           <w:b/>
           <w:bCs/>
-          <w:sz w:val="24"/>
-          <w:szCs w:val="24"/>
-        </w:rPr>
-        <w:t>[1]</w:t>
-      </w:r>
-      <w:r>
-        <w:rPr>
-          <w:rFonts w:ascii="Arial" w:hAnsi="Arial" w:cs="Arial"/>
-          <w:sz w:val="24"/>
-          <w:szCs w:val="24"/>
-        </w:rPr>
-        <w:t xml:space="preserve"> Matthew Hill. “The hidden history of the electric guitar.” Benoît Navarret, Marc Battier, Philippe Bruguière, Philippe Gonin. ‘’Quand la guitare [s’]électrise!’’, Sorbonne Université Presses, pp.33-61, 2022.</w:t>
+          <w:sz w:val="32"/>
+          <w:szCs w:val="32"/>
+          <w:u w:val="single"/>
+        </w:rPr>
+      </w:pPr>
+      <w:r>
+        <w:rPr>
+          <w:rFonts w:ascii="Arial" w:hAnsi="Arial" w:cs="Arial"/>
+          <w:b/>
+          <w:bCs/>
+          <w:sz w:val="32"/>
+          <w:szCs w:val="32"/>
+          <w:u w:val="single"/>
+        </w:rPr>
+        <w:t>Référence Bibliographique :</w:t>
       </w:r>
     </w:p>
     <w:p>
@@ -1321,6 +1590,7 @@
         <w:tabs>
           <w:tab w:val="left" w:pos="2604"/>
         </w:tabs>
+        <w:jc w:val="both"/>
         <w:rPr>
           <w:rFonts w:ascii="Arial" w:hAnsi="Arial" w:cs="Arial"/>
           <w:sz w:val="24"/>
@@ -1335,71 +1605,15 @@
           <w:sz w:val="24"/>
           <w:szCs w:val="24"/>
         </w:rPr>
-        <w:t>[2]</w:t>
-      </w:r>
-      <w:r>
-        <w:rPr>
-          <w:rFonts w:ascii="Arial" w:hAnsi="Arial" w:cs="Arial"/>
-          <w:sz w:val="24"/>
-          <w:szCs w:val="24"/>
-        </w:rPr>
-        <w:t xml:space="preserve"> Rickenbacker, “Rickenbacker Legacy”, </w:t>
-      </w:r>
-      <w:r>
-        <w:rPr>
-          <w:rFonts w:ascii="Arial" w:hAnsi="Arial" w:cs="Arial"/>
-          <w:sz w:val="24"/>
-          <w:szCs w:val="24"/>
-        </w:rPr>
-        <w:t xml:space="preserve">Rickenbacker, </w:t>
-      </w:r>
-      <w:r>
-        <w:rPr>
-          <w:rFonts w:ascii="Arial" w:hAnsi="Arial" w:cs="Arial"/>
-          <w:sz w:val="24"/>
-          <w:szCs w:val="24"/>
-        </w:rPr>
-        <w:br/>
-      </w:r>
-      <w:r>
-        <w:rPr>
-          <w:rFonts w:ascii="Arial" w:hAnsi="Arial" w:cs="Arial"/>
-          <w:sz w:val="24"/>
-          <w:szCs w:val="24"/>
-        </w:rPr>
-        <w:t xml:space="preserve">[En ligne]. </w:t>
-      </w:r>
-      <w:r>
-        <w:rPr>
-          <w:rFonts w:ascii="Arial" w:hAnsi="Arial" w:cs="Arial"/>
-          <w:sz w:val="24"/>
-          <w:szCs w:val="24"/>
-        </w:rPr>
-        <w:t>Disponible</w:t>
-      </w:r>
-      <w:r>
-        <w:rPr>
-          <w:rFonts w:ascii="Arial" w:hAnsi="Arial" w:cs="Arial"/>
-          <w:sz w:val="24"/>
-          <w:szCs w:val="24"/>
-        </w:rPr>
-        <w:t xml:space="preserve"> sur : </w:t>
-      </w:r>
-      <w:r>
-        <w:rPr>
-          <w:rFonts w:ascii="Arial" w:hAnsi="Arial" w:cs="Arial"/>
-          <w:sz w:val="24"/>
-          <w:szCs w:val="24"/>
-        </w:rPr>
-        <w:t>https://www.rickenbacker.com/legacy/</w:t>
-      </w:r>
-      <w:r>
-        <w:rPr>
-          <w:rFonts w:ascii="Arial" w:hAnsi="Arial" w:cs="Arial"/>
-          <w:sz w:val="24"/>
-          <w:szCs w:val="24"/>
-        </w:rPr>
-        <w:t xml:space="preserve"> </w:t>
+        <w:t>[1]</w:t>
+      </w:r>
+      <w:r>
+        <w:rPr>
+          <w:rFonts w:ascii="Arial" w:hAnsi="Arial" w:cs="Arial"/>
+          <w:sz w:val="24"/>
+          <w:szCs w:val="24"/>
+        </w:rPr>
+        <w:t xml:space="preserve"> Matthew Hill. “The hidden history of the electric guitar.” Benoît Navarret, Marc Battier, Philippe Bruguière, Philippe Gonin. ‘’Quand la guitare [s’]électrise!’’, Sorbonne Université Presses, pp.33-61, 2022.</w:t>
       </w:r>
     </w:p>
     <w:p>
@@ -1421,8 +1635,78 @@
           <w:sz w:val="24"/>
           <w:szCs w:val="24"/>
         </w:rPr>
-        <w:t>[</w:t>
-      </w:r>
+        <w:t>[2]</w:t>
+      </w:r>
+      <w:r>
+        <w:rPr>
+          <w:rFonts w:ascii="Arial" w:hAnsi="Arial" w:cs="Arial"/>
+          <w:sz w:val="24"/>
+          <w:szCs w:val="24"/>
+        </w:rPr>
+        <w:t xml:space="preserve"> Rickenbacker, “Rickenbacker Legacy”, </w:t>
+      </w:r>
+      <w:r>
+        <w:rPr>
+          <w:rFonts w:ascii="Arial" w:hAnsi="Arial" w:cs="Arial"/>
+          <w:sz w:val="24"/>
+          <w:szCs w:val="24"/>
+        </w:rPr>
+        <w:t xml:space="preserve">Rickenbacker, </w:t>
+      </w:r>
+      <w:r>
+        <w:rPr>
+          <w:rFonts w:ascii="Arial" w:hAnsi="Arial" w:cs="Arial"/>
+          <w:sz w:val="24"/>
+          <w:szCs w:val="24"/>
+        </w:rPr>
+        <w:br/>
+      </w:r>
+      <w:r>
+        <w:rPr>
+          <w:rFonts w:ascii="Arial" w:hAnsi="Arial" w:cs="Arial"/>
+          <w:i/>
+          <w:iCs/>
+          <w:sz w:val="24"/>
+          <w:szCs w:val="24"/>
+        </w:rPr>
+        <w:t>[En ligne].</w:t>
+      </w:r>
+      <w:r>
+        <w:rPr>
+          <w:rFonts w:ascii="Arial" w:hAnsi="Arial" w:cs="Arial"/>
+          <w:sz w:val="24"/>
+          <w:szCs w:val="24"/>
+        </w:rPr>
+        <w:t xml:space="preserve"> </w:t>
+      </w:r>
+      <w:r>
+        <w:rPr>
+          <w:rFonts w:ascii="Arial" w:hAnsi="Arial" w:cs="Arial"/>
+          <w:sz w:val="24"/>
+          <w:szCs w:val="24"/>
+        </w:rPr>
+        <w:t>Disponible</w:t>
+      </w:r>
+      <w:r>
+        <w:rPr>
+          <w:rFonts w:ascii="Arial" w:hAnsi="Arial" w:cs="Arial"/>
+          <w:sz w:val="24"/>
+          <w:szCs w:val="24"/>
+        </w:rPr>
+        <w:t xml:space="preserve"> sur : https://www.rickenbacker.com/legacy/ </w:t>
+      </w:r>
+    </w:p>
+    <w:p>
+      <w:pPr>
+        <w:tabs>
+          <w:tab w:val="left" w:pos="2604"/>
+        </w:tabs>
+        <w:rPr>
+          <w:rFonts w:ascii="Arial" w:hAnsi="Arial" w:cs="Arial"/>
+          <w:sz w:val="24"/>
+          <w:szCs w:val="24"/>
+        </w:rPr>
+      </w:pPr>
       <w:r>
         <w:rPr>
           <w:rFonts w:ascii="Arial" w:hAnsi="Arial" w:cs="Arial"/>
@@ -1431,7 +1715,7 @@
           <w:sz w:val="24"/>
           <w:szCs w:val="24"/>
         </w:rPr>
-        <w:t>3</w:t>
+        <w:t>[</w:t>
       </w:r>
       <w:r>
         <w:rPr>
@@ -1441,6 +1725,16 @@
           <w:sz w:val="24"/>
           <w:szCs w:val="24"/>
         </w:rPr>
+        <w:t>3</w:t>
+      </w:r>
+      <w:r>
+        <w:rPr>
+          <w:rFonts w:ascii="Arial" w:hAnsi="Arial" w:cs="Arial"/>
+          <w:b/>
+          <w:bCs/>
+          <w:sz w:val="24"/>
+          <w:szCs w:val="24"/>
+        </w:rPr>
         <w:t>]</w:t>
       </w:r>
       <w:r>
@@ -1449,7 +1743,25 @@
           <w:sz w:val="24"/>
           <w:szCs w:val="24"/>
         </w:rPr>
-        <w:t xml:space="preserve"> S. W. Duncan, "Interview With Seth Lover," Seymour Duncan, </w:t>
+        <w:t xml:space="preserve"> S. W. Duncan, "Interview </w:t>
+      </w:r>
+      <w:proofErr w:type="spellStart"/>
+      <w:r>
+        <w:rPr>
+          <w:rFonts w:ascii="Arial" w:hAnsi="Arial" w:cs="Arial"/>
+          <w:sz w:val="24"/>
+          <w:szCs w:val="24"/>
+        </w:rPr>
+        <w:t>With</w:t>
+      </w:r>
+      <w:proofErr w:type="spellEnd"/>
+      <w:r>
+        <w:rPr>
+          <w:rFonts w:ascii="Arial" w:hAnsi="Arial" w:cs="Arial"/>
+          <w:sz w:val="24"/>
+          <w:szCs w:val="24"/>
+        </w:rPr>
+        <w:t xml:space="preserve"> Seth Lover," Seymour Duncan, </w:t>
       </w:r>
       <w:r>
         <w:rPr>
@@ -1462,6 +1774,8 @@
       <w:r>
         <w:rPr>
           <w:rFonts w:ascii="Arial" w:hAnsi="Arial" w:cs="Arial"/>
+          <w:i/>
+          <w:iCs/>
           <w:sz w:val="24"/>
           <w:szCs w:val="24"/>
         </w:rPr>
@@ -1540,7 +1854,61 @@
           <w:sz w:val="24"/>
           <w:szCs w:val="24"/>
         </w:rPr>
-        <w:t xml:space="preserve">Larry, ‘’How to prevent humming and noise in a guitar amp’’, Thomann, </w:t>
+        <w:t xml:space="preserve">Larry, ‘’How to </w:t>
+      </w:r>
+      <w:proofErr w:type="spellStart"/>
+      <w:r>
+        <w:rPr>
+          <w:rFonts w:ascii="Arial" w:hAnsi="Arial" w:cs="Arial"/>
+          <w:sz w:val="24"/>
+          <w:szCs w:val="24"/>
+        </w:rPr>
+        <w:t>prevent</w:t>
+      </w:r>
+      <w:proofErr w:type="spellEnd"/>
+      <w:r>
+        <w:rPr>
+          <w:rFonts w:ascii="Arial" w:hAnsi="Arial" w:cs="Arial"/>
+          <w:sz w:val="24"/>
+          <w:szCs w:val="24"/>
+        </w:rPr>
+        <w:t xml:space="preserve"> </w:t>
+      </w:r>
+      <w:proofErr w:type="spellStart"/>
+      <w:r>
+        <w:rPr>
+          <w:rFonts w:ascii="Arial" w:hAnsi="Arial" w:cs="Arial"/>
+          <w:sz w:val="24"/>
+          <w:szCs w:val="24"/>
+        </w:rPr>
+        <w:t>humming</w:t>
+      </w:r>
+      <w:proofErr w:type="spellEnd"/>
+      <w:r>
+        <w:rPr>
+          <w:rFonts w:ascii="Arial" w:hAnsi="Arial" w:cs="Arial"/>
+          <w:sz w:val="24"/>
+          <w:szCs w:val="24"/>
+        </w:rPr>
+        <w:t xml:space="preserve"> and noise in a guitar </w:t>
+      </w:r>
+      <w:proofErr w:type="spellStart"/>
+      <w:r>
+        <w:rPr>
+          <w:rFonts w:ascii="Arial" w:hAnsi="Arial" w:cs="Arial"/>
+          <w:sz w:val="24"/>
+          <w:szCs w:val="24"/>
+        </w:rPr>
+        <w:t>amp</w:t>
+      </w:r>
+      <w:proofErr w:type="spellEnd"/>
+      <w:r>
+        <w:rPr>
+          <w:rFonts w:ascii="Arial" w:hAnsi="Arial" w:cs="Arial"/>
+          <w:sz w:val="24"/>
+          <w:szCs w:val="24"/>
+        </w:rPr>
+        <w:t xml:space="preserve">’’, Thomann, </w:t>
       </w:r>
       <w:r>
         <w:rPr>
@@ -1553,18 +1921,20 @@
       <w:r>
         <w:rPr>
           <w:rFonts w:ascii="Arial" w:hAnsi="Arial" w:cs="Arial"/>
-          <w:sz w:val="24"/>
-          <w:szCs w:val="24"/>
-        </w:rPr>
-        <w:t xml:space="preserve">[En ligne]. Disponible sur : </w:t>
-      </w:r>
-      <w:r>
-        <w:rPr>
-          <w:rFonts w:ascii="Arial" w:hAnsi="Arial" w:cs="Arial"/>
-          <w:sz w:val="24"/>
-          <w:szCs w:val="24"/>
-        </w:rPr>
-        <w:t>https://www.thomann.de/blog/en/learn/how-to-prevent-humming-and-noise-in-a-guitar-amp/</w:t>
+          <w:i/>
+          <w:iCs/>
+          <w:sz w:val="24"/>
+          <w:szCs w:val="24"/>
+        </w:rPr>
+        <w:t>[En ligne].</w:t>
+      </w:r>
+      <w:r>
+        <w:rPr>
+          <w:rFonts w:ascii="Arial" w:hAnsi="Arial" w:cs="Arial"/>
+          <w:sz w:val="24"/>
+          <w:szCs w:val="24"/>
+        </w:rPr>
+        <w:t xml:space="preserve"> Disponible sur : https://www.thomann.de/blog/en/learn/how-to-prevent-humming-and-noise-in-a-guitar-amp/</w:t>
       </w:r>
     </w:p>
     <w:p>
@@ -1577,7 +1947,6 @@
           <w:rFonts w:ascii="Arial" w:hAnsi="Arial" w:cs="Arial"/>
           <w:sz w:val="24"/>
           <w:szCs w:val="24"/>
-          <w:lang w:val="en-GB"/>
         </w:rPr>
       </w:pPr>
       <w:r>
@@ -1587,7 +1956,6 @@
           <w:bCs/>
           <w:sz w:val="24"/>
           <w:szCs w:val="24"/>
-          <w:lang w:val="en-GB"/>
         </w:rPr>
         <w:t>[5]</w:t>
       </w:r>
@@ -1596,14 +1964,10 @@
           <w:rFonts w:ascii="Arial" w:hAnsi="Arial" w:cs="Arial"/>
           <w:sz w:val="24"/>
           <w:szCs w:val="24"/>
-          <w:lang w:val="en-GB"/>
         </w:rPr>
         <w:t xml:space="preserve"> Dan Carson. ‘’</w:t>
       </w:r>
       <w:r>
-        <w:rPr>
-          <w:lang w:val="en-GB"/>
-        </w:rPr>
         <w:t xml:space="preserve"> </w:t>
       </w:r>
       <w:r>
@@ -1611,45 +1975,62 @@
           <w:rFonts w:ascii="Arial" w:hAnsi="Arial" w:cs="Arial"/>
           <w:sz w:val="24"/>
           <w:szCs w:val="24"/>
-          <w:lang w:val="en-GB"/>
-        </w:rPr>
-        <w:t>Investigation of the Electromagnetic Properties of Electric Guitar Pickups</w:t>
-      </w:r>
-      <w:r>
-        <w:rPr>
-          <w:rFonts w:ascii="Arial" w:hAnsi="Arial" w:cs="Arial"/>
-          <w:sz w:val="24"/>
-          <w:szCs w:val="24"/>
-          <w:lang w:val="en-GB"/>
-        </w:rPr>
-        <w:t xml:space="preserve">”. </w:t>
-      </w:r>
-      <w:r>
-        <w:rPr>
-          <w:rFonts w:ascii="Arial" w:hAnsi="Arial" w:cs="Arial"/>
-          <w:sz w:val="24"/>
-          <w:szCs w:val="24"/>
-          <w:lang w:val="en-GB"/>
-        </w:rPr>
-        <w:t>University of Illinois at Urbana-Champaign</w:t>
-      </w:r>
-      <w:r>
-        <w:rPr>
-          <w:rFonts w:ascii="Arial" w:hAnsi="Arial" w:cs="Arial"/>
-          <w:sz w:val="24"/>
-          <w:szCs w:val="24"/>
-          <w:lang w:val="en-GB"/>
-        </w:rPr>
-        <w:t xml:space="preserve">. USA. </w:t>
-      </w:r>
-      <w:r>
-        <w:rPr>
-          <w:rFonts w:ascii="Arial" w:hAnsi="Arial" w:cs="Arial"/>
-          <w:sz w:val="24"/>
-          <w:szCs w:val="24"/>
-          <w:lang w:val="en-GB"/>
-        </w:rPr>
-        <w:t>2009</w:t>
+        </w:rPr>
+        <w:t xml:space="preserve">Investigation of the </w:t>
+      </w:r>
+      <w:proofErr w:type="spellStart"/>
+      <w:r>
+        <w:rPr>
+          <w:rFonts w:ascii="Arial" w:hAnsi="Arial" w:cs="Arial"/>
+          <w:sz w:val="24"/>
+          <w:szCs w:val="24"/>
+        </w:rPr>
+        <w:t>Electromagnetic</w:t>
+      </w:r>
+      <w:proofErr w:type="spellEnd"/>
+      <w:r>
+        <w:rPr>
+          <w:rFonts w:ascii="Arial" w:hAnsi="Arial" w:cs="Arial"/>
+          <w:sz w:val="24"/>
+          <w:szCs w:val="24"/>
+        </w:rPr>
+        <w:t xml:space="preserve"> </w:t>
+      </w:r>
+      <w:proofErr w:type="spellStart"/>
+      <w:r>
+        <w:rPr>
+          <w:rFonts w:ascii="Arial" w:hAnsi="Arial" w:cs="Arial"/>
+          <w:sz w:val="24"/>
+          <w:szCs w:val="24"/>
+        </w:rPr>
+        <w:t>Properties</w:t>
+      </w:r>
+      <w:proofErr w:type="spellEnd"/>
+      <w:r>
+        <w:rPr>
+          <w:rFonts w:ascii="Arial" w:hAnsi="Arial" w:cs="Arial"/>
+          <w:sz w:val="24"/>
+          <w:szCs w:val="24"/>
+        </w:rPr>
+        <w:t xml:space="preserve"> of Electric Guitar Pickups”. </w:t>
+      </w:r>
+      <w:proofErr w:type="spellStart"/>
+      <w:r>
+        <w:rPr>
+          <w:rFonts w:ascii="Arial" w:hAnsi="Arial" w:cs="Arial"/>
+          <w:sz w:val="24"/>
+          <w:szCs w:val="24"/>
+        </w:rPr>
+        <w:t>University</w:t>
+      </w:r>
+      <w:proofErr w:type="spellEnd"/>
+      <w:r>
+        <w:rPr>
+          <w:rFonts w:ascii="Arial" w:hAnsi="Arial" w:cs="Arial"/>
+          <w:sz w:val="24"/>
+          <w:szCs w:val="24"/>
+        </w:rPr>
+        <w:t xml:space="preserve"> of Illinois at Urbana-Champaign. USA. 2009</w:t>
       </w:r>
     </w:p>
     <w:p>
@@ -1662,7 +2043,6 @@
           <w:rFonts w:ascii="Arial" w:hAnsi="Arial" w:cs="Arial"/>
           <w:sz w:val="24"/>
           <w:szCs w:val="24"/>
-          <w:lang w:val="en-GB"/>
         </w:rPr>
       </w:pPr>
       <w:r>
@@ -1672,40 +2052,70 @@
           <w:bCs/>
           <w:sz w:val="24"/>
           <w:szCs w:val="24"/>
-          <w:lang w:val="en-GB"/>
-        </w:rPr>
-        <w:t>[</w:t>
-      </w:r>
-      <w:r>
-        <w:rPr>
-          <w:rFonts w:ascii="Arial" w:hAnsi="Arial" w:cs="Arial"/>
-          <w:b/>
-          <w:bCs/>
-          <w:sz w:val="24"/>
-          <w:szCs w:val="24"/>
-          <w:lang w:val="en-GB"/>
-        </w:rPr>
-        <w:t>6</w:t>
-      </w:r>
-      <w:r>
-        <w:rPr>
-          <w:rFonts w:ascii="Arial" w:hAnsi="Arial" w:cs="Arial"/>
-          <w:b/>
-          <w:bCs/>
-          <w:sz w:val="24"/>
-          <w:szCs w:val="24"/>
-          <w:lang w:val="en-GB"/>
-        </w:rPr>
-        <w:t xml:space="preserve">] </w:t>
-      </w:r>
-      <w:r>
-        <w:rPr>
-          <w:rFonts w:ascii="Arial" w:hAnsi="Arial" w:cs="Arial"/>
-          <w:sz w:val="24"/>
-          <w:szCs w:val="24"/>
-          <w:lang w:val="en-GB"/>
-        </w:rPr>
-        <w:t xml:space="preserve">P. Perov, W. Johnson, and N. Perova-Mello, "The physics of guitar string vibrations," </w:t>
+        </w:rPr>
+        <w:t xml:space="preserve">[6] </w:t>
+      </w:r>
+      <w:r>
+        <w:rPr>
+          <w:rFonts w:ascii="Arial" w:hAnsi="Arial" w:cs="Arial"/>
+          <w:sz w:val="24"/>
+          <w:szCs w:val="24"/>
+        </w:rPr>
+        <w:t xml:space="preserve">P. </w:t>
+      </w:r>
+      <w:proofErr w:type="spellStart"/>
+      <w:r>
+        <w:rPr>
+          <w:rFonts w:ascii="Arial" w:hAnsi="Arial" w:cs="Arial"/>
+          <w:sz w:val="24"/>
+          <w:szCs w:val="24"/>
+        </w:rPr>
+        <w:t>Perov</w:t>
+      </w:r>
+      <w:proofErr w:type="spellEnd"/>
+      <w:r>
+        <w:rPr>
+          <w:rFonts w:ascii="Arial" w:hAnsi="Arial" w:cs="Arial"/>
+          <w:sz w:val="24"/>
+          <w:szCs w:val="24"/>
+        </w:rPr>
+        <w:t xml:space="preserve">, W. Johnson, and N. </w:t>
+      </w:r>
+      <w:proofErr w:type="spellStart"/>
+      <w:r>
+        <w:rPr>
+          <w:rFonts w:ascii="Arial" w:hAnsi="Arial" w:cs="Arial"/>
+          <w:sz w:val="24"/>
+          <w:szCs w:val="24"/>
+        </w:rPr>
+        <w:t>Perova</w:t>
+      </w:r>
+      <w:proofErr w:type="spellEnd"/>
+      <w:r>
+        <w:rPr>
+          <w:rFonts w:ascii="Arial" w:hAnsi="Arial" w:cs="Arial"/>
+          <w:sz w:val="24"/>
+          <w:szCs w:val="24"/>
+        </w:rPr>
+        <w:t xml:space="preserve">-Mello, "The </w:t>
+      </w:r>
+      <w:proofErr w:type="spellStart"/>
+      <w:r>
+        <w:rPr>
+          <w:rFonts w:ascii="Arial" w:hAnsi="Arial" w:cs="Arial"/>
+          <w:sz w:val="24"/>
+          <w:szCs w:val="24"/>
+        </w:rPr>
+        <w:t>physics</w:t>
+      </w:r>
+      <w:proofErr w:type="spellEnd"/>
+      <w:r>
+        <w:rPr>
+          <w:rFonts w:ascii="Arial" w:hAnsi="Arial" w:cs="Arial"/>
+          <w:sz w:val="24"/>
+          <w:szCs w:val="24"/>
+        </w:rPr>
+        <w:t xml:space="preserve"> of guitar string vibrations," </w:t>
       </w:r>
       <w:r>
         <w:rPr>
@@ -1714,16 +2124,26 @@
           <w:iCs/>
           <w:sz w:val="24"/>
           <w:szCs w:val="24"/>
-          <w:lang w:val="en-GB"/>
-        </w:rPr>
-        <w:t>American Journal of Physics</w:t>
-      </w:r>
-      <w:r>
-        <w:rPr>
-          <w:rFonts w:ascii="Arial" w:hAnsi="Arial" w:cs="Arial"/>
-          <w:sz w:val="24"/>
-          <w:szCs w:val="24"/>
-          <w:lang w:val="en-GB"/>
+        </w:rPr>
+        <w:t xml:space="preserve">American Journal of </w:t>
+      </w:r>
+      <w:proofErr w:type="spellStart"/>
+      <w:r>
+        <w:rPr>
+          <w:rFonts w:ascii="Arial" w:hAnsi="Arial" w:cs="Arial"/>
+          <w:i/>
+          <w:iCs/>
+          <w:sz w:val="24"/>
+          <w:szCs w:val="24"/>
+        </w:rPr>
+        <w:t>Physics</w:t>
+      </w:r>
+      <w:proofErr w:type="spellEnd"/>
+      <w:r>
+        <w:rPr>
+          <w:rFonts w:ascii="Arial" w:hAnsi="Arial" w:cs="Arial"/>
+          <w:sz w:val="24"/>
+          <w:szCs w:val="24"/>
         </w:rPr>
         <w:t>, vol. 84, no. 1, pp. 38–43, Jan. 2016.</w:t>
       </w:r>
@@ -1738,7 +2158,6 @@
           <w:rFonts w:ascii="Arial" w:hAnsi="Arial" w:cs="Arial"/>
           <w:sz w:val="24"/>
           <w:szCs w:val="24"/>
-          <w:lang w:val="en-GB"/>
         </w:rPr>
       </w:pPr>
     </w:p>
@@ -1755,10 +2174,235 @@
 <file path=word/numbering.xml><?xml version="1.0" encoding="utf-8"?>
 <w:numbering xmlns:wpc="http://schemas.microsoft.com/office/word/2010/wordprocessingCanvas" xmlns:cx="http://schemas.microsoft.com/office/drawing/2014/chartex" xmlns:cx1="http://schemas.microsoft.com/office/drawing/2015/9/8/chartex" xmlns:cx2="http://schemas.microsoft.com/office/drawing/2015/10/21/chartex" xmlns:cx3="http://schemas.microsoft.com/office/drawing/2016/5/9/chartex" xmlns:cx4="http://schemas.microsoft.com/office/drawing/2016/5/10/chartex" xmlns:cx5="http://schemas.microsoft.com/office/drawing/2016/5/11/chartex" xmlns:cx6="http://schemas.microsoft.com/office/drawing/2016/5/12/chartex" xmlns:cx7="http://schemas.microsoft.com/office/drawing/2016/5/13/chartex" xmlns:cx8="http://schemas.microsoft.com/office/drawing/2016/5/14/chartex" xmlns:mc="http://schemas.openxmlformats.org/markup-compatibility/2006" xmlns:aink="http://schemas.microsoft.com/office/drawing/2016/ink" xmlns:am3d="http://schemas.microsoft.com/office/drawing/2017/model3d" xmlns:o="urn:schemas-microsoft-com:office:office" xmlns:oel="http://schemas.microsoft.com/office/2019/extlst" xmlns:r="http://schemas.openxmlformats.org/officeDocument/2006/relationships" xmlns:m="http://schemas.openxmlformats.org/officeDocument/2006/math" xmlns:v="urn:schemas-microsoft-com:vml" xmlns:wp14="http://schemas.microsoft.com/office/word/2010/wordprocessingDrawing" xmlns:wp="http://schemas.openxmlformats.org/drawingml/2006/wordprocessingDrawing" xmlns:w10="urn:schemas-microsoft-com:office:word" xmlns:w="http://schemas.openxmlformats.org/wordprocessingml/2006/main" xmlns:w14="http://schemas.microsoft.com/office/word/2010/wordml" xmlns:w15="http://schemas.microsoft.com/office/word/2012/wordml" xmlns:w16cex="http://schemas.microsoft.com/office/word/2018/wordml/cex" xmlns:w16cid="http://schemas.microsoft.com/office/word/2016/wordml/cid" xmlns:w16="http://schemas.microsoft.com/office/word/2018/wordml" xmlns:w16du="http://schemas.microsoft.com/office/word/2023/wordml/word16du" xmlns:w16sdtdh="http://schemas.microsoft.com/office/word/2020/wordml/sdtdatahash" xmlns:w16sdtfl="http://schemas.microsoft.com/office/word/2024/wordml/sdtformatlock" xmlns:w16se="http://schemas.microsoft.com/office/word/2015/wordml/symex" xmlns:wpg="http://schemas.microsoft.com/office/word/2010/wordprocessingGroup" xmlns:wpi="http://schemas.microsoft.com/office/word/2010/wordprocessingInk" xmlns:wne="http://schemas.microsoft.com/office/word/2006/wordml" xmlns:wps="http://schemas.microsoft.com/office/word/2010/wordprocessingShape" mc:Ignorable="w14 w15 w16se w16cid w16 w16cex w16sdtdh w16sdtfl w16du wp14">
   <w:abstractNum w:abstractNumId="0" w15:restartNumberingAfterBreak="0">
-    <w:nsid w:val="5B5F0218"/>
+    <w:nsid w:val="18F9481B"/>
     <w:multiLevelType w:val="hybridMultilevel"/>
-    <w:tmpl w:val="68480532"/>
-    <w:lvl w:ilvl="0" w:tplc="FB0EDCB4">
+    <w:tmpl w:val="8140140A"/>
+    <w:lvl w:ilvl="0" w:tplc="972ACABE">
+      <w:numFmt w:val="bullet"/>
+      <w:lvlText w:val="-"/>
+      <w:lvlJc w:val="left"/>
+      <w:pPr>
+        <w:ind w:left="720" w:hanging="360"/>
+      </w:pPr>
+      <w:rPr>
+        <w:rFonts w:ascii="Arial" w:eastAsiaTheme="minorHAnsi" w:hAnsi="Arial" w:cs="Arial" w:hint="default"/>
+      </w:rPr>
+    </w:lvl>
+    <w:lvl w:ilvl="1" w:tplc="040C0003" w:tentative="1">
+      <w:start w:val="1"/>
+      <w:numFmt w:val="bullet"/>
+      <w:lvlText w:val="o"/>
+      <w:lvlJc w:val="left"/>
+      <w:pPr>
+        <w:ind w:left="1440" w:hanging="360"/>
+      </w:pPr>
+      <w:rPr>
+        <w:rFonts w:ascii="Courier New" w:hAnsi="Courier New" w:cs="Courier New" w:hint="default"/>
+      </w:rPr>
+    </w:lvl>
+    <w:lvl w:ilvl="2" w:tplc="040C0005" w:tentative="1">
+      <w:start w:val="1"/>
+      <w:numFmt w:val="bullet"/>
+      <w:lvlText w:val=""/>
+      <w:lvlJc w:val="left"/>
+      <w:pPr>
+        <w:ind w:left="2160" w:hanging="360"/>
+      </w:pPr>
+      <w:rPr>
+        <w:rFonts w:ascii="Wingdings" w:hAnsi="Wingdings" w:hint="default"/>
+      </w:rPr>
+    </w:lvl>
+    <w:lvl w:ilvl="3" w:tplc="040C0001" w:tentative="1">
+      <w:start w:val="1"/>
+      <w:numFmt w:val="bullet"/>
+      <w:lvlText w:val=""/>
+      <w:lvlJc w:val="left"/>
+      <w:pPr>
+        <w:ind w:left="2880" w:hanging="360"/>
+      </w:pPr>
+      <w:rPr>
+        <w:rFonts w:ascii="Symbol" w:hAnsi="Symbol" w:hint="default"/>
+      </w:rPr>
+    </w:lvl>
+    <w:lvl w:ilvl="4" w:tplc="040C0003" w:tentative="1">
+      <w:start w:val="1"/>
+      <w:numFmt w:val="bullet"/>
+      <w:lvlText w:val="o"/>
+      <w:lvlJc w:val="left"/>
+      <w:pPr>
+        <w:ind w:left="3600" w:hanging="360"/>
+      </w:pPr>
+      <w:rPr>
+        <w:rFonts w:ascii="Courier New" w:hAnsi="Courier New" w:cs="Courier New" w:hint="default"/>
+      </w:rPr>
+    </w:lvl>
+    <w:lvl w:ilvl="5" w:tplc="040C0005" w:tentative="1">
+      <w:start w:val="1"/>
+      <w:numFmt w:val="bullet"/>
+      <w:lvlText w:val=""/>
+      <w:lvlJc w:val="left"/>
+      <w:pPr>
+        <w:ind w:left="4320" w:hanging="360"/>
+      </w:pPr>
+      <w:rPr>
+        <w:rFonts w:ascii="Wingdings" w:hAnsi="Wingdings" w:hint="default"/>
+      </w:rPr>
+    </w:lvl>
+    <w:lvl w:ilvl="6" w:tplc="040C0001" w:tentative="1">
+      <w:start w:val="1"/>
+      <w:numFmt w:val="bullet"/>
+      <w:lvlText w:val=""/>
+      <w:lvlJc w:val="left"/>
+      <w:pPr>
+        <w:ind w:left="5040" w:hanging="360"/>
+      </w:pPr>
+      <w:rPr>
+        <w:rFonts w:ascii="Symbol" w:hAnsi="Symbol" w:hint="default"/>
+      </w:rPr>
+    </w:lvl>
+    <w:lvl w:ilvl="7" w:tplc="040C0003" w:tentative="1">
+      <w:start w:val="1"/>
+      <w:numFmt w:val="bullet"/>
+      <w:lvlText w:val="o"/>
+      <w:lvlJc w:val="left"/>
+      <w:pPr>
+        <w:ind w:left="5760" w:hanging="360"/>
+      </w:pPr>
+      <w:rPr>
+        <w:rFonts w:ascii="Courier New" w:hAnsi="Courier New" w:cs="Courier New" w:hint="default"/>
+      </w:rPr>
+    </w:lvl>
+    <w:lvl w:ilvl="8" w:tplc="040C0005" w:tentative="1">
+      <w:start w:val="1"/>
+      <w:numFmt w:val="bullet"/>
+      <w:lvlText w:val=""/>
+      <w:lvlJc w:val="left"/>
+      <w:pPr>
+        <w:ind w:left="6480" w:hanging="360"/>
+      </w:pPr>
+      <w:rPr>
+        <w:rFonts w:ascii="Wingdings" w:hAnsi="Wingdings" w:hint="default"/>
+      </w:rPr>
+    </w:lvl>
+  </w:abstractNum>
+  <w:abstractNum w:abstractNumId="1" w15:restartNumberingAfterBreak="0">
+    <w:nsid w:val="3F876DB4"/>
+    <w:multiLevelType w:val="hybridMultilevel"/>
+    <w:tmpl w:val="E0582AF2"/>
+    <w:lvl w:ilvl="0" w:tplc="EFD0AE00">
+      <w:numFmt w:val="bullet"/>
+      <w:lvlText w:val="-"/>
+      <w:lvlJc w:val="left"/>
+      <w:pPr>
+        <w:ind w:left="720" w:hanging="360"/>
+      </w:pPr>
+      <w:rPr>
+        <w:rFonts w:ascii="Arial" w:eastAsiaTheme="minorHAnsi" w:hAnsi="Arial" w:cs="Arial" w:hint="default"/>
+        <w:b/>
+      </w:rPr>
+    </w:lvl>
+    <w:lvl w:ilvl="1" w:tplc="040C0003" w:tentative="1">
+      <w:start w:val="1"/>
+      <w:numFmt w:val="bullet"/>
+      <w:lvlText w:val="o"/>
+      <w:lvlJc w:val="left"/>
+      <w:pPr>
+        <w:ind w:left="1440" w:hanging="360"/>
+      </w:pPr>
+      <w:rPr>
+        <w:rFonts w:ascii="Courier New" w:hAnsi="Courier New" w:cs="Courier New" w:hint="default"/>
+      </w:rPr>
+    </w:lvl>
+    <w:lvl w:ilvl="2" w:tplc="040C0005" w:tentative="1">
+      <w:start w:val="1"/>
+      <w:numFmt w:val="bullet"/>
+      <w:lvlText w:val=""/>
+      <w:lvlJc w:val="left"/>
+      <w:pPr>
+        <w:ind w:left="2160" w:hanging="360"/>
+      </w:pPr>
+      <w:rPr>
+        <w:rFonts w:ascii="Wingdings" w:hAnsi="Wingdings" w:hint="default"/>
+      </w:rPr>
+    </w:lvl>
+    <w:lvl w:ilvl="3" w:tplc="040C0001" w:tentative="1">
+      <w:start w:val="1"/>
+      <w:numFmt w:val="bullet"/>
+      <w:lvlText w:val=""/>
+      <w:lvlJc w:val="left"/>
+      <w:pPr>
+        <w:ind w:left="2880" w:hanging="360"/>
+      </w:pPr>
+      <w:rPr>
+        <w:rFonts w:ascii="Symbol" w:hAnsi="Symbol" w:hint="default"/>
+      </w:rPr>
+    </w:lvl>
+    <w:lvl w:ilvl="4" w:tplc="040C0003" w:tentative="1">
+      <w:start w:val="1"/>
+      <w:numFmt w:val="bullet"/>
+      <w:lvlText w:val="o"/>
+      <w:lvlJc w:val="left"/>
+      <w:pPr>
+        <w:ind w:left="3600" w:hanging="360"/>
+      </w:pPr>
+      <w:rPr>
+        <w:rFonts w:ascii="Courier New" w:hAnsi="Courier New" w:cs="Courier New" w:hint="default"/>
+      </w:rPr>
+    </w:lvl>
+    <w:lvl w:ilvl="5" w:tplc="040C0005" w:tentative="1">
+      <w:start w:val="1"/>
+      <w:numFmt w:val="bullet"/>
+      <w:lvlText w:val=""/>
+      <w:lvlJc w:val="left"/>
+      <w:pPr>
+        <w:ind w:left="4320" w:hanging="360"/>
+      </w:pPr>
+      <w:rPr>
+        <w:rFonts w:ascii="Wingdings" w:hAnsi="Wingdings" w:hint="default"/>
+      </w:rPr>
+    </w:lvl>
+    <w:lvl w:ilvl="6" w:tplc="040C0001" w:tentative="1">
+      <w:start w:val="1"/>
+      <w:numFmt w:val="bullet"/>
+      <w:lvlText w:val=""/>
+      <w:lvlJc w:val="left"/>
+      <w:pPr>
+        <w:ind w:left="5040" w:hanging="360"/>
+      </w:pPr>
+      <w:rPr>
+        <w:rFonts w:ascii="Symbol" w:hAnsi="Symbol" w:hint="default"/>
+      </w:rPr>
+    </w:lvl>
+    <w:lvl w:ilvl="7" w:tplc="040C0003" w:tentative="1">
+      <w:start w:val="1"/>
+      <w:numFmt w:val="bullet"/>
+      <w:lvlText w:val="o"/>
+      <w:lvlJc w:val="left"/>
+      <w:pPr>
+        <w:ind w:left="5760" w:hanging="360"/>
+      </w:pPr>
+      <w:rPr>
+        <w:rFonts w:ascii="Courier New" w:hAnsi="Courier New" w:cs="Courier New" w:hint="default"/>
+      </w:rPr>
+    </w:lvl>
+    <w:lvl w:ilvl="8" w:tplc="040C0005" w:tentative="1">
+      <w:start w:val="1"/>
+      <w:numFmt w:val="bullet"/>
+      <w:lvlText w:val=""/>
+      <w:lvlJc w:val="left"/>
+      <w:pPr>
+        <w:ind w:left="6480" w:hanging="360"/>
+      </w:pPr>
+      <w:rPr>
+        <w:rFonts w:ascii="Wingdings" w:hAnsi="Wingdings" w:hint="default"/>
+      </w:rPr>
+    </w:lvl>
+  </w:abstractNum>
+  <w:abstractNum w:abstractNumId="2" w15:restartNumberingAfterBreak="0">
+    <w:nsid w:val="550B3DB6"/>
+    <w:multiLevelType w:val="hybridMultilevel"/>
+    <w:tmpl w:val="A94657BE"/>
+    <w:lvl w:ilvl="0" w:tplc="72BC3820">
       <w:numFmt w:val="bullet"/>
       <w:lvlText w:val=""/>
       <w:lvlJc w:val="left"/>
@@ -1866,8 +2510,129 @@
       </w:rPr>
     </w:lvl>
   </w:abstractNum>
+  <w:abstractNum w:abstractNumId="3" w15:restartNumberingAfterBreak="0">
+    <w:nsid w:val="5B5F0218"/>
+    <w:multiLevelType w:val="hybridMultilevel"/>
+    <w:tmpl w:val="68480532"/>
+    <w:lvl w:ilvl="0" w:tplc="FB0EDCB4">
+      <w:numFmt w:val="bullet"/>
+      <w:lvlText w:val=""/>
+      <w:lvlJc w:val="left"/>
+      <w:pPr>
+        <w:ind w:left="720" w:hanging="360"/>
+      </w:pPr>
+      <w:rPr>
+        <w:rFonts w:ascii="Symbol" w:eastAsiaTheme="minorHAnsi" w:hAnsi="Symbol" w:cs="Arial" w:hint="default"/>
+      </w:rPr>
+    </w:lvl>
+    <w:lvl w:ilvl="1" w:tplc="040C0003" w:tentative="1">
+      <w:start w:val="1"/>
+      <w:numFmt w:val="bullet"/>
+      <w:lvlText w:val="o"/>
+      <w:lvlJc w:val="left"/>
+      <w:pPr>
+        <w:ind w:left="1440" w:hanging="360"/>
+      </w:pPr>
+      <w:rPr>
+        <w:rFonts w:ascii="Courier New" w:hAnsi="Courier New" w:cs="Courier New" w:hint="default"/>
+      </w:rPr>
+    </w:lvl>
+    <w:lvl w:ilvl="2" w:tplc="040C0005" w:tentative="1">
+      <w:start w:val="1"/>
+      <w:numFmt w:val="bullet"/>
+      <w:lvlText w:val=""/>
+      <w:lvlJc w:val="left"/>
+      <w:pPr>
+        <w:ind w:left="2160" w:hanging="360"/>
+      </w:pPr>
+      <w:rPr>
+        <w:rFonts w:ascii="Wingdings" w:hAnsi="Wingdings" w:hint="default"/>
+      </w:rPr>
+    </w:lvl>
+    <w:lvl w:ilvl="3" w:tplc="040C0001" w:tentative="1">
+      <w:start w:val="1"/>
+      <w:numFmt w:val="bullet"/>
+      <w:lvlText w:val=""/>
+      <w:lvlJc w:val="left"/>
+      <w:pPr>
+        <w:ind w:left="2880" w:hanging="360"/>
+      </w:pPr>
+      <w:rPr>
+        <w:rFonts w:ascii="Symbol" w:hAnsi="Symbol" w:hint="default"/>
+      </w:rPr>
+    </w:lvl>
+    <w:lvl w:ilvl="4" w:tplc="040C0003" w:tentative="1">
+      <w:start w:val="1"/>
+      <w:numFmt w:val="bullet"/>
+      <w:lvlText w:val="o"/>
+      <w:lvlJc w:val="left"/>
+      <w:pPr>
+        <w:ind w:left="3600" w:hanging="360"/>
+      </w:pPr>
+      <w:rPr>
+        <w:rFonts w:ascii="Courier New" w:hAnsi="Courier New" w:cs="Courier New" w:hint="default"/>
+      </w:rPr>
+    </w:lvl>
+    <w:lvl w:ilvl="5" w:tplc="040C0005" w:tentative="1">
+      <w:start w:val="1"/>
+      <w:numFmt w:val="bullet"/>
+      <w:lvlText w:val=""/>
+      <w:lvlJc w:val="left"/>
+      <w:pPr>
+        <w:ind w:left="4320" w:hanging="360"/>
+      </w:pPr>
+      <w:rPr>
+        <w:rFonts w:ascii="Wingdings" w:hAnsi="Wingdings" w:hint="default"/>
+      </w:rPr>
+    </w:lvl>
+    <w:lvl w:ilvl="6" w:tplc="040C0001" w:tentative="1">
+      <w:start w:val="1"/>
+      <w:numFmt w:val="bullet"/>
+      <w:lvlText w:val=""/>
+      <w:lvlJc w:val="left"/>
+      <w:pPr>
+        <w:ind w:left="5040" w:hanging="360"/>
+      </w:pPr>
+      <w:rPr>
+        <w:rFonts w:ascii="Symbol" w:hAnsi="Symbol" w:hint="default"/>
+      </w:rPr>
+    </w:lvl>
+    <w:lvl w:ilvl="7" w:tplc="040C0003" w:tentative="1">
+      <w:start w:val="1"/>
+      <w:numFmt w:val="bullet"/>
+      <w:lvlText w:val="o"/>
+      <w:lvlJc w:val="left"/>
+      <w:pPr>
+        <w:ind w:left="5760" w:hanging="360"/>
+      </w:pPr>
+      <w:rPr>
+        <w:rFonts w:ascii="Courier New" w:hAnsi="Courier New" w:cs="Courier New" w:hint="default"/>
+      </w:rPr>
+    </w:lvl>
+    <w:lvl w:ilvl="8" w:tplc="040C0005" w:tentative="1">
+      <w:start w:val="1"/>
+      <w:numFmt w:val="bullet"/>
+      <w:lvlText w:val=""/>
+      <w:lvlJc w:val="left"/>
+      <w:pPr>
+        <w:ind w:left="6480" w:hanging="360"/>
+      </w:pPr>
+      <w:rPr>
+        <w:rFonts w:ascii="Wingdings" w:hAnsi="Wingdings" w:hint="default"/>
+      </w:rPr>
+    </w:lvl>
+  </w:abstractNum>
   <w:num w:numId="1" w16cid:durableId="1555583321">
+    <w:abstractNumId w:val="3"/>
+  </w:num>
+  <w:num w:numId="2" w16cid:durableId="1080761697">
+    <w:abstractNumId w:val="2"/>
+  </w:num>
+  <w:num w:numId="3" w16cid:durableId="94717157">
     <w:abstractNumId w:val="0"/>
+  </w:num>
+  <w:num w:numId="4" w16cid:durableId="990210715">
+    <w:abstractNumId w:val="1"/>
   </w:num>
 </w:numbering>
 </file>

--- a/Views/MCOT/V1.docx
+++ b/Views/MCOT/V1.docx
@@ -5,16 +5,16 @@
     <w:tbl>
       <w:tblPr>
         <w:tblStyle w:val="TableGrid"/>
-        <w:tblW w:w="0" w:type="auto"/>
+        <w:tblW w:w="9067" w:type="dxa"/>
         <w:tblLook w:val="04A0" w:firstRow="1" w:lastRow="0" w:firstColumn="1" w:lastColumn="0" w:noHBand="0" w:noVBand="1"/>
       </w:tblPr>
       <w:tblGrid>
-        <w:gridCol w:w="9062"/>
+        <w:gridCol w:w="9067"/>
       </w:tblGrid>
       <w:tr>
         <w:tc>
           <w:tcPr>
-            <w:tcW w:w="9062" w:type="dxa"/>
+            <w:tcW w:w="9067" w:type="dxa"/>
           </w:tcPr>
           <w:p>
             <w:pPr>
@@ -23,8 +23,8 @@
                 <w:rFonts w:ascii="Arial" w:hAnsi="Arial" w:cs="Arial"/>
                 <w:b/>
                 <w:bCs/>
-                <w:sz w:val="28"/>
-                <w:szCs w:val="28"/>
+                <w:sz w:val="24"/>
+                <w:szCs w:val="24"/>
               </w:rPr>
             </w:pPr>
             <w:r>
@@ -32,8 +32,8 @@
                 <w:rFonts w:ascii="Arial" w:hAnsi="Arial" w:cs="Arial"/>
                 <w:b/>
                 <w:bCs/>
-                <w:sz w:val="28"/>
-                <w:szCs w:val="28"/>
+                <w:sz w:val="24"/>
+                <w:szCs w:val="24"/>
               </w:rPr>
               <w:t>MCOT : Mise en Cohérence des Objectifs du T</w:t>
             </w:r>
@@ -42,8 +42,8 @@
                 <w:rFonts w:ascii="Arial" w:hAnsi="Arial" w:cs="Arial"/>
                 <w:b/>
                 <w:bCs/>
-                <w:sz w:val="28"/>
-                <w:szCs w:val="28"/>
+                <w:sz w:val="24"/>
+                <w:szCs w:val="24"/>
               </w:rPr>
               <w:t>.</w:t>
             </w:r>
@@ -52,8 +52,8 @@
                 <w:rFonts w:ascii="Arial" w:hAnsi="Arial" w:cs="Arial"/>
                 <w:b/>
                 <w:bCs/>
-                <w:sz w:val="28"/>
-                <w:szCs w:val="28"/>
+                <w:sz w:val="24"/>
+                <w:szCs w:val="24"/>
               </w:rPr>
               <w:t>I</w:t>
             </w:r>
@@ -62,8 +62,8 @@
                 <w:rFonts w:ascii="Arial" w:hAnsi="Arial" w:cs="Arial"/>
                 <w:b/>
                 <w:bCs/>
-                <w:sz w:val="28"/>
-                <w:szCs w:val="28"/>
+                <w:sz w:val="24"/>
+                <w:szCs w:val="24"/>
               </w:rPr>
               <w:t>.</w:t>
             </w:r>
@@ -72,8 +72,8 @@
                 <w:rFonts w:ascii="Arial" w:hAnsi="Arial" w:cs="Arial"/>
                 <w:b/>
                 <w:bCs/>
-                <w:sz w:val="28"/>
-                <w:szCs w:val="28"/>
+                <w:sz w:val="24"/>
+                <w:szCs w:val="24"/>
               </w:rPr>
               <w:t>P</w:t>
             </w:r>
@@ -82,8 +82,8 @@
                 <w:rFonts w:ascii="Arial" w:hAnsi="Arial" w:cs="Arial"/>
                 <w:b/>
                 <w:bCs/>
-                <w:sz w:val="28"/>
-                <w:szCs w:val="28"/>
+                <w:sz w:val="24"/>
+                <w:szCs w:val="24"/>
               </w:rPr>
               <w:t>.</w:t>
             </w:r>
@@ -92,8 +92,8 @@
                 <w:rFonts w:ascii="Arial" w:hAnsi="Arial" w:cs="Arial"/>
                 <w:b/>
                 <w:bCs/>
-                <w:sz w:val="28"/>
-                <w:szCs w:val="28"/>
+                <w:sz w:val="24"/>
+                <w:szCs w:val="24"/>
               </w:rPr>
               <w:t>E</w:t>
             </w:r>
@@ -102,8 +102,8 @@
                 <w:rFonts w:ascii="Arial" w:hAnsi="Arial" w:cs="Arial"/>
                 <w:b/>
                 <w:bCs/>
-                <w:sz w:val="28"/>
-                <w:szCs w:val="28"/>
+                <w:sz w:val="24"/>
+                <w:szCs w:val="24"/>
               </w:rPr>
               <w:t>.</w:t>
             </w:r>
@@ -121,8 +121,8 @@
           <w:rFonts w:ascii="Arial" w:hAnsi="Arial" w:cs="Arial"/>
           <w:b/>
           <w:bCs/>
-          <w:sz w:val="32"/>
-          <w:szCs w:val="32"/>
+          <w:sz w:val="24"/>
+          <w:szCs w:val="24"/>
           <w:u w:val="single"/>
         </w:rPr>
       </w:pPr>
@@ -137,8 +137,8 @@
           <w:rFonts w:ascii="Arial" w:hAnsi="Arial" w:cs="Arial"/>
           <w:b/>
           <w:bCs/>
-          <w:sz w:val="32"/>
-          <w:szCs w:val="32"/>
+          <w:sz w:val="24"/>
+          <w:szCs w:val="24"/>
           <w:u w:val="single"/>
         </w:rPr>
       </w:pPr>
@@ -147,8 +147,8 @@
           <w:rFonts w:ascii="Arial" w:hAnsi="Arial" w:cs="Arial"/>
           <w:b/>
           <w:bCs/>
-          <w:sz w:val="32"/>
-          <w:szCs w:val="32"/>
+          <w:sz w:val="24"/>
+          <w:szCs w:val="24"/>
           <w:u w:val="single"/>
         </w:rPr>
         <w:t>Titre :</w:t>
@@ -158,8 +158,8 @@
           <w:rFonts w:ascii="Arial" w:hAnsi="Arial" w:cs="Arial"/>
           <w:b/>
           <w:bCs/>
-          <w:sz w:val="32"/>
-          <w:szCs w:val="32"/>
+          <w:sz w:val="24"/>
+          <w:szCs w:val="24"/>
         </w:rPr>
         <w:t xml:space="preserve"> </w:t>
       </w:r>
@@ -168,8 +168,8 @@
           <w:rFonts w:ascii="Arial" w:hAnsi="Arial" w:cs="Arial"/>
           <w:b/>
           <w:bCs/>
-          <w:sz w:val="32"/>
-          <w:szCs w:val="32"/>
+          <w:sz w:val="24"/>
+          <w:szCs w:val="24"/>
         </w:rPr>
         <w:t xml:space="preserve"> </w:t>
       </w:r>
@@ -179,7 +179,41 @@
           <w:sz w:val="24"/>
           <w:szCs w:val="24"/>
         </w:rPr>
-        <w:t>Influence du type de micro de guitare électrique sur le son perçu</w:t>
+        <w:t xml:space="preserve">Guitare électrique : Etude de l’influence </w:t>
+      </w:r>
+      <w:proofErr w:type="spellStart"/>
+      <w:r>
+        <w:rPr>
+          <w:rFonts w:ascii="Arial" w:hAnsi="Arial" w:cs="Arial"/>
+          <w:sz w:val="24"/>
+          <w:szCs w:val="24"/>
+        </w:rPr>
+        <w:t>d</w:t>
+      </w:r>
+      <w:r>
+        <w:rPr>
+          <w:rFonts w:ascii="Arial" w:hAnsi="Arial" w:cs="Arial"/>
+          <w:sz w:val="24"/>
+          <w:szCs w:val="24"/>
+        </w:rPr>
+        <w:t xml:space="preserve"> </w:t>
+      </w:r>
+      <w:r>
+        <w:rPr>
+          <w:rFonts w:ascii="Arial" w:hAnsi="Arial" w:cs="Arial"/>
+          <w:sz w:val="24"/>
+          <w:szCs w:val="24"/>
+        </w:rPr>
+        <w:t>u</w:t>
+      </w:r>
+      <w:proofErr w:type="spellEnd"/>
+      <w:r>
+        <w:rPr>
+          <w:rFonts w:ascii="Arial" w:hAnsi="Arial" w:cs="Arial"/>
+          <w:sz w:val="24"/>
+          <w:szCs w:val="24"/>
+        </w:rPr>
+        <w:t xml:space="preserve"> type de micro</w:t>
       </w:r>
     </w:p>
     <w:p>
@@ -192,8 +226,8 @@
           <w:rFonts w:ascii="Arial" w:hAnsi="Arial" w:cs="Arial"/>
           <w:b/>
           <w:bCs/>
-          <w:sz w:val="32"/>
-          <w:szCs w:val="32"/>
+          <w:sz w:val="24"/>
+          <w:szCs w:val="24"/>
           <w:u w:val="single"/>
         </w:rPr>
       </w:pPr>
@@ -202,8 +236,8 @@
           <w:rFonts w:ascii="Arial" w:hAnsi="Arial" w:cs="Arial"/>
           <w:b/>
           <w:bCs/>
-          <w:sz w:val="32"/>
-          <w:szCs w:val="32"/>
+          <w:sz w:val="24"/>
+          <w:szCs w:val="24"/>
           <w:u w:val="single"/>
         </w:rPr>
         <w:t>Bibliographie Commentée :</w:t>
@@ -251,7 +285,23 @@
           <w:sz w:val="24"/>
           <w:szCs w:val="24"/>
         </w:rPr>
-        <w:t>Né suite à la nécessité d’amplifier le son pour rivaliser avec les percussion et le</w:t>
+        <w:t>Né</w:t>
+      </w:r>
+      <w:r>
+        <w:rPr>
+          <w:rFonts w:ascii="Arial" w:hAnsi="Arial" w:cs="Arial"/>
+          <w:sz w:val="24"/>
+          <w:szCs w:val="24"/>
+        </w:rPr>
+        <w:t>e</w:t>
+      </w:r>
+      <w:r>
+        <w:rPr>
+          <w:rFonts w:ascii="Arial" w:hAnsi="Arial" w:cs="Arial"/>
+          <w:sz w:val="24"/>
+          <w:szCs w:val="24"/>
+        </w:rPr>
+        <w:t xml:space="preserve"> suite à la nécessité d’amplifier le son pour rivaliser avec les percussion</w:t>
       </w:r>
       <w:r>
         <w:rPr>
@@ -267,7 +317,39 @@
           <w:sz w:val="24"/>
           <w:szCs w:val="24"/>
         </w:rPr>
-        <w:t xml:space="preserve"> cuivres dans les grands ensemble, elle a transformé le paysage musical. </w:t>
+        <w:t xml:space="preserve"> et le</w:t>
+      </w:r>
+      <w:r>
+        <w:rPr>
+          <w:rFonts w:ascii="Arial" w:hAnsi="Arial" w:cs="Arial"/>
+          <w:sz w:val="24"/>
+          <w:szCs w:val="24"/>
+        </w:rPr>
+        <w:t>s</w:t>
+      </w:r>
+      <w:r>
+        <w:rPr>
+          <w:rFonts w:ascii="Arial" w:hAnsi="Arial" w:cs="Arial"/>
+          <w:sz w:val="24"/>
+          <w:szCs w:val="24"/>
+        </w:rPr>
+        <w:t xml:space="preserve"> cuivres dans les grands ensemble</w:t>
+      </w:r>
+      <w:r>
+        <w:rPr>
+          <w:rFonts w:ascii="Arial" w:hAnsi="Arial" w:cs="Arial"/>
+          <w:sz w:val="24"/>
+          <w:szCs w:val="24"/>
+        </w:rPr>
+        <w:t>s</w:t>
+      </w:r>
+      <w:r>
+        <w:rPr>
+          <w:rFonts w:ascii="Arial" w:hAnsi="Arial" w:cs="Arial"/>
+          <w:sz w:val="24"/>
+          <w:szCs w:val="24"/>
+        </w:rPr>
+        <w:t xml:space="preserve">, elle a transformé le paysage musical. </w:t>
       </w:r>
       <w:r>
         <w:rPr>
@@ -296,7 +378,31 @@
           <w:sz w:val="24"/>
           <w:szCs w:val="24"/>
         </w:rPr>
-        <w:t>Contrairement à une guitare dite acoustique</w:t>
+        <w:t>Contrairement à une guitare d</w:t>
+      </w:r>
+      <w:r>
+        <w:rPr>
+          <w:rFonts w:ascii="Arial" w:hAnsi="Arial" w:cs="Arial"/>
+          <w:sz w:val="24"/>
+          <w:szCs w:val="24"/>
+        </w:rPr>
+        <w:t>i</w:t>
+      </w:r>
+      <w:r>
+        <w:rPr>
+          <w:rFonts w:ascii="Arial" w:hAnsi="Arial" w:cs="Arial"/>
+          <w:sz w:val="24"/>
+          <w:szCs w:val="24"/>
+        </w:rPr>
+        <w:t>te acoustique</w:t>
+      </w:r>
+      <w:r>
+        <w:rPr>
+          <w:rFonts w:ascii="Arial" w:hAnsi="Arial" w:cs="Arial"/>
+          <w:sz w:val="24"/>
+          <w:szCs w:val="24"/>
+        </w:rPr>
+        <w:t>,</w:t>
       </w:r>
       <w:r>
         <w:rPr>
@@ -320,7 +426,47 @@
           <w:sz w:val="24"/>
           <w:szCs w:val="24"/>
         </w:rPr>
-        <w:t>est basé uniquement sur un système de transduction électromagnétique pour convertir</w:t>
+        <w:t xml:space="preserve">est </w:t>
+      </w:r>
+      <w:r>
+        <w:rPr>
+          <w:rFonts w:ascii="Arial" w:hAnsi="Arial" w:cs="Arial"/>
+          <w:sz w:val="24"/>
+          <w:szCs w:val="24"/>
+        </w:rPr>
+        <w:t>basée</w:t>
+      </w:r>
+      <w:r>
+        <w:rPr>
+          <w:rFonts w:ascii="Arial" w:hAnsi="Arial" w:cs="Arial"/>
+          <w:sz w:val="24"/>
+          <w:szCs w:val="24"/>
+        </w:rPr>
+        <w:t xml:space="preserve"> uniquement sur un système</w:t>
+      </w:r>
+      <w:r>
+        <w:rPr>
+          <w:rFonts w:ascii="Arial" w:hAnsi="Arial" w:cs="Arial"/>
+          <w:sz w:val="24"/>
+          <w:szCs w:val="24"/>
+        </w:rPr>
+        <w:t xml:space="preserve"> de transduction</w:t>
+      </w:r>
+      <w:r>
+        <w:rPr>
+          <w:rFonts w:ascii="Arial" w:hAnsi="Arial" w:cs="Arial"/>
+          <w:sz w:val="24"/>
+          <w:szCs w:val="24"/>
+        </w:rPr>
+        <w:t xml:space="preserve"> </w:t>
+      </w:r>
+      <w:r>
+        <w:rPr>
+          <w:rFonts w:ascii="Arial" w:hAnsi="Arial" w:cs="Arial"/>
+          <w:sz w:val="24"/>
+          <w:szCs w:val="24"/>
+        </w:rPr>
+        <w:t>électromagnétique pour convertir</w:t>
       </w:r>
       <w:r>
         <w:rPr>
@@ -489,7 +635,7 @@
           <w:sz w:val="24"/>
           <w:szCs w:val="24"/>
         </w:rPr>
-        <w:t>[2</w:t>
+        <w:t>[</w:t>
       </w:r>
       <w:r>
         <w:rPr>
@@ -499,31 +645,7 @@
           <w:sz w:val="24"/>
           <w:szCs w:val="24"/>
         </w:rPr>
-        <w:t>]</w:t>
-      </w:r>
-      <w:r>
-        <w:rPr>
-          <w:rFonts w:ascii="Arial" w:hAnsi="Arial" w:cs="Arial"/>
-          <w:sz w:val="24"/>
-          <w:szCs w:val="24"/>
-        </w:rPr>
-        <w:t>.</w:t>
-      </w:r>
-      <w:r>
-        <w:rPr>
-          <w:rFonts w:ascii="Arial" w:hAnsi="Arial" w:cs="Arial"/>
-          <w:sz w:val="24"/>
-          <w:szCs w:val="24"/>
-        </w:rPr>
-        <w:t xml:space="preserve"> Le fonctionnement à l’époque est assez rudimentaire et basé sur un principe connu de la Physique : La loi d’induction de Faraday</w:t>
-      </w:r>
-      <w:r>
-        <w:rPr>
-          <w:rFonts w:ascii="Arial" w:hAnsi="Arial" w:cs="Arial"/>
-          <w:sz w:val="24"/>
-          <w:szCs w:val="24"/>
-        </w:rPr>
-        <w:t xml:space="preserve"> </w:t>
+        <w:t>1</w:t>
       </w:r>
       <w:r>
         <w:rPr>
@@ -533,7 +655,70 @@
           <w:sz w:val="24"/>
           <w:szCs w:val="24"/>
         </w:rPr>
-        <w:t>[3]</w:t>
+        <w:t>]</w:t>
+      </w:r>
+      <w:r>
+        <w:rPr>
+          <w:rFonts w:ascii="Arial" w:hAnsi="Arial" w:cs="Arial"/>
+          <w:sz w:val="24"/>
+          <w:szCs w:val="24"/>
+        </w:rPr>
+        <w:t>.</w:t>
+      </w:r>
+      <w:r>
+        <w:rPr>
+          <w:rFonts w:ascii="Arial" w:hAnsi="Arial" w:cs="Arial"/>
+          <w:sz w:val="24"/>
+          <w:szCs w:val="24"/>
+        </w:rPr>
+        <w:t xml:space="preserve"> Le fonctionnement à l’époque est assez rudimentaire et basé sur un principe connu de la Physique : </w:t>
+      </w:r>
+      <w:r>
+        <w:rPr>
+          <w:rFonts w:ascii="Arial" w:hAnsi="Arial" w:cs="Arial"/>
+          <w:sz w:val="24"/>
+          <w:szCs w:val="24"/>
+          <w:u w:val="single"/>
+        </w:rPr>
+        <w:t>La loi d’induction de Faraday</w:t>
+      </w:r>
+      <w:r>
+        <w:rPr>
+          <w:rFonts w:ascii="Arial" w:hAnsi="Arial" w:cs="Arial"/>
+          <w:sz w:val="24"/>
+          <w:szCs w:val="24"/>
+        </w:rPr>
+        <w:t xml:space="preserve"> </w:t>
+      </w:r>
+      <w:r>
+        <w:rPr>
+          <w:rFonts w:ascii="Arial" w:hAnsi="Arial" w:cs="Arial"/>
+          <w:b/>
+          <w:bCs/>
+          <w:sz w:val="24"/>
+          <w:szCs w:val="24"/>
+        </w:rPr>
+        <w:t>[</w:t>
+      </w:r>
+      <w:r>
+        <w:rPr>
+          <w:rFonts w:ascii="Arial" w:hAnsi="Arial" w:cs="Arial"/>
+          <w:b/>
+          <w:bCs/>
+          <w:sz w:val="24"/>
+          <w:szCs w:val="24"/>
+        </w:rPr>
+        <w:t>2</w:t>
+      </w:r>
+      <w:r>
+        <w:rPr>
+          <w:rFonts w:ascii="Arial" w:hAnsi="Arial" w:cs="Arial"/>
+          <w:b/>
+          <w:bCs/>
+          <w:sz w:val="24"/>
+          <w:szCs w:val="24"/>
+        </w:rPr>
+        <w:t>]</w:t>
       </w:r>
       <w:r>
         <w:rPr>
@@ -610,15 +795,23 @@
           <w:sz w:val="24"/>
           <w:szCs w:val="24"/>
         </w:rPr>
-        <w:t xml:space="preserve">t fournir </w:t>
-      </w:r>
-      <w:r>
-        <w:rPr>
-          <w:rFonts w:ascii="Arial" w:hAnsi="Arial" w:cs="Arial"/>
-          <w:sz w:val="24"/>
-          <w:szCs w:val="24"/>
-        </w:rPr>
-        <w:t xml:space="preserve">aux </w:t>
+        <w:t xml:space="preserve">t </w:t>
+      </w:r>
+      <w:r>
+        <w:rPr>
+          <w:rFonts w:ascii="Arial" w:hAnsi="Arial" w:cs="Arial"/>
+          <w:sz w:val="24"/>
+          <w:szCs w:val="24"/>
+        </w:rPr>
+        <w:t>plonger les</w:t>
+      </w:r>
+      <w:r>
+        <w:rPr>
+          <w:rFonts w:ascii="Arial" w:hAnsi="Arial" w:cs="Arial"/>
+          <w:sz w:val="24"/>
+          <w:szCs w:val="24"/>
+        </w:rPr>
+        <w:t xml:space="preserve"> </w:t>
       </w:r>
       <w:r>
         <w:rPr>
@@ -642,6 +835,14 @@
           <w:sz w:val="24"/>
           <w:szCs w:val="24"/>
         </w:rPr>
+        <w:t xml:space="preserve"> dans</w:t>
+      </w:r>
+      <w:r>
+        <w:rPr>
+          <w:rFonts w:ascii="Arial" w:hAnsi="Arial" w:cs="Arial"/>
+          <w:sz w:val="24"/>
+          <w:szCs w:val="24"/>
+        </w:rPr>
         <w:t xml:space="preserve"> un champ magnétique. Lorsque celle</w:t>
       </w:r>
       <w:r>
@@ -674,7 +875,33 @@
           <w:sz w:val="24"/>
           <w:szCs w:val="24"/>
         </w:rPr>
-        <w:t xml:space="preserve"> vibrer, elle</w:t>
+        <w:t xml:space="preserve"> vibrer</w:t>
+      </w:r>
+      <w:r>
+        <w:rPr>
+          <w:rFonts w:ascii="Arial" w:hAnsi="Arial" w:cs="Arial"/>
+          <w:sz w:val="24"/>
+          <w:szCs w:val="24"/>
+        </w:rPr>
+        <w:t xml:space="preserve"> </w:t>
+      </w:r>
+      <w:r>
+        <w:rPr>
+          <w:rFonts w:ascii="Arial" w:hAnsi="Arial" w:cs="Arial"/>
+          <w:b/>
+          <w:bCs/>
+          <w:sz w:val="24"/>
+          <w:szCs w:val="24"/>
+        </w:rPr>
+        <w:t>[3]</w:t>
+      </w:r>
+      <w:r>
+        <w:rPr>
+          <w:rFonts w:ascii="Arial" w:hAnsi="Arial" w:cs="Arial"/>
+          <w:sz w:val="24"/>
+          <w:szCs w:val="24"/>
+        </w:rPr>
+        <w:t>, elle</w:t>
       </w:r>
       <w:r>
         <w:rPr>
@@ -738,6 +965,24 @@
           <w:sz w:val="24"/>
           <w:szCs w:val="24"/>
         </w:rPr>
+        <w:t xml:space="preserve"> </w:t>
+      </w:r>
+      <w:r>
+        <w:rPr>
+          <w:rFonts w:ascii="Arial" w:hAnsi="Arial" w:cs="Arial"/>
+          <w:b/>
+          <w:bCs/>
+          <w:sz w:val="24"/>
+          <w:szCs w:val="24"/>
+        </w:rPr>
+        <w:t>[2]</w:t>
+      </w:r>
+      <w:r>
+        <w:rPr>
+          <w:rFonts w:ascii="Arial" w:hAnsi="Arial" w:cs="Arial"/>
+          <w:sz w:val="24"/>
+          <w:szCs w:val="24"/>
+        </w:rPr>
         <w:t>.</w:t>
       </w:r>
       <w:r>
@@ -746,23 +991,63 @@
           <w:sz w:val="24"/>
           <w:szCs w:val="24"/>
         </w:rPr>
-        <w:t xml:space="preserve"> </w:t>
-      </w:r>
-      <w:r>
-        <w:rPr>
-          <w:rFonts w:ascii="Arial" w:hAnsi="Arial" w:cs="Arial"/>
-          <w:sz w:val="24"/>
-          <w:szCs w:val="24"/>
-        </w:rPr>
-        <w:t>C’est ce signal électrique qui ensuite transmit à l’amplificateur</w:t>
-      </w:r>
-      <w:r>
-        <w:rPr>
-          <w:rFonts w:ascii="Arial" w:hAnsi="Arial" w:cs="Arial"/>
-          <w:sz w:val="24"/>
-          <w:szCs w:val="24"/>
-        </w:rPr>
-        <w:t xml:space="preserve"> en convertit en son</w:t>
+        <w:t xml:space="preserve"> C’est ce signal électrique qui </w:t>
+      </w:r>
+      <w:r>
+        <w:rPr>
+          <w:rFonts w:ascii="Arial" w:hAnsi="Arial" w:cs="Arial"/>
+          <w:sz w:val="24"/>
+          <w:szCs w:val="24"/>
+        </w:rPr>
+        <w:t xml:space="preserve"> est </w:t>
+      </w:r>
+      <w:r>
+        <w:rPr>
+          <w:rFonts w:ascii="Arial" w:hAnsi="Arial" w:cs="Arial"/>
+          <w:sz w:val="24"/>
+          <w:szCs w:val="24"/>
+        </w:rPr>
+        <w:t>ensuite transmi</w:t>
+      </w:r>
+      <w:r>
+        <w:rPr>
+          <w:rFonts w:ascii="Arial" w:hAnsi="Arial" w:cs="Arial"/>
+          <w:sz w:val="24"/>
+          <w:szCs w:val="24"/>
+        </w:rPr>
+        <w:t>s</w:t>
+      </w:r>
+      <w:r>
+        <w:rPr>
+          <w:rFonts w:ascii="Arial" w:hAnsi="Arial" w:cs="Arial"/>
+          <w:sz w:val="24"/>
+          <w:szCs w:val="24"/>
+        </w:rPr>
+        <w:t xml:space="preserve"> à l’amplificateur</w:t>
+      </w:r>
+      <w:r>
+        <w:rPr>
+          <w:rFonts w:ascii="Arial" w:hAnsi="Arial" w:cs="Arial"/>
+          <w:sz w:val="24"/>
+          <w:szCs w:val="24"/>
+        </w:rPr>
+        <w:t xml:space="preserve"> e</w:t>
+      </w:r>
+      <w:r>
+        <w:rPr>
+          <w:rFonts w:ascii="Arial" w:hAnsi="Arial" w:cs="Arial"/>
+          <w:sz w:val="24"/>
+          <w:szCs w:val="24"/>
+        </w:rPr>
+        <w:t>t</w:t>
+      </w:r>
+      <w:r>
+        <w:rPr>
+          <w:rFonts w:ascii="Arial" w:hAnsi="Arial" w:cs="Arial"/>
+          <w:sz w:val="24"/>
+          <w:szCs w:val="24"/>
+        </w:rPr>
+        <w:t xml:space="preserve"> convertit en son</w:t>
       </w:r>
       <w:r>
         <w:rPr>
@@ -781,6 +1066,8 @@
         <w:jc w:val="both"/>
         <w:rPr>
           <w:rFonts w:ascii="Arial" w:hAnsi="Arial" w:cs="Arial"/>
+          <w:b/>
+          <w:bCs/>
           <w:sz w:val="24"/>
           <w:szCs w:val="24"/>
         </w:rPr>
@@ -839,7 +1126,23 @@
           <w:sz w:val="24"/>
           <w:szCs w:val="24"/>
         </w:rPr>
-        <w:t xml:space="preserve"> également les champs magnétiques ambiant, parasite donc, qui vont </w:t>
+        <w:t xml:space="preserve"> également les champs magnétiques ambiant, parasite</w:t>
+      </w:r>
+      <w:r>
+        <w:rPr>
+          <w:rFonts w:ascii="Arial" w:hAnsi="Arial" w:cs="Arial"/>
+          <w:sz w:val="24"/>
+          <w:szCs w:val="24"/>
+        </w:rPr>
+        <w:t>s</w:t>
+      </w:r>
+      <w:r>
+        <w:rPr>
+          <w:rFonts w:ascii="Arial" w:hAnsi="Arial" w:cs="Arial"/>
+          <w:sz w:val="24"/>
+          <w:szCs w:val="24"/>
+        </w:rPr>
+        <w:t xml:space="preserve"> donc, qui vont </w:t>
       </w:r>
       <w:r>
         <w:rPr>
@@ -871,7 +1174,55 @@
           <w:sz w:val="24"/>
           <w:szCs w:val="24"/>
         </w:rPr>
-        <w:t xml:space="preserve">En effet, sur scène, le guitariste joue en présence de nombreux appareil électronique destiné à l’éclairage, la sonorisation, les accessoires ou encore à l’alimentation de toute l’installation. Ces divers composants </w:t>
+        <w:t>En effet, sur scène, le guitariste joue en présence de nombreux appareil</w:t>
+      </w:r>
+      <w:r>
+        <w:rPr>
+          <w:rFonts w:ascii="Arial" w:hAnsi="Arial" w:cs="Arial"/>
+          <w:sz w:val="24"/>
+          <w:szCs w:val="24"/>
+        </w:rPr>
+        <w:t>s</w:t>
+      </w:r>
+      <w:r>
+        <w:rPr>
+          <w:rFonts w:ascii="Arial" w:hAnsi="Arial" w:cs="Arial"/>
+          <w:sz w:val="24"/>
+          <w:szCs w:val="24"/>
+        </w:rPr>
+        <w:t xml:space="preserve"> électronique</w:t>
+      </w:r>
+      <w:r>
+        <w:rPr>
+          <w:rFonts w:ascii="Arial" w:hAnsi="Arial" w:cs="Arial"/>
+          <w:sz w:val="24"/>
+          <w:szCs w:val="24"/>
+        </w:rPr>
+        <w:t>s</w:t>
+      </w:r>
+      <w:r>
+        <w:rPr>
+          <w:rFonts w:ascii="Arial" w:hAnsi="Arial" w:cs="Arial"/>
+          <w:sz w:val="24"/>
+          <w:szCs w:val="24"/>
+        </w:rPr>
+        <w:t xml:space="preserve"> destiné</w:t>
+      </w:r>
+      <w:r>
+        <w:rPr>
+          <w:rFonts w:ascii="Arial" w:hAnsi="Arial" w:cs="Arial"/>
+          <w:sz w:val="24"/>
+          <w:szCs w:val="24"/>
+        </w:rPr>
+        <w:t>s</w:t>
+      </w:r>
+      <w:r>
+        <w:rPr>
+          <w:rFonts w:ascii="Arial" w:hAnsi="Arial" w:cs="Arial"/>
+          <w:sz w:val="24"/>
+          <w:szCs w:val="24"/>
+        </w:rPr>
+        <w:t xml:space="preserve"> à l’éclairage, la sonorisation, les accessoires ou encore à l’alimentation de toute l’installation. Ces divers composants </w:t>
       </w:r>
       <w:r>
         <w:rPr>
@@ -990,23 +1341,52 @@
           <w:sz w:val="24"/>
           <w:szCs w:val="24"/>
         </w:rPr>
-        <w:t xml:space="preserve">C’est pourquoi en 1955 fut inventé un nouveau type de </w:t>
-      </w:r>
-      <w:r>
-        <w:rPr>
-          <w:rFonts w:ascii="Arial" w:hAnsi="Arial" w:cs="Arial"/>
-          <w:sz w:val="24"/>
-          <w:szCs w:val="24"/>
-        </w:rPr>
-        <w:t>m</w:t>
-      </w:r>
-      <w:r>
-        <w:rPr>
-          <w:rFonts w:ascii="Arial" w:hAnsi="Arial" w:cs="Arial"/>
-          <w:sz w:val="24"/>
-          <w:szCs w:val="24"/>
-        </w:rPr>
-        <w:t xml:space="preserve">icro par l’ingénieur Seth Lover : Le Humbucker </w:t>
+        <w:t>Dès</w:t>
+      </w:r>
+      <w:r>
+        <w:rPr>
+          <w:rFonts w:ascii="Arial" w:hAnsi="Arial" w:cs="Arial"/>
+          <w:sz w:val="24"/>
+          <w:szCs w:val="24"/>
+        </w:rPr>
+        <w:t xml:space="preserve"> lors, il vient la question suivante : Comment </w:t>
+      </w:r>
+      <w:r>
+        <w:rPr>
+          <w:rFonts w:ascii="Arial" w:hAnsi="Arial" w:cs="Arial"/>
+          <w:sz w:val="24"/>
+          <w:szCs w:val="24"/>
+        </w:rPr>
+        <w:t>contrer ces effets parasites sans perdre en qualité ?</w:t>
+      </w:r>
+    </w:p>
+    <w:p>
+      <w:pPr>
+        <w:tabs>
+          <w:tab w:val="left" w:pos="2604"/>
+        </w:tabs>
+        <w:jc w:val="both"/>
+        <w:rPr>
+          <w:rFonts w:ascii="Arial" w:hAnsi="Arial" w:cs="Arial"/>
+          <w:sz w:val="24"/>
+          <w:szCs w:val="24"/>
+        </w:rPr>
+      </w:pPr>
+      <w:r>
+        <w:rPr>
+          <w:rFonts w:ascii="Arial" w:hAnsi="Arial" w:cs="Arial"/>
+          <w:sz w:val="24"/>
+          <w:szCs w:val="24"/>
+        </w:rPr>
+        <w:t>En</w:t>
+      </w:r>
+      <w:r>
+        <w:rPr>
+          <w:rFonts w:ascii="Arial" w:hAnsi="Arial" w:cs="Arial"/>
+          <w:sz w:val="24"/>
+          <w:szCs w:val="24"/>
+        </w:rPr>
+        <w:t xml:space="preserve"> 1955 fut inventé un nouveau type de micro par l’ingénieur Seth Lover : Le Humbucker </w:t>
       </w:r>
       <w:r>
         <w:rPr>
@@ -1016,7 +1396,27 @@
           <w:sz w:val="24"/>
           <w:szCs w:val="24"/>
         </w:rPr>
-        <w:t>[3]</w:t>
+        <w:t>[</w:t>
+      </w:r>
+      <w:r>
+        <w:rPr>
+          <w:rFonts w:ascii="Arial" w:hAnsi="Arial" w:cs="Arial"/>
+          <w:b/>
+          <w:bCs/>
+          <w:sz w:val="24"/>
+          <w:szCs w:val="24"/>
+        </w:rPr>
+        <w:t>4</w:t>
+      </w:r>
+      <w:r>
+        <w:rPr>
+          <w:rFonts w:ascii="Arial" w:hAnsi="Arial" w:cs="Arial"/>
+          <w:b/>
+          <w:bCs/>
+          <w:sz w:val="24"/>
+          <w:szCs w:val="24"/>
+        </w:rPr>
+        <w:t>]</w:t>
       </w:r>
       <w:r>
         <w:rPr>
@@ -1032,55 +1432,23 @@
           <w:sz w:val="24"/>
           <w:szCs w:val="24"/>
         </w:rPr>
-        <w:t xml:space="preserve"> Ce micro, censé réduire considérablement</w:t>
-      </w:r>
-      <w:r>
-        <w:rPr>
-          <w:rFonts w:ascii="Arial" w:hAnsi="Arial" w:cs="Arial"/>
-          <w:sz w:val="24"/>
-          <w:szCs w:val="24"/>
-        </w:rPr>
-        <w:t>,</w:t>
-      </w:r>
-      <w:r>
-        <w:rPr>
-          <w:rFonts w:ascii="Arial" w:hAnsi="Arial" w:cs="Arial"/>
-          <w:sz w:val="24"/>
-          <w:szCs w:val="24"/>
-        </w:rPr>
-        <w:t xml:space="preserve"> </w:t>
-      </w:r>
-      <w:r>
-        <w:rPr>
-          <w:rFonts w:ascii="Arial" w:hAnsi="Arial" w:cs="Arial"/>
-          <w:sz w:val="24"/>
-          <w:szCs w:val="24"/>
-        </w:rPr>
-        <w:t>voire</w:t>
-      </w:r>
-      <w:r>
-        <w:rPr>
-          <w:rFonts w:ascii="Arial" w:hAnsi="Arial" w:cs="Arial"/>
-          <w:sz w:val="24"/>
-          <w:szCs w:val="24"/>
-        </w:rPr>
-        <w:t xml:space="preserve"> parfois annul</w:t>
-      </w:r>
-      <w:r>
-        <w:rPr>
-          <w:rFonts w:ascii="Arial" w:hAnsi="Arial" w:cs="Arial"/>
-          <w:sz w:val="24"/>
-          <w:szCs w:val="24"/>
-        </w:rPr>
-        <w:t>er,</w:t>
-      </w:r>
-      <w:r>
-        <w:rPr>
-          <w:rFonts w:ascii="Arial" w:hAnsi="Arial" w:cs="Arial"/>
-          <w:sz w:val="24"/>
-          <w:szCs w:val="24"/>
-        </w:rPr>
-        <w:t xml:space="preserve"> le bruit parasite permet ainsi de reproduire le son </w:t>
+        <w:t xml:space="preserve"> Ce micro, censé réduire considérablement le bruit parasite</w:t>
+      </w:r>
+      <w:r>
+        <w:rPr>
+          <w:rFonts w:ascii="Arial" w:hAnsi="Arial" w:cs="Arial"/>
+          <w:sz w:val="24"/>
+          <w:szCs w:val="24"/>
+        </w:rPr>
+        <w:t>, voire parfois l’annuler,</w:t>
+      </w:r>
+      <w:r>
+        <w:rPr>
+          <w:rFonts w:ascii="Arial" w:hAnsi="Arial" w:cs="Arial"/>
+          <w:sz w:val="24"/>
+          <w:szCs w:val="24"/>
+        </w:rPr>
+        <w:t xml:space="preserve"> permet ainsi de reproduire le son </w:t>
       </w:r>
       <w:r>
         <w:rPr>
@@ -1096,7 +1464,23 @@
           <w:sz w:val="24"/>
           <w:szCs w:val="24"/>
         </w:rPr>
-        <w:t xml:space="preserve"> par la corde dans de meilleures condition.</w:t>
+        <w:t xml:space="preserve"> par la corde dans de meilleures condition</w:t>
+      </w:r>
+      <w:r>
+        <w:rPr>
+          <w:rFonts w:ascii="Arial" w:hAnsi="Arial" w:cs="Arial"/>
+          <w:sz w:val="24"/>
+          <w:szCs w:val="24"/>
+        </w:rPr>
+        <w:t>s</w:t>
+      </w:r>
+      <w:r>
+        <w:rPr>
+          <w:rFonts w:ascii="Arial" w:hAnsi="Arial" w:cs="Arial"/>
+          <w:sz w:val="24"/>
+          <w:szCs w:val="24"/>
+        </w:rPr>
+        <w:t>.</w:t>
       </w:r>
     </w:p>
     <w:p>
@@ -1161,15 +1545,39 @@
           <w:sz w:val="24"/>
           <w:szCs w:val="24"/>
         </w:rPr>
-        <w:t>Les bobines sont câblées dans des sens opposé</w:t>
-      </w:r>
-      <w:r>
-        <w:rPr>
-          <w:rFonts w:ascii="Arial" w:hAnsi="Arial" w:cs="Arial"/>
-          <w:sz w:val="24"/>
-          <w:szCs w:val="24"/>
-        </w:rPr>
-        <w:t xml:space="preserve">. Tout champ induit alors une FEM opposé dans chaque bobine, </w:t>
+        <w:t xml:space="preserve">Les bobines sont câblées dans </w:t>
+      </w:r>
+      <w:r>
+        <w:rPr>
+          <w:rFonts w:ascii="Arial" w:hAnsi="Arial" w:cs="Arial"/>
+          <w:sz w:val="24"/>
+          <w:szCs w:val="24"/>
+        </w:rPr>
+        <w:t>des sens opposées</w:t>
+      </w:r>
+      <w:r>
+        <w:rPr>
+          <w:rFonts w:ascii="Arial" w:hAnsi="Arial" w:cs="Arial"/>
+          <w:sz w:val="24"/>
+          <w:szCs w:val="24"/>
+        </w:rPr>
+        <w:t>. Tout champ induit alors une FEM opposé</w:t>
+      </w:r>
+      <w:r>
+        <w:rPr>
+          <w:rFonts w:ascii="Arial" w:hAnsi="Arial" w:cs="Arial"/>
+          <w:sz w:val="24"/>
+          <w:szCs w:val="24"/>
+        </w:rPr>
+        <w:t>e</w:t>
+      </w:r>
+      <w:r>
+        <w:rPr>
+          <w:rFonts w:ascii="Arial" w:hAnsi="Arial" w:cs="Arial"/>
+          <w:sz w:val="24"/>
+          <w:szCs w:val="24"/>
+        </w:rPr>
+        <w:t xml:space="preserve"> dans chaque bobine, </w:t>
       </w:r>
       <w:r>
         <w:rPr>
@@ -1205,15 +1613,74 @@
           <w:sz w:val="24"/>
           <w:szCs w:val="24"/>
         </w:rPr>
-        <w:t xml:space="preserve">Polarité inversé : </w:t>
-      </w:r>
-      <w:r>
-        <w:rPr>
-          <w:rFonts w:ascii="Arial" w:hAnsi="Arial" w:cs="Arial"/>
-          <w:sz w:val="24"/>
-          <w:szCs w:val="24"/>
-        </w:rPr>
-        <w:t>Les aimants sous chaque corde ont des polarité opposé, cette inversion magnétique compense l’inversion du bobinage pour le signal produit par la corde, assurant l’addition du signal.</w:t>
+        <w:t>Polarité inversée</w:t>
+      </w:r>
+      <w:r>
+        <w:rPr>
+          <w:rFonts w:ascii="Arial" w:hAnsi="Arial" w:cs="Arial"/>
+          <w:b/>
+          <w:bCs/>
+          <w:sz w:val="24"/>
+          <w:szCs w:val="24"/>
+        </w:rPr>
+        <w:t xml:space="preserve"> : </w:t>
+      </w:r>
+      <w:r>
+        <w:rPr>
+          <w:rFonts w:ascii="Arial" w:hAnsi="Arial" w:cs="Arial"/>
+          <w:sz w:val="24"/>
+          <w:szCs w:val="24"/>
+        </w:rPr>
+        <w:t xml:space="preserve">Les aimants sous chaque corde ont </w:t>
+      </w:r>
+      <w:r>
+        <w:rPr>
+          <w:rFonts w:ascii="Arial" w:hAnsi="Arial" w:cs="Arial"/>
+          <w:sz w:val="24"/>
+          <w:szCs w:val="24"/>
+        </w:rPr>
+        <w:t>des polarités opposées</w:t>
+      </w:r>
+      <w:r>
+        <w:rPr>
+          <w:rFonts w:ascii="Arial" w:hAnsi="Arial" w:cs="Arial"/>
+          <w:sz w:val="24"/>
+          <w:szCs w:val="24"/>
+        </w:rPr>
+        <w:t xml:space="preserve">, cette inversion magnétique compense l’inversion du bobinage </w:t>
+      </w:r>
+      <w:r>
+        <w:rPr>
+          <w:rFonts w:ascii="Arial" w:hAnsi="Arial" w:cs="Arial"/>
+          <w:sz w:val="24"/>
+          <w:szCs w:val="24"/>
+        </w:rPr>
+        <w:lastRenderedPageBreak/>
+        <w:t>uniquement dans le cas où</w:t>
+      </w:r>
+      <w:r>
+        <w:rPr>
+          <w:rFonts w:ascii="Arial" w:hAnsi="Arial" w:cs="Arial"/>
+          <w:sz w:val="24"/>
+          <w:szCs w:val="24"/>
+        </w:rPr>
+        <w:t xml:space="preserve"> le signal</w:t>
+      </w:r>
+      <w:r>
+        <w:rPr>
+          <w:rFonts w:ascii="Arial" w:hAnsi="Arial" w:cs="Arial"/>
+          <w:sz w:val="24"/>
+          <w:szCs w:val="24"/>
+        </w:rPr>
+        <w:t xml:space="preserve"> est</w:t>
+      </w:r>
+      <w:r>
+        <w:rPr>
+          <w:rFonts w:ascii="Arial" w:hAnsi="Arial" w:cs="Arial"/>
+          <w:sz w:val="24"/>
+          <w:szCs w:val="24"/>
+        </w:rPr>
+        <w:t xml:space="preserve"> produit par la corde, assurant l’addition du signal.</w:t>
       </w:r>
     </w:p>
     <w:p>
@@ -1234,24 +1701,87 @@
           <w:sz w:val="24"/>
           <w:szCs w:val="24"/>
         </w:rPr>
-        <w:lastRenderedPageBreak/>
-        <w:t>Cependant, cette architecture double a un impact direct sur le timbre du son</w:t>
-      </w:r>
-      <w:r>
-        <w:rPr>
-          <w:rFonts w:ascii="Arial" w:hAnsi="Arial" w:cs="Arial"/>
-          <w:sz w:val="24"/>
-          <w:szCs w:val="24"/>
-        </w:rPr>
-        <w:t xml:space="preserve">. </w:t>
-      </w:r>
-      <w:r>
-        <w:rPr>
-          <w:rFonts w:ascii="Arial" w:hAnsi="Arial" w:cs="Arial"/>
-          <w:sz w:val="24"/>
-          <w:szCs w:val="24"/>
-        </w:rPr>
-        <w:t>En effet, les guitaristes ravi de cette technologie se plaigne d’une perte des hautes fréquences et d’un son plus rond par rapport au micro SingleCoil</w:t>
+        <w:t xml:space="preserve">Cependant, cette architecture double a un impact direct sur le timbre du son. </w:t>
+      </w:r>
+      <w:r>
+        <w:rPr>
+          <w:rFonts w:ascii="Arial" w:hAnsi="Arial" w:cs="Arial"/>
+          <w:sz w:val="24"/>
+          <w:szCs w:val="24"/>
+        </w:rPr>
+        <w:t>L</w:t>
+      </w:r>
+      <w:r>
+        <w:rPr>
+          <w:rFonts w:ascii="Arial" w:hAnsi="Arial" w:cs="Arial"/>
+          <w:sz w:val="24"/>
+          <w:szCs w:val="24"/>
+        </w:rPr>
+        <w:t>es guitaristes</w:t>
+      </w:r>
+      <w:r>
+        <w:rPr>
+          <w:rFonts w:ascii="Arial" w:hAnsi="Arial" w:cs="Arial"/>
+          <w:sz w:val="24"/>
+          <w:szCs w:val="24"/>
+        </w:rPr>
+        <w:t xml:space="preserve">, au départ </w:t>
+      </w:r>
+      <w:r>
+        <w:rPr>
+          <w:rFonts w:ascii="Arial" w:hAnsi="Arial" w:cs="Arial"/>
+          <w:sz w:val="24"/>
+          <w:szCs w:val="24"/>
+        </w:rPr>
+        <w:t>séduits</w:t>
+      </w:r>
+      <w:r>
+        <w:rPr>
+          <w:rFonts w:ascii="Arial" w:hAnsi="Arial" w:cs="Arial"/>
+          <w:sz w:val="24"/>
+          <w:szCs w:val="24"/>
+        </w:rPr>
+        <w:t xml:space="preserve"> par</w:t>
+      </w:r>
+      <w:r>
+        <w:rPr>
+          <w:rFonts w:ascii="Arial" w:hAnsi="Arial" w:cs="Arial"/>
+          <w:sz w:val="24"/>
+          <w:szCs w:val="24"/>
+        </w:rPr>
+        <w:t xml:space="preserve"> cette technologie</w:t>
+      </w:r>
+      <w:r>
+        <w:rPr>
+          <w:rFonts w:ascii="Arial" w:hAnsi="Arial" w:cs="Arial"/>
+          <w:sz w:val="24"/>
+          <w:szCs w:val="24"/>
+        </w:rPr>
+        <w:t>,</w:t>
+      </w:r>
+      <w:r>
+        <w:rPr>
+          <w:rFonts w:ascii="Arial" w:hAnsi="Arial" w:cs="Arial"/>
+          <w:sz w:val="24"/>
+          <w:szCs w:val="24"/>
+        </w:rPr>
+        <w:t xml:space="preserve"> </w:t>
+      </w:r>
+      <w:r>
+        <w:rPr>
+          <w:rFonts w:ascii="Arial" w:hAnsi="Arial" w:cs="Arial"/>
+          <w:sz w:val="24"/>
+          <w:szCs w:val="24"/>
+        </w:rPr>
+        <w:t>déplorent</w:t>
+      </w:r>
+      <w:r>
+        <w:rPr>
+          <w:rFonts w:ascii="Arial" w:hAnsi="Arial" w:cs="Arial"/>
+          <w:sz w:val="24"/>
+          <w:szCs w:val="24"/>
+        </w:rPr>
+        <w:t xml:space="preserve"> une perte des hautes fréquences et un son plus rond par rapport au micro SingleCoil</w:t>
       </w:r>
       <w:r>
         <w:rPr>
@@ -1269,7 +1799,27 @@
           <w:sz w:val="24"/>
           <w:szCs w:val="24"/>
         </w:rPr>
-        <w:t>[3]</w:t>
+        <w:t>[</w:t>
+      </w:r>
+      <w:r>
+        <w:rPr>
+          <w:rFonts w:ascii="Arial" w:hAnsi="Arial" w:cs="Arial"/>
+          <w:b/>
+          <w:bCs/>
+          <w:sz w:val="24"/>
+          <w:szCs w:val="24"/>
+        </w:rPr>
+        <w:t>4</w:t>
+      </w:r>
+      <w:r>
+        <w:rPr>
+          <w:rFonts w:ascii="Arial" w:hAnsi="Arial" w:cs="Arial"/>
+          <w:b/>
+          <w:bCs/>
+          <w:sz w:val="24"/>
+          <w:szCs w:val="24"/>
+        </w:rPr>
+        <w:t>]</w:t>
       </w:r>
       <w:r>
         <w:rPr>
@@ -1278,6 +1828,14 @@
           <w:szCs w:val="24"/>
         </w:rPr>
         <w:t>.</w:t>
+      </w:r>
+      <w:r>
+        <w:rPr>
+          <w:rFonts w:ascii="Arial" w:hAnsi="Arial" w:cs="Arial"/>
+          <w:sz w:val="24"/>
+          <w:szCs w:val="24"/>
+        </w:rPr>
+        <w:t xml:space="preserve"> </w:t>
       </w:r>
     </w:p>
     <w:p>
@@ -1292,6 +1850,57 @@
           <w:szCs w:val="24"/>
         </w:rPr>
       </w:pPr>
+      <w:r>
+        <w:rPr>
+          <w:rFonts w:ascii="Arial" w:hAnsi="Arial" w:cs="Arial"/>
+          <w:sz w:val="24"/>
+          <w:szCs w:val="24"/>
+        </w:rPr>
+        <w:t xml:space="preserve">Ce phénomène peut être expliqué par le comportement de type </w:t>
+      </w:r>
+      <w:r>
+        <w:rPr>
+          <w:rFonts w:ascii="Arial" w:hAnsi="Arial" w:cs="Arial"/>
+          <w:sz w:val="24"/>
+          <w:szCs w:val="24"/>
+          <w:u w:val="single"/>
+        </w:rPr>
+        <w:t>Passe-bas</w:t>
+      </w:r>
+      <w:r>
+        <w:rPr>
+          <w:rFonts w:ascii="Arial" w:hAnsi="Arial" w:cs="Arial"/>
+          <w:sz w:val="24"/>
+          <w:szCs w:val="24"/>
+        </w:rPr>
+        <w:t xml:space="preserve"> des micros. </w:t>
+      </w:r>
+      <w:r>
+        <w:rPr>
+          <w:rFonts w:ascii="Arial" w:hAnsi="Arial" w:cs="Arial"/>
+          <w:sz w:val="24"/>
+          <w:szCs w:val="24"/>
+        </w:rPr>
+        <w:t>La mise en série des bobines augmente l’inductance totale du système. La fréquence de coupure s’abaisse et entraine alors une diminution des harmoniques élevées.</w:t>
+      </w:r>
+      <w:r>
+        <w:rPr>
+          <w:rFonts w:ascii="Arial" w:hAnsi="Arial" w:cs="Arial"/>
+          <w:sz w:val="24"/>
+          <w:szCs w:val="24"/>
+        </w:rPr>
+        <w:t xml:space="preserve"> </w:t>
+      </w:r>
+      <w:r>
+        <w:rPr>
+          <w:rFonts w:ascii="Arial" w:hAnsi="Arial" w:cs="Arial"/>
+          <w:b/>
+          <w:bCs/>
+          <w:sz w:val="24"/>
+          <w:szCs w:val="24"/>
+        </w:rPr>
+        <w:t>[2]</w:t>
+      </w:r>
     </w:p>
     <w:p>
       <w:pPr>
@@ -1301,23 +1910,17 @@
         <w:jc w:val="both"/>
         <w:rPr>
           <w:rFonts w:ascii="Arial" w:hAnsi="Arial" w:cs="Arial"/>
-          <w:b/>
-          <w:bCs/>
-          <w:sz w:val="32"/>
-          <w:szCs w:val="32"/>
-          <w:u w:val="single"/>
-        </w:rPr>
-      </w:pPr>
-      <w:r>
-        <w:rPr>
-          <w:rFonts w:ascii="Arial" w:hAnsi="Arial" w:cs="Arial"/>
-          <w:b/>
-          <w:bCs/>
-          <w:sz w:val="32"/>
-          <w:szCs w:val="32"/>
-          <w:u w:val="single"/>
-        </w:rPr>
-        <w:t>Problématique :</w:t>
+          <w:sz w:val="24"/>
+          <w:szCs w:val="24"/>
+        </w:rPr>
+      </w:pPr>
+      <w:r>
+        <w:rPr>
+          <w:rFonts w:ascii="Arial" w:hAnsi="Arial" w:cs="Arial"/>
+          <w:sz w:val="24"/>
+          <w:szCs w:val="24"/>
+        </w:rPr>
+        <w:t>Ainsi pour le guitariste et le luthier, il s’agit de trouver le parfait compromis entre perte des hautes fréquence et annulation des bruits parasites.</w:t>
       </w:r>
     </w:p>
     <w:p>
@@ -1338,7 +1941,57 @@
           <w:sz w:val="24"/>
           <w:szCs w:val="24"/>
         </w:rPr>
-        <w:t>Comment le type de micro influence la qualité et le timbre du son produit par une guitare électrique ?</w:t>
+        <w:t>Je m’intéresserai alors à quantifier ces phénomènes de façon précise afin de pouvoir déterminer par quelles composantes du micro ils</w:t>
+      </w:r>
+      <w:r>
+        <w:rPr>
+          <w:rFonts w:ascii="Arial" w:hAnsi="Arial" w:cs="Arial"/>
+          <w:sz w:val="24"/>
+          <w:szCs w:val="24"/>
+        </w:rPr>
+        <w:t xml:space="preserve"> sont</w:t>
+      </w:r>
+      <w:r>
+        <w:rPr>
+          <w:rFonts w:ascii="Arial" w:hAnsi="Arial" w:cs="Arial"/>
+          <w:sz w:val="24"/>
+          <w:szCs w:val="24"/>
+        </w:rPr>
+        <w:t xml:space="preserve"> impactés. Enfin, il s’agira pour moi</w:t>
+      </w:r>
+      <w:r>
+        <w:rPr>
+          <w:rFonts w:ascii="Arial" w:hAnsi="Arial" w:cs="Arial"/>
+          <w:sz w:val="24"/>
+          <w:szCs w:val="24"/>
+        </w:rPr>
+        <w:t xml:space="preserve"> de déterminer de </w:t>
+      </w:r>
+      <w:r>
+        <w:rPr>
+          <w:rFonts w:ascii="Arial" w:hAnsi="Arial" w:cs="Arial"/>
+          <w:sz w:val="24"/>
+          <w:szCs w:val="24"/>
+          <w:u w:val="single"/>
+        </w:rPr>
+        <w:t>taux de rejection de mode commun</w:t>
+      </w:r>
+      <w:r>
+        <w:rPr>
+          <w:rFonts w:ascii="Arial" w:hAnsi="Arial" w:cs="Arial"/>
+          <w:sz w:val="24"/>
+          <w:szCs w:val="24"/>
+          <w:u w:val="single"/>
+        </w:rPr>
+        <w:t xml:space="preserve"> (CMRR)</w:t>
+      </w:r>
+      <w:r>
+        <w:rPr>
+          <w:rFonts w:ascii="Arial" w:hAnsi="Arial" w:cs="Arial"/>
+          <w:sz w:val="24"/>
+          <w:szCs w:val="24"/>
+        </w:rPr>
+        <w:t xml:space="preserve"> du micro Humbucker afin de statuer sur son efficacité.</w:t>
       </w:r>
     </w:p>
     <w:p>
@@ -1364,8 +2017,8 @@
           <w:rFonts w:ascii="Arial" w:hAnsi="Arial" w:cs="Arial"/>
           <w:b/>
           <w:bCs/>
-          <w:sz w:val="32"/>
-          <w:szCs w:val="32"/>
+          <w:sz w:val="24"/>
+          <w:szCs w:val="24"/>
           <w:u w:val="single"/>
         </w:rPr>
       </w:pPr>
@@ -1374,8 +2027,85 @@
           <w:rFonts w:ascii="Arial" w:hAnsi="Arial" w:cs="Arial"/>
           <w:b/>
           <w:bCs/>
-          <w:sz w:val="32"/>
-          <w:szCs w:val="32"/>
+          <w:sz w:val="24"/>
+          <w:szCs w:val="24"/>
+          <w:u w:val="single"/>
+        </w:rPr>
+        <w:t>Problématique :</w:t>
+      </w:r>
+    </w:p>
+    <w:p>
+      <w:pPr>
+        <w:tabs>
+          <w:tab w:val="left" w:pos="2604"/>
+        </w:tabs>
+        <w:jc w:val="both"/>
+        <w:rPr>
+          <w:rFonts w:ascii="Arial" w:hAnsi="Arial" w:cs="Arial"/>
+          <w:sz w:val="24"/>
+          <w:szCs w:val="24"/>
+        </w:rPr>
+      </w:pPr>
+      <w:r>
+        <w:rPr>
+          <w:rFonts w:ascii="Arial" w:hAnsi="Arial" w:cs="Arial"/>
+          <w:sz w:val="24"/>
+          <w:szCs w:val="24"/>
+        </w:rPr>
+        <w:t xml:space="preserve">Comment le type de micro influence la qualité </w:t>
+      </w:r>
+      <w:r>
+        <w:rPr>
+          <w:rFonts w:ascii="Arial" w:hAnsi="Arial" w:cs="Arial"/>
+          <w:sz w:val="24"/>
+          <w:szCs w:val="24"/>
+        </w:rPr>
+        <w:t xml:space="preserve">(pureté) </w:t>
+      </w:r>
+      <w:r>
+        <w:rPr>
+          <w:rFonts w:ascii="Arial" w:hAnsi="Arial" w:cs="Arial"/>
+          <w:sz w:val="24"/>
+          <w:szCs w:val="24"/>
+        </w:rPr>
+        <w:t>et le timbre du son produit par une guitare électrique ?</w:t>
+      </w:r>
+    </w:p>
+    <w:p>
+      <w:pPr>
+        <w:tabs>
+          <w:tab w:val="left" w:pos="2604"/>
+        </w:tabs>
+        <w:jc w:val="both"/>
+        <w:rPr>
+          <w:rFonts w:ascii="Arial" w:hAnsi="Arial" w:cs="Arial"/>
+          <w:sz w:val="24"/>
+          <w:szCs w:val="24"/>
+        </w:rPr>
+      </w:pPr>
+    </w:p>
+    <w:p>
+      <w:pPr>
+        <w:tabs>
+          <w:tab w:val="left" w:pos="2604"/>
+        </w:tabs>
+        <w:jc w:val="both"/>
+        <w:rPr>
+          <w:rFonts w:ascii="Arial" w:hAnsi="Arial" w:cs="Arial"/>
+          <w:b/>
+          <w:bCs/>
+          <w:sz w:val="24"/>
+          <w:szCs w:val="24"/>
+          <w:u w:val="single"/>
+        </w:rPr>
+      </w:pPr>
+      <w:r>
+        <w:rPr>
+          <w:rFonts w:ascii="Arial" w:hAnsi="Arial" w:cs="Arial"/>
+          <w:b/>
+          <w:bCs/>
+          <w:sz w:val="24"/>
+          <w:szCs w:val="24"/>
           <w:u w:val="single"/>
         </w:rPr>
         <w:t>Objectifs :</w:t>
@@ -1404,15 +2134,23 @@
           <w:sz w:val="24"/>
           <w:szCs w:val="24"/>
         </w:rPr>
-        <w:t>Déterminer la FEM induite en f</w:t>
-      </w:r>
-      <w:r>
-        <w:rPr>
-          <w:rFonts w:ascii="Arial" w:hAnsi="Arial" w:cs="Arial"/>
-          <w:sz w:val="24"/>
-          <w:szCs w:val="24"/>
-        </w:rPr>
-        <w:t>onction des harmoniques de vibration de la corde pour quantifier sur le timbre</w:t>
+        <w:t xml:space="preserve">Déterminer la FEM induite en fonction des harmoniques de vibration de la corde pour quantifier </w:t>
+      </w:r>
+      <w:r>
+        <w:rPr>
+          <w:rFonts w:ascii="Arial" w:hAnsi="Arial" w:cs="Arial"/>
+          <w:sz w:val="24"/>
+          <w:szCs w:val="24"/>
+        </w:rPr>
+        <w:t xml:space="preserve">l’influence </w:t>
+      </w:r>
+      <w:r>
+        <w:rPr>
+          <w:rFonts w:ascii="Arial" w:hAnsi="Arial" w:cs="Arial"/>
+          <w:sz w:val="24"/>
+          <w:szCs w:val="24"/>
+        </w:rPr>
+        <w:t>sur le timbre</w:t>
       </w:r>
     </w:p>
     <w:p>
@@ -1490,7 +2228,23 @@
           <w:sz w:val="24"/>
           <w:szCs w:val="24"/>
         </w:rPr>
-        <w:t>Concevoir une maquette permettant de validé et/ou critiquer cette théorie</w:t>
+        <w:t xml:space="preserve">Concevoir une maquette permettant de </w:t>
+      </w:r>
+      <w:r>
+        <w:rPr>
+          <w:rFonts w:ascii="Arial" w:hAnsi="Arial" w:cs="Arial"/>
+          <w:sz w:val="24"/>
+          <w:szCs w:val="24"/>
+        </w:rPr>
+        <w:t>valider</w:t>
+      </w:r>
+      <w:r>
+        <w:rPr>
+          <w:rFonts w:ascii="Arial" w:hAnsi="Arial" w:cs="Arial"/>
+          <w:sz w:val="24"/>
+          <w:szCs w:val="24"/>
+        </w:rPr>
+        <w:t xml:space="preserve"> et/ou critiquer cette théorie</w:t>
       </w:r>
     </w:p>
     <w:p>
@@ -1516,7 +2270,23 @@
           <w:sz w:val="24"/>
           <w:szCs w:val="24"/>
         </w:rPr>
-        <w:t>Déterminer le taux de rejection du micro Humbucker par rapport au micro simple</w:t>
+        <w:t xml:space="preserve">Déterminer le taux de rejection </w:t>
+      </w:r>
+      <w:r>
+        <w:rPr>
+          <w:rFonts w:ascii="Arial" w:hAnsi="Arial" w:cs="Arial"/>
+          <w:sz w:val="24"/>
+          <w:szCs w:val="24"/>
+        </w:rPr>
+        <w:t xml:space="preserve">de mode commun </w:t>
+      </w:r>
+      <w:r>
+        <w:rPr>
+          <w:rFonts w:ascii="Arial" w:hAnsi="Arial" w:cs="Arial"/>
+          <w:sz w:val="24"/>
+          <w:szCs w:val="24"/>
+        </w:rPr>
+        <w:t>du micro Humbucker</w:t>
       </w:r>
     </w:p>
     <w:p>
@@ -1542,7 +2312,23 @@
           <w:sz w:val="24"/>
           <w:szCs w:val="24"/>
         </w:rPr>
-        <w:t>Conclure sur les avantages et les inconvénient du micro Humbucker</w:t>
+        <w:t xml:space="preserve">Conclure sur les avantages et </w:t>
+      </w:r>
+      <w:r>
+        <w:rPr>
+          <w:rFonts w:ascii="Arial" w:hAnsi="Arial" w:cs="Arial"/>
+          <w:sz w:val="24"/>
+          <w:szCs w:val="24"/>
+        </w:rPr>
+        <w:t>les inconvénients</w:t>
+      </w:r>
+      <w:r>
+        <w:rPr>
+          <w:rFonts w:ascii="Arial" w:hAnsi="Arial" w:cs="Arial"/>
+          <w:sz w:val="24"/>
+          <w:szCs w:val="24"/>
+        </w:rPr>
+        <w:t xml:space="preserve"> du micro Humbucker</w:t>
       </w:r>
     </w:p>
     <w:p>
@@ -1568,8 +2354,8 @@
           <w:rFonts w:ascii="Arial" w:hAnsi="Arial" w:cs="Arial"/>
           <w:b/>
           <w:bCs/>
-          <w:sz w:val="32"/>
-          <w:szCs w:val="32"/>
+          <w:sz w:val="24"/>
+          <w:szCs w:val="24"/>
           <w:u w:val="single"/>
         </w:rPr>
       </w:pPr>
@@ -1578,8 +2364,8 @@
           <w:rFonts w:ascii="Arial" w:hAnsi="Arial" w:cs="Arial"/>
           <w:b/>
           <w:bCs/>
-          <w:sz w:val="32"/>
-          <w:szCs w:val="32"/>
+          <w:sz w:val="24"/>
+          <w:szCs w:val="24"/>
           <w:u w:val="single"/>
         </w:rPr>
         <w:t>Référence Bibliographique :</w:t>
@@ -1595,6 +2381,7 @@
           <w:rFonts w:ascii="Arial" w:hAnsi="Arial" w:cs="Arial"/>
           <w:sz w:val="24"/>
           <w:szCs w:val="24"/>
+          <w:lang w:val="en-GB"/>
         </w:rPr>
       </w:pPr>
       <w:r>
@@ -1604,6 +2391,7 @@
           <w:bCs/>
           <w:sz w:val="24"/>
           <w:szCs w:val="24"/>
+          <w:lang w:val="en-GB"/>
         </w:rPr>
         <w:t>[1]</w:t>
       </w:r>
@@ -1612,8 +2400,77 @@
           <w:rFonts w:ascii="Arial" w:hAnsi="Arial" w:cs="Arial"/>
           <w:sz w:val="24"/>
           <w:szCs w:val="24"/>
-        </w:rPr>
-        <w:t xml:space="preserve"> Matthew Hill. “The hidden history of the electric guitar.” Benoît Navarret, Marc Battier, Philippe Bruguière, Philippe Gonin. ‘’Quand la guitare [s’]électrise!’’, Sorbonne Université Presses, pp.33-61, 2022.</w:t>
+          <w:lang w:val="en-GB"/>
+        </w:rPr>
+        <w:t xml:space="preserve"> Matthew W. Hill, "The hidden history of the electric guitar", in </w:t>
+      </w:r>
+      <w:r>
+        <w:rPr>
+          <w:rFonts w:ascii="Arial" w:hAnsi="Arial" w:cs="Arial"/>
+          <w:i/>
+          <w:iCs/>
+          <w:sz w:val="24"/>
+          <w:szCs w:val="24"/>
+          <w:lang w:val="en-GB"/>
+        </w:rPr>
+        <w:t xml:space="preserve">Quand la </w:t>
+      </w:r>
+      <w:proofErr w:type="spellStart"/>
+      <w:r>
+        <w:rPr>
+          <w:rFonts w:ascii="Arial" w:hAnsi="Arial" w:cs="Arial"/>
+          <w:i/>
+          <w:iCs/>
+          <w:sz w:val="24"/>
+          <w:szCs w:val="24"/>
+          <w:lang w:val="en-GB"/>
+        </w:rPr>
+        <w:t>guitare</w:t>
+      </w:r>
+      <w:proofErr w:type="spellEnd"/>
+      <w:r>
+        <w:rPr>
+          <w:rFonts w:ascii="Arial" w:hAnsi="Arial" w:cs="Arial"/>
+          <w:i/>
+          <w:iCs/>
+          <w:sz w:val="24"/>
+          <w:szCs w:val="24"/>
+          <w:lang w:val="en-GB"/>
+        </w:rPr>
+        <w:t xml:space="preserve"> [s']</w:t>
+      </w:r>
+      <w:proofErr w:type="spellStart"/>
+      <w:r>
+        <w:rPr>
+          <w:rFonts w:ascii="Arial" w:hAnsi="Arial" w:cs="Arial"/>
+          <w:i/>
+          <w:iCs/>
+          <w:sz w:val="24"/>
+          <w:szCs w:val="24"/>
+          <w:lang w:val="en-GB"/>
+        </w:rPr>
+        <w:t>électrise</w:t>
+      </w:r>
+      <w:proofErr w:type="spellEnd"/>
+      <w:r>
+        <w:rPr>
+          <w:rFonts w:ascii="Arial" w:hAnsi="Arial" w:cs="Arial"/>
+          <w:i/>
+          <w:iCs/>
+          <w:sz w:val="24"/>
+          <w:szCs w:val="24"/>
+          <w:lang w:val="en-GB"/>
+        </w:rPr>
+        <w:t xml:space="preserve"> !</w:t>
+      </w:r>
+      <w:r>
+        <w:rPr>
+          <w:rFonts w:ascii="Arial" w:hAnsi="Arial" w:cs="Arial"/>
+          <w:sz w:val="24"/>
+          <w:szCs w:val="24"/>
+          <w:lang w:val="en-GB"/>
+        </w:rPr>
+        <w:t>, Benoît Navarret et al. (dir.), Sorbonne Université Presses, pp. 33-61, 2022.</w:t>
       </w:r>
     </w:p>
     <w:p>
@@ -1621,10 +2478,12 @@
         <w:tabs>
           <w:tab w:val="left" w:pos="2604"/>
         </w:tabs>
-        <w:rPr>
-          <w:rFonts w:ascii="Arial" w:hAnsi="Arial" w:cs="Arial"/>
-          <w:sz w:val="24"/>
-          <w:szCs w:val="24"/>
+        <w:jc w:val="both"/>
+        <w:rPr>
+          <w:rFonts w:ascii="Arial" w:hAnsi="Arial" w:cs="Arial"/>
+          <w:sz w:val="24"/>
+          <w:szCs w:val="24"/>
+          <w:lang w:val="en-GB"/>
         </w:rPr>
       </w:pPr>
       <w:r>
@@ -1634,6 +2493,7 @@
           <w:bCs/>
           <w:sz w:val="24"/>
           <w:szCs w:val="24"/>
+          <w:lang w:val="en-GB"/>
         </w:rPr>
         <w:t>[2]</w:t>
       </w:r>
@@ -1642,24 +2502,9 @@
           <w:rFonts w:ascii="Arial" w:hAnsi="Arial" w:cs="Arial"/>
           <w:sz w:val="24"/>
           <w:szCs w:val="24"/>
-        </w:rPr>
-        <w:t xml:space="preserve"> Rickenbacker, “Rickenbacker Legacy”, </w:t>
-      </w:r>
-      <w:r>
-        <w:rPr>
-          <w:rFonts w:ascii="Arial" w:hAnsi="Arial" w:cs="Arial"/>
-          <w:sz w:val="24"/>
-          <w:szCs w:val="24"/>
-        </w:rPr>
-        <w:t xml:space="preserve">Rickenbacker, </w:t>
-      </w:r>
-      <w:r>
-        <w:rPr>
-          <w:rFonts w:ascii="Arial" w:hAnsi="Arial" w:cs="Arial"/>
-          <w:sz w:val="24"/>
-          <w:szCs w:val="24"/>
-        </w:rPr>
-        <w:br/>
+          <w:lang w:val="en-GB"/>
+        </w:rPr>
+        <w:t xml:space="preserve"> Dan Carson, "Investigation of the Electromagnetic Properties of Electric Guitar Pickups", </w:t>
       </w:r>
       <w:r>
         <w:rPr>
@@ -1668,32 +2513,18 @@
           <w:iCs/>
           <w:sz w:val="24"/>
           <w:szCs w:val="24"/>
-        </w:rPr>
-        <w:t>[En ligne].</w:t>
-      </w:r>
-      <w:r>
-        <w:rPr>
-          <w:rFonts w:ascii="Arial" w:hAnsi="Arial" w:cs="Arial"/>
-          <w:sz w:val="24"/>
-          <w:szCs w:val="24"/>
-        </w:rPr>
-        <w:t xml:space="preserve"> </w:t>
-      </w:r>
-      <w:r>
-        <w:rPr>
-          <w:rFonts w:ascii="Arial" w:hAnsi="Arial" w:cs="Arial"/>
-          <w:sz w:val="24"/>
-          <w:szCs w:val="24"/>
-        </w:rPr>
-        <w:t>Disponible</w:t>
-      </w:r>
-      <w:r>
-        <w:rPr>
-          <w:rFonts w:ascii="Arial" w:hAnsi="Arial" w:cs="Arial"/>
-          <w:sz w:val="24"/>
-          <w:szCs w:val="24"/>
-        </w:rPr>
-        <w:t xml:space="preserve"> sur : https://www.rickenbacker.com/legacy/ </w:t>
+          <w:lang w:val="en-GB"/>
+        </w:rPr>
+        <w:t>University of Illinois at Urbana-Champaign</w:t>
+      </w:r>
+      <w:r>
+        <w:rPr>
+          <w:rFonts w:ascii="Arial" w:hAnsi="Arial" w:cs="Arial"/>
+          <w:sz w:val="24"/>
+          <w:szCs w:val="24"/>
+          <w:lang w:val="en-GB"/>
+        </w:rPr>
+        <w:t>, Physics Senior Thesis, 2009.</w:t>
       </w:r>
     </w:p>
     <w:p>
@@ -1701,10 +2532,12 @@
         <w:tabs>
           <w:tab w:val="left" w:pos="2604"/>
         </w:tabs>
-        <w:rPr>
-          <w:rFonts w:ascii="Arial" w:hAnsi="Arial" w:cs="Arial"/>
-          <w:sz w:val="24"/>
-          <w:szCs w:val="24"/>
+        <w:jc w:val="both"/>
+        <w:rPr>
+          <w:rFonts w:ascii="Arial" w:hAnsi="Arial" w:cs="Arial"/>
+          <w:sz w:val="24"/>
+          <w:szCs w:val="24"/>
+          <w:lang w:val="en-GB"/>
         </w:rPr>
       </w:pPr>
       <w:r>
@@ -1714,9 +2547,51 @@
           <w:bCs/>
           <w:sz w:val="24"/>
           <w:szCs w:val="24"/>
-        </w:rPr>
-        <w:t>[</w:t>
-      </w:r>
+          <w:lang w:val="en-GB"/>
+        </w:rPr>
+        <w:t>[3]</w:t>
+      </w:r>
+      <w:r>
+        <w:rPr>
+          <w:rFonts w:ascii="Arial" w:hAnsi="Arial" w:cs="Arial"/>
+          <w:sz w:val="24"/>
+          <w:szCs w:val="24"/>
+          <w:lang w:val="en-GB"/>
+        </w:rPr>
+        <w:t xml:space="preserve"> P. Perov, W. Johnson et N. Perova-Mello, "The physics of guitar string vibrations", </w:t>
+      </w:r>
+      <w:r>
+        <w:rPr>
+          <w:rFonts w:ascii="Arial" w:hAnsi="Arial" w:cs="Arial"/>
+          <w:i/>
+          <w:iCs/>
+          <w:sz w:val="24"/>
+          <w:szCs w:val="24"/>
+          <w:lang w:val="en-GB"/>
+        </w:rPr>
+        <w:t>American Journal of Physics</w:t>
+      </w:r>
+      <w:r>
+        <w:rPr>
+          <w:rFonts w:ascii="Arial" w:hAnsi="Arial" w:cs="Arial"/>
+          <w:sz w:val="24"/>
+          <w:szCs w:val="24"/>
+          <w:lang w:val="en-GB"/>
+        </w:rPr>
+        <w:t>, vol. 84, no. 1, pp. 38–43, 2016.</w:t>
+      </w:r>
+    </w:p>
+    <w:p>
+      <w:pPr>
+        <w:tabs>
+          <w:tab w:val="left" w:pos="2604"/>
+        </w:tabs>
+        <w:rPr>
+          <w:rFonts w:ascii="Arial" w:hAnsi="Arial" w:cs="Arial"/>
+          <w:sz w:val="24"/>
+          <w:szCs w:val="24"/>
+        </w:rPr>
+      </w:pPr>
       <w:r>
         <w:rPr>
           <w:rFonts w:ascii="Arial" w:hAnsi="Arial" w:cs="Arial"/>
@@ -1724,52 +2599,19 @@
           <w:bCs/>
           <w:sz w:val="24"/>
           <w:szCs w:val="24"/>
-        </w:rPr>
-        <w:t>3</w:t>
-      </w:r>
-      <w:r>
-        <w:rPr>
-          <w:rFonts w:ascii="Arial" w:hAnsi="Arial" w:cs="Arial"/>
-          <w:b/>
-          <w:bCs/>
-          <w:sz w:val="24"/>
-          <w:szCs w:val="24"/>
-        </w:rPr>
-        <w:t>]</w:t>
-      </w:r>
-      <w:r>
-        <w:rPr>
-          <w:rFonts w:ascii="Arial" w:hAnsi="Arial" w:cs="Arial"/>
-          <w:sz w:val="24"/>
-          <w:szCs w:val="24"/>
-        </w:rPr>
-        <w:t xml:space="preserve"> S. W. Duncan, "Interview </w:t>
-      </w:r>
-      <w:proofErr w:type="spellStart"/>
-      <w:r>
-        <w:rPr>
-          <w:rFonts w:ascii="Arial" w:hAnsi="Arial" w:cs="Arial"/>
-          <w:sz w:val="24"/>
-          <w:szCs w:val="24"/>
-        </w:rPr>
-        <w:t>With</w:t>
-      </w:r>
-      <w:proofErr w:type="spellEnd"/>
-      <w:r>
-        <w:rPr>
-          <w:rFonts w:ascii="Arial" w:hAnsi="Arial" w:cs="Arial"/>
-          <w:sz w:val="24"/>
-          <w:szCs w:val="24"/>
-        </w:rPr>
-        <w:t xml:space="preserve"> Seth Lover," Seymour Duncan, </w:t>
-      </w:r>
-      <w:r>
-        <w:rPr>
-          <w:rFonts w:ascii="Arial" w:hAnsi="Arial" w:cs="Arial"/>
-          <w:sz w:val="24"/>
-          <w:szCs w:val="24"/>
-        </w:rPr>
-        <w:br/>
+          <w:lang w:val="en-GB"/>
+        </w:rPr>
+        <w:lastRenderedPageBreak/>
+        <w:t>[4]</w:t>
+      </w:r>
+      <w:r>
+        <w:rPr>
+          <w:rFonts w:ascii="Arial" w:hAnsi="Arial" w:cs="Arial"/>
+          <w:sz w:val="24"/>
+          <w:szCs w:val="24"/>
+          <w:lang w:val="en-GB"/>
+        </w:rPr>
+        <w:t xml:space="preserve"> S. W. Duncan, "Interview With Seth Lover", </w:t>
       </w:r>
       <w:r>
         <w:rPr>
@@ -1778,6 +2620,33 @@
           <w:iCs/>
           <w:sz w:val="24"/>
           <w:szCs w:val="24"/>
+          <w:lang w:val="en-GB"/>
+        </w:rPr>
+        <w:t>Seymour Duncan</w:t>
+      </w:r>
+      <w:r>
+        <w:rPr>
+          <w:rFonts w:ascii="Arial" w:hAnsi="Arial" w:cs="Arial"/>
+          <w:sz w:val="24"/>
+          <w:szCs w:val="24"/>
+          <w:lang w:val="en-GB"/>
+        </w:rPr>
+        <w:t xml:space="preserve">. </w:t>
+      </w:r>
+      <w:r>
+        <w:rPr>
+          <w:rFonts w:ascii="Arial" w:hAnsi="Arial" w:cs="Arial"/>
+          <w:sz w:val="24"/>
+          <w:szCs w:val="24"/>
+          <w:lang w:val="en-GB"/>
+        </w:rPr>
+        <w:t xml:space="preserve"> </w:t>
+      </w:r>
+      <w:r>
+        <w:rPr>
+          <w:rFonts w:ascii="Arial" w:hAnsi="Arial" w:cs="Arial"/>
+          <w:sz w:val="24"/>
+          <w:szCs w:val="24"/>
         </w:rPr>
         <w:t>[En ligne].</w:t>
       </w:r>
@@ -1795,25 +2664,23 @@
           <w:sz w:val="24"/>
           <w:szCs w:val="24"/>
         </w:rPr>
-        <w:t>Disponible sur</w:t>
-      </w:r>
-      <w:r>
-        <w:rPr>
-          <w:rFonts w:ascii="Arial" w:hAnsi="Arial" w:cs="Arial"/>
-          <w:sz w:val="24"/>
-          <w:szCs w:val="24"/>
-        </w:rPr>
-        <w:t xml:space="preserve"> : </w:t>
+        <w:t xml:space="preserve">Disponible sur : </w:t>
+      </w:r>
+      <w:r>
+        <w:rPr>
+          <w:rFonts w:ascii="Arial" w:hAnsi="Arial" w:cs="Arial"/>
+          <w:sz w:val="24"/>
+          <w:szCs w:val="24"/>
+        </w:rPr>
+        <w:br/>
       </w:r>
       <w:hyperlink r:id="rId5" w:history="1">
         <w:r>
           <w:rPr>
             <w:rStyle w:val="Hyperlink"/>
             <w:rFonts w:ascii="Arial" w:hAnsi="Arial" w:cs="Arial"/>
-            <w:color w:val="auto"/>
             <w:sz w:val="24"/>
             <w:szCs w:val="24"/>
-            <w:u w:val="none"/>
           </w:rPr>
           <w:t>https://www.seymourduncan.com/blog/latest-updates/seymour-w-duncans-interview-with-seth-lover</w:t>
         </w:r>
@@ -1824,10 +2691,12 @@
         <w:tabs>
           <w:tab w:val="left" w:pos="2604"/>
         </w:tabs>
-        <w:rPr>
-          <w:rFonts w:ascii="Arial" w:hAnsi="Arial" w:cs="Arial"/>
-          <w:sz w:val="24"/>
-          <w:szCs w:val="24"/>
+        <w:jc w:val="both"/>
+        <w:rPr>
+          <w:rFonts w:ascii="Arial" w:hAnsi="Arial" w:cs="Arial"/>
+          <w:sz w:val="24"/>
+          <w:szCs w:val="24"/>
+          <w:lang w:val="en-GB"/>
         </w:rPr>
       </w:pPr>
       <w:r>
@@ -1837,24 +2706,18 @@
           <w:bCs/>
           <w:sz w:val="24"/>
           <w:szCs w:val="24"/>
-        </w:rPr>
-        <w:t>[4]</w:t>
-      </w:r>
-      <w:r>
-        <w:rPr>
-          <w:rFonts w:ascii="Arial" w:hAnsi="Arial" w:cs="Arial"/>
-          <w:sz w:val="24"/>
-          <w:szCs w:val="24"/>
-        </w:rPr>
-        <w:t xml:space="preserve"> </w:t>
-      </w:r>
-      <w:r>
-        <w:rPr>
-          <w:rFonts w:ascii="Arial" w:hAnsi="Arial" w:cs="Arial"/>
-          <w:sz w:val="24"/>
-          <w:szCs w:val="24"/>
-        </w:rPr>
-        <w:t xml:space="preserve">Larry, ‘’How to </w:t>
+          <w:lang w:val="en-GB"/>
+        </w:rPr>
+        <w:t>[5]</w:t>
+      </w:r>
+      <w:r>
+        <w:rPr>
+          <w:rFonts w:ascii="Arial" w:hAnsi="Arial" w:cs="Arial"/>
+          <w:sz w:val="24"/>
+          <w:szCs w:val="24"/>
+          <w:lang w:val="en-GB"/>
+        </w:rPr>
+        <w:t xml:space="preserve"> A. Novak, B. </w:t>
       </w:r>
       <w:proofErr w:type="spellStart"/>
       <w:r>
@@ -1862,8 +2725,9 @@
           <w:rFonts w:ascii="Arial" w:hAnsi="Arial" w:cs="Arial"/>
           <w:sz w:val="24"/>
           <w:szCs w:val="24"/>
-        </w:rPr>
-        <w:t>prevent</w:t>
+          <w:lang w:val="en-GB"/>
+        </w:rPr>
+        <w:t>Lihoreau</w:t>
       </w:r>
       <w:proofErr w:type="spellEnd"/>
       <w:r>
@@ -1871,52 +2735,9 @@
           <w:rFonts w:ascii="Arial" w:hAnsi="Arial" w:cs="Arial"/>
           <w:sz w:val="24"/>
           <w:szCs w:val="24"/>
-        </w:rPr>
-        <w:t xml:space="preserve"> </w:t>
-      </w:r>
-      <w:proofErr w:type="spellStart"/>
-      <w:r>
-        <w:rPr>
-          <w:rFonts w:ascii="Arial" w:hAnsi="Arial" w:cs="Arial"/>
-          <w:sz w:val="24"/>
-          <w:szCs w:val="24"/>
-        </w:rPr>
-        <w:t>humming</w:t>
-      </w:r>
-      <w:proofErr w:type="spellEnd"/>
-      <w:r>
-        <w:rPr>
-          <w:rFonts w:ascii="Arial" w:hAnsi="Arial" w:cs="Arial"/>
-          <w:sz w:val="24"/>
-          <w:szCs w:val="24"/>
-        </w:rPr>
-        <w:t xml:space="preserve"> and noise in a guitar </w:t>
-      </w:r>
-      <w:proofErr w:type="spellStart"/>
-      <w:r>
-        <w:rPr>
-          <w:rFonts w:ascii="Arial" w:hAnsi="Arial" w:cs="Arial"/>
-          <w:sz w:val="24"/>
-          <w:szCs w:val="24"/>
-        </w:rPr>
-        <w:t>amp</w:t>
-      </w:r>
-      <w:proofErr w:type="spellEnd"/>
-      <w:r>
-        <w:rPr>
-          <w:rFonts w:ascii="Arial" w:hAnsi="Arial" w:cs="Arial"/>
-          <w:sz w:val="24"/>
-          <w:szCs w:val="24"/>
-        </w:rPr>
-        <w:t xml:space="preserve">’’, Thomann, </w:t>
-      </w:r>
-      <w:r>
-        <w:rPr>
-          <w:rFonts w:ascii="Arial" w:hAnsi="Arial" w:cs="Arial"/>
-          <w:sz w:val="24"/>
-          <w:szCs w:val="24"/>
-        </w:rPr>
-        <w:br/>
+          <w:lang w:val="en-GB"/>
+        </w:rPr>
+        <w:t xml:space="preserve">, E. Brasseur, P. Lotton et L. Simon, "Guitar Pickup: Measurement of its Two-Dimensional Nonlinear Function", </w:t>
       </w:r>
       <w:r>
         <w:rPr>
@@ -1925,16 +2746,18 @@
           <w:iCs/>
           <w:sz w:val="24"/>
           <w:szCs w:val="24"/>
-        </w:rPr>
-        <w:t>[En ligne].</w:t>
-      </w:r>
-      <w:r>
-        <w:rPr>
-          <w:rFonts w:ascii="Arial" w:hAnsi="Arial" w:cs="Arial"/>
-          <w:sz w:val="24"/>
-          <w:szCs w:val="24"/>
-        </w:rPr>
-        <w:t xml:space="preserve"> Disponible sur : https://www.thomann.de/blog/en/learn/how-to-prevent-humming-and-noise-in-a-guitar-amp/</w:t>
+          <w:lang w:val="en-GB"/>
+        </w:rPr>
+        <w:t>Journal of the Audio Engineering Society</w:t>
+      </w:r>
+      <w:r>
+        <w:rPr>
+          <w:rFonts w:ascii="Arial" w:hAnsi="Arial" w:cs="Arial"/>
+          <w:sz w:val="24"/>
+          <w:szCs w:val="24"/>
+          <w:lang w:val="en-GB"/>
+        </w:rPr>
+        <w:t>, vol. 68, no. 3, pp. 184-192, 2020.</w:t>
       </w:r>
     </w:p>
     <w:p>
@@ -1947,6 +2770,7 @@
           <w:rFonts w:ascii="Arial" w:hAnsi="Arial" w:cs="Arial"/>
           <w:sz w:val="24"/>
           <w:szCs w:val="24"/>
+          <w:lang w:val="en-GB"/>
         </w:rPr>
       </w:pPr>
       <w:r>
@@ -1956,27 +2780,18 @@
           <w:bCs/>
           <w:sz w:val="24"/>
           <w:szCs w:val="24"/>
-        </w:rPr>
-        <w:t>[5]</w:t>
-      </w:r>
-      <w:r>
-        <w:rPr>
-          <w:rFonts w:ascii="Arial" w:hAnsi="Arial" w:cs="Arial"/>
-          <w:sz w:val="24"/>
-          <w:szCs w:val="24"/>
-        </w:rPr>
-        <w:t xml:space="preserve"> Dan Carson. ‘’</w:t>
-      </w:r>
-      <w:r>
-        <w:t xml:space="preserve"> </w:t>
-      </w:r>
-      <w:r>
-        <w:rPr>
-          <w:rFonts w:ascii="Arial" w:hAnsi="Arial" w:cs="Arial"/>
-          <w:sz w:val="24"/>
-          <w:szCs w:val="24"/>
-        </w:rPr>
-        <w:t xml:space="preserve">Investigation of the </w:t>
+          <w:lang w:val="en-GB"/>
+        </w:rPr>
+        <w:t>[6]</w:t>
+      </w:r>
+      <w:r>
+        <w:rPr>
+          <w:rFonts w:ascii="Arial" w:hAnsi="Arial" w:cs="Arial"/>
+          <w:sz w:val="24"/>
+          <w:szCs w:val="24"/>
+          <w:lang w:val="en-GB"/>
+        </w:rPr>
+        <w:t xml:space="preserve"> R. </w:t>
       </w:r>
       <w:proofErr w:type="spellStart"/>
       <w:r>
@@ -1984,8 +2799,9 @@
           <w:rFonts w:ascii="Arial" w:hAnsi="Arial" w:cs="Arial"/>
           <w:sz w:val="24"/>
           <w:szCs w:val="24"/>
-        </w:rPr>
-        <w:t>Electromagnetic</w:t>
+          <w:lang w:val="en-GB"/>
+        </w:rPr>
+        <w:t>Giampiccolo</w:t>
       </w:r>
       <w:proofErr w:type="spellEnd"/>
       <w:r>
@@ -1993,129 +2809,9 @@
           <w:rFonts w:ascii="Arial" w:hAnsi="Arial" w:cs="Arial"/>
           <w:sz w:val="24"/>
           <w:szCs w:val="24"/>
-        </w:rPr>
-        <w:t xml:space="preserve"> </w:t>
-      </w:r>
-      <w:proofErr w:type="spellStart"/>
-      <w:r>
-        <w:rPr>
-          <w:rFonts w:ascii="Arial" w:hAnsi="Arial" w:cs="Arial"/>
-          <w:sz w:val="24"/>
-          <w:szCs w:val="24"/>
-        </w:rPr>
-        <w:t>Properties</w:t>
-      </w:r>
-      <w:proofErr w:type="spellEnd"/>
-      <w:r>
-        <w:rPr>
-          <w:rFonts w:ascii="Arial" w:hAnsi="Arial" w:cs="Arial"/>
-          <w:sz w:val="24"/>
-          <w:szCs w:val="24"/>
-        </w:rPr>
-        <w:t xml:space="preserve"> of Electric Guitar Pickups”. </w:t>
-      </w:r>
-      <w:proofErr w:type="spellStart"/>
-      <w:r>
-        <w:rPr>
-          <w:rFonts w:ascii="Arial" w:hAnsi="Arial" w:cs="Arial"/>
-          <w:sz w:val="24"/>
-          <w:szCs w:val="24"/>
-        </w:rPr>
-        <w:t>University</w:t>
-      </w:r>
-      <w:proofErr w:type="spellEnd"/>
-      <w:r>
-        <w:rPr>
-          <w:rFonts w:ascii="Arial" w:hAnsi="Arial" w:cs="Arial"/>
-          <w:sz w:val="24"/>
-          <w:szCs w:val="24"/>
-        </w:rPr>
-        <w:t xml:space="preserve"> of Illinois at Urbana-Champaign. USA. 2009</w:t>
-      </w:r>
-    </w:p>
-    <w:p>
-      <w:pPr>
-        <w:tabs>
-          <w:tab w:val="left" w:pos="2604"/>
-        </w:tabs>
-        <w:jc w:val="both"/>
-        <w:rPr>
-          <w:rFonts w:ascii="Arial" w:hAnsi="Arial" w:cs="Arial"/>
-          <w:sz w:val="24"/>
-          <w:szCs w:val="24"/>
-        </w:rPr>
-      </w:pPr>
-      <w:r>
-        <w:rPr>
-          <w:rFonts w:ascii="Arial" w:hAnsi="Arial" w:cs="Arial"/>
-          <w:b/>
-          <w:bCs/>
-          <w:sz w:val="24"/>
-          <w:szCs w:val="24"/>
-        </w:rPr>
-        <w:t xml:space="preserve">[6] </w:t>
-      </w:r>
-      <w:r>
-        <w:rPr>
-          <w:rFonts w:ascii="Arial" w:hAnsi="Arial" w:cs="Arial"/>
-          <w:sz w:val="24"/>
-          <w:szCs w:val="24"/>
-        </w:rPr>
-        <w:t xml:space="preserve">P. </w:t>
-      </w:r>
-      <w:proofErr w:type="spellStart"/>
-      <w:r>
-        <w:rPr>
-          <w:rFonts w:ascii="Arial" w:hAnsi="Arial" w:cs="Arial"/>
-          <w:sz w:val="24"/>
-          <w:szCs w:val="24"/>
-        </w:rPr>
-        <w:t>Perov</w:t>
-      </w:r>
-      <w:proofErr w:type="spellEnd"/>
-      <w:r>
-        <w:rPr>
-          <w:rFonts w:ascii="Arial" w:hAnsi="Arial" w:cs="Arial"/>
-          <w:sz w:val="24"/>
-          <w:szCs w:val="24"/>
-        </w:rPr>
-        <w:t xml:space="preserve">, W. Johnson, and N. </w:t>
-      </w:r>
-      <w:proofErr w:type="spellStart"/>
-      <w:r>
-        <w:rPr>
-          <w:rFonts w:ascii="Arial" w:hAnsi="Arial" w:cs="Arial"/>
-          <w:sz w:val="24"/>
-          <w:szCs w:val="24"/>
-        </w:rPr>
-        <w:t>Perova</w:t>
-      </w:r>
-      <w:proofErr w:type="spellEnd"/>
-      <w:r>
-        <w:rPr>
-          <w:rFonts w:ascii="Arial" w:hAnsi="Arial" w:cs="Arial"/>
-          <w:sz w:val="24"/>
-          <w:szCs w:val="24"/>
-        </w:rPr>
-        <w:t xml:space="preserve">-Mello, "The </w:t>
-      </w:r>
-      <w:proofErr w:type="spellStart"/>
-      <w:r>
-        <w:rPr>
-          <w:rFonts w:ascii="Arial" w:hAnsi="Arial" w:cs="Arial"/>
-          <w:sz w:val="24"/>
-          <w:szCs w:val="24"/>
-        </w:rPr>
-        <w:t>physics</w:t>
-      </w:r>
-      <w:proofErr w:type="spellEnd"/>
-      <w:r>
-        <w:rPr>
-          <w:rFonts w:ascii="Arial" w:hAnsi="Arial" w:cs="Arial"/>
-          <w:sz w:val="24"/>
-          <w:szCs w:val="24"/>
-        </w:rPr>
-        <w:t xml:space="preserve"> of guitar string vibrations," </w:t>
+          <w:lang w:val="en-GB"/>
+        </w:rPr>
+        <w:t xml:space="preserve">, A. Bernardini et A. Sarti, "Virtualization of Guitar Pickups Through Circuit Inversion", </w:t>
       </w:r>
       <w:r>
         <w:rPr>
@@ -2124,42 +2820,28 @@
           <w:iCs/>
           <w:sz w:val="24"/>
           <w:szCs w:val="24"/>
-        </w:rPr>
-        <w:t xml:space="preserve">American Journal of </w:t>
-      </w:r>
-      <w:proofErr w:type="spellStart"/>
-      <w:r>
-        <w:rPr>
-          <w:rFonts w:ascii="Arial" w:hAnsi="Arial" w:cs="Arial"/>
-          <w:i/>
-          <w:iCs/>
-          <w:sz w:val="24"/>
-          <w:szCs w:val="24"/>
-        </w:rPr>
-        <w:t>Physics</w:t>
-      </w:r>
-      <w:proofErr w:type="spellEnd"/>
-      <w:r>
-        <w:rPr>
-          <w:rFonts w:ascii="Arial" w:hAnsi="Arial" w:cs="Arial"/>
-          <w:sz w:val="24"/>
-          <w:szCs w:val="24"/>
-        </w:rPr>
-        <w:t>, vol. 84, no. 1, pp. 38–43, Jan. 2016.</w:t>
-      </w:r>
-    </w:p>
-    <w:p>
-      <w:pPr>
-        <w:tabs>
-          <w:tab w:val="left" w:pos="2604"/>
-        </w:tabs>
-        <w:jc w:val="both"/>
-        <w:rPr>
-          <w:rFonts w:ascii="Arial" w:hAnsi="Arial" w:cs="Arial"/>
-          <w:sz w:val="24"/>
-          <w:szCs w:val="24"/>
-        </w:rPr>
-      </w:pPr>
+          <w:lang w:val="en-GB"/>
+        </w:rPr>
+        <w:t>IEEE Signal Processing Letters</w:t>
+      </w:r>
+      <w:r>
+        <w:rPr>
+          <w:rFonts w:ascii="Arial" w:hAnsi="Arial" w:cs="Arial"/>
+          <w:sz w:val="24"/>
+          <w:szCs w:val="24"/>
+          <w:lang w:val="en-GB"/>
+        </w:rPr>
+        <w:t>, vol. 30, pp. 458-462, 2023</w:t>
+      </w:r>
+      <w:r>
+        <w:rPr>
+          <w:rFonts w:ascii="Arial" w:hAnsi="Arial" w:cs="Arial"/>
+          <w:sz w:val="24"/>
+          <w:szCs w:val="24"/>
+          <w:lang w:val="en-GB"/>
+        </w:rPr>
+        <w:t>.</w:t>
+      </w:r>
     </w:p>
     <w:sectPr>
       <w:pgSz w:w="11906" w:h="16838"/>

--- a/Views/MCOT/V1.docx
+++ b/Views/MCOT/V1.docx
@@ -179,41 +179,7 @@
           <w:sz w:val="24"/>
           <w:szCs w:val="24"/>
         </w:rPr>
-        <w:t xml:space="preserve">Guitare électrique : Etude de l’influence </w:t>
-      </w:r>
-      <w:proofErr w:type="spellStart"/>
-      <w:r>
-        <w:rPr>
-          <w:rFonts w:ascii="Arial" w:hAnsi="Arial" w:cs="Arial"/>
-          <w:sz w:val="24"/>
-          <w:szCs w:val="24"/>
-        </w:rPr>
-        <w:t>d</w:t>
-      </w:r>
-      <w:r>
-        <w:rPr>
-          <w:rFonts w:ascii="Arial" w:hAnsi="Arial" w:cs="Arial"/>
-          <w:sz w:val="24"/>
-          <w:szCs w:val="24"/>
-        </w:rPr>
-        <w:t xml:space="preserve"> </w:t>
-      </w:r>
-      <w:r>
-        <w:rPr>
-          <w:rFonts w:ascii="Arial" w:hAnsi="Arial" w:cs="Arial"/>
-          <w:sz w:val="24"/>
-          <w:szCs w:val="24"/>
-        </w:rPr>
-        <w:t>u</w:t>
-      </w:r>
-      <w:proofErr w:type="spellEnd"/>
-      <w:r>
-        <w:rPr>
-          <w:rFonts w:ascii="Arial" w:hAnsi="Arial" w:cs="Arial"/>
-          <w:sz w:val="24"/>
-          <w:szCs w:val="24"/>
-        </w:rPr>
-        <w:t xml:space="preserve"> type de micro</w:t>
+        <w:t>Guitare électrique : Etude de l’influence du type de micro</w:t>
       </w:r>
     </w:p>
     <w:p>
@@ -2391,7 +2357,6 @@
           <w:bCs/>
           <w:sz w:val="24"/>
           <w:szCs w:val="24"/>
-          <w:lang w:val="en-GB"/>
         </w:rPr>
         <w:t>[1]</w:t>
       </w:r>
@@ -2400,7 +2365,6 @@
           <w:rFonts w:ascii="Arial" w:hAnsi="Arial" w:cs="Arial"/>
           <w:sz w:val="24"/>
           <w:szCs w:val="24"/>
-          <w:lang w:val="en-GB"/>
         </w:rPr>
         <w:t xml:space="preserve"> Matthew W. Hill, "The hidden history of the electric guitar", in </w:t>
       </w:r>
@@ -2411,66 +2375,25 @@
           <w:iCs/>
           <w:sz w:val="24"/>
           <w:szCs w:val="24"/>
+        </w:rPr>
+        <w:t>Quand la guitare [s']électrise !</w:t>
+      </w:r>
+      <w:r>
+        <w:rPr>
+          <w:rFonts w:ascii="Arial" w:hAnsi="Arial" w:cs="Arial"/>
+          <w:sz w:val="24"/>
+          <w:szCs w:val="24"/>
+        </w:rPr>
+        <w:t xml:space="preserve">, Benoît Navarret et al. </w:t>
+      </w:r>
+      <w:r>
+        <w:rPr>
+          <w:rFonts w:ascii="Arial" w:hAnsi="Arial" w:cs="Arial"/>
+          <w:sz w:val="24"/>
+          <w:szCs w:val="24"/>
           <w:lang w:val="en-GB"/>
         </w:rPr>
-        <w:t xml:space="preserve">Quand la </w:t>
-      </w:r>
-      <w:proofErr w:type="spellStart"/>
-      <w:r>
-        <w:rPr>
-          <w:rFonts w:ascii="Arial" w:hAnsi="Arial" w:cs="Arial"/>
-          <w:i/>
-          <w:iCs/>
-          <w:sz w:val="24"/>
-          <w:szCs w:val="24"/>
-          <w:lang w:val="en-GB"/>
-        </w:rPr>
-        <w:t>guitare</w:t>
-      </w:r>
-      <w:proofErr w:type="spellEnd"/>
-      <w:r>
-        <w:rPr>
-          <w:rFonts w:ascii="Arial" w:hAnsi="Arial" w:cs="Arial"/>
-          <w:i/>
-          <w:iCs/>
-          <w:sz w:val="24"/>
-          <w:szCs w:val="24"/>
-          <w:lang w:val="en-GB"/>
-        </w:rPr>
-        <w:t xml:space="preserve"> [s']</w:t>
-      </w:r>
-      <w:proofErr w:type="spellStart"/>
-      <w:r>
-        <w:rPr>
-          <w:rFonts w:ascii="Arial" w:hAnsi="Arial" w:cs="Arial"/>
-          <w:i/>
-          <w:iCs/>
-          <w:sz w:val="24"/>
-          <w:szCs w:val="24"/>
-          <w:lang w:val="en-GB"/>
-        </w:rPr>
-        <w:t>électrise</w:t>
-      </w:r>
-      <w:proofErr w:type="spellEnd"/>
-      <w:r>
-        <w:rPr>
-          <w:rFonts w:ascii="Arial" w:hAnsi="Arial" w:cs="Arial"/>
-          <w:i/>
-          <w:iCs/>
-          <w:sz w:val="24"/>
-          <w:szCs w:val="24"/>
-          <w:lang w:val="en-GB"/>
-        </w:rPr>
-        <w:t xml:space="preserve"> !</w:t>
-      </w:r>
-      <w:r>
-        <w:rPr>
-          <w:rFonts w:ascii="Arial" w:hAnsi="Arial" w:cs="Arial"/>
-          <w:sz w:val="24"/>
-          <w:szCs w:val="24"/>
-          <w:lang w:val="en-GB"/>
-        </w:rPr>
-        <w:t>, Benoît Navarret et al. (dir.), Sorbonne Université Presses, pp. 33-61, 2022.</w:t>
+        <w:t>(dir.), Sorbonne Université Presses, pp. 33-61, 2022.</w:t>
       </w:r>
     </w:p>
     <w:p>
@@ -2717,27 +2640,7 @@
           <w:szCs w:val="24"/>
           <w:lang w:val="en-GB"/>
         </w:rPr>
-        <w:t xml:space="preserve"> A. Novak, B. </w:t>
-      </w:r>
-      <w:proofErr w:type="spellStart"/>
-      <w:r>
-        <w:rPr>
-          <w:rFonts w:ascii="Arial" w:hAnsi="Arial" w:cs="Arial"/>
-          <w:sz w:val="24"/>
-          <w:szCs w:val="24"/>
-          <w:lang w:val="en-GB"/>
-        </w:rPr>
-        <w:t>Lihoreau</w:t>
-      </w:r>
-      <w:proofErr w:type="spellEnd"/>
-      <w:r>
-        <w:rPr>
-          <w:rFonts w:ascii="Arial" w:hAnsi="Arial" w:cs="Arial"/>
-          <w:sz w:val="24"/>
-          <w:szCs w:val="24"/>
-          <w:lang w:val="en-GB"/>
-        </w:rPr>
-        <w:t xml:space="preserve">, E. Brasseur, P. Lotton et L. Simon, "Guitar Pickup: Measurement of its Two-Dimensional Nonlinear Function", </w:t>
+        <w:t xml:space="preserve"> A. Novak, B. Lihoreau, E. Brasseur, P. Lotton et L. Simon, "Guitar Pickup: Measurement of its Two-Dimensional Nonlinear Function", </w:t>
       </w:r>
       <w:r>
         <w:rPr>
@@ -2791,27 +2694,7 @@
           <w:szCs w:val="24"/>
           <w:lang w:val="en-GB"/>
         </w:rPr>
-        <w:t xml:space="preserve"> R. </w:t>
-      </w:r>
-      <w:proofErr w:type="spellStart"/>
-      <w:r>
-        <w:rPr>
-          <w:rFonts w:ascii="Arial" w:hAnsi="Arial" w:cs="Arial"/>
-          <w:sz w:val="24"/>
-          <w:szCs w:val="24"/>
-          <w:lang w:val="en-GB"/>
-        </w:rPr>
-        <w:t>Giampiccolo</w:t>
-      </w:r>
-      <w:proofErr w:type="spellEnd"/>
-      <w:r>
-        <w:rPr>
-          <w:rFonts w:ascii="Arial" w:hAnsi="Arial" w:cs="Arial"/>
-          <w:sz w:val="24"/>
-          <w:szCs w:val="24"/>
-          <w:lang w:val="en-GB"/>
-        </w:rPr>
-        <w:t xml:space="preserve">, A. Bernardini et A. Sarti, "Virtualization of Guitar Pickups Through Circuit Inversion", </w:t>
+        <w:t xml:space="preserve"> R. Giampiccolo, A. Bernardini et A. Sarti, "Virtualization of Guitar Pickups Through Circuit Inversion", </w:t>
       </w:r>
       <w:r>
         <w:rPr>
@@ -3922,6 +3805,7 @@
   <w:style w:type="character" w:default="1" w:styleId="DefaultParagraphFont">
     <w:name w:val="Default Paragraph Font"/>
     <w:uiPriority w:val="1"/>
+    <w:semiHidden/>
     <w:unhideWhenUsed/>
   </w:style>
   <w:style w:type="table" w:default="1" w:styleId="TableNormal">

--- a/Views/MCOT/V1.docx
+++ b/Views/MCOT/V1.docx
@@ -23,8 +23,6 @@
                 <w:rFonts w:ascii="Arial" w:hAnsi="Arial" w:cs="Arial"/>
                 <w:b/>
                 <w:bCs/>
-                <w:sz w:val="24"/>
-                <w:szCs w:val="24"/>
               </w:rPr>
             </w:pPr>
             <w:r>
@@ -32,8 +30,6 @@
                 <w:rFonts w:ascii="Arial" w:hAnsi="Arial" w:cs="Arial"/>
                 <w:b/>
                 <w:bCs/>
-                <w:sz w:val="24"/>
-                <w:szCs w:val="24"/>
               </w:rPr>
               <w:t>MCOT : Mise en Cohérence des Objectifs du T</w:t>
             </w:r>
@@ -42,8 +38,6 @@
                 <w:rFonts w:ascii="Arial" w:hAnsi="Arial" w:cs="Arial"/>
                 <w:b/>
                 <w:bCs/>
-                <w:sz w:val="24"/>
-                <w:szCs w:val="24"/>
               </w:rPr>
               <w:t>.</w:t>
             </w:r>
@@ -52,8 +46,6 @@
                 <w:rFonts w:ascii="Arial" w:hAnsi="Arial" w:cs="Arial"/>
                 <w:b/>
                 <w:bCs/>
-                <w:sz w:val="24"/>
-                <w:szCs w:val="24"/>
               </w:rPr>
               <w:t>I</w:t>
             </w:r>
@@ -62,8 +54,6 @@
                 <w:rFonts w:ascii="Arial" w:hAnsi="Arial" w:cs="Arial"/>
                 <w:b/>
                 <w:bCs/>
-                <w:sz w:val="24"/>
-                <w:szCs w:val="24"/>
               </w:rPr>
               <w:t>.</w:t>
             </w:r>
@@ -72,8 +62,6 @@
                 <w:rFonts w:ascii="Arial" w:hAnsi="Arial" w:cs="Arial"/>
                 <w:b/>
                 <w:bCs/>
-                <w:sz w:val="24"/>
-                <w:szCs w:val="24"/>
               </w:rPr>
               <w:t>P</w:t>
             </w:r>
@@ -82,8 +70,6 @@
                 <w:rFonts w:ascii="Arial" w:hAnsi="Arial" w:cs="Arial"/>
                 <w:b/>
                 <w:bCs/>
-                <w:sz w:val="24"/>
-                <w:szCs w:val="24"/>
               </w:rPr>
               <w:t>.</w:t>
             </w:r>
@@ -92,8 +78,6 @@
                 <w:rFonts w:ascii="Arial" w:hAnsi="Arial" w:cs="Arial"/>
                 <w:b/>
                 <w:bCs/>
-                <w:sz w:val="24"/>
-                <w:szCs w:val="24"/>
               </w:rPr>
               <w:t>E</w:t>
             </w:r>
@@ -102,8 +86,6 @@
                 <w:rFonts w:ascii="Arial" w:hAnsi="Arial" w:cs="Arial"/>
                 <w:b/>
                 <w:bCs/>
-                <w:sz w:val="24"/>
-                <w:szCs w:val="24"/>
               </w:rPr>
               <w:t>.</w:t>
             </w:r>
@@ -121,8 +103,6 @@
           <w:rFonts w:ascii="Arial" w:hAnsi="Arial" w:cs="Arial"/>
           <w:b/>
           <w:bCs/>
-          <w:sz w:val="24"/>
-          <w:szCs w:val="24"/>
           <w:u w:val="single"/>
         </w:rPr>
       </w:pPr>
@@ -135,22 +115,15 @@
         <w:jc w:val="both"/>
         <w:rPr>
           <w:rFonts w:ascii="Arial" w:hAnsi="Arial" w:cs="Arial"/>
-          <w:b/>
-          <w:bCs/>
-          <w:sz w:val="24"/>
-          <w:szCs w:val="24"/>
+        </w:rPr>
+      </w:pPr>
+      <w:r>
+        <w:rPr>
+          <w:rFonts w:ascii="Arial" w:hAnsi="Arial" w:cs="Arial"/>
+          <w:b/>
+          <w:bCs/>
           <w:u w:val="single"/>
         </w:rPr>
-      </w:pPr>
-      <w:r>
-        <w:rPr>
-          <w:rFonts w:ascii="Arial" w:hAnsi="Arial" w:cs="Arial"/>
-          <w:b/>
-          <w:bCs/>
-          <w:sz w:val="24"/>
-          <w:szCs w:val="24"/>
-          <w:u w:val="single"/>
-        </w:rPr>
         <w:t>Titre :</w:t>
       </w:r>
       <w:r>
@@ -158,8 +131,6 @@
           <w:rFonts w:ascii="Arial" w:hAnsi="Arial" w:cs="Arial"/>
           <w:b/>
           <w:bCs/>
-          <w:sz w:val="24"/>
-          <w:szCs w:val="24"/>
         </w:rPr>
         <w:t xml:space="preserve"> </w:t>
       </w:r>
@@ -168,16 +139,12 @@
           <w:rFonts w:ascii="Arial" w:hAnsi="Arial" w:cs="Arial"/>
           <w:b/>
           <w:bCs/>
-          <w:sz w:val="24"/>
-          <w:szCs w:val="24"/>
         </w:rPr>
         <w:t xml:space="preserve"> </w:t>
       </w:r>
       <w:r>
         <w:rPr>
           <w:rFonts w:ascii="Arial" w:hAnsi="Arial" w:cs="Arial"/>
-          <w:sz w:val="24"/>
-          <w:szCs w:val="24"/>
         </w:rPr>
         <w:t>Guitare électrique : Etude de l’influence du type de micro</w:t>
       </w:r>
@@ -192,8 +159,6 @@
           <w:rFonts w:ascii="Arial" w:hAnsi="Arial" w:cs="Arial"/>
           <w:b/>
           <w:bCs/>
-          <w:sz w:val="24"/>
-          <w:szCs w:val="24"/>
           <w:u w:val="single"/>
         </w:rPr>
       </w:pPr>
@@ -202,11 +167,9 @@
           <w:rFonts w:ascii="Arial" w:hAnsi="Arial" w:cs="Arial"/>
           <w:b/>
           <w:bCs/>
-          <w:sz w:val="24"/>
-          <w:szCs w:val="24"/>
           <w:u w:val="single"/>
         </w:rPr>
-        <w:t>Bibliographie Commentée :</w:t>
+        <w:t>Motivation choix du sujet :</w:t>
       </w:r>
     </w:p>
     <w:p>
@@ -217,113 +180,55 @@
         <w:jc w:val="both"/>
         <w:rPr>
           <w:rFonts w:ascii="Arial" w:hAnsi="Arial" w:cs="Arial"/>
-          <w:sz w:val="24"/>
-          <w:szCs w:val="24"/>
-        </w:rPr>
-      </w:pPr>
-      <w:r>
-        <w:rPr>
-          <w:rFonts w:ascii="Arial" w:hAnsi="Arial" w:cs="Arial"/>
-          <w:sz w:val="24"/>
-          <w:szCs w:val="24"/>
-        </w:rPr>
-        <w:t xml:space="preserve">L’apparition de la guitare électrique au XXe siècle </w:t>
-      </w:r>
-      <w:r>
-        <w:rPr>
-          <w:rFonts w:ascii="Arial" w:hAnsi="Arial" w:cs="Arial"/>
-          <w:sz w:val="24"/>
-          <w:szCs w:val="24"/>
-        </w:rPr>
-        <w:t>a marqué l’histoire de la musique.</w:t>
-      </w:r>
-      <w:r>
-        <w:rPr>
-          <w:rFonts w:ascii="Arial" w:hAnsi="Arial" w:cs="Arial"/>
-          <w:sz w:val="24"/>
-          <w:szCs w:val="24"/>
+        </w:rPr>
+      </w:pPr>
+      <w:r>
+        <w:rPr>
+          <w:rFonts w:ascii="Arial" w:hAnsi="Arial" w:cs="Arial"/>
+        </w:rPr>
+        <w:t xml:space="preserve">Guitariste amateur, j'ai </w:t>
+      </w:r>
+      <w:r>
+        <w:rPr>
+          <w:rFonts w:ascii="Arial" w:hAnsi="Arial" w:cs="Arial"/>
+        </w:rPr>
+        <w:t xml:space="preserve">pu </w:t>
+      </w:r>
+      <w:r>
+        <w:rPr>
+          <w:rFonts w:ascii="Arial" w:hAnsi="Arial" w:cs="Arial"/>
+        </w:rPr>
+        <w:t>constater</w:t>
+      </w:r>
+      <w:r>
+        <w:rPr>
+          <w:rFonts w:ascii="Arial" w:hAnsi="Arial" w:cs="Arial"/>
         </w:rPr>
         <w:t xml:space="preserve"> </w:t>
       </w:r>
       <w:r>
         <w:rPr>
           <w:rFonts w:ascii="Arial" w:hAnsi="Arial" w:cs="Arial"/>
-          <w:sz w:val="24"/>
-          <w:szCs w:val="24"/>
-        </w:rPr>
-        <w:t>Né</w:t>
-      </w:r>
-      <w:r>
-        <w:rPr>
-          <w:rFonts w:ascii="Arial" w:hAnsi="Arial" w:cs="Arial"/>
-          <w:sz w:val="24"/>
-          <w:szCs w:val="24"/>
-        </w:rPr>
-        <w:t>e</w:t>
-      </w:r>
-      <w:r>
-        <w:rPr>
-          <w:rFonts w:ascii="Arial" w:hAnsi="Arial" w:cs="Arial"/>
-          <w:sz w:val="24"/>
-          <w:szCs w:val="24"/>
-        </w:rPr>
-        <w:t xml:space="preserve"> suite à la nécessité d’amplifier le son pour rivaliser avec les percussion</w:t>
-      </w:r>
-      <w:r>
-        <w:rPr>
-          <w:rFonts w:ascii="Arial" w:hAnsi="Arial" w:cs="Arial"/>
-          <w:sz w:val="24"/>
-          <w:szCs w:val="24"/>
-        </w:rPr>
-        <w:t>s</w:t>
-      </w:r>
-      <w:r>
-        <w:rPr>
-          <w:rFonts w:ascii="Arial" w:hAnsi="Arial" w:cs="Arial"/>
-          <w:sz w:val="24"/>
-          <w:szCs w:val="24"/>
-        </w:rPr>
-        <w:t xml:space="preserve"> et le</w:t>
-      </w:r>
-      <w:r>
-        <w:rPr>
-          <w:rFonts w:ascii="Arial" w:hAnsi="Arial" w:cs="Arial"/>
-          <w:sz w:val="24"/>
-          <w:szCs w:val="24"/>
-        </w:rPr>
-        <w:t>s</w:t>
-      </w:r>
-      <w:r>
-        <w:rPr>
-          <w:rFonts w:ascii="Arial" w:hAnsi="Arial" w:cs="Arial"/>
-          <w:sz w:val="24"/>
-          <w:szCs w:val="24"/>
-        </w:rPr>
-        <w:t xml:space="preserve"> cuivres dans les grands ensemble</w:t>
-      </w:r>
-      <w:r>
-        <w:rPr>
-          <w:rFonts w:ascii="Arial" w:hAnsi="Arial" w:cs="Arial"/>
-          <w:sz w:val="24"/>
-          <w:szCs w:val="24"/>
-        </w:rPr>
-        <w:t>s</w:t>
-      </w:r>
-      <w:r>
-        <w:rPr>
-          <w:rFonts w:ascii="Arial" w:hAnsi="Arial" w:cs="Arial"/>
-          <w:sz w:val="24"/>
-          <w:szCs w:val="24"/>
-        </w:rPr>
-        <w:t xml:space="preserve">, elle a transformé le paysage musical. </w:t>
-      </w:r>
-      <w:r>
-        <w:rPr>
-          <w:rFonts w:ascii="Arial" w:hAnsi="Arial" w:cs="Arial"/>
-          <w:sz w:val="24"/>
-          <w:szCs w:val="24"/>
-        </w:rPr>
-        <w:t xml:space="preserve"> </w:t>
+        </w:rPr>
+        <w:t>personnellement</w:t>
+      </w:r>
+      <w:r>
+        <w:rPr>
+          <w:rFonts w:ascii="Arial" w:hAnsi="Arial" w:cs="Arial"/>
+        </w:rPr>
+        <w:t xml:space="preserve"> que le changement de micro modifiait le timbre et la pureté du son produit. </w:t>
+      </w:r>
+      <w:r>
+        <w:rPr>
+          <w:rFonts w:ascii="Arial" w:hAnsi="Arial" w:cs="Arial"/>
+        </w:rPr>
+        <w:t>Curieux, j</w:t>
+      </w:r>
+      <w:r>
+        <w:rPr>
+          <w:rFonts w:ascii="Arial" w:hAnsi="Arial" w:cs="Arial"/>
+        </w:rPr>
+        <w:t>'ai souhaité dépasser ce constat subjectif pour modéliser l'origine électromagnétique du phénomène et comprendre le compromis nécessaire entre suppression des parasites et respect du spectre harmonique.</w:t>
       </w:r>
     </w:p>
     <w:p>
@@ -334,153 +239,37 @@
         <w:jc w:val="both"/>
         <w:rPr>
           <w:rFonts w:ascii="Arial" w:hAnsi="Arial" w:cs="Arial"/>
-          <w:sz w:val="24"/>
-          <w:szCs w:val="24"/>
-        </w:rPr>
-      </w:pPr>
-      <w:r>
-        <w:rPr>
-          <w:rFonts w:ascii="Arial" w:hAnsi="Arial" w:cs="Arial"/>
-          <w:sz w:val="24"/>
-          <w:szCs w:val="24"/>
-        </w:rPr>
-        <w:t>Contrairement à une guitare d</w:t>
-      </w:r>
-      <w:r>
-        <w:rPr>
-          <w:rFonts w:ascii="Arial" w:hAnsi="Arial" w:cs="Arial"/>
-          <w:sz w:val="24"/>
-          <w:szCs w:val="24"/>
-        </w:rPr>
-        <w:t>i</w:t>
-      </w:r>
-      <w:r>
-        <w:rPr>
-          <w:rFonts w:ascii="Arial" w:hAnsi="Arial" w:cs="Arial"/>
-          <w:sz w:val="24"/>
-          <w:szCs w:val="24"/>
-        </w:rPr>
-        <w:t>te acoustique</w:t>
-      </w:r>
-      <w:r>
-        <w:rPr>
-          <w:rFonts w:ascii="Arial" w:hAnsi="Arial" w:cs="Arial"/>
-          <w:sz w:val="24"/>
-          <w:szCs w:val="24"/>
-        </w:rPr>
-        <w:t>,</w:t>
-      </w:r>
-      <w:r>
-        <w:rPr>
-          <w:rFonts w:ascii="Arial" w:hAnsi="Arial" w:cs="Arial"/>
-          <w:sz w:val="24"/>
-          <w:szCs w:val="24"/>
-        </w:rPr>
-        <w:t xml:space="preserve"> qui utilise une caisse de résonnance pour amplifier le son</w:t>
-      </w:r>
-      <w:r>
-        <w:rPr>
-          <w:rFonts w:ascii="Arial" w:hAnsi="Arial" w:cs="Arial"/>
-          <w:sz w:val="24"/>
-          <w:szCs w:val="24"/>
-        </w:rPr>
-        <w:t xml:space="preserve">, une guitare électrique </w:t>
-      </w:r>
-      <w:r>
-        <w:rPr>
-          <w:rFonts w:ascii="Arial" w:hAnsi="Arial" w:cs="Arial"/>
-          <w:sz w:val="24"/>
-          <w:szCs w:val="24"/>
-        </w:rPr>
-        <w:t xml:space="preserve">est </w:t>
-      </w:r>
-      <w:r>
-        <w:rPr>
-          <w:rFonts w:ascii="Arial" w:hAnsi="Arial" w:cs="Arial"/>
-          <w:sz w:val="24"/>
-          <w:szCs w:val="24"/>
-        </w:rPr>
-        <w:t>basée</w:t>
-      </w:r>
-      <w:r>
-        <w:rPr>
-          <w:rFonts w:ascii="Arial" w:hAnsi="Arial" w:cs="Arial"/>
-          <w:sz w:val="24"/>
-          <w:szCs w:val="24"/>
-        </w:rPr>
-        <w:t xml:space="preserve"> uniquement sur un système</w:t>
-      </w:r>
-      <w:r>
-        <w:rPr>
-          <w:rFonts w:ascii="Arial" w:hAnsi="Arial" w:cs="Arial"/>
-          <w:sz w:val="24"/>
-          <w:szCs w:val="24"/>
-        </w:rPr>
-        <w:t xml:space="preserve"> de transduction</w:t>
-      </w:r>
-      <w:r>
-        <w:rPr>
-          <w:rFonts w:ascii="Arial" w:hAnsi="Arial" w:cs="Arial"/>
-          <w:sz w:val="24"/>
-          <w:szCs w:val="24"/>
-        </w:rPr>
-        <w:t xml:space="preserve"> </w:t>
-      </w:r>
-      <w:r>
-        <w:rPr>
-          <w:rFonts w:ascii="Arial" w:hAnsi="Arial" w:cs="Arial"/>
-          <w:sz w:val="24"/>
-          <w:szCs w:val="24"/>
-        </w:rPr>
-        <w:t>électromagnétique pour convertir</w:t>
-      </w:r>
-      <w:r>
-        <w:rPr>
-          <w:rFonts w:ascii="Arial" w:hAnsi="Arial" w:cs="Arial"/>
-          <w:sz w:val="24"/>
-          <w:szCs w:val="24"/>
-        </w:rPr>
-        <w:t xml:space="preserve"> la vibration</w:t>
-      </w:r>
-      <w:r>
-        <w:rPr>
-          <w:rFonts w:ascii="Arial" w:hAnsi="Arial" w:cs="Arial"/>
-          <w:sz w:val="24"/>
-          <w:szCs w:val="24"/>
-        </w:rPr>
-        <w:t xml:space="preserve"> mécanique</w:t>
-      </w:r>
-      <w:r>
-        <w:rPr>
-          <w:rFonts w:ascii="Arial" w:hAnsi="Arial" w:cs="Arial"/>
-          <w:sz w:val="24"/>
-          <w:szCs w:val="24"/>
-        </w:rPr>
-        <w:t xml:space="preserve"> de la corde e</w:t>
-      </w:r>
-      <w:r>
-        <w:rPr>
-          <w:rFonts w:ascii="Arial" w:hAnsi="Arial" w:cs="Arial"/>
-          <w:sz w:val="24"/>
-          <w:szCs w:val="24"/>
-        </w:rPr>
-        <w:t>n</w:t>
-      </w:r>
-      <w:r>
-        <w:rPr>
-          <w:rFonts w:ascii="Arial" w:hAnsi="Arial" w:cs="Arial"/>
-          <w:sz w:val="24"/>
-          <w:szCs w:val="24"/>
-        </w:rPr>
-        <w:t xml:space="preserve"> signal électrique</w:t>
-      </w:r>
-      <w:r>
-        <w:rPr>
-          <w:rFonts w:ascii="Arial" w:hAnsi="Arial" w:cs="Arial"/>
-          <w:sz w:val="24"/>
-          <w:szCs w:val="24"/>
-        </w:rPr>
-        <w:t>.</w:t>
+          <w:b/>
+          <w:bCs/>
+          <w:u w:val="single"/>
+        </w:rPr>
+      </w:pPr>
+      <w:r>
+        <w:rPr>
+          <w:rFonts w:ascii="Arial" w:hAnsi="Arial" w:cs="Arial"/>
+          <w:b/>
+          <w:bCs/>
+          <w:u w:val="single"/>
+        </w:rPr>
+        <w:t>Ancrage au thème </w:t>
+      </w:r>
+      <w:r>
+        <w:rPr>
+          <w:rFonts w:ascii="Arial" w:hAnsi="Arial" w:cs="Arial"/>
+          <w:b/>
+          <w:bCs/>
+          <w:u w:val="single"/>
+        </w:rPr>
+        <w:t xml:space="preserve">(Cycle, Boucle) </w:t>
+      </w:r>
+      <w:r>
+        <w:rPr>
+          <w:rFonts w:ascii="Arial" w:hAnsi="Arial" w:cs="Arial"/>
+          <w:b/>
+          <w:bCs/>
+          <w:u w:val="single"/>
+        </w:rPr>
+        <w:t>:</w:t>
       </w:r>
     </w:p>
     <w:p>
@@ -491,209 +280,362 @@
         <w:jc w:val="both"/>
         <w:rPr>
           <w:rFonts w:ascii="Arial" w:hAnsi="Arial" w:cs="Arial"/>
-          <w:sz w:val="24"/>
-          <w:szCs w:val="24"/>
-        </w:rPr>
-      </w:pPr>
-      <w:r>
-        <w:rPr>
-          <w:rFonts w:ascii="Arial" w:hAnsi="Arial" w:cs="Arial"/>
-          <w:sz w:val="24"/>
-          <w:szCs w:val="24"/>
-        </w:rPr>
-        <w:t>Le dispositif de conversion, le micro, est</w:t>
-      </w:r>
-      <w:r>
-        <w:rPr>
-          <w:rFonts w:ascii="Arial" w:hAnsi="Arial" w:cs="Arial"/>
-          <w:sz w:val="24"/>
-          <w:szCs w:val="24"/>
-        </w:rPr>
-        <w:t xml:space="preserve"> en vérité une technologie relativement récente</w:t>
-      </w:r>
-      <w:r>
-        <w:rPr>
-          <w:rFonts w:ascii="Arial" w:hAnsi="Arial" w:cs="Arial"/>
-          <w:sz w:val="24"/>
-          <w:szCs w:val="24"/>
-        </w:rPr>
-        <w:t xml:space="preserve">. En effet, malgré une première invention en 1890 par George Breed </w:t>
-      </w:r>
-      <w:r>
-        <w:rPr>
-          <w:rFonts w:ascii="Arial" w:hAnsi="Arial" w:cs="Arial"/>
-          <w:b/>
-          <w:bCs/>
-          <w:sz w:val="24"/>
-          <w:szCs w:val="24"/>
-        </w:rPr>
-        <w:t>[1]</w:t>
-      </w:r>
-      <w:r>
-        <w:rPr>
-          <w:rFonts w:ascii="Arial" w:hAnsi="Arial" w:cs="Arial"/>
-          <w:sz w:val="24"/>
-          <w:szCs w:val="24"/>
-        </w:rPr>
-        <w:t>, l</w:t>
-      </w:r>
-      <w:r>
-        <w:rPr>
-          <w:rFonts w:ascii="Arial" w:hAnsi="Arial" w:cs="Arial"/>
-          <w:sz w:val="24"/>
-          <w:szCs w:val="24"/>
-        </w:rPr>
-        <w:t xml:space="preserve">a première guitare électrique connaissant un succès commercial fut </w:t>
-      </w:r>
-      <w:r>
-        <w:rPr>
-          <w:rFonts w:ascii="Arial" w:hAnsi="Arial" w:cs="Arial"/>
-          <w:sz w:val="24"/>
-          <w:szCs w:val="24"/>
-        </w:rPr>
-        <w:t>inventée</w:t>
-      </w:r>
-      <w:r>
-        <w:rPr>
-          <w:rFonts w:ascii="Arial" w:hAnsi="Arial" w:cs="Arial"/>
-          <w:sz w:val="24"/>
-          <w:szCs w:val="24"/>
-        </w:rPr>
-        <w:t xml:space="preserve"> en 193</w:t>
-      </w:r>
-      <w:r>
-        <w:rPr>
-          <w:rFonts w:ascii="Arial" w:hAnsi="Arial" w:cs="Arial"/>
-          <w:sz w:val="24"/>
-          <w:szCs w:val="24"/>
-        </w:rPr>
-        <w:t>2</w:t>
-      </w:r>
-      <w:r>
-        <w:rPr>
-          <w:rFonts w:ascii="Arial" w:hAnsi="Arial" w:cs="Arial"/>
-          <w:sz w:val="24"/>
-          <w:szCs w:val="24"/>
-        </w:rPr>
-        <w:t xml:space="preserve"> par l’entreprise </w:t>
-      </w:r>
-      <w:r>
-        <w:rPr>
-          <w:rFonts w:ascii="Arial" w:hAnsi="Arial" w:cs="Arial"/>
-          <w:sz w:val="24"/>
-          <w:szCs w:val="24"/>
-        </w:rPr>
-        <w:t>Rickenbacker</w:t>
-      </w:r>
-      <w:r>
-        <w:rPr>
-          <w:rFonts w:ascii="Arial" w:hAnsi="Arial" w:cs="Arial"/>
-          <w:sz w:val="24"/>
-          <w:szCs w:val="24"/>
-        </w:rPr>
-        <w:t xml:space="preserve"> </w:t>
-      </w:r>
-      <w:r>
-        <w:rPr>
-          <w:rFonts w:ascii="Arial" w:hAnsi="Arial" w:cs="Arial"/>
-          <w:b/>
-          <w:bCs/>
-          <w:sz w:val="24"/>
-          <w:szCs w:val="24"/>
-        </w:rPr>
-        <w:t>[</w:t>
-      </w:r>
-      <w:r>
-        <w:rPr>
-          <w:rFonts w:ascii="Arial" w:hAnsi="Arial" w:cs="Arial"/>
-          <w:b/>
-          <w:bCs/>
-          <w:sz w:val="24"/>
-          <w:szCs w:val="24"/>
-        </w:rPr>
-        <w:t>1</w:t>
-      </w:r>
-      <w:r>
-        <w:rPr>
-          <w:rFonts w:ascii="Arial" w:hAnsi="Arial" w:cs="Arial"/>
-          <w:b/>
-          <w:bCs/>
-          <w:sz w:val="24"/>
-          <w:szCs w:val="24"/>
-        </w:rPr>
-        <w:t>]</w:t>
-      </w:r>
-      <w:r>
-        <w:rPr>
-          <w:rFonts w:ascii="Arial" w:hAnsi="Arial" w:cs="Arial"/>
-          <w:sz w:val="24"/>
-          <w:szCs w:val="24"/>
-        </w:rPr>
-        <w:t>.</w:t>
-      </w:r>
-      <w:r>
-        <w:rPr>
-          <w:rFonts w:ascii="Arial" w:hAnsi="Arial" w:cs="Arial"/>
-          <w:sz w:val="24"/>
-          <w:szCs w:val="24"/>
-        </w:rPr>
-        <w:t xml:space="preserve"> Le fonctionnement à l’époque est assez rudimentaire et basé sur un principe connu de la Physique : </w:t>
-      </w:r>
-      <w:r>
-        <w:rPr>
-          <w:rFonts w:ascii="Arial" w:hAnsi="Arial" w:cs="Arial"/>
-          <w:sz w:val="24"/>
-          <w:szCs w:val="24"/>
+        </w:rPr>
+      </w:pPr>
+      <w:r>
+        <w:rPr>
+          <w:rFonts w:ascii="Arial" w:hAnsi="Arial" w:cs="Arial"/>
+        </w:rPr>
+        <w:t>Le TIPE porte sur l</w:t>
+      </w:r>
+      <w:r>
+        <w:rPr>
+          <w:rFonts w:ascii="Arial" w:hAnsi="Arial" w:cs="Arial"/>
+        </w:rPr>
+        <w:t xml:space="preserve">e traitement </w:t>
+      </w:r>
+      <w:r>
+        <w:rPr>
+          <w:rFonts w:ascii="Arial" w:hAnsi="Arial" w:cs="Arial"/>
+        </w:rPr>
+        <w:t>de signaux cycliques : Vibration harmonique de la corde et champ parasite à 50Hz</w:t>
+      </w:r>
+      <w:r>
+        <w:rPr>
+          <w:rFonts w:ascii="Arial" w:hAnsi="Arial" w:cs="Arial"/>
+        </w:rPr>
+        <w:t>. Mon but est d’</w:t>
+      </w:r>
+      <w:r>
+        <w:rPr>
+          <w:rFonts w:ascii="Arial" w:hAnsi="Arial" w:cs="Arial"/>
+        </w:rPr>
+        <w:t>analyse</w:t>
+      </w:r>
+      <w:r>
+        <w:rPr>
+          <w:rFonts w:ascii="Arial" w:hAnsi="Arial" w:cs="Arial"/>
+        </w:rPr>
+        <w:t>r</w:t>
+      </w:r>
+      <w:r>
+        <w:rPr>
+          <w:rFonts w:ascii="Arial" w:hAnsi="Arial" w:cs="Arial"/>
+        </w:rPr>
+        <w:t xml:space="preserve"> comment la géométrie des boucles (bobinages) du Humbucker permet, par une inversion de phase, de discerner ces deux </w:t>
+      </w:r>
+      <w:r>
+        <w:rPr>
+          <w:rFonts w:ascii="Arial" w:hAnsi="Arial" w:cs="Arial"/>
+        </w:rPr>
+        <w:t>signaux</w:t>
+      </w:r>
+      <w:r>
+        <w:rPr>
+          <w:rFonts w:ascii="Arial" w:hAnsi="Arial" w:cs="Arial"/>
+        </w:rPr>
+        <w:t xml:space="preserve"> pour annuler le bruit.</w:t>
+      </w:r>
+    </w:p>
+    <w:p>
+      <w:pPr>
+        <w:tabs>
+          <w:tab w:val="left" w:pos="2604"/>
+        </w:tabs>
+        <w:rPr>
+          <w:rFonts w:ascii="Arial" w:hAnsi="Arial" w:cs="Arial"/>
+          <w:b/>
+          <w:bCs/>
           <w:u w:val="single"/>
         </w:rPr>
-        <w:t>La loi d’induction de Faraday</w:t>
-      </w:r>
-      <w:r>
-        <w:rPr>
-          <w:rFonts w:ascii="Arial" w:hAnsi="Arial" w:cs="Arial"/>
-          <w:sz w:val="24"/>
-          <w:szCs w:val="24"/>
-        </w:rPr>
-        <w:t xml:space="preserve"> </w:t>
-      </w:r>
-      <w:r>
-        <w:rPr>
-          <w:rFonts w:ascii="Arial" w:hAnsi="Arial" w:cs="Arial"/>
-          <w:b/>
-          <w:bCs/>
-          <w:sz w:val="24"/>
-          <w:szCs w:val="24"/>
-        </w:rPr>
-        <w:t>[</w:t>
-      </w:r>
-      <w:r>
-        <w:rPr>
-          <w:rFonts w:ascii="Arial" w:hAnsi="Arial" w:cs="Arial"/>
-          <w:b/>
-          <w:bCs/>
-          <w:sz w:val="24"/>
-          <w:szCs w:val="24"/>
-        </w:rPr>
-        <w:t>2</w:t>
-      </w:r>
-      <w:r>
-        <w:rPr>
-          <w:rFonts w:ascii="Arial" w:hAnsi="Arial" w:cs="Arial"/>
-          <w:b/>
-          <w:bCs/>
-          <w:sz w:val="24"/>
-          <w:szCs w:val="24"/>
-        </w:rPr>
-        <w:t>]</w:t>
-      </w:r>
-      <w:r>
-        <w:rPr>
-          <w:rFonts w:ascii="Arial" w:hAnsi="Arial" w:cs="Arial"/>
-          <w:sz w:val="24"/>
-          <w:szCs w:val="24"/>
-        </w:rPr>
-        <w:t xml:space="preserve">. </w:t>
-      </w:r>
+      </w:pPr>
+      <w:r>
+        <w:rPr>
+          <w:rFonts w:ascii="Arial" w:hAnsi="Arial" w:cs="Arial"/>
+          <w:b/>
+          <w:bCs/>
+          <w:u w:val="single"/>
+        </w:rPr>
+        <w:t>Positionnement thématique :</w:t>
+      </w:r>
+    </w:p>
+    <w:p>
+      <w:pPr>
+        <w:tabs>
+          <w:tab w:val="left" w:pos="2604"/>
+        </w:tabs>
+        <w:rPr>
+          <w:rFonts w:ascii="Arial" w:hAnsi="Arial" w:cs="Arial"/>
+        </w:rPr>
+      </w:pPr>
+      <w:r>
+        <w:rPr>
+          <w:rFonts w:ascii="Arial" w:hAnsi="Arial" w:cs="Arial"/>
+        </w:rPr>
+        <w:t>PHYSIQUE (Physique Ondulatoire)</w:t>
+      </w:r>
+      <w:r>
+        <w:rPr>
+          <w:rFonts w:ascii="Arial" w:hAnsi="Arial" w:cs="Arial"/>
+        </w:rPr>
+        <w:t xml:space="preserve"> ; </w:t>
+      </w:r>
+      <w:r>
+        <w:rPr>
+          <w:rFonts w:ascii="Arial" w:hAnsi="Arial" w:cs="Arial"/>
+        </w:rPr>
+        <w:t>SCIENCE INDUSTRIELLES (Traitement du signal)</w:t>
+      </w:r>
+      <w:r>
+        <w:rPr>
+          <w:rFonts w:ascii="Arial" w:hAnsi="Arial" w:cs="Arial"/>
+        </w:rPr>
+        <w:t xml:space="preserve"> ; </w:t>
+      </w:r>
+      <w:r>
+        <w:rPr>
+          <w:rFonts w:ascii="Arial" w:hAnsi="Arial" w:cs="Arial"/>
+        </w:rPr>
+        <w:t>SCIENCES INDUSTRIELLES (</w:t>
+      </w:r>
+      <w:r>
+        <w:rPr>
+          <w:rFonts w:ascii="Arial" w:hAnsi="Arial" w:cs="Arial"/>
+        </w:rPr>
+        <w:t xml:space="preserve">Génie </w:t>
+      </w:r>
+      <w:r>
+        <w:rPr>
+          <w:rFonts w:ascii="Arial" w:hAnsi="Arial" w:cs="Arial"/>
+        </w:rPr>
+        <w:t>Electrique)</w:t>
+      </w:r>
+    </w:p>
+    <w:p>
+      <w:pPr>
+        <w:tabs>
+          <w:tab w:val="left" w:pos="2604"/>
+        </w:tabs>
+        <w:rPr>
+          <w:rFonts w:ascii="Arial" w:hAnsi="Arial" w:cs="Arial"/>
+          <w:b/>
+          <w:bCs/>
+          <w:u w:val="single"/>
+        </w:rPr>
+      </w:pPr>
+      <w:r>
+        <w:rPr>
+          <w:rFonts w:ascii="Arial" w:hAnsi="Arial" w:cs="Arial"/>
+          <w:b/>
+          <w:bCs/>
+          <w:u w:val="single"/>
+        </w:rPr>
+        <w:t xml:space="preserve">Mots clefs : </w:t>
+      </w:r>
+    </w:p>
+    <w:p>
+      <w:pPr>
+        <w:tabs>
+          <w:tab w:val="left" w:pos="2604"/>
+        </w:tabs>
+        <w:rPr>
+          <w:rFonts w:ascii="Arial" w:hAnsi="Arial" w:cs="Arial"/>
+        </w:rPr>
+      </w:pPr>
+      <w:r>
+        <w:rPr>
+          <w:rFonts w:ascii="Arial" w:hAnsi="Arial" w:cs="Arial"/>
+        </w:rPr>
+        <w:t>Guitare électrique</w:t>
+      </w:r>
+      <w:r>
+        <w:rPr>
+          <w:rFonts w:ascii="Arial" w:hAnsi="Arial" w:cs="Arial"/>
+        </w:rPr>
+        <w:tab/>
+      </w:r>
+      <w:r>
+        <w:rPr>
+          <w:rFonts w:ascii="Arial" w:hAnsi="Arial" w:cs="Arial"/>
+        </w:rPr>
+        <w:tab/>
+      </w:r>
+      <w:r>
+        <w:rPr>
+          <w:rFonts w:ascii="Arial" w:hAnsi="Arial" w:cs="Arial"/>
+        </w:rPr>
+        <w:tab/>
+      </w:r>
+      <w:r>
+        <w:rPr>
+          <w:rFonts w:ascii="Arial" w:hAnsi="Arial" w:cs="Arial"/>
+        </w:rPr>
+        <w:tab/>
+        <w:t>Electric Guitar</w:t>
+      </w:r>
+      <w:r>
+        <w:rPr>
+          <w:rFonts w:ascii="Arial" w:hAnsi="Arial" w:cs="Arial"/>
+        </w:rPr>
+        <w:br/>
+        <w:t>Induction électromagnétique</w:t>
+      </w:r>
+      <w:r>
+        <w:rPr>
+          <w:rFonts w:ascii="Arial" w:hAnsi="Arial" w:cs="Arial"/>
+        </w:rPr>
+        <w:tab/>
+      </w:r>
+      <w:r>
+        <w:rPr>
+          <w:rFonts w:ascii="Arial" w:hAnsi="Arial" w:cs="Arial"/>
+        </w:rPr>
+        <w:tab/>
+      </w:r>
+      <w:r>
+        <w:rPr>
+          <w:rFonts w:ascii="Arial" w:hAnsi="Arial" w:cs="Arial"/>
+        </w:rPr>
+        <w:tab/>
+      </w:r>
+      <w:proofErr w:type="spellStart"/>
+      <w:r>
+        <w:rPr>
+          <w:rFonts w:ascii="Arial" w:hAnsi="Arial" w:cs="Arial"/>
+        </w:rPr>
+        <w:t>Electromagnetic</w:t>
+      </w:r>
+      <w:proofErr w:type="spellEnd"/>
+      <w:r>
+        <w:rPr>
+          <w:rFonts w:ascii="Arial" w:hAnsi="Arial" w:cs="Arial"/>
+        </w:rPr>
+        <w:t xml:space="preserve"> Induction</w:t>
+      </w:r>
+      <w:r>
+        <w:rPr>
+          <w:rFonts w:ascii="Arial" w:hAnsi="Arial" w:cs="Arial"/>
+        </w:rPr>
+        <w:br/>
+        <w:t>Micro Humbucker</w:t>
+      </w:r>
+      <w:r>
+        <w:rPr>
+          <w:rFonts w:ascii="Arial" w:hAnsi="Arial" w:cs="Arial"/>
+        </w:rPr>
+        <w:tab/>
+      </w:r>
+      <w:r>
+        <w:rPr>
+          <w:rFonts w:ascii="Arial" w:hAnsi="Arial" w:cs="Arial"/>
+        </w:rPr>
+        <w:tab/>
+      </w:r>
+      <w:r>
+        <w:rPr>
+          <w:rFonts w:ascii="Arial" w:hAnsi="Arial" w:cs="Arial"/>
+        </w:rPr>
+        <w:tab/>
+      </w:r>
+      <w:r>
+        <w:rPr>
+          <w:rFonts w:ascii="Arial" w:hAnsi="Arial" w:cs="Arial"/>
+        </w:rPr>
+        <w:tab/>
+      </w:r>
+      <w:proofErr w:type="spellStart"/>
+      <w:r>
+        <w:rPr>
+          <w:rFonts w:ascii="Arial" w:hAnsi="Arial" w:cs="Arial"/>
+        </w:rPr>
+        <w:t>Humbucker</w:t>
+      </w:r>
+      <w:proofErr w:type="spellEnd"/>
+      <w:r>
+        <w:rPr>
+          <w:rFonts w:ascii="Arial" w:hAnsi="Arial" w:cs="Arial"/>
+        </w:rPr>
+        <w:t xml:space="preserve"> pickups</w:t>
+      </w:r>
+      <w:r>
+        <w:rPr>
+          <w:rFonts w:ascii="Arial" w:hAnsi="Arial" w:cs="Arial"/>
+        </w:rPr>
+        <w:br/>
+        <w:t>Analyse spectrale</w:t>
+      </w:r>
+      <w:r>
+        <w:rPr>
+          <w:rFonts w:ascii="Arial" w:hAnsi="Arial" w:cs="Arial"/>
+        </w:rPr>
+        <w:tab/>
+      </w:r>
+      <w:r>
+        <w:rPr>
+          <w:rFonts w:ascii="Arial" w:hAnsi="Arial" w:cs="Arial"/>
+        </w:rPr>
+        <w:tab/>
+      </w:r>
+      <w:r>
+        <w:rPr>
+          <w:rFonts w:ascii="Arial" w:hAnsi="Arial" w:cs="Arial"/>
+        </w:rPr>
+        <w:tab/>
+      </w:r>
+      <w:r>
+        <w:rPr>
+          <w:rFonts w:ascii="Arial" w:hAnsi="Arial" w:cs="Arial"/>
+        </w:rPr>
+        <w:tab/>
+        <w:t xml:space="preserve">Spectral </w:t>
+      </w:r>
+      <w:proofErr w:type="spellStart"/>
+      <w:r>
+        <w:rPr>
+          <w:rFonts w:ascii="Arial" w:hAnsi="Arial" w:cs="Arial"/>
+        </w:rPr>
+        <w:t>analysis</w:t>
+      </w:r>
+      <w:proofErr w:type="spellEnd"/>
+      <w:r>
+        <w:rPr>
+          <w:rFonts w:ascii="Arial" w:hAnsi="Arial" w:cs="Arial"/>
+        </w:rPr>
+        <w:br/>
+        <w:t>Filtrage</w:t>
+      </w:r>
+      <w:r>
+        <w:rPr>
+          <w:rFonts w:ascii="Arial" w:hAnsi="Arial" w:cs="Arial"/>
+        </w:rPr>
+        <w:tab/>
+      </w:r>
+      <w:r>
+        <w:rPr>
+          <w:rFonts w:ascii="Arial" w:hAnsi="Arial" w:cs="Arial"/>
+        </w:rPr>
+        <w:tab/>
+      </w:r>
+      <w:r>
+        <w:rPr>
+          <w:rFonts w:ascii="Arial" w:hAnsi="Arial" w:cs="Arial"/>
+        </w:rPr>
+        <w:tab/>
+      </w:r>
+      <w:r>
+        <w:rPr>
+          <w:rFonts w:ascii="Arial" w:hAnsi="Arial" w:cs="Arial"/>
+        </w:rPr>
+        <w:tab/>
+      </w:r>
+      <w:proofErr w:type="spellStart"/>
+      <w:r>
+        <w:rPr>
+          <w:rFonts w:ascii="Arial" w:hAnsi="Arial" w:cs="Arial"/>
+        </w:rPr>
+        <w:t>Filtering</w:t>
+      </w:r>
+      <w:proofErr w:type="spellEnd"/>
     </w:p>
     <w:p>
       <w:pPr>
@@ -703,325 +645,19 @@
         <w:jc w:val="both"/>
         <w:rPr>
           <w:rFonts w:ascii="Arial" w:hAnsi="Arial" w:cs="Arial"/>
-          <w:sz w:val="24"/>
-          <w:szCs w:val="24"/>
-        </w:rPr>
-      </w:pPr>
-      <w:r>
-        <w:rPr>
-          <w:rFonts w:ascii="Arial" w:hAnsi="Arial" w:cs="Arial"/>
-          <w:sz w:val="24"/>
-          <w:szCs w:val="24"/>
-        </w:rPr>
-        <w:t>Principalement composé d’une bobine de cuivre et d’aimant permanent</w:t>
-      </w:r>
-      <w:r>
-        <w:rPr>
-          <w:rFonts w:ascii="Arial" w:hAnsi="Arial" w:cs="Arial"/>
-          <w:sz w:val="24"/>
-          <w:szCs w:val="24"/>
-        </w:rPr>
-        <w:t xml:space="preserve">, </w:t>
-      </w:r>
-      <w:r>
-        <w:rPr>
-          <w:rFonts w:ascii="Arial" w:hAnsi="Arial" w:cs="Arial"/>
-          <w:sz w:val="24"/>
-          <w:szCs w:val="24"/>
-        </w:rPr>
-        <w:t>c</w:t>
-      </w:r>
-      <w:r>
-        <w:rPr>
-          <w:rFonts w:ascii="Arial" w:hAnsi="Arial" w:cs="Arial"/>
-          <w:sz w:val="24"/>
-          <w:szCs w:val="24"/>
-        </w:rPr>
-        <w:t>es derniers</w:t>
-      </w:r>
-      <w:r>
-        <w:rPr>
-          <w:rFonts w:ascii="Arial" w:hAnsi="Arial" w:cs="Arial"/>
-          <w:sz w:val="24"/>
-          <w:szCs w:val="24"/>
-        </w:rPr>
-        <w:t xml:space="preserve"> vien</w:t>
-      </w:r>
-      <w:r>
-        <w:rPr>
-          <w:rFonts w:ascii="Arial" w:hAnsi="Arial" w:cs="Arial"/>
-          <w:sz w:val="24"/>
-          <w:szCs w:val="24"/>
-        </w:rPr>
-        <w:t>nen</w:t>
-      </w:r>
-      <w:r>
-        <w:rPr>
-          <w:rFonts w:ascii="Arial" w:hAnsi="Arial" w:cs="Arial"/>
-          <w:sz w:val="24"/>
-          <w:szCs w:val="24"/>
-        </w:rPr>
-        <w:t xml:space="preserve">t </w:t>
-      </w:r>
-      <w:r>
-        <w:rPr>
-          <w:rFonts w:ascii="Arial" w:hAnsi="Arial" w:cs="Arial"/>
-          <w:sz w:val="24"/>
-          <w:szCs w:val="24"/>
-        </w:rPr>
-        <w:t>plonger les</w:t>
-      </w:r>
-      <w:r>
-        <w:rPr>
-          <w:rFonts w:ascii="Arial" w:hAnsi="Arial" w:cs="Arial"/>
-          <w:sz w:val="24"/>
-          <w:szCs w:val="24"/>
-        </w:rPr>
-        <w:t xml:space="preserve"> </w:t>
-      </w:r>
-      <w:r>
-        <w:rPr>
-          <w:rFonts w:ascii="Arial" w:hAnsi="Arial" w:cs="Arial"/>
-          <w:sz w:val="24"/>
-          <w:szCs w:val="24"/>
-        </w:rPr>
-        <w:t>corde</w:t>
-      </w:r>
-      <w:r>
-        <w:rPr>
-          <w:rFonts w:ascii="Arial" w:hAnsi="Arial" w:cs="Arial"/>
-          <w:sz w:val="24"/>
-          <w:szCs w:val="24"/>
-        </w:rPr>
-        <w:t>s</w:t>
-      </w:r>
-      <w:r>
-        <w:rPr>
-          <w:rFonts w:ascii="Arial" w:hAnsi="Arial" w:cs="Arial"/>
-          <w:sz w:val="24"/>
-          <w:szCs w:val="24"/>
-        </w:rPr>
-        <w:t xml:space="preserve"> dans</w:t>
-      </w:r>
-      <w:r>
-        <w:rPr>
-          <w:rFonts w:ascii="Arial" w:hAnsi="Arial" w:cs="Arial"/>
-          <w:sz w:val="24"/>
-          <w:szCs w:val="24"/>
-        </w:rPr>
-        <w:t xml:space="preserve"> un champ magnétique. Lorsque celle</w:t>
-      </w:r>
-      <w:r>
-        <w:rPr>
-          <w:rFonts w:ascii="Arial" w:hAnsi="Arial" w:cs="Arial"/>
-          <w:sz w:val="24"/>
-          <w:szCs w:val="24"/>
-        </w:rPr>
-        <w:t>s</w:t>
-      </w:r>
-      <w:r>
-        <w:rPr>
-          <w:rFonts w:ascii="Arial" w:hAnsi="Arial" w:cs="Arial"/>
-          <w:sz w:val="24"/>
-          <w:szCs w:val="24"/>
-        </w:rPr>
-        <w:t>-ci v</w:t>
-      </w:r>
-      <w:r>
-        <w:rPr>
-          <w:rFonts w:ascii="Arial" w:hAnsi="Arial" w:cs="Arial"/>
-          <w:sz w:val="24"/>
-          <w:szCs w:val="24"/>
-        </w:rPr>
-        <w:t>ont</w:t>
-      </w:r>
-      <w:r>
-        <w:rPr>
-          <w:rFonts w:ascii="Arial" w:hAnsi="Arial" w:cs="Arial"/>
-          <w:sz w:val="24"/>
-          <w:szCs w:val="24"/>
-        </w:rPr>
-        <w:t xml:space="preserve"> vibrer</w:t>
-      </w:r>
-      <w:r>
-        <w:rPr>
-          <w:rFonts w:ascii="Arial" w:hAnsi="Arial" w:cs="Arial"/>
-          <w:sz w:val="24"/>
-          <w:szCs w:val="24"/>
-        </w:rPr>
-        <w:t xml:space="preserve"> </w:t>
-      </w:r>
-      <w:r>
-        <w:rPr>
-          <w:rFonts w:ascii="Arial" w:hAnsi="Arial" w:cs="Arial"/>
-          <w:b/>
-          <w:bCs/>
-          <w:sz w:val="24"/>
-          <w:szCs w:val="24"/>
-        </w:rPr>
-        <w:t>[3]</w:t>
-      </w:r>
-      <w:r>
-        <w:rPr>
-          <w:rFonts w:ascii="Arial" w:hAnsi="Arial" w:cs="Arial"/>
-          <w:sz w:val="24"/>
-          <w:szCs w:val="24"/>
-        </w:rPr>
-        <w:t>, elle</w:t>
-      </w:r>
-      <w:r>
-        <w:rPr>
-          <w:rFonts w:ascii="Arial" w:hAnsi="Arial" w:cs="Arial"/>
-          <w:sz w:val="24"/>
-          <w:szCs w:val="24"/>
-        </w:rPr>
-        <w:t>s</w:t>
-      </w:r>
-      <w:r>
-        <w:rPr>
-          <w:rFonts w:ascii="Arial" w:hAnsi="Arial" w:cs="Arial"/>
-          <w:sz w:val="24"/>
-          <w:szCs w:val="24"/>
-        </w:rPr>
-        <w:t xml:space="preserve"> v</w:t>
-      </w:r>
-      <w:r>
-        <w:rPr>
-          <w:rFonts w:ascii="Arial" w:hAnsi="Arial" w:cs="Arial"/>
-          <w:sz w:val="24"/>
-          <w:szCs w:val="24"/>
-        </w:rPr>
-        <w:t>ont</w:t>
-      </w:r>
-      <w:r>
-        <w:rPr>
-          <w:rFonts w:ascii="Arial" w:hAnsi="Arial" w:cs="Arial"/>
-          <w:sz w:val="24"/>
-          <w:szCs w:val="24"/>
-        </w:rPr>
-        <w:t xml:space="preserve"> engendrer une variation de flux dans la bobine qui va </w:t>
-      </w:r>
-      <w:r>
-        <w:rPr>
-          <w:rFonts w:ascii="Arial" w:hAnsi="Arial" w:cs="Arial"/>
-          <w:sz w:val="24"/>
-          <w:szCs w:val="24"/>
-        </w:rPr>
-        <w:t>générer</w:t>
-      </w:r>
-      <w:r>
-        <w:rPr>
-          <w:rFonts w:ascii="Arial" w:hAnsi="Arial" w:cs="Arial"/>
-          <w:sz w:val="24"/>
-          <w:szCs w:val="24"/>
-        </w:rPr>
-        <w:t xml:space="preserve"> une </w:t>
-      </w:r>
-      <w:r>
-        <w:rPr>
-          <w:rFonts w:ascii="Arial" w:hAnsi="Arial" w:cs="Arial"/>
-          <w:sz w:val="24"/>
-          <w:szCs w:val="24"/>
-        </w:rPr>
-        <w:t>force électromotrice (FEM)</w:t>
-      </w:r>
-      <w:r>
-        <w:rPr>
-          <w:rFonts w:ascii="Arial" w:hAnsi="Arial" w:cs="Arial"/>
-          <w:sz w:val="24"/>
-          <w:szCs w:val="24"/>
-        </w:rPr>
-        <w:t xml:space="preserve"> </w:t>
-      </w:r>
-      <w:r>
-        <w:rPr>
-          <w:rFonts w:ascii="Arial" w:hAnsi="Arial" w:cs="Arial"/>
-          <w:b/>
-          <w:bCs/>
-          <w:sz w:val="24"/>
-          <w:szCs w:val="24"/>
-        </w:rPr>
-        <w:t>[2]</w:t>
-      </w:r>
-      <w:r>
-        <w:rPr>
-          <w:rFonts w:ascii="Arial" w:hAnsi="Arial" w:cs="Arial"/>
-          <w:sz w:val="24"/>
-          <w:szCs w:val="24"/>
-        </w:rPr>
-        <w:t>.</w:t>
-      </w:r>
-      <w:r>
-        <w:rPr>
-          <w:rFonts w:ascii="Arial" w:hAnsi="Arial" w:cs="Arial"/>
-          <w:sz w:val="24"/>
-          <w:szCs w:val="24"/>
-        </w:rPr>
-        <w:t xml:space="preserve"> C’est ce signal électrique qui </w:t>
-      </w:r>
-      <w:r>
-        <w:rPr>
-          <w:rFonts w:ascii="Arial" w:hAnsi="Arial" w:cs="Arial"/>
-          <w:sz w:val="24"/>
-          <w:szCs w:val="24"/>
-        </w:rPr>
-        <w:t xml:space="preserve"> est </w:t>
-      </w:r>
-      <w:r>
-        <w:rPr>
-          <w:rFonts w:ascii="Arial" w:hAnsi="Arial" w:cs="Arial"/>
-          <w:sz w:val="24"/>
-          <w:szCs w:val="24"/>
-        </w:rPr>
-        <w:t>ensuite transmi</w:t>
-      </w:r>
-      <w:r>
-        <w:rPr>
-          <w:rFonts w:ascii="Arial" w:hAnsi="Arial" w:cs="Arial"/>
-          <w:sz w:val="24"/>
-          <w:szCs w:val="24"/>
-        </w:rPr>
-        <w:t>s</w:t>
-      </w:r>
-      <w:r>
-        <w:rPr>
-          <w:rFonts w:ascii="Arial" w:hAnsi="Arial" w:cs="Arial"/>
-          <w:sz w:val="24"/>
-          <w:szCs w:val="24"/>
-        </w:rPr>
-        <w:t xml:space="preserve"> à l’amplificateur</w:t>
-      </w:r>
-      <w:r>
-        <w:rPr>
-          <w:rFonts w:ascii="Arial" w:hAnsi="Arial" w:cs="Arial"/>
-          <w:sz w:val="24"/>
-          <w:szCs w:val="24"/>
-        </w:rPr>
-        <w:t xml:space="preserve"> e</w:t>
-      </w:r>
-      <w:r>
-        <w:rPr>
-          <w:rFonts w:ascii="Arial" w:hAnsi="Arial" w:cs="Arial"/>
-          <w:sz w:val="24"/>
-          <w:szCs w:val="24"/>
-        </w:rPr>
-        <w:t>t</w:t>
-      </w:r>
-      <w:r>
-        <w:rPr>
-          <w:rFonts w:ascii="Arial" w:hAnsi="Arial" w:cs="Arial"/>
-          <w:sz w:val="24"/>
-          <w:szCs w:val="24"/>
-        </w:rPr>
-        <w:t xml:space="preserve"> convertit en son</w:t>
-      </w:r>
-      <w:r>
-        <w:rPr>
-          <w:rFonts w:ascii="Arial" w:hAnsi="Arial" w:cs="Arial"/>
-          <w:sz w:val="24"/>
-          <w:szCs w:val="24"/>
-        </w:rPr>
-        <w:t>.</w:t>
+          <w:b/>
+          <w:bCs/>
+          <w:u w:val="single"/>
+        </w:rPr>
+      </w:pPr>
+      <w:r>
+        <w:rPr>
+          <w:rFonts w:ascii="Arial" w:hAnsi="Arial" w:cs="Arial"/>
+          <w:b/>
+          <w:bCs/>
+          <w:u w:val="single"/>
+        </w:rPr>
+        <w:t>Bibliographie Commentée :</w:t>
       </w:r>
     </w:p>
     <w:p>
@@ -1032,261 +668,39 @@
         <w:jc w:val="both"/>
         <w:rPr>
           <w:rFonts w:ascii="Arial" w:hAnsi="Arial" w:cs="Arial"/>
-          <w:b/>
-          <w:bCs/>
-          <w:sz w:val="24"/>
-          <w:szCs w:val="24"/>
-        </w:rPr>
-      </w:pPr>
-      <w:r>
-        <w:rPr>
-          <w:rFonts w:ascii="Arial" w:hAnsi="Arial" w:cs="Arial"/>
-          <w:sz w:val="24"/>
-          <w:szCs w:val="24"/>
-        </w:rPr>
-        <w:t>En revanche, ces micros</w:t>
-      </w:r>
-      <w:r>
-        <w:rPr>
-          <w:rFonts w:ascii="Arial" w:hAnsi="Arial" w:cs="Arial"/>
-          <w:sz w:val="24"/>
-          <w:szCs w:val="24"/>
-        </w:rPr>
-        <w:t xml:space="preserve"> (appelé SingleCoil)</w:t>
-      </w:r>
-      <w:r>
-        <w:rPr>
-          <w:rFonts w:ascii="Arial" w:hAnsi="Arial" w:cs="Arial"/>
-          <w:sz w:val="24"/>
-          <w:szCs w:val="24"/>
-        </w:rPr>
-        <w:t xml:space="preserve"> connaissent vite une limite puisqu’il</w:t>
-      </w:r>
-      <w:r>
-        <w:rPr>
-          <w:rFonts w:ascii="Arial" w:hAnsi="Arial" w:cs="Arial"/>
-          <w:sz w:val="24"/>
-          <w:szCs w:val="24"/>
-        </w:rPr>
-        <w:t>s</w:t>
-      </w:r>
-      <w:r>
-        <w:rPr>
-          <w:rFonts w:ascii="Arial" w:hAnsi="Arial" w:cs="Arial"/>
-          <w:sz w:val="24"/>
-          <w:szCs w:val="24"/>
-        </w:rPr>
-        <w:t xml:space="preserve"> </w:t>
-      </w:r>
-      <w:r>
-        <w:rPr>
-          <w:rFonts w:ascii="Arial" w:hAnsi="Arial" w:cs="Arial"/>
-          <w:sz w:val="24"/>
-          <w:szCs w:val="24"/>
-        </w:rPr>
-        <w:t>détectent</w:t>
-      </w:r>
-      <w:r>
-        <w:rPr>
-          <w:rFonts w:ascii="Arial" w:hAnsi="Arial" w:cs="Arial"/>
-          <w:sz w:val="24"/>
-          <w:szCs w:val="24"/>
-        </w:rPr>
-        <w:t xml:space="preserve"> également les champs magnétiques ambiant, parasite</w:t>
-      </w:r>
-      <w:r>
-        <w:rPr>
-          <w:rFonts w:ascii="Arial" w:hAnsi="Arial" w:cs="Arial"/>
-          <w:sz w:val="24"/>
-          <w:szCs w:val="24"/>
-        </w:rPr>
-        <w:t>s</w:t>
-      </w:r>
-      <w:r>
-        <w:rPr>
-          <w:rFonts w:ascii="Arial" w:hAnsi="Arial" w:cs="Arial"/>
-          <w:sz w:val="24"/>
-          <w:szCs w:val="24"/>
-        </w:rPr>
-        <w:t xml:space="preserve"> donc, qui vont </w:t>
-      </w:r>
-      <w:r>
-        <w:rPr>
-          <w:rFonts w:ascii="Arial" w:hAnsi="Arial" w:cs="Arial"/>
-          <w:sz w:val="24"/>
-          <w:szCs w:val="24"/>
-        </w:rPr>
-        <w:t>détériorer</w:t>
-      </w:r>
-      <w:r>
-        <w:rPr>
-          <w:rFonts w:ascii="Arial" w:hAnsi="Arial" w:cs="Arial"/>
-          <w:sz w:val="24"/>
-          <w:szCs w:val="24"/>
-        </w:rPr>
-        <w:t xml:space="preserve"> la qualité sonore.</w:t>
-      </w:r>
-      <w:r>
-        <w:rPr>
-          <w:rFonts w:ascii="Arial" w:hAnsi="Arial" w:cs="Arial"/>
-          <w:sz w:val="24"/>
-          <w:szCs w:val="24"/>
-        </w:rPr>
-        <w:t xml:space="preserve"> </w:t>
-      </w:r>
-      <w:r>
-        <w:rPr>
-          <w:rFonts w:ascii="Arial" w:hAnsi="Arial" w:cs="Arial"/>
-          <w:sz w:val="24"/>
-          <w:szCs w:val="24"/>
-        </w:rPr>
-        <w:t>En effet, sur scène, le guitariste joue en présence de nombreux appareil</w:t>
-      </w:r>
-      <w:r>
-        <w:rPr>
-          <w:rFonts w:ascii="Arial" w:hAnsi="Arial" w:cs="Arial"/>
-          <w:sz w:val="24"/>
-          <w:szCs w:val="24"/>
-        </w:rPr>
-        <w:t>s</w:t>
-      </w:r>
-      <w:r>
-        <w:rPr>
-          <w:rFonts w:ascii="Arial" w:hAnsi="Arial" w:cs="Arial"/>
-          <w:sz w:val="24"/>
-          <w:szCs w:val="24"/>
-        </w:rPr>
-        <w:t xml:space="preserve"> électronique</w:t>
-      </w:r>
-      <w:r>
-        <w:rPr>
-          <w:rFonts w:ascii="Arial" w:hAnsi="Arial" w:cs="Arial"/>
-          <w:sz w:val="24"/>
-          <w:szCs w:val="24"/>
-        </w:rPr>
-        <w:t>s</w:t>
-      </w:r>
-      <w:r>
-        <w:rPr>
-          <w:rFonts w:ascii="Arial" w:hAnsi="Arial" w:cs="Arial"/>
-          <w:sz w:val="24"/>
-          <w:szCs w:val="24"/>
-        </w:rPr>
-        <w:t xml:space="preserve"> destiné</w:t>
-      </w:r>
-      <w:r>
-        <w:rPr>
-          <w:rFonts w:ascii="Arial" w:hAnsi="Arial" w:cs="Arial"/>
-          <w:sz w:val="24"/>
-          <w:szCs w:val="24"/>
-        </w:rPr>
-        <w:t>s</w:t>
-      </w:r>
-      <w:r>
-        <w:rPr>
-          <w:rFonts w:ascii="Arial" w:hAnsi="Arial" w:cs="Arial"/>
-          <w:sz w:val="24"/>
-          <w:szCs w:val="24"/>
-        </w:rPr>
-        <w:t xml:space="preserve"> à l’éclairage, la sonorisation, les accessoires ou encore à l’alimentation de toute l’installation. Ces divers composants </w:t>
-      </w:r>
-      <w:r>
-        <w:rPr>
-          <w:rFonts w:ascii="Arial" w:hAnsi="Arial" w:cs="Arial"/>
-          <w:sz w:val="24"/>
-          <w:szCs w:val="24"/>
-        </w:rPr>
-        <w:t>génèrent</w:t>
-      </w:r>
-      <w:r>
-        <w:rPr>
-          <w:rFonts w:ascii="Arial" w:hAnsi="Arial" w:cs="Arial"/>
-          <w:sz w:val="24"/>
-          <w:szCs w:val="24"/>
-        </w:rPr>
-        <w:t xml:space="preserve"> malgré eux un champ magnétique ambiant </w:t>
-      </w:r>
-      <w:r>
-        <w:rPr>
-          <w:rFonts w:ascii="Arial" w:hAnsi="Arial" w:cs="Arial"/>
-          <w:sz w:val="24"/>
-          <w:szCs w:val="24"/>
-        </w:rPr>
-        <w:t xml:space="preserve">(souvent à 50Hz) </w:t>
-      </w:r>
-      <w:r>
-        <w:rPr>
-          <w:rFonts w:ascii="Arial" w:hAnsi="Arial" w:cs="Arial"/>
-          <w:sz w:val="24"/>
-          <w:szCs w:val="24"/>
-        </w:rPr>
-        <w:t xml:space="preserve">qui peut s’avérer parasite et </w:t>
-      </w:r>
-      <w:r>
-        <w:rPr>
-          <w:rFonts w:ascii="Arial" w:hAnsi="Arial" w:cs="Arial"/>
-          <w:sz w:val="24"/>
-          <w:szCs w:val="24"/>
-        </w:rPr>
-        <w:t xml:space="preserve">produire un son </w:t>
-      </w:r>
-      <w:r>
-        <w:rPr>
-          <w:rFonts w:ascii="Arial" w:hAnsi="Arial" w:cs="Arial"/>
-          <w:sz w:val="24"/>
-          <w:szCs w:val="24"/>
-        </w:rPr>
-        <w:t>non souhait</w:t>
-      </w:r>
-      <w:r>
-        <w:rPr>
-          <w:rFonts w:ascii="Arial" w:hAnsi="Arial" w:cs="Arial"/>
-          <w:sz w:val="24"/>
-          <w:szCs w:val="24"/>
-        </w:rPr>
-        <w:t>é</w:t>
-      </w:r>
-      <w:r>
-        <w:rPr>
-          <w:rFonts w:ascii="Arial" w:hAnsi="Arial" w:cs="Arial"/>
-          <w:sz w:val="24"/>
-          <w:szCs w:val="24"/>
-        </w:rPr>
-        <w:t xml:space="preserve"> p</w:t>
-      </w:r>
-      <w:r>
-        <w:rPr>
-          <w:rFonts w:ascii="Arial" w:hAnsi="Arial" w:cs="Arial"/>
-          <w:sz w:val="24"/>
-          <w:szCs w:val="24"/>
-        </w:rPr>
-        <w:t>ar</w:t>
-      </w:r>
-      <w:r>
-        <w:rPr>
-          <w:rFonts w:ascii="Arial" w:hAnsi="Arial" w:cs="Arial"/>
-          <w:sz w:val="24"/>
-          <w:szCs w:val="24"/>
-        </w:rPr>
-        <w:t xml:space="preserve"> le guitariste.</w:t>
-      </w:r>
-      <w:r>
-        <w:rPr>
-          <w:rFonts w:ascii="Arial" w:hAnsi="Arial" w:cs="Arial"/>
-          <w:sz w:val="24"/>
-          <w:szCs w:val="24"/>
-        </w:rPr>
-        <w:t xml:space="preserve"> </w:t>
-      </w:r>
-      <w:r>
-        <w:rPr>
-          <w:rFonts w:ascii="Arial" w:hAnsi="Arial" w:cs="Arial"/>
-          <w:b/>
-          <w:bCs/>
-          <w:sz w:val="24"/>
-          <w:szCs w:val="24"/>
-        </w:rPr>
-        <w:t>[4]</w:t>
+        </w:rPr>
+      </w:pPr>
+      <w:r>
+        <w:rPr>
+          <w:rFonts w:ascii="Arial" w:hAnsi="Arial" w:cs="Arial"/>
+        </w:rPr>
+        <w:t xml:space="preserve">L’apparition de la guitare électrique au </w:t>
+      </w:r>
+      <w:r>
+        <w:rPr>
+          <w:rFonts w:ascii="Arial" w:hAnsi="Arial" w:cs="Arial"/>
+        </w:rPr>
+        <w:t>XX</w:t>
+      </w:r>
+      <w:r>
+        <w:rPr>
+          <w:rFonts w:ascii="Arial" w:hAnsi="Arial" w:cs="Arial"/>
+        </w:rPr>
+        <w:t xml:space="preserve">e siècle a marqué l’histoire de la musique. Née suite à la nécessité d’amplifier le </w:t>
+      </w:r>
+      <w:proofErr w:type="spellStart"/>
+      <w:r>
+        <w:rPr>
+          <w:rFonts w:ascii="Arial" w:hAnsi="Arial" w:cs="Arial"/>
+        </w:rPr>
+        <w:t>son</w:t>
+      </w:r>
+      <w:proofErr w:type="spellEnd"/>
+      <w:r>
+        <w:rPr>
+          <w:rFonts w:ascii="Arial" w:hAnsi="Arial" w:cs="Arial"/>
+        </w:rPr>
+        <w:t xml:space="preserve"> pour rivaliser avec les percussions et les cuivres dans les grands ensembles, elle a transformé le paysage musical.</w:t>
       </w:r>
     </w:p>
     <w:p>
@@ -1297,33 +711,13 @@
         <w:jc w:val="both"/>
         <w:rPr>
           <w:rFonts w:ascii="Arial" w:hAnsi="Arial" w:cs="Arial"/>
-          <w:sz w:val="24"/>
-          <w:szCs w:val="24"/>
-        </w:rPr>
-      </w:pPr>
-      <w:r>
-        <w:rPr>
-          <w:rFonts w:ascii="Arial" w:hAnsi="Arial" w:cs="Arial"/>
-          <w:sz w:val="24"/>
-          <w:szCs w:val="24"/>
-        </w:rPr>
-        <w:t>Dès</w:t>
-      </w:r>
-      <w:r>
-        <w:rPr>
-          <w:rFonts w:ascii="Arial" w:hAnsi="Arial" w:cs="Arial"/>
-          <w:sz w:val="24"/>
-          <w:szCs w:val="24"/>
-        </w:rPr>
-        <w:t xml:space="preserve"> lors, il vient la question suivante : Comment </w:t>
-      </w:r>
-      <w:r>
-        <w:rPr>
-          <w:rFonts w:ascii="Arial" w:hAnsi="Arial" w:cs="Arial"/>
-          <w:sz w:val="24"/>
-          <w:szCs w:val="24"/>
-        </w:rPr>
-        <w:t>contrer ces effets parasites sans perdre en qualité ?</w:t>
+        </w:rPr>
+      </w:pPr>
+      <w:r>
+        <w:rPr>
+          <w:rFonts w:ascii="Arial" w:hAnsi="Arial" w:cs="Arial"/>
+        </w:rPr>
+        <w:t>À la différence d'une guitare acoustique, qui emploie une caisse de résonance afin d'amplifier le son, une guitare électrique repose exclusivement sur un mécanisme de transduction électromagnétique pour transformer les vibrations mécaniques des cordes en signal électrique.</w:t>
       </w:r>
     </w:p>
     <w:p>
@@ -1334,33 +728,87 @@
         <w:jc w:val="both"/>
         <w:rPr>
           <w:rFonts w:ascii="Arial" w:hAnsi="Arial" w:cs="Arial"/>
-          <w:sz w:val="24"/>
-          <w:szCs w:val="24"/>
-        </w:rPr>
-      </w:pPr>
-      <w:r>
-        <w:rPr>
-          <w:rFonts w:ascii="Arial" w:hAnsi="Arial" w:cs="Arial"/>
-          <w:sz w:val="24"/>
-          <w:szCs w:val="24"/>
-        </w:rPr>
-        <w:t>En</w:t>
-      </w:r>
-      <w:r>
-        <w:rPr>
-          <w:rFonts w:ascii="Arial" w:hAnsi="Arial" w:cs="Arial"/>
-          <w:sz w:val="24"/>
-          <w:szCs w:val="24"/>
-        </w:rPr>
-        <w:t xml:space="preserve"> 1955 fut inventé un nouveau type de micro par l’ingénieur Seth Lover : Le Humbucker </w:t>
-      </w:r>
-      <w:r>
-        <w:rPr>
-          <w:rFonts w:ascii="Arial" w:hAnsi="Arial" w:cs="Arial"/>
-          <w:b/>
-          <w:bCs/>
-          <w:sz w:val="24"/>
-          <w:szCs w:val="24"/>
+        </w:rPr>
+      </w:pPr>
+      <w:r>
+        <w:rPr>
+          <w:rFonts w:ascii="Arial" w:hAnsi="Arial" w:cs="Arial"/>
+        </w:rPr>
+        <w:t>Le dispositif de conversion, le micro, est</w:t>
+      </w:r>
+      <w:r>
+        <w:rPr>
+          <w:rFonts w:ascii="Arial" w:hAnsi="Arial" w:cs="Arial"/>
+        </w:rPr>
+        <w:t xml:space="preserve"> en vérité une technologie relativement récente</w:t>
+      </w:r>
+      <w:r>
+        <w:rPr>
+          <w:rFonts w:ascii="Arial" w:hAnsi="Arial" w:cs="Arial"/>
+        </w:rPr>
+        <w:t xml:space="preserve">. En effet, malgré une première invention en 1890 par George Breed </w:t>
+      </w:r>
+      <w:r>
+        <w:rPr>
+          <w:rFonts w:ascii="Arial" w:hAnsi="Arial" w:cs="Arial"/>
+          <w:b/>
+          <w:bCs/>
+        </w:rPr>
+        <w:t>[1]</w:t>
+      </w:r>
+      <w:r>
+        <w:rPr>
+          <w:rFonts w:ascii="Arial" w:hAnsi="Arial" w:cs="Arial"/>
+        </w:rPr>
+        <w:t>, l</w:t>
+      </w:r>
+      <w:r>
+        <w:rPr>
+          <w:rFonts w:ascii="Arial" w:hAnsi="Arial" w:cs="Arial"/>
+        </w:rPr>
+        <w:t xml:space="preserve">a première guitare électrique connaissant un succès commercial fut </w:t>
+      </w:r>
+      <w:r>
+        <w:rPr>
+          <w:rFonts w:ascii="Arial" w:hAnsi="Arial" w:cs="Arial"/>
+        </w:rPr>
+        <w:t>inventée</w:t>
+      </w:r>
+      <w:r>
+        <w:rPr>
+          <w:rFonts w:ascii="Arial" w:hAnsi="Arial" w:cs="Arial"/>
+        </w:rPr>
+        <w:t xml:space="preserve"> en 193</w:t>
+      </w:r>
+      <w:r>
+        <w:rPr>
+          <w:rFonts w:ascii="Arial" w:hAnsi="Arial" w:cs="Arial"/>
+        </w:rPr>
+        <w:t>2</w:t>
+      </w:r>
+      <w:r>
+        <w:rPr>
+          <w:rFonts w:ascii="Arial" w:hAnsi="Arial" w:cs="Arial"/>
+        </w:rPr>
+        <w:t xml:space="preserve"> par l’entreprise </w:t>
+      </w:r>
+      <w:r>
+        <w:rPr>
+          <w:rFonts w:ascii="Arial" w:hAnsi="Arial" w:cs="Arial"/>
+        </w:rPr>
+        <w:t>Rickenbacker</w:t>
+      </w:r>
+      <w:r>
+        <w:rPr>
+          <w:rFonts w:ascii="Arial" w:hAnsi="Arial" w:cs="Arial"/>
+        </w:rPr>
+        <w:t xml:space="preserve"> </w:t>
+      </w:r>
+      <w:r>
+        <w:rPr>
+          <w:rFonts w:ascii="Arial" w:hAnsi="Arial" w:cs="Arial"/>
+          <w:b/>
+          <w:bCs/>
         </w:rPr>
         <w:t>[</w:t>
       </w:r>
@@ -1369,84 +817,71 @@
           <w:rFonts w:ascii="Arial" w:hAnsi="Arial" w:cs="Arial"/>
           <w:b/>
           <w:bCs/>
-          <w:sz w:val="24"/>
-          <w:szCs w:val="24"/>
-        </w:rPr>
-        <w:t>4</w:t>
-      </w:r>
-      <w:r>
-        <w:rPr>
-          <w:rFonts w:ascii="Arial" w:hAnsi="Arial" w:cs="Arial"/>
-          <w:b/>
-          <w:bCs/>
-          <w:sz w:val="24"/>
-          <w:szCs w:val="24"/>
+        </w:rPr>
+        <w:t>1</w:t>
+      </w:r>
+      <w:r>
+        <w:rPr>
+          <w:rFonts w:ascii="Arial" w:hAnsi="Arial" w:cs="Arial"/>
+          <w:b/>
+          <w:bCs/>
         </w:rPr>
         <w:t>]</w:t>
       </w:r>
       <w:r>
         <w:rPr>
           <w:rFonts w:ascii="Arial" w:hAnsi="Arial" w:cs="Arial"/>
-          <w:sz w:val="24"/>
-          <w:szCs w:val="24"/>
         </w:rPr>
         <w:t>.</w:t>
       </w:r>
       <w:r>
         <w:rPr>
           <w:rFonts w:ascii="Arial" w:hAnsi="Arial" w:cs="Arial"/>
-          <w:sz w:val="24"/>
-          <w:szCs w:val="24"/>
-        </w:rPr>
-        <w:t xml:space="preserve"> Ce micro, censé réduire considérablement le bruit parasite</w:t>
-      </w:r>
-      <w:r>
-        <w:rPr>
-          <w:rFonts w:ascii="Arial" w:hAnsi="Arial" w:cs="Arial"/>
-          <w:sz w:val="24"/>
-          <w:szCs w:val="24"/>
-        </w:rPr>
-        <w:t>, voire parfois l’annuler,</w:t>
-      </w:r>
-      <w:r>
-        <w:rPr>
-          <w:rFonts w:ascii="Arial" w:hAnsi="Arial" w:cs="Arial"/>
-          <w:sz w:val="24"/>
-          <w:szCs w:val="24"/>
-        </w:rPr>
-        <w:t xml:space="preserve"> permet ainsi de reproduire le son </w:t>
-      </w:r>
-      <w:r>
-        <w:rPr>
-          <w:rFonts w:ascii="Arial" w:hAnsi="Arial" w:cs="Arial"/>
-          <w:sz w:val="24"/>
-          <w:szCs w:val="24"/>
-        </w:rPr>
-        <w:t>généré</w:t>
-      </w:r>
-      <w:r>
-        <w:rPr>
-          <w:rFonts w:ascii="Arial" w:hAnsi="Arial" w:cs="Arial"/>
-          <w:sz w:val="24"/>
-          <w:szCs w:val="24"/>
-        </w:rPr>
-        <w:t xml:space="preserve"> par la corde dans de meilleures condition</w:t>
-      </w:r>
-      <w:r>
-        <w:rPr>
-          <w:rFonts w:ascii="Arial" w:hAnsi="Arial" w:cs="Arial"/>
-          <w:sz w:val="24"/>
-          <w:szCs w:val="24"/>
-        </w:rPr>
-        <w:t>s</w:t>
-      </w:r>
-      <w:r>
-        <w:rPr>
-          <w:rFonts w:ascii="Arial" w:hAnsi="Arial" w:cs="Arial"/>
-          <w:sz w:val="24"/>
-          <w:szCs w:val="24"/>
-        </w:rPr>
-        <w:t>.</w:t>
+        </w:rPr>
+        <w:t xml:space="preserve"> Le fonctionnement à l’époque est assez rudimentaire et basé sur un principe connu de la Physique : </w:t>
+      </w:r>
+      <w:r>
+        <w:rPr>
+          <w:rFonts w:ascii="Arial" w:hAnsi="Arial" w:cs="Arial"/>
+          <w:u w:val="single"/>
+        </w:rPr>
+        <w:t>La loi d’induction de Faraday</w:t>
+      </w:r>
+      <w:r>
+        <w:rPr>
+          <w:rFonts w:ascii="Arial" w:hAnsi="Arial" w:cs="Arial"/>
+        </w:rPr>
+        <w:t xml:space="preserve"> </w:t>
+      </w:r>
+      <w:r>
+        <w:rPr>
+          <w:rFonts w:ascii="Arial" w:hAnsi="Arial" w:cs="Arial"/>
+          <w:b/>
+          <w:bCs/>
+        </w:rPr>
+        <w:t>[</w:t>
+      </w:r>
+      <w:r>
+        <w:rPr>
+          <w:rFonts w:ascii="Arial" w:hAnsi="Arial" w:cs="Arial"/>
+          <w:b/>
+          <w:bCs/>
+        </w:rPr>
+        <w:t>2</w:t>
+      </w:r>
+      <w:r>
+        <w:rPr>
+          <w:rFonts w:ascii="Arial" w:hAnsi="Arial" w:cs="Arial"/>
+          <w:b/>
+          <w:bCs/>
+        </w:rPr>
+        <w:t>]</w:t>
+      </w:r>
+      <w:r>
+        <w:rPr>
+          <w:rFonts w:ascii="Arial" w:hAnsi="Arial" w:cs="Arial"/>
+        </w:rPr>
+        <w:t xml:space="preserve">. </w:t>
       </w:r>
     </w:p>
     <w:p>
@@ -1457,15 +892,592 @@
         <w:jc w:val="both"/>
         <w:rPr>
           <w:rFonts w:ascii="Arial" w:hAnsi="Arial" w:cs="Arial"/>
-          <w:sz w:val="24"/>
-          <w:szCs w:val="24"/>
-        </w:rPr>
-      </w:pPr>
-      <w:r>
-        <w:rPr>
-          <w:rFonts w:ascii="Arial" w:hAnsi="Arial" w:cs="Arial"/>
-          <w:sz w:val="24"/>
-          <w:szCs w:val="24"/>
+        </w:rPr>
+      </w:pPr>
+      <w:r>
+        <w:rPr>
+          <w:rFonts w:ascii="Arial" w:hAnsi="Arial" w:cs="Arial"/>
+        </w:rPr>
+        <w:t>Principalement composé d’une bobine de cuivre et d’aimant permanent</w:t>
+      </w:r>
+      <w:r>
+        <w:rPr>
+          <w:rFonts w:ascii="Arial" w:hAnsi="Arial" w:cs="Arial"/>
+        </w:rPr>
+        <w:t xml:space="preserve">, </w:t>
+      </w:r>
+      <w:r>
+        <w:rPr>
+          <w:rFonts w:ascii="Arial" w:hAnsi="Arial" w:cs="Arial"/>
+        </w:rPr>
+        <w:t>c</w:t>
+      </w:r>
+      <w:r>
+        <w:rPr>
+          <w:rFonts w:ascii="Arial" w:hAnsi="Arial" w:cs="Arial"/>
+        </w:rPr>
+        <w:t>es derniers</w:t>
+      </w:r>
+      <w:r>
+        <w:rPr>
+          <w:rFonts w:ascii="Arial" w:hAnsi="Arial" w:cs="Arial"/>
+        </w:rPr>
+        <w:t xml:space="preserve"> vien</w:t>
+      </w:r>
+      <w:r>
+        <w:rPr>
+          <w:rFonts w:ascii="Arial" w:hAnsi="Arial" w:cs="Arial"/>
+        </w:rPr>
+        <w:t>nen</w:t>
+      </w:r>
+      <w:r>
+        <w:rPr>
+          <w:rFonts w:ascii="Arial" w:hAnsi="Arial" w:cs="Arial"/>
+        </w:rPr>
+        <w:t xml:space="preserve">t </w:t>
+      </w:r>
+      <w:r>
+        <w:rPr>
+          <w:rFonts w:ascii="Arial" w:hAnsi="Arial" w:cs="Arial"/>
+        </w:rPr>
+        <w:t>plonger les</w:t>
+      </w:r>
+      <w:r>
+        <w:rPr>
+          <w:rFonts w:ascii="Arial" w:hAnsi="Arial" w:cs="Arial"/>
+        </w:rPr>
+        <w:t xml:space="preserve"> </w:t>
+      </w:r>
+      <w:r>
+        <w:rPr>
+          <w:rFonts w:ascii="Arial" w:hAnsi="Arial" w:cs="Arial"/>
+        </w:rPr>
+        <w:t>corde</w:t>
+      </w:r>
+      <w:r>
+        <w:rPr>
+          <w:rFonts w:ascii="Arial" w:hAnsi="Arial" w:cs="Arial"/>
+        </w:rPr>
+        <w:t>s</w:t>
+      </w:r>
+      <w:r>
+        <w:rPr>
+          <w:rFonts w:ascii="Arial" w:hAnsi="Arial" w:cs="Arial"/>
+        </w:rPr>
+        <w:t xml:space="preserve"> dans</w:t>
+      </w:r>
+      <w:r>
+        <w:rPr>
+          <w:rFonts w:ascii="Arial" w:hAnsi="Arial" w:cs="Arial"/>
+        </w:rPr>
+        <w:t xml:space="preserve"> un champ magnétique. Lorsque celle</w:t>
+      </w:r>
+      <w:r>
+        <w:rPr>
+          <w:rFonts w:ascii="Arial" w:hAnsi="Arial" w:cs="Arial"/>
+        </w:rPr>
+        <w:t>s</w:t>
+      </w:r>
+      <w:r>
+        <w:rPr>
+          <w:rFonts w:ascii="Arial" w:hAnsi="Arial" w:cs="Arial"/>
+        </w:rPr>
+        <w:t>-ci v</w:t>
+      </w:r>
+      <w:r>
+        <w:rPr>
+          <w:rFonts w:ascii="Arial" w:hAnsi="Arial" w:cs="Arial"/>
+        </w:rPr>
+        <w:t>ont</w:t>
+      </w:r>
+      <w:r>
+        <w:rPr>
+          <w:rFonts w:ascii="Arial" w:hAnsi="Arial" w:cs="Arial"/>
+        </w:rPr>
+        <w:t xml:space="preserve"> vibrer</w:t>
+      </w:r>
+      <w:r>
+        <w:rPr>
+          <w:rFonts w:ascii="Arial" w:hAnsi="Arial" w:cs="Arial"/>
+        </w:rPr>
+        <w:t xml:space="preserve"> </w:t>
+      </w:r>
+      <w:r>
+        <w:rPr>
+          <w:rFonts w:ascii="Arial" w:hAnsi="Arial" w:cs="Arial"/>
+          <w:b/>
+          <w:bCs/>
+        </w:rPr>
+        <w:t>[3]</w:t>
+      </w:r>
+      <w:r>
+        <w:rPr>
+          <w:rFonts w:ascii="Arial" w:hAnsi="Arial" w:cs="Arial"/>
+        </w:rPr>
+        <w:t>, elle</w:t>
+      </w:r>
+      <w:r>
+        <w:rPr>
+          <w:rFonts w:ascii="Arial" w:hAnsi="Arial" w:cs="Arial"/>
+        </w:rPr>
+        <w:t>s</w:t>
+      </w:r>
+      <w:r>
+        <w:rPr>
+          <w:rFonts w:ascii="Arial" w:hAnsi="Arial" w:cs="Arial"/>
+        </w:rPr>
+        <w:t xml:space="preserve"> v</w:t>
+      </w:r>
+      <w:r>
+        <w:rPr>
+          <w:rFonts w:ascii="Arial" w:hAnsi="Arial" w:cs="Arial"/>
+        </w:rPr>
+        <w:t>ont</w:t>
+      </w:r>
+      <w:r>
+        <w:rPr>
+          <w:rFonts w:ascii="Arial" w:hAnsi="Arial" w:cs="Arial"/>
+        </w:rPr>
+        <w:t xml:space="preserve"> engendrer une variation de flux dans la bobine qui va </w:t>
+      </w:r>
+      <w:r>
+        <w:rPr>
+          <w:rFonts w:ascii="Arial" w:hAnsi="Arial" w:cs="Arial"/>
+        </w:rPr>
+        <w:t>générer</w:t>
+      </w:r>
+      <w:r>
+        <w:rPr>
+          <w:rFonts w:ascii="Arial" w:hAnsi="Arial" w:cs="Arial"/>
+        </w:rPr>
+        <w:t xml:space="preserve"> une </w:t>
+      </w:r>
+      <w:r>
+        <w:rPr>
+          <w:rFonts w:ascii="Arial" w:hAnsi="Arial" w:cs="Arial"/>
+        </w:rPr>
+        <w:t>force électromotrice (FEM)</w:t>
+      </w:r>
+      <w:r>
+        <w:rPr>
+          <w:rFonts w:ascii="Arial" w:hAnsi="Arial" w:cs="Arial"/>
+        </w:rPr>
+        <w:t xml:space="preserve"> </w:t>
+      </w:r>
+      <w:r>
+        <w:rPr>
+          <w:rFonts w:ascii="Arial" w:hAnsi="Arial" w:cs="Arial"/>
+          <w:b/>
+          <w:bCs/>
+        </w:rPr>
+        <w:t>[2]</w:t>
+      </w:r>
+      <w:r>
+        <w:rPr>
+          <w:rFonts w:ascii="Arial" w:hAnsi="Arial" w:cs="Arial"/>
+        </w:rPr>
+        <w:t>.</w:t>
+      </w:r>
+      <w:r>
+        <w:rPr>
+          <w:rFonts w:ascii="Arial" w:hAnsi="Arial" w:cs="Arial"/>
+        </w:rPr>
+        <w:t xml:space="preserve"> C’est ce signal électrique qui </w:t>
+      </w:r>
+      <w:r>
+        <w:rPr>
+          <w:rFonts w:ascii="Arial" w:hAnsi="Arial" w:cs="Arial"/>
+        </w:rPr>
+        <w:t xml:space="preserve"> est </w:t>
+      </w:r>
+      <w:r>
+        <w:rPr>
+          <w:rFonts w:ascii="Arial" w:hAnsi="Arial" w:cs="Arial"/>
+        </w:rPr>
+        <w:t>ensuite transmi</w:t>
+      </w:r>
+      <w:r>
+        <w:rPr>
+          <w:rFonts w:ascii="Arial" w:hAnsi="Arial" w:cs="Arial"/>
+        </w:rPr>
+        <w:t>s</w:t>
+      </w:r>
+      <w:r>
+        <w:rPr>
+          <w:rFonts w:ascii="Arial" w:hAnsi="Arial" w:cs="Arial"/>
+        </w:rPr>
+        <w:t xml:space="preserve"> à l’amplificateur</w:t>
+      </w:r>
+      <w:r>
+        <w:rPr>
+          <w:rFonts w:ascii="Arial" w:hAnsi="Arial" w:cs="Arial"/>
+        </w:rPr>
+        <w:t xml:space="preserve"> e</w:t>
+      </w:r>
+      <w:r>
+        <w:rPr>
+          <w:rFonts w:ascii="Arial" w:hAnsi="Arial" w:cs="Arial"/>
+        </w:rPr>
+        <w:t>t</w:t>
+      </w:r>
+      <w:r>
+        <w:rPr>
+          <w:rFonts w:ascii="Arial" w:hAnsi="Arial" w:cs="Arial"/>
+        </w:rPr>
+        <w:t xml:space="preserve"> convertit en son</w:t>
+      </w:r>
+      <w:r>
+        <w:rPr>
+          <w:rFonts w:ascii="Arial" w:hAnsi="Arial" w:cs="Arial"/>
+        </w:rPr>
+        <w:t>.</w:t>
+      </w:r>
+    </w:p>
+    <w:p>
+      <w:pPr>
+        <w:tabs>
+          <w:tab w:val="left" w:pos="2604"/>
+        </w:tabs>
+        <w:jc w:val="both"/>
+        <w:rPr>
+          <w:rFonts w:ascii="Arial" w:hAnsi="Arial" w:cs="Arial"/>
+          <w:b/>
+          <w:bCs/>
+        </w:rPr>
+      </w:pPr>
+      <w:r>
+        <w:rPr>
+          <w:rFonts w:ascii="Arial" w:hAnsi="Arial" w:cs="Arial"/>
+        </w:rPr>
+        <w:t>En revanche, ces micros</w:t>
+      </w:r>
+      <w:r>
+        <w:rPr>
+          <w:rFonts w:ascii="Arial" w:hAnsi="Arial" w:cs="Arial"/>
+        </w:rPr>
+        <w:t xml:space="preserve"> (appelé SingleCoil)</w:t>
+      </w:r>
+      <w:r>
+        <w:rPr>
+          <w:rFonts w:ascii="Arial" w:hAnsi="Arial" w:cs="Arial"/>
+        </w:rPr>
+        <w:t xml:space="preserve"> connaissent vite une limite puisqu’il</w:t>
+      </w:r>
+      <w:r>
+        <w:rPr>
+          <w:rFonts w:ascii="Arial" w:hAnsi="Arial" w:cs="Arial"/>
+        </w:rPr>
+        <w:t>s</w:t>
+      </w:r>
+      <w:r>
+        <w:rPr>
+          <w:rFonts w:ascii="Arial" w:hAnsi="Arial" w:cs="Arial"/>
+        </w:rPr>
+        <w:t xml:space="preserve"> </w:t>
+      </w:r>
+      <w:r>
+        <w:rPr>
+          <w:rFonts w:ascii="Arial" w:hAnsi="Arial" w:cs="Arial"/>
+        </w:rPr>
+        <w:t>détectent</w:t>
+      </w:r>
+      <w:r>
+        <w:rPr>
+          <w:rFonts w:ascii="Arial" w:hAnsi="Arial" w:cs="Arial"/>
+        </w:rPr>
+        <w:t xml:space="preserve"> également les champs magnétiques ambiant, parasite</w:t>
+      </w:r>
+      <w:r>
+        <w:rPr>
+          <w:rFonts w:ascii="Arial" w:hAnsi="Arial" w:cs="Arial"/>
+        </w:rPr>
+        <w:t>s</w:t>
+      </w:r>
+      <w:r>
+        <w:rPr>
+          <w:rFonts w:ascii="Arial" w:hAnsi="Arial" w:cs="Arial"/>
+        </w:rPr>
+        <w:t xml:space="preserve"> donc, qui vont </w:t>
+      </w:r>
+      <w:r>
+        <w:rPr>
+          <w:rFonts w:ascii="Arial" w:hAnsi="Arial" w:cs="Arial"/>
+        </w:rPr>
+        <w:t>détériorer</w:t>
+      </w:r>
+      <w:r>
+        <w:rPr>
+          <w:rFonts w:ascii="Arial" w:hAnsi="Arial" w:cs="Arial"/>
+        </w:rPr>
+        <w:t xml:space="preserve"> la qualité sonore.</w:t>
+      </w:r>
+      <w:r>
+        <w:rPr>
+          <w:rFonts w:ascii="Arial" w:hAnsi="Arial" w:cs="Arial"/>
+        </w:rPr>
+        <w:t xml:space="preserve"> </w:t>
+      </w:r>
+      <w:r>
+        <w:rPr>
+          <w:rFonts w:ascii="Arial" w:hAnsi="Arial" w:cs="Arial"/>
+        </w:rPr>
+        <w:t>En effet, sur scène, le guitariste joue en présence de nombreux appareil</w:t>
+      </w:r>
+      <w:r>
+        <w:rPr>
+          <w:rFonts w:ascii="Arial" w:hAnsi="Arial" w:cs="Arial"/>
+        </w:rPr>
+        <w:t>s</w:t>
+      </w:r>
+      <w:r>
+        <w:rPr>
+          <w:rFonts w:ascii="Arial" w:hAnsi="Arial" w:cs="Arial"/>
+        </w:rPr>
+        <w:t xml:space="preserve"> </w:t>
+      </w:r>
+      <w:r>
+        <w:rPr>
+          <w:rFonts w:ascii="Arial" w:hAnsi="Arial" w:cs="Arial"/>
+        </w:rPr>
+        <w:lastRenderedPageBreak/>
+        <w:t>électronique</w:t>
+      </w:r>
+      <w:r>
+        <w:rPr>
+          <w:rFonts w:ascii="Arial" w:hAnsi="Arial" w:cs="Arial"/>
+        </w:rPr>
+        <w:t>s</w:t>
+      </w:r>
+      <w:r>
+        <w:rPr>
+          <w:rFonts w:ascii="Arial" w:hAnsi="Arial" w:cs="Arial"/>
+        </w:rPr>
+        <w:t xml:space="preserve"> destiné</w:t>
+      </w:r>
+      <w:r>
+        <w:rPr>
+          <w:rFonts w:ascii="Arial" w:hAnsi="Arial" w:cs="Arial"/>
+        </w:rPr>
+        <w:t>s</w:t>
+      </w:r>
+      <w:r>
+        <w:rPr>
+          <w:rFonts w:ascii="Arial" w:hAnsi="Arial" w:cs="Arial"/>
+        </w:rPr>
+        <w:t xml:space="preserve"> à l’éclairage, la sonorisation, les accessoires ou encore à l’alimentation de toute l’installation. Ces divers composants </w:t>
+      </w:r>
+      <w:r>
+        <w:rPr>
+          <w:rFonts w:ascii="Arial" w:hAnsi="Arial" w:cs="Arial"/>
+        </w:rPr>
+        <w:t>génèrent</w:t>
+      </w:r>
+      <w:r>
+        <w:rPr>
+          <w:rFonts w:ascii="Arial" w:hAnsi="Arial" w:cs="Arial"/>
+        </w:rPr>
+        <w:t xml:space="preserve"> malgré eux un champ magnétique ambiant </w:t>
+      </w:r>
+      <w:r>
+        <w:rPr>
+          <w:rFonts w:ascii="Arial" w:hAnsi="Arial" w:cs="Arial"/>
+        </w:rPr>
+        <w:t xml:space="preserve">(souvent à 50Hz) </w:t>
+      </w:r>
+      <w:r>
+        <w:rPr>
+          <w:rFonts w:ascii="Arial" w:hAnsi="Arial" w:cs="Arial"/>
+        </w:rPr>
+        <w:t xml:space="preserve">qui peut s’avérer parasite et </w:t>
+      </w:r>
+      <w:r>
+        <w:rPr>
+          <w:rFonts w:ascii="Arial" w:hAnsi="Arial" w:cs="Arial"/>
+        </w:rPr>
+        <w:t xml:space="preserve">produire un son </w:t>
+      </w:r>
+      <w:r>
+        <w:rPr>
+          <w:rFonts w:ascii="Arial" w:hAnsi="Arial" w:cs="Arial"/>
+        </w:rPr>
+        <w:t>non souhait</w:t>
+      </w:r>
+      <w:r>
+        <w:rPr>
+          <w:rFonts w:ascii="Arial" w:hAnsi="Arial" w:cs="Arial"/>
+        </w:rPr>
+        <w:t>é</w:t>
+      </w:r>
+      <w:r>
+        <w:rPr>
+          <w:rFonts w:ascii="Arial" w:hAnsi="Arial" w:cs="Arial"/>
+        </w:rPr>
+        <w:t xml:space="preserve"> p</w:t>
+      </w:r>
+      <w:r>
+        <w:rPr>
+          <w:rFonts w:ascii="Arial" w:hAnsi="Arial" w:cs="Arial"/>
+        </w:rPr>
+        <w:t>ar</w:t>
+      </w:r>
+      <w:r>
+        <w:rPr>
+          <w:rFonts w:ascii="Arial" w:hAnsi="Arial" w:cs="Arial"/>
+        </w:rPr>
+        <w:t xml:space="preserve"> le guitariste.</w:t>
+      </w:r>
+      <w:r>
+        <w:rPr>
+          <w:rFonts w:ascii="Arial" w:hAnsi="Arial" w:cs="Arial"/>
+        </w:rPr>
+        <w:t xml:space="preserve"> </w:t>
+      </w:r>
+      <w:r>
+        <w:rPr>
+          <w:rFonts w:ascii="Arial" w:hAnsi="Arial" w:cs="Arial"/>
+          <w:b/>
+          <w:bCs/>
+        </w:rPr>
+        <w:t>[4]</w:t>
+      </w:r>
+    </w:p>
+    <w:p>
+      <w:pPr>
+        <w:tabs>
+          <w:tab w:val="left" w:pos="2604"/>
+        </w:tabs>
+        <w:jc w:val="both"/>
+        <w:rPr>
+          <w:rFonts w:ascii="Arial" w:hAnsi="Arial" w:cs="Arial"/>
+        </w:rPr>
+      </w:pPr>
+      <w:r>
+        <w:rPr>
+          <w:rFonts w:ascii="Arial" w:hAnsi="Arial" w:cs="Arial"/>
+        </w:rPr>
+        <w:t>Dès</w:t>
+      </w:r>
+      <w:r>
+        <w:rPr>
+          <w:rFonts w:ascii="Arial" w:hAnsi="Arial" w:cs="Arial"/>
+        </w:rPr>
+        <w:t xml:space="preserve"> lors, il vient la question suivante : Comment </w:t>
+      </w:r>
+      <w:r>
+        <w:rPr>
+          <w:rFonts w:ascii="Arial" w:hAnsi="Arial" w:cs="Arial"/>
+        </w:rPr>
+        <w:t>contrer ces effets parasites sans perdre en qualité ?</w:t>
+      </w:r>
+    </w:p>
+    <w:p>
+      <w:pPr>
+        <w:tabs>
+          <w:tab w:val="left" w:pos="2604"/>
+        </w:tabs>
+        <w:jc w:val="both"/>
+        <w:rPr>
+          <w:rFonts w:ascii="Arial" w:hAnsi="Arial" w:cs="Arial"/>
+        </w:rPr>
+      </w:pPr>
+      <w:r>
+        <w:rPr>
+          <w:rFonts w:ascii="Arial" w:hAnsi="Arial" w:cs="Arial"/>
+        </w:rPr>
+        <w:t>En</w:t>
+      </w:r>
+      <w:r>
+        <w:rPr>
+          <w:rFonts w:ascii="Arial" w:hAnsi="Arial" w:cs="Arial"/>
+        </w:rPr>
+        <w:t xml:space="preserve"> 1955 fut inventé un nouveau type de micro par l’ingénieur Seth Lover : Le Humbucker </w:t>
+      </w:r>
+      <w:r>
+        <w:rPr>
+          <w:rFonts w:ascii="Arial" w:hAnsi="Arial" w:cs="Arial"/>
+          <w:b/>
+          <w:bCs/>
+        </w:rPr>
+        <w:t>[</w:t>
+      </w:r>
+      <w:r>
+        <w:rPr>
+          <w:rFonts w:ascii="Arial" w:hAnsi="Arial" w:cs="Arial"/>
+          <w:b/>
+          <w:bCs/>
+        </w:rPr>
+        <w:t>4</w:t>
+      </w:r>
+      <w:r>
+        <w:rPr>
+          <w:rFonts w:ascii="Arial" w:hAnsi="Arial" w:cs="Arial"/>
+          <w:b/>
+          <w:bCs/>
+        </w:rPr>
+        <w:t>]</w:t>
+      </w:r>
+      <w:r>
+        <w:rPr>
+          <w:rFonts w:ascii="Arial" w:hAnsi="Arial" w:cs="Arial"/>
+        </w:rPr>
+        <w:t>.</w:t>
+      </w:r>
+      <w:r>
+        <w:rPr>
+          <w:rFonts w:ascii="Arial" w:hAnsi="Arial" w:cs="Arial"/>
+        </w:rPr>
+        <w:t xml:space="preserve"> Ce micro, censé réduire considérablement le bruit parasite</w:t>
+      </w:r>
+      <w:r>
+        <w:rPr>
+          <w:rFonts w:ascii="Arial" w:hAnsi="Arial" w:cs="Arial"/>
+        </w:rPr>
+        <w:t>, voire parfois l’annuler,</w:t>
+      </w:r>
+      <w:r>
+        <w:rPr>
+          <w:rFonts w:ascii="Arial" w:hAnsi="Arial" w:cs="Arial"/>
+        </w:rPr>
+        <w:t xml:space="preserve"> permet ainsi de reproduire le son </w:t>
+      </w:r>
+      <w:r>
+        <w:rPr>
+          <w:rFonts w:ascii="Arial" w:hAnsi="Arial" w:cs="Arial"/>
+        </w:rPr>
+        <w:t>généré</w:t>
+      </w:r>
+      <w:r>
+        <w:rPr>
+          <w:rFonts w:ascii="Arial" w:hAnsi="Arial" w:cs="Arial"/>
+        </w:rPr>
+        <w:t xml:space="preserve"> par la corde dans de meilleures condition</w:t>
+      </w:r>
+      <w:r>
+        <w:rPr>
+          <w:rFonts w:ascii="Arial" w:hAnsi="Arial" w:cs="Arial"/>
+        </w:rPr>
+        <w:t>s</w:t>
+      </w:r>
+      <w:r>
+        <w:rPr>
+          <w:rFonts w:ascii="Arial" w:hAnsi="Arial" w:cs="Arial"/>
+        </w:rPr>
+        <w:t>.</w:t>
+      </w:r>
+    </w:p>
+    <w:p>
+      <w:pPr>
+        <w:tabs>
+          <w:tab w:val="left" w:pos="2604"/>
+        </w:tabs>
+        <w:jc w:val="both"/>
+        <w:rPr>
+          <w:rFonts w:ascii="Arial" w:hAnsi="Arial" w:cs="Arial"/>
+        </w:rPr>
+      </w:pPr>
+      <w:r>
+        <w:rPr>
+          <w:rFonts w:ascii="Arial" w:hAnsi="Arial" w:cs="Arial"/>
         </w:rPr>
         <w:t>L'architecture du Humbucker est ingénieuse : il est composé de deux bobines en série, exploitant deux principes d'inversion pour obtenir une annulation sélective :</w:t>
       </w:r>
@@ -1483,73 +1495,55 @@
         <w:jc w:val="both"/>
         <w:rPr>
           <w:rFonts w:ascii="Arial" w:hAnsi="Arial" w:cs="Arial"/>
-          <w:sz w:val="24"/>
-          <w:szCs w:val="24"/>
-        </w:rPr>
-      </w:pPr>
-      <w:r>
-        <w:rPr>
-          <w:rFonts w:ascii="Arial" w:hAnsi="Arial" w:cs="Arial"/>
-          <w:b/>
-          <w:bCs/>
-          <w:sz w:val="24"/>
-          <w:szCs w:val="24"/>
+        </w:rPr>
+      </w:pPr>
+      <w:r>
+        <w:rPr>
+          <w:rFonts w:ascii="Arial" w:hAnsi="Arial" w:cs="Arial"/>
+          <w:b/>
+          <w:bCs/>
         </w:rPr>
         <w:t>Opposition de phase :</w:t>
       </w:r>
       <w:r>
         <w:rPr>
           <w:rFonts w:ascii="Arial" w:hAnsi="Arial" w:cs="Arial"/>
-          <w:sz w:val="24"/>
-          <w:szCs w:val="24"/>
         </w:rPr>
         <w:t xml:space="preserve"> </w:t>
       </w:r>
       <w:r>
         <w:rPr>
           <w:rFonts w:ascii="Arial" w:hAnsi="Arial" w:cs="Arial"/>
-          <w:sz w:val="24"/>
-          <w:szCs w:val="24"/>
         </w:rPr>
         <w:t xml:space="preserve">Les bobines sont câblées dans </w:t>
       </w:r>
       <w:r>
         <w:rPr>
           <w:rFonts w:ascii="Arial" w:hAnsi="Arial" w:cs="Arial"/>
-          <w:sz w:val="24"/>
-          <w:szCs w:val="24"/>
         </w:rPr>
         <w:t>des sens opposées</w:t>
       </w:r>
       <w:r>
         <w:rPr>
           <w:rFonts w:ascii="Arial" w:hAnsi="Arial" w:cs="Arial"/>
-          <w:sz w:val="24"/>
-          <w:szCs w:val="24"/>
         </w:rPr>
         <w:t>. Tout champ induit alors une FEM opposé</w:t>
       </w:r>
       <w:r>
         <w:rPr>
           <w:rFonts w:ascii="Arial" w:hAnsi="Arial" w:cs="Arial"/>
-          <w:sz w:val="24"/>
-          <w:szCs w:val="24"/>
         </w:rPr>
         <w:t>e</w:t>
       </w:r>
       <w:r>
         <w:rPr>
           <w:rFonts w:ascii="Arial" w:hAnsi="Arial" w:cs="Arial"/>
-          <w:sz w:val="24"/>
-          <w:szCs w:val="24"/>
         </w:rPr>
         <w:t xml:space="preserve"> dans chaque bobine, </w:t>
       </w:r>
       <w:r>
         <w:rPr>
           <w:rFonts w:ascii="Arial" w:hAnsi="Arial" w:cs="Arial"/>
-          <w:sz w:val="24"/>
-          <w:szCs w:val="24"/>
         </w:rPr>
         <w:t xml:space="preserve">conduisant à une soustraction et une annulation du bruit. </w:t>
       </w:r>
@@ -1567,17 +1561,13 @@
         <w:jc w:val="both"/>
         <w:rPr>
           <w:rFonts w:ascii="Arial" w:hAnsi="Arial" w:cs="Arial"/>
-          <w:sz w:val="24"/>
-          <w:szCs w:val="24"/>
-        </w:rPr>
-      </w:pPr>
-      <w:r>
-        <w:rPr>
-          <w:rFonts w:ascii="Arial" w:hAnsi="Arial" w:cs="Arial"/>
-          <w:b/>
-          <w:bCs/>
-          <w:sz w:val="24"/>
-          <w:szCs w:val="24"/>
+        </w:rPr>
+      </w:pPr>
+      <w:r>
+        <w:rPr>
+          <w:rFonts w:ascii="Arial" w:hAnsi="Arial" w:cs="Arial"/>
+          <w:b/>
+          <w:bCs/>
         </w:rPr>
         <w:t>Polarité inversée</w:t>
       </w:r>
@@ -1586,65 +1576,48 @@
           <w:rFonts w:ascii="Arial" w:hAnsi="Arial" w:cs="Arial"/>
           <w:b/>
           <w:bCs/>
-          <w:sz w:val="24"/>
-          <w:szCs w:val="24"/>
         </w:rPr>
         <w:t xml:space="preserve"> : </w:t>
       </w:r>
       <w:r>
         <w:rPr>
           <w:rFonts w:ascii="Arial" w:hAnsi="Arial" w:cs="Arial"/>
-          <w:sz w:val="24"/>
-          <w:szCs w:val="24"/>
         </w:rPr>
         <w:t xml:space="preserve">Les aimants sous chaque corde ont </w:t>
       </w:r>
       <w:r>
         <w:rPr>
           <w:rFonts w:ascii="Arial" w:hAnsi="Arial" w:cs="Arial"/>
-          <w:sz w:val="24"/>
-          <w:szCs w:val="24"/>
         </w:rPr>
         <w:t>des polarités opposées</w:t>
       </w:r>
       <w:r>
         <w:rPr>
           <w:rFonts w:ascii="Arial" w:hAnsi="Arial" w:cs="Arial"/>
-          <w:sz w:val="24"/>
-          <w:szCs w:val="24"/>
         </w:rPr>
         <w:t xml:space="preserve">, cette inversion magnétique compense l’inversion du bobinage </w:t>
       </w:r>
       <w:r>
         <w:rPr>
           <w:rFonts w:ascii="Arial" w:hAnsi="Arial" w:cs="Arial"/>
-          <w:sz w:val="24"/>
-          <w:szCs w:val="24"/>
-        </w:rPr>
-        <w:lastRenderedPageBreak/>
+        </w:rPr>
         <w:t>uniquement dans le cas où</w:t>
       </w:r>
       <w:r>
         <w:rPr>
           <w:rFonts w:ascii="Arial" w:hAnsi="Arial" w:cs="Arial"/>
-          <w:sz w:val="24"/>
-          <w:szCs w:val="24"/>
         </w:rPr>
         <w:t xml:space="preserve"> le signal</w:t>
       </w:r>
       <w:r>
         <w:rPr>
           <w:rFonts w:ascii="Arial" w:hAnsi="Arial" w:cs="Arial"/>
-          <w:sz w:val="24"/>
-          <w:szCs w:val="24"/>
         </w:rPr>
         <w:t xml:space="preserve"> est</w:t>
       </w:r>
       <w:r>
         <w:rPr>
           <w:rFonts w:ascii="Arial" w:hAnsi="Arial" w:cs="Arial"/>
-          <w:sz w:val="24"/>
-          <w:szCs w:val="24"/>
         </w:rPr>
         <w:t xml:space="preserve"> produit par la corde, assurant l’addition du signal.</w:t>
       </w:r>
@@ -1657,103 +1630,77 @@
         <w:jc w:val="both"/>
         <w:rPr>
           <w:rFonts w:ascii="Arial" w:hAnsi="Arial" w:cs="Arial"/>
-          <w:sz w:val="24"/>
-          <w:szCs w:val="24"/>
-        </w:rPr>
-      </w:pPr>
-      <w:r>
-        <w:rPr>
-          <w:rFonts w:ascii="Arial" w:hAnsi="Arial" w:cs="Arial"/>
-          <w:sz w:val="24"/>
-          <w:szCs w:val="24"/>
+        </w:rPr>
+      </w:pPr>
+      <w:r>
+        <w:rPr>
+          <w:rFonts w:ascii="Arial" w:hAnsi="Arial" w:cs="Arial"/>
         </w:rPr>
         <w:t xml:space="preserve">Cependant, cette architecture double a un impact direct sur le timbre du son. </w:t>
       </w:r>
       <w:r>
         <w:rPr>
           <w:rFonts w:ascii="Arial" w:hAnsi="Arial" w:cs="Arial"/>
-          <w:sz w:val="24"/>
-          <w:szCs w:val="24"/>
         </w:rPr>
         <w:t>L</w:t>
       </w:r>
       <w:r>
         <w:rPr>
           <w:rFonts w:ascii="Arial" w:hAnsi="Arial" w:cs="Arial"/>
-          <w:sz w:val="24"/>
-          <w:szCs w:val="24"/>
         </w:rPr>
         <w:t>es guitaristes</w:t>
       </w:r>
       <w:r>
         <w:rPr>
           <w:rFonts w:ascii="Arial" w:hAnsi="Arial" w:cs="Arial"/>
-          <w:sz w:val="24"/>
-          <w:szCs w:val="24"/>
         </w:rPr>
         <w:t xml:space="preserve">, au départ </w:t>
       </w:r>
       <w:r>
         <w:rPr>
           <w:rFonts w:ascii="Arial" w:hAnsi="Arial" w:cs="Arial"/>
-          <w:sz w:val="24"/>
-          <w:szCs w:val="24"/>
         </w:rPr>
         <w:t>séduits</w:t>
       </w:r>
       <w:r>
         <w:rPr>
           <w:rFonts w:ascii="Arial" w:hAnsi="Arial" w:cs="Arial"/>
-          <w:sz w:val="24"/>
-          <w:szCs w:val="24"/>
         </w:rPr>
         <w:t xml:space="preserve"> par</w:t>
       </w:r>
       <w:r>
         <w:rPr>
           <w:rFonts w:ascii="Arial" w:hAnsi="Arial" w:cs="Arial"/>
-          <w:sz w:val="24"/>
-          <w:szCs w:val="24"/>
         </w:rPr>
         <w:t xml:space="preserve"> cette technologie</w:t>
       </w:r>
       <w:r>
         <w:rPr>
           <w:rFonts w:ascii="Arial" w:hAnsi="Arial" w:cs="Arial"/>
-          <w:sz w:val="24"/>
-          <w:szCs w:val="24"/>
         </w:rPr>
         <w:t>,</w:t>
       </w:r>
       <w:r>
         <w:rPr>
           <w:rFonts w:ascii="Arial" w:hAnsi="Arial" w:cs="Arial"/>
-          <w:sz w:val="24"/>
-          <w:szCs w:val="24"/>
         </w:rPr>
         <w:t xml:space="preserve"> </w:t>
       </w:r>
       <w:r>
         <w:rPr>
           <w:rFonts w:ascii="Arial" w:hAnsi="Arial" w:cs="Arial"/>
-          <w:sz w:val="24"/>
-          <w:szCs w:val="24"/>
         </w:rPr>
         <w:t>déplorent</w:t>
       </w:r>
       <w:r>
         <w:rPr>
           <w:rFonts w:ascii="Arial" w:hAnsi="Arial" w:cs="Arial"/>
-          <w:sz w:val="24"/>
-          <w:szCs w:val="24"/>
         </w:rPr>
         <w:t xml:space="preserve"> une perte des hautes fréquences et un son plus rond par rapport au micro SingleCoil</w:t>
       </w:r>
       <w:r>
         <w:rPr>
           <w:rFonts w:ascii="Arial" w:hAnsi="Arial" w:cs="Arial"/>
-          <w:sz w:val="24"/>
-          <w:szCs w:val="24"/>
         </w:rPr>
         <w:t xml:space="preserve"> </w:t>
       </w:r>
@@ -1762,8 +1709,6 @@
           <w:rFonts w:ascii="Arial" w:hAnsi="Arial" w:cs="Arial"/>
           <w:b/>
           <w:bCs/>
-          <w:sz w:val="24"/>
-          <w:szCs w:val="24"/>
         </w:rPr>
         <w:t>[</w:t>
       </w:r>
@@ -1772,8 +1717,6 @@
           <w:rFonts w:ascii="Arial" w:hAnsi="Arial" w:cs="Arial"/>
           <w:b/>
           <w:bCs/>
-          <w:sz w:val="24"/>
-          <w:szCs w:val="24"/>
         </w:rPr>
         <w:t>4</w:t>
       </w:r>
@@ -1782,24 +1725,18 @@
           <w:rFonts w:ascii="Arial" w:hAnsi="Arial" w:cs="Arial"/>
           <w:b/>
           <w:bCs/>
-          <w:sz w:val="24"/>
-          <w:szCs w:val="24"/>
         </w:rPr>
         <w:t>]</w:t>
       </w:r>
       <w:r>
         <w:rPr>
           <w:rFonts w:ascii="Arial" w:hAnsi="Arial" w:cs="Arial"/>
-          <w:sz w:val="24"/>
-          <w:szCs w:val="24"/>
         </w:rPr>
         <w:t>.</w:t>
       </w:r>
       <w:r>
         <w:rPr>
           <w:rFonts w:ascii="Arial" w:hAnsi="Arial" w:cs="Arial"/>
-          <w:sz w:val="24"/>
-          <w:szCs w:val="24"/>
         </w:rPr>
         <w:t xml:space="preserve"> </w:t>
       </w:r>
@@ -1812,23 +1749,17 @@
         <w:jc w:val="both"/>
         <w:rPr>
           <w:rFonts w:ascii="Arial" w:hAnsi="Arial" w:cs="Arial"/>
-          <w:sz w:val="24"/>
-          <w:szCs w:val="24"/>
-        </w:rPr>
-      </w:pPr>
-      <w:r>
-        <w:rPr>
-          <w:rFonts w:ascii="Arial" w:hAnsi="Arial" w:cs="Arial"/>
-          <w:sz w:val="24"/>
-          <w:szCs w:val="24"/>
+        </w:rPr>
+      </w:pPr>
+      <w:r>
+        <w:rPr>
+          <w:rFonts w:ascii="Arial" w:hAnsi="Arial" w:cs="Arial"/>
         </w:rPr>
         <w:t xml:space="preserve">Ce phénomène peut être expliqué par le comportement de type </w:t>
       </w:r>
       <w:r>
         <w:rPr>
           <w:rFonts w:ascii="Arial" w:hAnsi="Arial" w:cs="Arial"/>
-          <w:sz w:val="24"/>
-          <w:szCs w:val="24"/>
           <w:u w:val="single"/>
         </w:rPr>
         <w:t>Passe-bas</w:t>
@@ -1836,24 +1767,18 @@
       <w:r>
         <w:rPr>
           <w:rFonts w:ascii="Arial" w:hAnsi="Arial" w:cs="Arial"/>
-          <w:sz w:val="24"/>
-          <w:szCs w:val="24"/>
         </w:rPr>
         <w:t xml:space="preserve"> des micros. </w:t>
       </w:r>
       <w:r>
         <w:rPr>
           <w:rFonts w:ascii="Arial" w:hAnsi="Arial" w:cs="Arial"/>
-          <w:sz w:val="24"/>
-          <w:szCs w:val="24"/>
         </w:rPr>
         <w:t>La mise en série des bobines augmente l’inductance totale du système. La fréquence de coupure s’abaisse et entraine alors une diminution des harmoniques élevées.</w:t>
       </w:r>
       <w:r>
         <w:rPr>
           <w:rFonts w:ascii="Arial" w:hAnsi="Arial" w:cs="Arial"/>
-          <w:sz w:val="24"/>
-          <w:szCs w:val="24"/>
         </w:rPr>
         <w:t xml:space="preserve"> </w:t>
       </w:r>
@@ -1862,8 +1787,6 @@
           <w:rFonts w:ascii="Arial" w:hAnsi="Arial" w:cs="Arial"/>
           <w:b/>
           <w:bCs/>
-          <w:sz w:val="24"/>
-          <w:szCs w:val="24"/>
         </w:rPr>
         <w:t>[2]</w:t>
       </w:r>
@@ -1876,15 +1799,11 @@
         <w:jc w:val="both"/>
         <w:rPr>
           <w:rFonts w:ascii="Arial" w:hAnsi="Arial" w:cs="Arial"/>
-          <w:sz w:val="24"/>
-          <w:szCs w:val="24"/>
-        </w:rPr>
-      </w:pPr>
-      <w:r>
-        <w:rPr>
-          <w:rFonts w:ascii="Arial" w:hAnsi="Arial" w:cs="Arial"/>
-          <w:sz w:val="24"/>
-          <w:szCs w:val="24"/>
+        </w:rPr>
+      </w:pPr>
+      <w:r>
+        <w:rPr>
+          <w:rFonts w:ascii="Arial" w:hAnsi="Arial" w:cs="Arial"/>
         </w:rPr>
         <w:t>Ainsi pour le guitariste et le luthier, il s’agit de trouver le parfait compromis entre perte des hautes fréquence et annulation des bruits parasites.</w:t>
       </w:r>
@@ -1897,47 +1816,35 @@
         <w:jc w:val="both"/>
         <w:rPr>
           <w:rFonts w:ascii="Arial" w:hAnsi="Arial" w:cs="Arial"/>
-          <w:sz w:val="24"/>
-          <w:szCs w:val="24"/>
-        </w:rPr>
-      </w:pPr>
-      <w:r>
-        <w:rPr>
-          <w:rFonts w:ascii="Arial" w:hAnsi="Arial" w:cs="Arial"/>
-          <w:sz w:val="24"/>
-          <w:szCs w:val="24"/>
+        </w:rPr>
+      </w:pPr>
+      <w:r>
+        <w:rPr>
+          <w:rFonts w:ascii="Arial" w:hAnsi="Arial" w:cs="Arial"/>
         </w:rPr>
         <w:t>Je m’intéresserai alors à quantifier ces phénomènes de façon précise afin de pouvoir déterminer par quelles composantes du micro ils</w:t>
       </w:r>
       <w:r>
         <w:rPr>
           <w:rFonts w:ascii="Arial" w:hAnsi="Arial" w:cs="Arial"/>
-          <w:sz w:val="24"/>
-          <w:szCs w:val="24"/>
         </w:rPr>
         <w:t xml:space="preserve"> sont</w:t>
       </w:r>
       <w:r>
         <w:rPr>
           <w:rFonts w:ascii="Arial" w:hAnsi="Arial" w:cs="Arial"/>
-          <w:sz w:val="24"/>
-          <w:szCs w:val="24"/>
         </w:rPr>
         <w:t xml:space="preserve"> impactés. Enfin, il s’agira pour moi</w:t>
       </w:r>
       <w:r>
         <w:rPr>
           <w:rFonts w:ascii="Arial" w:hAnsi="Arial" w:cs="Arial"/>
-          <w:sz w:val="24"/>
-          <w:szCs w:val="24"/>
         </w:rPr>
         <w:t xml:space="preserve"> de déterminer de </w:t>
       </w:r>
       <w:r>
         <w:rPr>
           <w:rFonts w:ascii="Arial" w:hAnsi="Arial" w:cs="Arial"/>
-          <w:sz w:val="24"/>
-          <w:szCs w:val="24"/>
           <w:u w:val="single"/>
         </w:rPr>
         <w:t>taux de rejection de mode commun</w:t>
@@ -1945,8 +1852,6 @@
       <w:r>
         <w:rPr>
           <w:rFonts w:ascii="Arial" w:hAnsi="Arial" w:cs="Arial"/>
-          <w:sz w:val="24"/>
-          <w:szCs w:val="24"/>
           <w:u w:val="single"/>
         </w:rPr>
         <w:t xml:space="preserve"> (CMRR)</w:t>
@@ -1954,8 +1859,6 @@
       <w:r>
         <w:rPr>
           <w:rFonts w:ascii="Arial" w:hAnsi="Arial" w:cs="Arial"/>
-          <w:sz w:val="24"/>
-          <w:szCs w:val="24"/>
         </w:rPr>
         <w:t xml:space="preserve"> du micro Humbucker afin de statuer sur son efficacité.</w:t>
       </w:r>
@@ -1968,10 +1871,47 @@
         <w:jc w:val="both"/>
         <w:rPr>
           <w:rFonts w:ascii="Arial" w:hAnsi="Arial" w:cs="Arial"/>
-          <w:sz w:val="24"/>
-          <w:szCs w:val="24"/>
-        </w:rPr>
-      </w:pPr>
+          <w:b/>
+          <w:bCs/>
+          <w:u w:val="single"/>
+        </w:rPr>
+      </w:pPr>
+      <w:r>
+        <w:rPr>
+          <w:rFonts w:ascii="Arial" w:hAnsi="Arial" w:cs="Arial"/>
+          <w:b/>
+          <w:bCs/>
+          <w:u w:val="single"/>
+        </w:rPr>
+        <w:t>Problématique :</w:t>
+      </w:r>
+      <w:r>
+        <w:rPr>
+          <w:rFonts w:ascii="Arial" w:hAnsi="Arial" w:cs="Arial"/>
+          <w:b/>
+          <w:bCs/>
+          <w:u w:val="single"/>
+        </w:rPr>
+        <w:t xml:space="preserve"> </w:t>
+      </w:r>
+      <w:r>
+        <w:rPr>
+          <w:rFonts w:ascii="Arial" w:hAnsi="Arial" w:cs="Arial"/>
+        </w:rPr>
+        <w:t xml:space="preserve">Comment le type de micro influence la qualité </w:t>
+      </w:r>
+      <w:r>
+        <w:rPr>
+          <w:rFonts w:ascii="Arial" w:hAnsi="Arial" w:cs="Arial"/>
+        </w:rPr>
+        <w:t xml:space="preserve">(pureté) </w:t>
+      </w:r>
+      <w:r>
+        <w:rPr>
+          <w:rFonts w:ascii="Arial" w:hAnsi="Arial" w:cs="Arial"/>
+        </w:rPr>
+        <w:t>et le timbre du son produit par une guitare électrique ?</w:t>
+      </w:r>
     </w:p>
     <w:p>
       <w:pPr>
@@ -1981,24 +1921,8 @@
         <w:jc w:val="both"/>
         <w:rPr>
           <w:rFonts w:ascii="Arial" w:hAnsi="Arial" w:cs="Arial"/>
-          <w:b/>
-          <w:bCs/>
-          <w:sz w:val="24"/>
-          <w:szCs w:val="24"/>
-          <w:u w:val="single"/>
-        </w:rPr>
-      </w:pPr>
-      <w:r>
-        <w:rPr>
-          <w:rFonts w:ascii="Arial" w:hAnsi="Arial" w:cs="Arial"/>
-          <w:b/>
-          <w:bCs/>
-          <w:sz w:val="24"/>
-          <w:szCs w:val="24"/>
-          <w:u w:val="single"/>
-        </w:rPr>
-        <w:t>Problématique :</w:t>
-      </w:r>
+        </w:rPr>
+      </w:pPr>
     </w:p>
     <w:p>
       <w:pPr>
@@ -2008,60 +1932,8 @@
         <w:jc w:val="both"/>
         <w:rPr>
           <w:rFonts w:ascii="Arial" w:hAnsi="Arial" w:cs="Arial"/>
-          <w:sz w:val="24"/>
-          <w:szCs w:val="24"/>
-        </w:rPr>
-      </w:pPr>
-      <w:r>
-        <w:rPr>
-          <w:rFonts w:ascii="Arial" w:hAnsi="Arial" w:cs="Arial"/>
-          <w:sz w:val="24"/>
-          <w:szCs w:val="24"/>
-        </w:rPr>
-        <w:t xml:space="preserve">Comment le type de micro influence la qualité </w:t>
-      </w:r>
-      <w:r>
-        <w:rPr>
-          <w:rFonts w:ascii="Arial" w:hAnsi="Arial" w:cs="Arial"/>
-          <w:sz w:val="24"/>
-          <w:szCs w:val="24"/>
-        </w:rPr>
-        <w:t xml:space="preserve">(pureté) </w:t>
-      </w:r>
-      <w:r>
-        <w:rPr>
-          <w:rFonts w:ascii="Arial" w:hAnsi="Arial" w:cs="Arial"/>
-          <w:sz w:val="24"/>
-          <w:szCs w:val="24"/>
-        </w:rPr>
-        <w:t>et le timbre du son produit par une guitare électrique ?</w:t>
-      </w:r>
-    </w:p>
-    <w:p>
-      <w:pPr>
-        <w:tabs>
-          <w:tab w:val="left" w:pos="2604"/>
-        </w:tabs>
-        <w:jc w:val="both"/>
-        <w:rPr>
-          <w:rFonts w:ascii="Arial" w:hAnsi="Arial" w:cs="Arial"/>
-          <w:sz w:val="24"/>
-          <w:szCs w:val="24"/>
-        </w:rPr>
-      </w:pPr>
-    </w:p>
-    <w:p>
-      <w:pPr>
-        <w:tabs>
-          <w:tab w:val="left" w:pos="2604"/>
-        </w:tabs>
-        <w:jc w:val="both"/>
-        <w:rPr>
-          <w:rFonts w:ascii="Arial" w:hAnsi="Arial" w:cs="Arial"/>
-          <w:b/>
-          <w:bCs/>
-          <w:sz w:val="24"/>
-          <w:szCs w:val="24"/>
+          <w:b/>
+          <w:bCs/>
           <w:u w:val="single"/>
         </w:rPr>
       </w:pPr>
@@ -2070,8 +1942,6 @@
           <w:rFonts w:ascii="Arial" w:hAnsi="Arial" w:cs="Arial"/>
           <w:b/>
           <w:bCs/>
-          <w:sz w:val="24"/>
-          <w:szCs w:val="24"/>
           <w:u w:val="single"/>
         </w:rPr>
         <w:t>Objectifs :</w:t>
@@ -2090,31 +1960,23 @@
         <w:jc w:val="both"/>
         <w:rPr>
           <w:rFonts w:ascii="Arial" w:hAnsi="Arial" w:cs="Arial"/>
-          <w:sz w:val="24"/>
-          <w:szCs w:val="24"/>
-        </w:rPr>
-      </w:pPr>
-      <w:r>
-        <w:rPr>
-          <w:rFonts w:ascii="Arial" w:hAnsi="Arial" w:cs="Arial"/>
-          <w:sz w:val="24"/>
-          <w:szCs w:val="24"/>
+        </w:rPr>
+      </w:pPr>
+      <w:r>
+        <w:rPr>
+          <w:rFonts w:ascii="Arial" w:hAnsi="Arial" w:cs="Arial"/>
         </w:rPr>
         <w:t xml:space="preserve">Déterminer la FEM induite en fonction des harmoniques de vibration de la corde pour quantifier </w:t>
       </w:r>
       <w:r>
         <w:rPr>
           <w:rFonts w:ascii="Arial" w:hAnsi="Arial" w:cs="Arial"/>
-          <w:sz w:val="24"/>
-          <w:szCs w:val="24"/>
         </w:rPr>
         <w:t xml:space="preserve">l’influence </w:t>
       </w:r>
       <w:r>
         <w:rPr>
           <w:rFonts w:ascii="Arial" w:hAnsi="Arial" w:cs="Arial"/>
-          <w:sz w:val="24"/>
-          <w:szCs w:val="24"/>
         </w:rPr>
         <w:t>sur le timbre</w:t>
       </w:r>
@@ -2132,15 +1994,11 @@
         <w:jc w:val="both"/>
         <w:rPr>
           <w:rFonts w:ascii="Arial" w:hAnsi="Arial" w:cs="Arial"/>
-          <w:sz w:val="24"/>
-          <w:szCs w:val="24"/>
-        </w:rPr>
-      </w:pPr>
-      <w:r>
-        <w:rPr>
-          <w:rFonts w:ascii="Arial" w:hAnsi="Arial" w:cs="Arial"/>
-          <w:sz w:val="24"/>
-          <w:szCs w:val="24"/>
+        </w:rPr>
+      </w:pPr>
+      <w:r>
+        <w:rPr>
+          <w:rFonts w:ascii="Arial" w:hAnsi="Arial" w:cs="Arial"/>
         </w:rPr>
         <w:t>Etablir la fonction de transfert du circuit RLC équivalent des micros pour quantifier l’influence sur le timbre</w:t>
       </w:r>
@@ -2158,15 +2016,11 @@
         <w:jc w:val="both"/>
         <w:rPr>
           <w:rFonts w:ascii="Arial" w:hAnsi="Arial" w:cs="Arial"/>
-          <w:sz w:val="24"/>
-          <w:szCs w:val="24"/>
-        </w:rPr>
-      </w:pPr>
-      <w:r>
-        <w:rPr>
-          <w:rFonts w:ascii="Arial" w:hAnsi="Arial" w:cs="Arial"/>
-          <w:sz w:val="24"/>
-          <w:szCs w:val="24"/>
+        </w:rPr>
+      </w:pPr>
+      <w:r>
+        <w:rPr>
+          <w:rFonts w:ascii="Arial" w:hAnsi="Arial" w:cs="Arial"/>
         </w:rPr>
         <w:t>Théoriser la FEM résiduelle du Humbucker sous un champ parasite non uniforme pour quantifier sur la qualité</w:t>
       </w:r>
@@ -2184,31 +2038,23 @@
         <w:jc w:val="both"/>
         <w:rPr>
           <w:rFonts w:ascii="Arial" w:hAnsi="Arial" w:cs="Arial"/>
-          <w:sz w:val="24"/>
-          <w:szCs w:val="24"/>
-        </w:rPr>
-      </w:pPr>
-      <w:r>
-        <w:rPr>
-          <w:rFonts w:ascii="Arial" w:hAnsi="Arial" w:cs="Arial"/>
-          <w:sz w:val="24"/>
-          <w:szCs w:val="24"/>
+        </w:rPr>
+      </w:pPr>
+      <w:r>
+        <w:rPr>
+          <w:rFonts w:ascii="Arial" w:hAnsi="Arial" w:cs="Arial"/>
         </w:rPr>
         <w:t xml:space="preserve">Concevoir une maquette permettant de </w:t>
       </w:r>
       <w:r>
         <w:rPr>
           <w:rFonts w:ascii="Arial" w:hAnsi="Arial" w:cs="Arial"/>
-          <w:sz w:val="24"/>
-          <w:szCs w:val="24"/>
         </w:rPr>
         <w:t>valider</w:t>
       </w:r>
       <w:r>
         <w:rPr>
           <w:rFonts w:ascii="Arial" w:hAnsi="Arial" w:cs="Arial"/>
-          <w:sz w:val="24"/>
-          <w:szCs w:val="24"/>
         </w:rPr>
         <w:t xml:space="preserve"> et/ou critiquer cette théorie</w:t>
       </w:r>
@@ -2226,31 +2072,23 @@
         <w:jc w:val="both"/>
         <w:rPr>
           <w:rFonts w:ascii="Arial" w:hAnsi="Arial" w:cs="Arial"/>
-          <w:sz w:val="24"/>
-          <w:szCs w:val="24"/>
-        </w:rPr>
-      </w:pPr>
-      <w:r>
-        <w:rPr>
-          <w:rFonts w:ascii="Arial" w:hAnsi="Arial" w:cs="Arial"/>
-          <w:sz w:val="24"/>
-          <w:szCs w:val="24"/>
+        </w:rPr>
+      </w:pPr>
+      <w:r>
+        <w:rPr>
+          <w:rFonts w:ascii="Arial" w:hAnsi="Arial" w:cs="Arial"/>
         </w:rPr>
         <w:t xml:space="preserve">Déterminer le taux de rejection </w:t>
       </w:r>
       <w:r>
         <w:rPr>
           <w:rFonts w:ascii="Arial" w:hAnsi="Arial" w:cs="Arial"/>
-          <w:sz w:val="24"/>
-          <w:szCs w:val="24"/>
         </w:rPr>
         <w:t xml:space="preserve">de mode commun </w:t>
       </w:r>
       <w:r>
         <w:rPr>
           <w:rFonts w:ascii="Arial" w:hAnsi="Arial" w:cs="Arial"/>
-          <w:sz w:val="24"/>
-          <w:szCs w:val="24"/>
         </w:rPr>
         <w:t>du micro Humbucker</w:t>
       </w:r>
@@ -2268,31 +2106,23 @@
         <w:jc w:val="both"/>
         <w:rPr>
           <w:rFonts w:ascii="Arial" w:hAnsi="Arial" w:cs="Arial"/>
-          <w:sz w:val="24"/>
-          <w:szCs w:val="24"/>
-        </w:rPr>
-      </w:pPr>
-      <w:r>
-        <w:rPr>
-          <w:rFonts w:ascii="Arial" w:hAnsi="Arial" w:cs="Arial"/>
-          <w:sz w:val="24"/>
-          <w:szCs w:val="24"/>
+        </w:rPr>
+      </w:pPr>
+      <w:r>
+        <w:rPr>
+          <w:rFonts w:ascii="Arial" w:hAnsi="Arial" w:cs="Arial"/>
         </w:rPr>
         <w:t xml:space="preserve">Conclure sur les avantages et </w:t>
       </w:r>
       <w:r>
         <w:rPr>
           <w:rFonts w:ascii="Arial" w:hAnsi="Arial" w:cs="Arial"/>
-          <w:sz w:val="24"/>
-          <w:szCs w:val="24"/>
         </w:rPr>
         <w:t>les inconvénients</w:t>
       </w:r>
       <w:r>
         <w:rPr>
           <w:rFonts w:ascii="Arial" w:hAnsi="Arial" w:cs="Arial"/>
-          <w:sz w:val="24"/>
-          <w:szCs w:val="24"/>
         </w:rPr>
         <w:t xml:space="preserve"> du micro Humbucker</w:t>
       </w:r>
@@ -2305,8 +2135,6 @@
         <w:jc w:val="both"/>
         <w:rPr>
           <w:rFonts w:ascii="Arial" w:hAnsi="Arial" w:cs="Arial"/>
-          <w:sz w:val="24"/>
-          <w:szCs w:val="24"/>
         </w:rPr>
       </w:pPr>
     </w:p>
@@ -2320,8 +2148,6 @@
           <w:rFonts w:ascii="Arial" w:hAnsi="Arial" w:cs="Arial"/>
           <w:b/>
           <w:bCs/>
-          <w:sz w:val="24"/>
-          <w:szCs w:val="24"/>
           <w:u w:val="single"/>
         </w:rPr>
       </w:pPr>
@@ -2330,10 +2156,9 @@
           <w:rFonts w:ascii="Arial" w:hAnsi="Arial" w:cs="Arial"/>
           <w:b/>
           <w:bCs/>
-          <w:sz w:val="24"/>
-          <w:szCs w:val="24"/>
           <w:u w:val="single"/>
         </w:rPr>
+        <w:lastRenderedPageBreak/>
         <w:t>Référence Bibliographique :</w:t>
       </w:r>
     </w:p>
@@ -2345,8 +2170,6 @@
         <w:jc w:val="both"/>
         <w:rPr>
           <w:rFonts w:ascii="Arial" w:hAnsi="Arial" w:cs="Arial"/>
-          <w:sz w:val="24"/>
-          <w:szCs w:val="24"/>
           <w:lang w:val="en-GB"/>
         </w:rPr>
       </w:pPr>
@@ -2355,16 +2178,12 @@
           <w:rFonts w:ascii="Arial" w:hAnsi="Arial" w:cs="Arial"/>
           <w:b/>
           <w:bCs/>
-          <w:sz w:val="24"/>
-          <w:szCs w:val="24"/>
         </w:rPr>
         <w:t>[1]</w:t>
       </w:r>
       <w:r>
         <w:rPr>
           <w:rFonts w:ascii="Arial" w:hAnsi="Arial" w:cs="Arial"/>
-          <w:sz w:val="24"/>
-          <w:szCs w:val="24"/>
         </w:rPr>
         <w:t xml:space="preserve"> Matthew W. Hill, "The hidden history of the electric guitar", in </w:t>
       </w:r>
@@ -2373,24 +2192,18 @@
           <w:rFonts w:ascii="Arial" w:hAnsi="Arial" w:cs="Arial"/>
           <w:i/>
           <w:iCs/>
-          <w:sz w:val="24"/>
-          <w:szCs w:val="24"/>
         </w:rPr>
         <w:t>Quand la guitare [s']électrise !</w:t>
       </w:r>
       <w:r>
         <w:rPr>
           <w:rFonts w:ascii="Arial" w:hAnsi="Arial" w:cs="Arial"/>
-          <w:sz w:val="24"/>
-          <w:szCs w:val="24"/>
         </w:rPr>
         <w:t xml:space="preserve">, Benoît Navarret et al. </w:t>
       </w:r>
       <w:r>
         <w:rPr>
           <w:rFonts w:ascii="Arial" w:hAnsi="Arial" w:cs="Arial"/>
-          <w:sz w:val="24"/>
-          <w:szCs w:val="24"/>
           <w:lang w:val="en-GB"/>
         </w:rPr>
         <w:t>(dir.), Sorbonne Université Presses, pp. 33-61, 2022.</w:t>
@@ -2404,8 +2217,6 @@
         <w:jc w:val="both"/>
         <w:rPr>
           <w:rFonts w:ascii="Arial" w:hAnsi="Arial" w:cs="Arial"/>
-          <w:sz w:val="24"/>
-          <w:szCs w:val="24"/>
           <w:lang w:val="en-GB"/>
         </w:rPr>
       </w:pPr>
@@ -2414,8 +2225,6 @@
           <w:rFonts w:ascii="Arial" w:hAnsi="Arial" w:cs="Arial"/>
           <w:b/>
           <w:bCs/>
-          <w:sz w:val="24"/>
-          <w:szCs w:val="24"/>
           <w:lang w:val="en-GB"/>
         </w:rPr>
         <w:t>[2]</w:t>
@@ -2423,8 +2232,6 @@
       <w:r>
         <w:rPr>
           <w:rFonts w:ascii="Arial" w:hAnsi="Arial" w:cs="Arial"/>
-          <w:sz w:val="24"/>
-          <w:szCs w:val="24"/>
           <w:lang w:val="en-GB"/>
         </w:rPr>
         <w:t xml:space="preserve"> Dan Carson, "Investigation of the Electromagnetic Properties of Electric Guitar Pickups", </w:t>
@@ -2434,8 +2241,6 @@
           <w:rFonts w:ascii="Arial" w:hAnsi="Arial" w:cs="Arial"/>
           <w:i/>
           <w:iCs/>
-          <w:sz w:val="24"/>
-          <w:szCs w:val="24"/>
           <w:lang w:val="en-GB"/>
         </w:rPr>
         <w:t>University of Illinois at Urbana-Champaign</w:t>
@@ -2443,8 +2248,6 @@
       <w:r>
         <w:rPr>
           <w:rFonts w:ascii="Arial" w:hAnsi="Arial" w:cs="Arial"/>
-          <w:sz w:val="24"/>
-          <w:szCs w:val="24"/>
           <w:lang w:val="en-GB"/>
         </w:rPr>
         <w:t>, Physics Senior Thesis, 2009.</w:t>
@@ -2458,8 +2261,6 @@
         <w:jc w:val="both"/>
         <w:rPr>
           <w:rFonts w:ascii="Arial" w:hAnsi="Arial" w:cs="Arial"/>
-          <w:sz w:val="24"/>
-          <w:szCs w:val="24"/>
           <w:lang w:val="en-GB"/>
         </w:rPr>
       </w:pPr>
@@ -2468,8 +2269,6 @@
           <w:rFonts w:ascii="Arial" w:hAnsi="Arial" w:cs="Arial"/>
           <w:b/>
           <w:bCs/>
-          <w:sz w:val="24"/>
-          <w:szCs w:val="24"/>
           <w:lang w:val="en-GB"/>
         </w:rPr>
         <w:t>[3]</w:t>
@@ -2477,8 +2276,6 @@
       <w:r>
         <w:rPr>
           <w:rFonts w:ascii="Arial" w:hAnsi="Arial" w:cs="Arial"/>
-          <w:sz w:val="24"/>
-          <w:szCs w:val="24"/>
           <w:lang w:val="en-GB"/>
         </w:rPr>
         <w:t xml:space="preserve"> P. Perov, W. Johnson et N. Perova-Mello, "The physics of guitar string vibrations", </w:t>
@@ -2488,8 +2285,6 @@
           <w:rFonts w:ascii="Arial" w:hAnsi="Arial" w:cs="Arial"/>
           <w:i/>
           <w:iCs/>
-          <w:sz w:val="24"/>
-          <w:szCs w:val="24"/>
           <w:lang w:val="en-GB"/>
         </w:rPr>
         <w:t>American Journal of Physics</w:t>
@@ -2497,8 +2292,6 @@
       <w:r>
         <w:rPr>
           <w:rFonts w:ascii="Arial" w:hAnsi="Arial" w:cs="Arial"/>
-          <w:sz w:val="24"/>
-          <w:szCs w:val="24"/>
           <w:lang w:val="en-GB"/>
         </w:rPr>
         <w:t>, vol. 84, no. 1, pp. 38–43, 2016.</w:t>
@@ -2509,29 +2302,23 @@
         <w:tabs>
           <w:tab w:val="left" w:pos="2604"/>
         </w:tabs>
-        <w:rPr>
-          <w:rFonts w:ascii="Arial" w:hAnsi="Arial" w:cs="Arial"/>
-          <w:sz w:val="24"/>
-          <w:szCs w:val="24"/>
-        </w:rPr>
-      </w:pPr>
-      <w:r>
-        <w:rPr>
-          <w:rFonts w:ascii="Arial" w:hAnsi="Arial" w:cs="Arial"/>
-          <w:b/>
-          <w:bCs/>
-          <w:sz w:val="24"/>
-          <w:szCs w:val="24"/>
+        <w:jc w:val="both"/>
+        <w:rPr>
+          <w:rFonts w:ascii="Arial" w:hAnsi="Arial" w:cs="Arial"/>
+        </w:rPr>
+      </w:pPr>
+      <w:r>
+        <w:rPr>
+          <w:rFonts w:ascii="Arial" w:hAnsi="Arial" w:cs="Arial"/>
+          <w:b/>
+          <w:bCs/>
           <w:lang w:val="en-GB"/>
         </w:rPr>
-        <w:lastRenderedPageBreak/>
         <w:t>[4]</w:t>
       </w:r>
       <w:r>
         <w:rPr>
           <w:rFonts w:ascii="Arial" w:hAnsi="Arial" w:cs="Arial"/>
-          <w:sz w:val="24"/>
-          <w:szCs w:val="24"/>
           <w:lang w:val="en-GB"/>
         </w:rPr>
         <w:t xml:space="preserve"> S. W. Duncan, "Interview With Seth Lover", </w:t>
@@ -2541,8 +2328,6 @@
           <w:rFonts w:ascii="Arial" w:hAnsi="Arial" w:cs="Arial"/>
           <w:i/>
           <w:iCs/>
-          <w:sz w:val="24"/>
-          <w:szCs w:val="24"/>
           <w:lang w:val="en-GB"/>
         </w:rPr>
         <w:t>Seymour Duncan</w:t>
@@ -2550,50 +2335,19 @@
       <w:r>
         <w:rPr>
           <w:rFonts w:ascii="Arial" w:hAnsi="Arial" w:cs="Arial"/>
-          <w:sz w:val="24"/>
-          <w:szCs w:val="24"/>
           <w:lang w:val="en-GB"/>
         </w:rPr>
-        <w:t xml:space="preserve">. </w:t>
-      </w:r>
-      <w:r>
-        <w:rPr>
-          <w:rFonts w:ascii="Arial" w:hAnsi="Arial" w:cs="Arial"/>
-          <w:sz w:val="24"/>
-          <w:szCs w:val="24"/>
-          <w:lang w:val="en-GB"/>
-        </w:rPr>
-        <w:t xml:space="preserve"> </w:t>
-      </w:r>
-      <w:r>
-        <w:rPr>
-          <w:rFonts w:ascii="Arial" w:hAnsi="Arial" w:cs="Arial"/>
-          <w:sz w:val="24"/>
-          <w:szCs w:val="24"/>
-        </w:rPr>
-        <w:t>[En ligne].</w:t>
-      </w:r>
-      <w:r>
-        <w:rPr>
-          <w:rFonts w:ascii="Arial" w:hAnsi="Arial" w:cs="Arial"/>
-          <w:sz w:val="24"/>
-          <w:szCs w:val="24"/>
-        </w:rPr>
-        <w:t xml:space="preserve"> </w:t>
-      </w:r>
-      <w:r>
-        <w:rPr>
-          <w:rFonts w:ascii="Arial" w:hAnsi="Arial" w:cs="Arial"/>
-          <w:sz w:val="24"/>
-          <w:szCs w:val="24"/>
-        </w:rPr>
-        <w:t xml:space="preserve">Disponible sur : </w:t>
-      </w:r>
-      <w:r>
-        <w:rPr>
-          <w:rFonts w:ascii="Arial" w:hAnsi="Arial" w:cs="Arial"/>
-          <w:sz w:val="24"/>
-          <w:szCs w:val="24"/>
+        <w:t xml:space="preserve">.  </w:t>
+      </w:r>
+      <w:r>
+        <w:rPr>
+          <w:rFonts w:ascii="Arial" w:hAnsi="Arial" w:cs="Arial"/>
+        </w:rPr>
+        <w:t xml:space="preserve">[En ligne]. Disponible sur : </w:t>
+      </w:r>
+      <w:r>
+        <w:rPr>
+          <w:rFonts w:ascii="Arial" w:hAnsi="Arial" w:cs="Arial"/>
         </w:rPr>
         <w:br/>
       </w:r>
@@ -2602,8 +2356,6 @@
           <w:rPr>
             <w:rStyle w:val="Hyperlink"/>
             <w:rFonts w:ascii="Arial" w:hAnsi="Arial" w:cs="Arial"/>
-            <w:sz w:val="24"/>
-            <w:szCs w:val="24"/>
           </w:rPr>
           <w:t>https://www.seymourduncan.com/blog/latest-updates/seymour-w-duncans-interview-with-seth-lover</w:t>
         </w:r>
@@ -2617,8 +2369,6 @@
         <w:jc w:val="both"/>
         <w:rPr>
           <w:rFonts w:ascii="Arial" w:hAnsi="Arial" w:cs="Arial"/>
-          <w:sz w:val="24"/>
-          <w:szCs w:val="24"/>
           <w:lang w:val="en-GB"/>
         </w:rPr>
       </w:pPr>
@@ -2627,8 +2377,6 @@
           <w:rFonts w:ascii="Arial" w:hAnsi="Arial" w:cs="Arial"/>
           <w:b/>
           <w:bCs/>
-          <w:sz w:val="24"/>
-          <w:szCs w:val="24"/>
           <w:lang w:val="en-GB"/>
         </w:rPr>
         <w:t>[5]</w:t>
@@ -2636,19 +2384,31 @@
       <w:r>
         <w:rPr>
           <w:rFonts w:ascii="Arial" w:hAnsi="Arial" w:cs="Arial"/>
-          <w:sz w:val="24"/>
-          <w:szCs w:val="24"/>
           <w:lang w:val="en-GB"/>
         </w:rPr>
-        <w:t xml:space="preserve"> A. Novak, B. Lihoreau, E. Brasseur, P. Lotton et L. Simon, "Guitar Pickup: Measurement of its Two-Dimensional Nonlinear Function", </w:t>
+        <w:t xml:space="preserve"> A. Novak, B. </w:t>
+      </w:r>
+      <w:proofErr w:type="spellStart"/>
+      <w:r>
+        <w:rPr>
+          <w:rFonts w:ascii="Arial" w:hAnsi="Arial" w:cs="Arial"/>
+          <w:lang w:val="en-GB"/>
+        </w:rPr>
+        <w:t>Lihoreau</w:t>
+      </w:r>
+      <w:proofErr w:type="spellEnd"/>
+      <w:r>
+        <w:rPr>
+          <w:rFonts w:ascii="Arial" w:hAnsi="Arial" w:cs="Arial"/>
+          <w:lang w:val="en-GB"/>
+        </w:rPr>
+        <w:t xml:space="preserve">, E. Brasseur, P. Lotton et L. Simon, "Guitar Pickup: Measurement of its Two-Dimensional Nonlinear Function", </w:t>
       </w:r>
       <w:r>
         <w:rPr>
           <w:rFonts w:ascii="Arial" w:hAnsi="Arial" w:cs="Arial"/>
           <w:i/>
           <w:iCs/>
-          <w:sz w:val="24"/>
-          <w:szCs w:val="24"/>
           <w:lang w:val="en-GB"/>
         </w:rPr>
         <w:t>Journal of the Audio Engineering Society</w:t>
@@ -2656,8 +2416,6 @@
       <w:r>
         <w:rPr>
           <w:rFonts w:ascii="Arial" w:hAnsi="Arial" w:cs="Arial"/>
-          <w:sz w:val="24"/>
-          <w:szCs w:val="24"/>
           <w:lang w:val="en-GB"/>
         </w:rPr>
         <w:t>, vol. 68, no. 3, pp. 184-192, 2020.</w:t>
@@ -2671,8 +2429,6 @@
         <w:jc w:val="both"/>
         <w:rPr>
           <w:rFonts w:ascii="Arial" w:hAnsi="Arial" w:cs="Arial"/>
-          <w:sz w:val="24"/>
-          <w:szCs w:val="24"/>
           <w:lang w:val="en-GB"/>
         </w:rPr>
       </w:pPr>
@@ -2681,8 +2437,6 @@
           <w:rFonts w:ascii="Arial" w:hAnsi="Arial" w:cs="Arial"/>
           <w:b/>
           <w:bCs/>
-          <w:sz w:val="24"/>
-          <w:szCs w:val="24"/>
           <w:lang w:val="en-GB"/>
         </w:rPr>
         <w:t>[6]</w:t>
@@ -2690,19 +2444,31 @@
       <w:r>
         <w:rPr>
           <w:rFonts w:ascii="Arial" w:hAnsi="Arial" w:cs="Arial"/>
-          <w:sz w:val="24"/>
-          <w:szCs w:val="24"/>
           <w:lang w:val="en-GB"/>
         </w:rPr>
-        <w:t xml:space="preserve"> R. Giampiccolo, A. Bernardini et A. Sarti, "Virtualization of Guitar Pickups Through Circuit Inversion", </w:t>
+        <w:t xml:space="preserve"> R. </w:t>
+      </w:r>
+      <w:proofErr w:type="spellStart"/>
+      <w:r>
+        <w:rPr>
+          <w:rFonts w:ascii="Arial" w:hAnsi="Arial" w:cs="Arial"/>
+          <w:lang w:val="en-GB"/>
+        </w:rPr>
+        <w:t>Giampiccolo</w:t>
+      </w:r>
+      <w:proofErr w:type="spellEnd"/>
+      <w:r>
+        <w:rPr>
+          <w:rFonts w:ascii="Arial" w:hAnsi="Arial" w:cs="Arial"/>
+          <w:lang w:val="en-GB"/>
+        </w:rPr>
+        <w:t xml:space="preserve">, A. Bernardini et A. Sarti, "Virtualization of Guitar Pickups Through Circuit Inversion", </w:t>
       </w:r>
       <w:r>
         <w:rPr>
           <w:rFonts w:ascii="Arial" w:hAnsi="Arial" w:cs="Arial"/>
           <w:i/>
           <w:iCs/>
-          <w:sz w:val="24"/>
-          <w:szCs w:val="24"/>
           <w:lang w:val="en-GB"/>
         </w:rPr>
         <w:t>IEEE Signal Processing Letters</w:t>
@@ -2710,20 +2476,9 @@
       <w:r>
         <w:rPr>
           <w:rFonts w:ascii="Arial" w:hAnsi="Arial" w:cs="Arial"/>
-          <w:sz w:val="24"/>
-          <w:szCs w:val="24"/>
           <w:lang w:val="en-GB"/>
         </w:rPr>
-        <w:t>, vol. 30, pp. 458-462, 2023</w:t>
-      </w:r>
-      <w:r>
-        <w:rPr>
-          <w:rFonts w:ascii="Arial" w:hAnsi="Arial" w:cs="Arial"/>
-          <w:sz w:val="24"/>
-          <w:szCs w:val="24"/>
-          <w:lang w:val="en-GB"/>
-        </w:rPr>
-        <w:t>.</w:t>
+        <w:t>, vol. 30, pp. 458-462, 2023.</w:t>
       </w:r>
     </w:p>
     <w:sectPr>

--- a/Views/MCOT/V1.docx
+++ b/Views/MCOT/V1.docx
@@ -2479,6 +2479,41 @@
           <w:lang w:val="en-GB"/>
         </w:rPr>
         <w:t>, vol. 30, pp. 458-462, 2023.</w:t>
+      </w:r>
+    </w:p>
+    <w:p>
+      <w:pPr>
+        <w:tabs>
+          <w:tab w:val="left" w:pos="2604"/>
+        </w:tabs>
+        <w:jc w:val="both"/>
+        <w:rPr>
+          <w:rFonts w:ascii="Arial" w:hAnsi="Arial" w:cs="Arial"/>
+          <w:lang w:val="en-GB"/>
+        </w:rPr>
+      </w:pPr>
+      <w:r>
+        <w:rPr>
+          <w:rFonts w:ascii="Arial" w:hAnsi="Arial" w:cs="Arial"/>
+          <w:lang w:val="en-GB"/>
+        </w:rPr>
+        <w:t xml:space="preserve">[7] </w:t>
+      </w:r>
+      <w:proofErr w:type="spellStart"/>
+      <w:r>
+        <w:rPr>
+          <w:rFonts w:ascii="Arial" w:hAnsi="Arial" w:cs="Arial"/>
+          <w:lang w:val="en-GB"/>
+        </w:rPr>
+        <w:t>WiseGuy</w:t>
+      </w:r>
+      <w:proofErr w:type="spellEnd"/>
+      <w:r>
+        <w:rPr>
+          <w:rFonts w:ascii="Arial" w:hAnsi="Arial" w:cs="Arial"/>
+          <w:lang w:val="en-GB"/>
+        </w:rPr>
+        <w:t xml:space="preserve"> Research Consultants, "Global Electric Guitar Pickup Market Research Report 2024," Pune, India, 2024.</w:t>
       </w:r>
     </w:p>
     <w:sectPr>
@@ -3560,7 +3595,6 @@
   <w:style w:type="character" w:default="1" w:styleId="DefaultParagraphFont">
     <w:name w:val="Default Paragraph Font"/>
     <w:uiPriority w:val="1"/>
-    <w:semiHidden/>
     <w:unhideWhenUsed/>
   </w:style>
   <w:style w:type="table" w:default="1" w:styleId="TableNormal">

--- a/Views/MCOT/V1.docx
+++ b/Views/MCOT/V1.docx
@@ -916,7 +916,13 @@
         <w:rPr>
           <w:rFonts w:ascii="Arial" w:hAnsi="Arial" w:cs="Arial"/>
         </w:rPr>
-        <w:t>es derniers</w:t>
+        <w:t xml:space="preserve">es </w:t>
+      </w:r>
+      <w:r>
+        <w:rPr>
+          <w:rFonts w:ascii="Arial" w:hAnsi="Arial" w:cs="Arial"/>
+        </w:rPr>
+        <w:t>micros</w:t>
       </w:r>
       <w:r>
         <w:rPr>
@@ -1155,7 +1161,21 @@
         <w:rPr>
           <w:rFonts w:ascii="Arial" w:hAnsi="Arial" w:cs="Arial"/>
         </w:rPr>
-        <w:t xml:space="preserve"> (appelé SingleCoil)</w:t>
+        <w:t xml:space="preserve"> (appelé </w:t>
+      </w:r>
+      <w:r>
+        <w:rPr>
+          <w:rFonts w:ascii="Arial" w:hAnsi="Arial" w:cs="Arial"/>
+          <w:b/>
+          <w:bCs/>
+        </w:rPr>
+        <w:t>SingleCoil</w:t>
+      </w:r>
+      <w:r>
+        <w:rPr>
+          <w:rFonts w:ascii="Arial" w:hAnsi="Arial" w:cs="Arial"/>
+        </w:rPr>
+        <w:t>)</w:t>
       </w:r>
       <w:r>
         <w:rPr>
@@ -1390,7 +1410,21 @@
         <w:rPr>
           <w:rFonts w:ascii="Arial" w:hAnsi="Arial" w:cs="Arial"/>
         </w:rPr>
-        <w:t xml:space="preserve"> 1955 fut inventé un nouveau type de micro par l’ingénieur Seth Lover : Le Humbucker </w:t>
+        <w:t xml:space="preserve"> 1955 fut inventé un nouveau type de micro par l’ingénieur Seth Lover : Le </w:t>
+      </w:r>
+      <w:r>
+        <w:rPr>
+          <w:rFonts w:ascii="Arial" w:hAnsi="Arial" w:cs="Arial"/>
+          <w:b/>
+          <w:bCs/>
+        </w:rPr>
+        <w:t>Humbucker</w:t>
+      </w:r>
+      <w:r>
+        <w:rPr>
+          <w:rFonts w:ascii="Arial" w:hAnsi="Arial" w:cs="Arial"/>
+        </w:rPr>
+        <w:t xml:space="preserve"> </w:t>
       </w:r>
       <w:r>
         <w:rPr>
@@ -1479,7 +1513,46 @@
         <w:rPr>
           <w:rFonts w:ascii="Arial" w:hAnsi="Arial" w:cs="Arial"/>
         </w:rPr>
-        <w:t>L'architecture du Humbucker est ingénieuse : il est composé de deux bobines en série, exploitant deux principes d'inversion pour obtenir une annulation sélective :</w:t>
+        <w:t xml:space="preserve">L'architecture du Humbucker est ingénieuse : il est composé de </w:t>
+      </w:r>
+      <w:r>
+        <w:rPr>
+          <w:rFonts w:ascii="Arial" w:hAnsi="Arial" w:cs="Arial"/>
+          <w:u w:val="single"/>
+        </w:rPr>
+        <w:t>deux bobines en série</w:t>
+      </w:r>
+      <w:r>
+        <w:rPr>
+          <w:rFonts w:ascii="Arial" w:hAnsi="Arial" w:cs="Arial"/>
+        </w:rPr>
+        <w:t xml:space="preserve">, exploitant </w:t>
+      </w:r>
+      <w:r>
+        <w:rPr>
+          <w:rFonts w:ascii="Arial" w:hAnsi="Arial" w:cs="Arial"/>
+          <w:u w:val="single"/>
+        </w:rPr>
+        <w:t>deux principes d'inversion</w:t>
+      </w:r>
+      <w:r>
+        <w:rPr>
+          <w:rFonts w:ascii="Arial" w:hAnsi="Arial" w:cs="Arial"/>
+        </w:rPr>
+        <w:t xml:space="preserve"> pour obtenir une </w:t>
+      </w:r>
+      <w:r>
+        <w:rPr>
+          <w:rFonts w:ascii="Arial" w:hAnsi="Arial" w:cs="Arial"/>
+          <w:u w:val="single"/>
+        </w:rPr>
+        <w:t>annulation sélective</w:t>
+      </w:r>
+      <w:r>
+        <w:rPr>
+          <w:rFonts w:ascii="Arial" w:hAnsi="Arial" w:cs="Arial"/>
+        </w:rPr>
+        <w:t xml:space="preserve"> :</w:t>
       </w:r>
     </w:p>
     <w:p>
@@ -1818,6 +1891,17 @@
           <w:rFonts w:ascii="Arial" w:hAnsi="Arial" w:cs="Arial"/>
         </w:rPr>
       </w:pPr>
+    </w:p>
+    <w:p>
+      <w:pPr>
+        <w:tabs>
+          <w:tab w:val="left" w:pos="2604"/>
+        </w:tabs>
+        <w:jc w:val="both"/>
+        <w:rPr>
+          <w:rFonts w:ascii="Arial" w:hAnsi="Arial" w:cs="Arial"/>
+        </w:rPr>
+      </w:pPr>
       <w:r>
         <w:rPr>
           <w:rFonts w:ascii="Arial" w:hAnsi="Arial" w:cs="Arial"/>
@@ -2158,7 +2242,6 @@
           <w:bCs/>
           <w:u w:val="single"/>
         </w:rPr>
-        <w:lastRenderedPageBreak/>
         <w:t>Référence Bibliographique :</w:t>
       </w:r>
     </w:p>
@@ -3595,6 +3678,7 @@
   <w:style w:type="character" w:default="1" w:styleId="DefaultParagraphFont">
     <w:name w:val="Default Paragraph Font"/>
     <w:uiPriority w:val="1"/>
+    <w:semiHidden/>
     <w:unhideWhenUsed/>
   </w:style>
   <w:style w:type="table" w:default="1" w:styleId="TableNormal">

--- a/Views/MCOT/V1.docx
+++ b/Views/MCOT/V1.docx
@@ -20,14 +20,14 @@
             <w:pPr>
               <w:jc w:val="center"/>
               <w:rPr>
-                <w:rFonts w:ascii="Arial" w:hAnsi="Arial" w:cs="Arial"/>
+                <w:rFonts w:ascii="Times New Roman" w:hAnsi="Times New Roman" w:cs="Times New Roman"/>
                 <w:b/>
                 <w:bCs/>
               </w:rPr>
             </w:pPr>
             <w:r>
               <w:rPr>
-                <w:rFonts w:ascii="Arial" w:hAnsi="Arial" w:cs="Arial"/>
+                <w:rFonts w:ascii="Times New Roman" w:hAnsi="Times New Roman" w:cs="Times New Roman"/>
                 <w:b/>
                 <w:bCs/>
               </w:rPr>
@@ -35,7 +35,7 @@
             </w:r>
             <w:r>
               <w:rPr>
-                <w:rFonts w:ascii="Arial" w:hAnsi="Arial" w:cs="Arial"/>
+                <w:rFonts w:ascii="Times New Roman" w:hAnsi="Times New Roman" w:cs="Times New Roman"/>
                 <w:b/>
                 <w:bCs/>
               </w:rPr>
@@ -43,7 +43,7 @@
             </w:r>
             <w:r>
               <w:rPr>
-                <w:rFonts w:ascii="Arial" w:hAnsi="Arial" w:cs="Arial"/>
+                <w:rFonts w:ascii="Times New Roman" w:hAnsi="Times New Roman" w:cs="Times New Roman"/>
                 <w:b/>
                 <w:bCs/>
               </w:rPr>
@@ -51,7 +51,7 @@
             </w:r>
             <w:r>
               <w:rPr>
-                <w:rFonts w:ascii="Arial" w:hAnsi="Arial" w:cs="Arial"/>
+                <w:rFonts w:ascii="Times New Roman" w:hAnsi="Times New Roman" w:cs="Times New Roman"/>
                 <w:b/>
                 <w:bCs/>
               </w:rPr>
@@ -59,7 +59,7 @@
             </w:r>
             <w:r>
               <w:rPr>
-                <w:rFonts w:ascii="Arial" w:hAnsi="Arial" w:cs="Arial"/>
+                <w:rFonts w:ascii="Times New Roman" w:hAnsi="Times New Roman" w:cs="Times New Roman"/>
                 <w:b/>
                 <w:bCs/>
               </w:rPr>
@@ -67,7 +67,7 @@
             </w:r>
             <w:r>
               <w:rPr>
-                <w:rFonts w:ascii="Arial" w:hAnsi="Arial" w:cs="Arial"/>
+                <w:rFonts w:ascii="Times New Roman" w:hAnsi="Times New Roman" w:cs="Times New Roman"/>
                 <w:b/>
                 <w:bCs/>
               </w:rPr>
@@ -75,7 +75,7 @@
             </w:r>
             <w:r>
               <w:rPr>
-                <w:rFonts w:ascii="Arial" w:hAnsi="Arial" w:cs="Arial"/>
+                <w:rFonts w:ascii="Times New Roman" w:hAnsi="Times New Roman" w:cs="Times New Roman"/>
                 <w:b/>
                 <w:bCs/>
               </w:rPr>
@@ -83,7 +83,7 @@
             </w:r>
             <w:r>
               <w:rPr>
-                <w:rFonts w:ascii="Arial" w:hAnsi="Arial" w:cs="Arial"/>
+                <w:rFonts w:ascii="Times New Roman" w:hAnsi="Times New Roman" w:cs="Times New Roman"/>
                 <w:b/>
                 <w:bCs/>
               </w:rPr>
@@ -100,7 +100,7 @@
         </w:tabs>
         <w:jc w:val="both"/>
         <w:rPr>
-          <w:rFonts w:ascii="Arial" w:hAnsi="Arial" w:cs="Arial"/>
+          <w:rFonts w:ascii="Times New Roman" w:hAnsi="Times New Roman" w:cs="Times New Roman"/>
           <w:b/>
           <w:bCs/>
           <w:u w:val="single"/>
@@ -114,12 +114,12 @@
         </w:tabs>
         <w:jc w:val="both"/>
         <w:rPr>
-          <w:rFonts w:ascii="Arial" w:hAnsi="Arial" w:cs="Arial"/>
-        </w:rPr>
-      </w:pPr>
-      <w:r>
-        <w:rPr>
-          <w:rFonts w:ascii="Arial" w:hAnsi="Arial" w:cs="Arial"/>
+          <w:rFonts w:ascii="Times New Roman" w:hAnsi="Times New Roman" w:cs="Times New Roman"/>
+        </w:rPr>
+      </w:pPr>
+      <w:r>
+        <w:rPr>
+          <w:rFonts w:ascii="Times New Roman" w:hAnsi="Times New Roman" w:cs="Times New Roman"/>
           <w:b/>
           <w:bCs/>
           <w:u w:val="single"/>
@@ -128,7 +128,7 @@
       </w:r>
       <w:r>
         <w:rPr>
-          <w:rFonts w:ascii="Arial" w:hAnsi="Arial" w:cs="Arial"/>
+          <w:rFonts w:ascii="Times New Roman" w:hAnsi="Times New Roman" w:cs="Times New Roman"/>
           <w:b/>
           <w:bCs/>
         </w:rPr>
@@ -136,7 +136,7 @@
       </w:r>
       <w:r>
         <w:rPr>
-          <w:rFonts w:ascii="Arial" w:hAnsi="Arial" w:cs="Arial"/>
+          <w:rFonts w:ascii="Times New Roman" w:hAnsi="Times New Roman" w:cs="Times New Roman"/>
           <w:b/>
           <w:bCs/>
         </w:rPr>
@@ -144,7 +144,7 @@
       </w:r>
       <w:r>
         <w:rPr>
-          <w:rFonts w:ascii="Arial" w:hAnsi="Arial" w:cs="Arial"/>
+          <w:rFonts w:ascii="Times New Roman" w:hAnsi="Times New Roman" w:cs="Times New Roman"/>
         </w:rPr>
         <w:t>Guitare électrique : Etude de l’influence du type de micro</w:t>
       </w:r>
@@ -156,7 +156,7 @@
         </w:tabs>
         <w:jc w:val="both"/>
         <w:rPr>
-          <w:rFonts w:ascii="Arial" w:hAnsi="Arial" w:cs="Arial"/>
+          <w:rFonts w:ascii="Times New Roman" w:hAnsi="Times New Roman" w:cs="Times New Roman"/>
           <w:b/>
           <w:bCs/>
           <w:u w:val="single"/>
@@ -164,7 +164,7 @@
       </w:pPr>
       <w:r>
         <w:rPr>
-          <w:rFonts w:ascii="Arial" w:hAnsi="Arial" w:cs="Arial"/>
+          <w:rFonts w:ascii="Times New Roman" w:hAnsi="Times New Roman" w:cs="Times New Roman"/>
           <w:b/>
           <w:bCs/>
           <w:u w:val="single"/>
@@ -179,54 +179,48 @@
         </w:tabs>
         <w:jc w:val="both"/>
         <w:rPr>
-          <w:rFonts w:ascii="Arial" w:hAnsi="Arial" w:cs="Arial"/>
-        </w:rPr>
-      </w:pPr>
-      <w:r>
-        <w:rPr>
-          <w:rFonts w:ascii="Arial" w:hAnsi="Arial" w:cs="Arial"/>
+          <w:rFonts w:ascii="Times New Roman" w:hAnsi="Times New Roman" w:cs="Times New Roman"/>
+        </w:rPr>
+      </w:pPr>
+      <w:r>
+        <w:rPr>
+          <w:rFonts w:ascii="Times New Roman" w:hAnsi="Times New Roman" w:cs="Times New Roman"/>
         </w:rPr>
         <w:t xml:space="preserve">Guitariste amateur, j'ai </w:t>
       </w:r>
       <w:r>
         <w:rPr>
-          <w:rFonts w:ascii="Arial" w:hAnsi="Arial" w:cs="Arial"/>
-        </w:rPr>
-        <w:t xml:space="preserve">pu </w:t>
-      </w:r>
-      <w:r>
-        <w:rPr>
-          <w:rFonts w:ascii="Arial" w:hAnsi="Arial" w:cs="Arial"/>
-        </w:rPr>
-        <w:t>constater</w:t>
-      </w:r>
-      <w:r>
-        <w:rPr>
-          <w:rFonts w:ascii="Arial" w:hAnsi="Arial" w:cs="Arial"/>
+          <w:rFonts w:ascii="Times New Roman" w:hAnsi="Times New Roman" w:cs="Times New Roman"/>
+        </w:rPr>
+        <w:t>pu constater</w:t>
+      </w:r>
+      <w:r>
+        <w:rPr>
+          <w:rFonts w:ascii="Times New Roman" w:hAnsi="Times New Roman" w:cs="Times New Roman"/>
         </w:rPr>
         <w:t xml:space="preserve"> </w:t>
       </w:r>
       <w:r>
         <w:rPr>
-          <w:rFonts w:ascii="Arial" w:hAnsi="Arial" w:cs="Arial"/>
+          <w:rFonts w:ascii="Times New Roman" w:hAnsi="Times New Roman" w:cs="Times New Roman"/>
         </w:rPr>
         <w:t>personnellement</w:t>
       </w:r>
       <w:r>
         <w:rPr>
-          <w:rFonts w:ascii="Arial" w:hAnsi="Arial" w:cs="Arial"/>
+          <w:rFonts w:ascii="Times New Roman" w:hAnsi="Times New Roman" w:cs="Times New Roman"/>
         </w:rPr>
         <w:t xml:space="preserve"> que le changement de micro modifiait le timbre et la pureté du son produit. </w:t>
       </w:r>
       <w:r>
         <w:rPr>
-          <w:rFonts w:ascii="Arial" w:hAnsi="Arial" w:cs="Arial"/>
+          <w:rFonts w:ascii="Times New Roman" w:hAnsi="Times New Roman" w:cs="Times New Roman"/>
         </w:rPr>
         <w:t>Curieux, j</w:t>
       </w:r>
       <w:r>
         <w:rPr>
-          <w:rFonts w:ascii="Arial" w:hAnsi="Arial" w:cs="Arial"/>
+          <w:rFonts w:ascii="Times New Roman" w:hAnsi="Times New Roman" w:cs="Times New Roman"/>
         </w:rPr>
         <w:t>'ai souhaité dépasser ce constat subjectif pour modéliser l'origine électromagnétique du phénomène et comprendre le compromis nécessaire entre suppression des parasites et respect du spectre harmonique.</w:t>
       </w:r>
@@ -238,7 +232,7 @@
         </w:tabs>
         <w:jc w:val="both"/>
         <w:rPr>
-          <w:rFonts w:ascii="Arial" w:hAnsi="Arial" w:cs="Arial"/>
+          <w:rFonts w:ascii="Times New Roman" w:hAnsi="Times New Roman" w:cs="Times New Roman"/>
           <w:b/>
           <w:bCs/>
           <w:u w:val="single"/>
@@ -246,7 +240,7 @@
       </w:pPr>
       <w:r>
         <w:rPr>
-          <w:rFonts w:ascii="Arial" w:hAnsi="Arial" w:cs="Arial"/>
+          <w:rFonts w:ascii="Times New Roman" w:hAnsi="Times New Roman" w:cs="Times New Roman"/>
           <w:b/>
           <w:bCs/>
           <w:u w:val="single"/>
@@ -255,7 +249,7 @@
       </w:r>
       <w:r>
         <w:rPr>
-          <w:rFonts w:ascii="Arial" w:hAnsi="Arial" w:cs="Arial"/>
+          <w:rFonts w:ascii="Times New Roman" w:hAnsi="Times New Roman" w:cs="Times New Roman"/>
           <w:b/>
           <w:bCs/>
           <w:u w:val="single"/>
@@ -264,7 +258,7 @@
       </w:r>
       <w:r>
         <w:rPr>
-          <w:rFonts w:ascii="Arial" w:hAnsi="Arial" w:cs="Arial"/>
+          <w:rFonts w:ascii="Times New Roman" w:hAnsi="Times New Roman" w:cs="Times New Roman"/>
           <w:b/>
           <w:bCs/>
           <w:u w:val="single"/>
@@ -279,60 +273,60 @@
         </w:tabs>
         <w:jc w:val="both"/>
         <w:rPr>
-          <w:rFonts w:ascii="Arial" w:hAnsi="Arial" w:cs="Arial"/>
-        </w:rPr>
-      </w:pPr>
-      <w:r>
-        <w:rPr>
-          <w:rFonts w:ascii="Arial" w:hAnsi="Arial" w:cs="Arial"/>
+          <w:rFonts w:ascii="Times New Roman" w:hAnsi="Times New Roman" w:cs="Times New Roman"/>
+        </w:rPr>
+      </w:pPr>
+      <w:r>
+        <w:rPr>
+          <w:rFonts w:ascii="Times New Roman" w:hAnsi="Times New Roman" w:cs="Times New Roman"/>
         </w:rPr>
         <w:t>Le TIPE porte sur l</w:t>
       </w:r>
       <w:r>
         <w:rPr>
-          <w:rFonts w:ascii="Arial" w:hAnsi="Arial" w:cs="Arial"/>
+          <w:rFonts w:ascii="Times New Roman" w:hAnsi="Times New Roman" w:cs="Times New Roman"/>
         </w:rPr>
         <w:t xml:space="preserve">e traitement </w:t>
       </w:r>
       <w:r>
         <w:rPr>
-          <w:rFonts w:ascii="Arial" w:hAnsi="Arial" w:cs="Arial"/>
+          <w:rFonts w:ascii="Times New Roman" w:hAnsi="Times New Roman" w:cs="Times New Roman"/>
         </w:rPr>
         <w:t>de signaux cycliques : Vibration harmonique de la corde et champ parasite à 50Hz</w:t>
       </w:r>
       <w:r>
         <w:rPr>
-          <w:rFonts w:ascii="Arial" w:hAnsi="Arial" w:cs="Arial"/>
+          <w:rFonts w:ascii="Times New Roman" w:hAnsi="Times New Roman" w:cs="Times New Roman"/>
         </w:rPr>
         <w:t>. Mon but est d’</w:t>
       </w:r>
       <w:r>
         <w:rPr>
-          <w:rFonts w:ascii="Arial" w:hAnsi="Arial" w:cs="Arial"/>
+          <w:rFonts w:ascii="Times New Roman" w:hAnsi="Times New Roman" w:cs="Times New Roman"/>
         </w:rPr>
         <w:t>analyse</w:t>
       </w:r>
       <w:r>
         <w:rPr>
-          <w:rFonts w:ascii="Arial" w:hAnsi="Arial" w:cs="Arial"/>
+          <w:rFonts w:ascii="Times New Roman" w:hAnsi="Times New Roman" w:cs="Times New Roman"/>
         </w:rPr>
         <w:t>r</w:t>
       </w:r>
       <w:r>
         <w:rPr>
-          <w:rFonts w:ascii="Arial" w:hAnsi="Arial" w:cs="Arial"/>
+          <w:rFonts w:ascii="Times New Roman" w:hAnsi="Times New Roman" w:cs="Times New Roman"/>
         </w:rPr>
         <w:t xml:space="preserve"> comment la géométrie des boucles (bobinages) du Humbucker permet, par une inversion de phase, de discerner ces deux </w:t>
       </w:r>
       <w:r>
         <w:rPr>
-          <w:rFonts w:ascii="Arial" w:hAnsi="Arial" w:cs="Arial"/>
+          <w:rFonts w:ascii="Times New Roman" w:hAnsi="Times New Roman" w:cs="Times New Roman"/>
         </w:rPr>
         <w:t>signaux</w:t>
       </w:r>
       <w:r>
         <w:rPr>
-          <w:rFonts w:ascii="Arial" w:hAnsi="Arial" w:cs="Arial"/>
+          <w:rFonts w:ascii="Times New Roman" w:hAnsi="Times New Roman" w:cs="Times New Roman"/>
         </w:rPr>
         <w:t xml:space="preserve"> pour annuler le bruit.</w:t>
       </w:r>
@@ -343,7 +337,7 @@
           <w:tab w:val="left" w:pos="2604"/>
         </w:tabs>
         <w:rPr>
-          <w:rFonts w:ascii="Arial" w:hAnsi="Arial" w:cs="Arial"/>
+          <w:rFonts w:ascii="Times New Roman" w:hAnsi="Times New Roman" w:cs="Times New Roman"/>
           <w:b/>
           <w:bCs/>
           <w:u w:val="single"/>
@@ -351,7 +345,7 @@
       </w:pPr>
       <w:r>
         <w:rPr>
-          <w:rFonts w:ascii="Arial" w:hAnsi="Arial" w:cs="Arial"/>
+          <w:rFonts w:ascii="Times New Roman" w:hAnsi="Times New Roman" w:cs="Times New Roman"/>
           <w:b/>
           <w:bCs/>
           <w:u w:val="single"/>
@@ -365,48 +359,48 @@
           <w:tab w:val="left" w:pos="2604"/>
         </w:tabs>
         <w:rPr>
-          <w:rFonts w:ascii="Arial" w:hAnsi="Arial" w:cs="Arial"/>
-        </w:rPr>
-      </w:pPr>
-      <w:r>
-        <w:rPr>
-          <w:rFonts w:ascii="Arial" w:hAnsi="Arial" w:cs="Arial"/>
+          <w:rFonts w:ascii="Times New Roman" w:hAnsi="Times New Roman" w:cs="Times New Roman"/>
+        </w:rPr>
+      </w:pPr>
+      <w:r>
+        <w:rPr>
+          <w:rFonts w:ascii="Times New Roman" w:hAnsi="Times New Roman" w:cs="Times New Roman"/>
         </w:rPr>
         <w:t>PHYSIQUE (Physique Ondulatoire)</w:t>
       </w:r>
       <w:r>
         <w:rPr>
-          <w:rFonts w:ascii="Arial" w:hAnsi="Arial" w:cs="Arial"/>
+          <w:rFonts w:ascii="Times New Roman" w:hAnsi="Times New Roman" w:cs="Times New Roman"/>
         </w:rPr>
         <w:t xml:space="preserve"> ; </w:t>
       </w:r>
       <w:r>
         <w:rPr>
-          <w:rFonts w:ascii="Arial" w:hAnsi="Arial" w:cs="Arial"/>
+          <w:rFonts w:ascii="Times New Roman" w:hAnsi="Times New Roman" w:cs="Times New Roman"/>
         </w:rPr>
         <w:t>SCIENCE INDUSTRIELLES (Traitement du signal)</w:t>
       </w:r>
       <w:r>
         <w:rPr>
-          <w:rFonts w:ascii="Arial" w:hAnsi="Arial" w:cs="Arial"/>
+          <w:rFonts w:ascii="Times New Roman" w:hAnsi="Times New Roman" w:cs="Times New Roman"/>
         </w:rPr>
         <w:t xml:space="preserve"> ; </w:t>
       </w:r>
       <w:r>
         <w:rPr>
-          <w:rFonts w:ascii="Arial" w:hAnsi="Arial" w:cs="Arial"/>
+          <w:rFonts w:ascii="Times New Roman" w:hAnsi="Times New Roman" w:cs="Times New Roman"/>
         </w:rPr>
         <w:t>SCIENCES INDUSTRIELLES (</w:t>
       </w:r>
       <w:r>
         <w:rPr>
-          <w:rFonts w:ascii="Arial" w:hAnsi="Arial" w:cs="Arial"/>
+          <w:rFonts w:ascii="Times New Roman" w:hAnsi="Times New Roman" w:cs="Times New Roman"/>
         </w:rPr>
         <w:t xml:space="preserve">Génie </w:t>
       </w:r>
       <w:r>
         <w:rPr>
-          <w:rFonts w:ascii="Arial" w:hAnsi="Arial" w:cs="Arial"/>
+          <w:rFonts w:ascii="Times New Roman" w:hAnsi="Times New Roman" w:cs="Times New Roman"/>
         </w:rPr>
         <w:t>Electrique)</w:t>
       </w:r>
@@ -417,7 +411,7 @@
           <w:tab w:val="left" w:pos="2604"/>
         </w:tabs>
         <w:rPr>
-          <w:rFonts w:ascii="Arial" w:hAnsi="Arial" w:cs="Arial"/>
+          <w:rFonts w:ascii="Times New Roman" w:hAnsi="Times New Roman" w:cs="Times New Roman"/>
           <w:b/>
           <w:bCs/>
           <w:u w:val="single"/>
@@ -425,7 +419,7 @@
       </w:pPr>
       <w:r>
         <w:rPr>
-          <w:rFonts w:ascii="Arial" w:hAnsi="Arial" w:cs="Arial"/>
+          <w:rFonts w:ascii="Times New Roman" w:hAnsi="Times New Roman" w:cs="Times New Roman"/>
           <w:b/>
           <w:bCs/>
           <w:u w:val="single"/>
@@ -439,203 +433,173 @@
           <w:tab w:val="left" w:pos="2604"/>
         </w:tabs>
         <w:rPr>
-          <w:rFonts w:ascii="Arial" w:hAnsi="Arial" w:cs="Arial"/>
-        </w:rPr>
-      </w:pPr>
-      <w:r>
-        <w:rPr>
-          <w:rFonts w:ascii="Arial" w:hAnsi="Arial" w:cs="Arial"/>
+          <w:rFonts w:ascii="Times New Roman" w:hAnsi="Times New Roman" w:cs="Times New Roman"/>
+        </w:rPr>
+      </w:pPr>
+      <w:r>
+        <w:rPr>
+          <w:rFonts w:ascii="Times New Roman" w:hAnsi="Times New Roman" w:cs="Times New Roman"/>
         </w:rPr>
         <w:t>Guitare électrique</w:t>
       </w:r>
       <w:r>
         <w:rPr>
-          <w:rFonts w:ascii="Arial" w:hAnsi="Arial" w:cs="Arial"/>
+          <w:rFonts w:ascii="Times New Roman" w:hAnsi="Times New Roman" w:cs="Times New Roman"/>
         </w:rPr>
         <w:tab/>
       </w:r>
       <w:r>
         <w:rPr>
-          <w:rFonts w:ascii="Arial" w:hAnsi="Arial" w:cs="Arial"/>
+          <w:rFonts w:ascii="Times New Roman" w:hAnsi="Times New Roman" w:cs="Times New Roman"/>
         </w:rPr>
         <w:tab/>
       </w:r>
       <w:r>
         <w:rPr>
-          <w:rFonts w:ascii="Arial" w:hAnsi="Arial" w:cs="Arial"/>
+          <w:rFonts w:ascii="Times New Roman" w:hAnsi="Times New Roman" w:cs="Times New Roman"/>
         </w:rPr>
         <w:tab/>
       </w:r>
       <w:r>
         <w:rPr>
-          <w:rFonts w:ascii="Arial" w:hAnsi="Arial" w:cs="Arial"/>
+          <w:rFonts w:ascii="Times New Roman" w:hAnsi="Times New Roman" w:cs="Times New Roman"/>
         </w:rPr>
         <w:tab/>
         <w:t>Electric Guitar</w:t>
       </w:r>
       <w:r>
         <w:rPr>
-          <w:rFonts w:ascii="Arial" w:hAnsi="Arial" w:cs="Arial"/>
+          <w:rFonts w:ascii="Times New Roman" w:hAnsi="Times New Roman" w:cs="Times New Roman"/>
         </w:rPr>
         <w:br/>
         <w:t>Induction électromagnétique</w:t>
       </w:r>
       <w:r>
         <w:rPr>
-          <w:rFonts w:ascii="Arial" w:hAnsi="Arial" w:cs="Arial"/>
+          <w:rFonts w:ascii="Times New Roman" w:hAnsi="Times New Roman" w:cs="Times New Roman"/>
         </w:rPr>
         <w:tab/>
       </w:r>
       <w:r>
         <w:rPr>
-          <w:rFonts w:ascii="Arial" w:hAnsi="Arial" w:cs="Arial"/>
+          <w:rFonts w:ascii="Times New Roman" w:hAnsi="Times New Roman" w:cs="Times New Roman"/>
         </w:rPr>
         <w:tab/>
       </w:r>
       <w:r>
         <w:rPr>
-          <w:rFonts w:ascii="Arial" w:hAnsi="Arial" w:cs="Arial"/>
+          <w:rFonts w:ascii="Times New Roman" w:hAnsi="Times New Roman" w:cs="Times New Roman"/>
         </w:rPr>
         <w:tab/>
       </w:r>
-      <w:proofErr w:type="spellStart"/>
-      <w:r>
-        <w:rPr>
-          <w:rFonts w:ascii="Arial" w:hAnsi="Arial" w:cs="Arial"/>
-        </w:rPr>
-        <w:t>Electromagnetic</w:t>
-      </w:r>
-      <w:proofErr w:type="spellEnd"/>
-      <w:r>
-        <w:rPr>
-          <w:rFonts w:ascii="Arial" w:hAnsi="Arial" w:cs="Arial"/>
-        </w:rPr>
-        <w:t xml:space="preserve"> Induction</w:t>
-      </w:r>
-      <w:r>
-        <w:rPr>
-          <w:rFonts w:ascii="Arial" w:hAnsi="Arial" w:cs="Arial"/>
+      <w:r>
+        <w:rPr>
+          <w:rFonts w:ascii="Times New Roman" w:hAnsi="Times New Roman" w:cs="Times New Roman"/>
+        </w:rPr>
+        <w:tab/>
+      </w:r>
+      <w:r>
+        <w:rPr>
+          <w:rFonts w:ascii="Times New Roman" w:hAnsi="Times New Roman" w:cs="Times New Roman"/>
+        </w:rPr>
+        <w:t>Electromagnetic Induction</w:t>
+      </w:r>
+      <w:r>
+        <w:rPr>
+          <w:rFonts w:ascii="Times New Roman" w:hAnsi="Times New Roman" w:cs="Times New Roman"/>
         </w:rPr>
         <w:br/>
         <w:t>Micro Humbucker</w:t>
       </w:r>
       <w:r>
         <w:rPr>
-          <w:rFonts w:ascii="Arial" w:hAnsi="Arial" w:cs="Arial"/>
+          <w:rFonts w:ascii="Times New Roman" w:hAnsi="Times New Roman" w:cs="Times New Roman"/>
         </w:rPr>
         <w:tab/>
       </w:r>
       <w:r>
         <w:rPr>
-          <w:rFonts w:ascii="Arial" w:hAnsi="Arial" w:cs="Arial"/>
+          <w:rFonts w:ascii="Times New Roman" w:hAnsi="Times New Roman" w:cs="Times New Roman"/>
         </w:rPr>
         <w:tab/>
       </w:r>
       <w:r>
         <w:rPr>
-          <w:rFonts w:ascii="Arial" w:hAnsi="Arial" w:cs="Arial"/>
+          <w:rFonts w:ascii="Times New Roman" w:hAnsi="Times New Roman" w:cs="Times New Roman"/>
         </w:rPr>
         <w:tab/>
       </w:r>
       <w:r>
         <w:rPr>
-          <w:rFonts w:ascii="Arial" w:hAnsi="Arial" w:cs="Arial"/>
+          <w:rFonts w:ascii="Times New Roman" w:hAnsi="Times New Roman" w:cs="Times New Roman"/>
         </w:rPr>
         <w:tab/>
-      </w:r>
-      <w:proofErr w:type="spellStart"/>
-      <w:r>
-        <w:rPr>
-          <w:rFonts w:ascii="Arial" w:hAnsi="Arial" w:cs="Arial"/>
-        </w:rPr>
-        <w:t>Humbucker</w:t>
-      </w:r>
-      <w:proofErr w:type="spellEnd"/>
-      <w:r>
-        <w:rPr>
-          <w:rFonts w:ascii="Arial" w:hAnsi="Arial" w:cs="Arial"/>
-        </w:rPr>
-        <w:t xml:space="preserve"> pickups</w:t>
-      </w:r>
-      <w:r>
-        <w:rPr>
-          <w:rFonts w:ascii="Arial" w:hAnsi="Arial" w:cs="Arial"/>
+        <w:t>Humbucker pickups</w:t>
+      </w:r>
+      <w:r>
+        <w:rPr>
+          <w:rFonts w:ascii="Times New Roman" w:hAnsi="Times New Roman" w:cs="Times New Roman"/>
         </w:rPr>
         <w:br/>
         <w:t>Analyse spectrale</w:t>
       </w:r>
       <w:r>
         <w:rPr>
-          <w:rFonts w:ascii="Arial" w:hAnsi="Arial" w:cs="Arial"/>
+          <w:rFonts w:ascii="Times New Roman" w:hAnsi="Times New Roman" w:cs="Times New Roman"/>
         </w:rPr>
         <w:tab/>
       </w:r>
       <w:r>
         <w:rPr>
-          <w:rFonts w:ascii="Arial" w:hAnsi="Arial" w:cs="Arial"/>
+          <w:rFonts w:ascii="Times New Roman" w:hAnsi="Times New Roman" w:cs="Times New Roman"/>
         </w:rPr>
         <w:tab/>
       </w:r>
       <w:r>
         <w:rPr>
-          <w:rFonts w:ascii="Arial" w:hAnsi="Arial" w:cs="Arial"/>
+          <w:rFonts w:ascii="Times New Roman" w:hAnsi="Times New Roman" w:cs="Times New Roman"/>
         </w:rPr>
         <w:tab/>
       </w:r>
       <w:r>
         <w:rPr>
-          <w:rFonts w:ascii="Arial" w:hAnsi="Arial" w:cs="Arial"/>
+          <w:rFonts w:ascii="Times New Roman" w:hAnsi="Times New Roman" w:cs="Times New Roman"/>
         </w:rPr>
         <w:tab/>
-        <w:t xml:space="preserve">Spectral </w:t>
-      </w:r>
-      <w:proofErr w:type="spellStart"/>
-      <w:r>
-        <w:rPr>
-          <w:rFonts w:ascii="Arial" w:hAnsi="Arial" w:cs="Arial"/>
-        </w:rPr>
-        <w:t>analysis</w:t>
-      </w:r>
-      <w:proofErr w:type="spellEnd"/>
-      <w:r>
-        <w:rPr>
-          <w:rFonts w:ascii="Arial" w:hAnsi="Arial" w:cs="Arial"/>
+        <w:t>Spectral analysis</w:t>
+      </w:r>
+      <w:r>
+        <w:rPr>
+          <w:rFonts w:ascii="Times New Roman" w:hAnsi="Times New Roman" w:cs="Times New Roman"/>
         </w:rPr>
         <w:br/>
         <w:t>Filtrage</w:t>
       </w:r>
       <w:r>
         <w:rPr>
-          <w:rFonts w:ascii="Arial" w:hAnsi="Arial" w:cs="Arial"/>
+          <w:rFonts w:ascii="Times New Roman" w:hAnsi="Times New Roman" w:cs="Times New Roman"/>
         </w:rPr>
         <w:tab/>
       </w:r>
       <w:r>
         <w:rPr>
-          <w:rFonts w:ascii="Arial" w:hAnsi="Arial" w:cs="Arial"/>
+          <w:rFonts w:ascii="Times New Roman" w:hAnsi="Times New Roman" w:cs="Times New Roman"/>
         </w:rPr>
         <w:tab/>
       </w:r>
       <w:r>
         <w:rPr>
-          <w:rFonts w:ascii="Arial" w:hAnsi="Arial" w:cs="Arial"/>
+          <w:rFonts w:ascii="Times New Roman" w:hAnsi="Times New Roman" w:cs="Times New Roman"/>
         </w:rPr>
         <w:tab/>
       </w:r>
       <w:r>
         <w:rPr>
-          <w:rFonts w:ascii="Arial" w:hAnsi="Arial" w:cs="Arial"/>
+          <w:rFonts w:ascii="Times New Roman" w:hAnsi="Times New Roman" w:cs="Times New Roman"/>
         </w:rPr>
         <w:tab/>
-      </w:r>
-      <w:proofErr w:type="spellStart"/>
-      <w:r>
-        <w:rPr>
-          <w:rFonts w:ascii="Arial" w:hAnsi="Arial" w:cs="Arial"/>
-        </w:rPr>
         <w:t>Filtering</w:t>
       </w:r>
-      <w:proofErr w:type="spellEnd"/>
     </w:p>
     <w:p>
       <w:pPr>
@@ -644,7 +608,7 @@
         </w:tabs>
         <w:jc w:val="both"/>
         <w:rPr>
-          <w:rFonts w:ascii="Arial" w:hAnsi="Arial" w:cs="Arial"/>
+          <w:rFonts w:ascii="Times New Roman" w:hAnsi="Times New Roman" w:cs="Times New Roman"/>
           <w:b/>
           <w:bCs/>
           <w:u w:val="single"/>
@@ -652,7 +616,7 @@
       </w:pPr>
       <w:r>
         <w:rPr>
-          <w:rFonts w:ascii="Arial" w:hAnsi="Arial" w:cs="Arial"/>
+          <w:rFonts w:ascii="Times New Roman" w:hAnsi="Times New Roman" w:cs="Times New Roman"/>
           <w:b/>
           <w:bCs/>
           <w:u w:val="single"/>
@@ -667,40 +631,26 @@
         </w:tabs>
         <w:jc w:val="both"/>
         <w:rPr>
-          <w:rFonts w:ascii="Arial" w:hAnsi="Arial" w:cs="Arial"/>
-        </w:rPr>
-      </w:pPr>
-      <w:r>
-        <w:rPr>
-          <w:rFonts w:ascii="Arial" w:hAnsi="Arial" w:cs="Arial"/>
+          <w:rFonts w:ascii="Times New Roman" w:hAnsi="Times New Roman" w:cs="Times New Roman"/>
+        </w:rPr>
+      </w:pPr>
+      <w:r>
+        <w:rPr>
+          <w:rFonts w:ascii="Times New Roman" w:hAnsi="Times New Roman" w:cs="Times New Roman"/>
         </w:rPr>
         <w:t xml:space="preserve">L’apparition de la guitare électrique au </w:t>
       </w:r>
       <w:r>
         <w:rPr>
-          <w:rFonts w:ascii="Arial" w:hAnsi="Arial" w:cs="Arial"/>
+          <w:rFonts w:ascii="Times New Roman" w:hAnsi="Times New Roman" w:cs="Times New Roman"/>
         </w:rPr>
         <w:t>XX</w:t>
       </w:r>
       <w:r>
         <w:rPr>
-          <w:rFonts w:ascii="Arial" w:hAnsi="Arial" w:cs="Arial"/>
-        </w:rPr>
-        <w:t xml:space="preserve">e siècle a marqué l’histoire de la musique. Née suite à la nécessité d’amplifier le </w:t>
-      </w:r>
-      <w:proofErr w:type="spellStart"/>
-      <w:r>
-        <w:rPr>
-          <w:rFonts w:ascii="Arial" w:hAnsi="Arial" w:cs="Arial"/>
-        </w:rPr>
-        <w:t>son</w:t>
-      </w:r>
-      <w:proofErr w:type="spellEnd"/>
-      <w:r>
-        <w:rPr>
-          <w:rFonts w:ascii="Arial" w:hAnsi="Arial" w:cs="Arial"/>
-        </w:rPr>
-        <w:t xml:space="preserve"> pour rivaliser avec les percussions et les cuivres dans les grands ensembles, elle a transformé le paysage musical.</w:t>
+          <w:rFonts w:ascii="Times New Roman" w:hAnsi="Times New Roman" w:cs="Times New Roman"/>
+        </w:rPr>
+        <w:t>e siècle a marqué l’histoire de la musique. Née suite à la nécessité d’amplifier le son pour rivaliser avec les percussions et les cuivres dans les grands ensembles, elle a transformé le paysage musical.</w:t>
       </w:r>
     </w:p>
     <w:p>
@@ -710,12 +660,12 @@
         </w:tabs>
         <w:jc w:val="both"/>
         <w:rPr>
-          <w:rFonts w:ascii="Arial" w:hAnsi="Arial" w:cs="Arial"/>
-        </w:rPr>
-      </w:pPr>
-      <w:r>
-        <w:rPr>
-          <w:rFonts w:ascii="Arial" w:hAnsi="Arial" w:cs="Arial"/>
+          <w:rFonts w:ascii="Times New Roman" w:hAnsi="Times New Roman" w:cs="Times New Roman"/>
+        </w:rPr>
+      </w:pPr>
+      <w:r>
+        <w:rPr>
+          <w:rFonts w:ascii="Times New Roman" w:hAnsi="Times New Roman" w:cs="Times New Roman"/>
         </w:rPr>
         <w:t>À la différence d'une guitare acoustique, qui emploie une caisse de résonance afin d'amplifier le son, une guitare électrique repose exclusivement sur un mécanisme de transduction électromagnétique pour transformer les vibrations mécaniques des cordes en signal électrique.</w:t>
       </w:r>
@@ -727,30 +677,30 @@
         </w:tabs>
         <w:jc w:val="both"/>
         <w:rPr>
-          <w:rFonts w:ascii="Arial" w:hAnsi="Arial" w:cs="Arial"/>
-        </w:rPr>
-      </w:pPr>
-      <w:r>
-        <w:rPr>
-          <w:rFonts w:ascii="Arial" w:hAnsi="Arial" w:cs="Arial"/>
+          <w:rFonts w:ascii="Times New Roman" w:hAnsi="Times New Roman" w:cs="Times New Roman"/>
+        </w:rPr>
+      </w:pPr>
+      <w:r>
+        <w:rPr>
+          <w:rFonts w:ascii="Times New Roman" w:hAnsi="Times New Roman" w:cs="Times New Roman"/>
         </w:rPr>
         <w:t>Le dispositif de conversion, le micro, est</w:t>
       </w:r>
       <w:r>
         <w:rPr>
-          <w:rFonts w:ascii="Arial" w:hAnsi="Arial" w:cs="Arial"/>
+          <w:rFonts w:ascii="Times New Roman" w:hAnsi="Times New Roman" w:cs="Times New Roman"/>
         </w:rPr>
         <w:t xml:space="preserve"> en vérité une technologie relativement récente</w:t>
       </w:r>
       <w:r>
         <w:rPr>
-          <w:rFonts w:ascii="Arial" w:hAnsi="Arial" w:cs="Arial"/>
+          <w:rFonts w:ascii="Times New Roman" w:hAnsi="Times New Roman" w:cs="Times New Roman"/>
         </w:rPr>
         <w:t xml:space="preserve">. En effet, malgré une première invention en 1890 par George Breed </w:t>
       </w:r>
       <w:r>
         <w:rPr>
-          <w:rFonts w:ascii="Arial" w:hAnsi="Arial" w:cs="Arial"/>
+          <w:rFonts w:ascii="Times New Roman" w:hAnsi="Times New Roman" w:cs="Times New Roman"/>
           <w:b/>
           <w:bCs/>
         </w:rPr>
@@ -758,55 +708,683 @@
       </w:r>
       <w:r>
         <w:rPr>
-          <w:rFonts w:ascii="Arial" w:hAnsi="Arial" w:cs="Arial"/>
+          <w:rFonts w:ascii="Times New Roman" w:hAnsi="Times New Roman" w:cs="Times New Roman"/>
         </w:rPr>
         <w:t>, l</w:t>
       </w:r>
       <w:r>
         <w:rPr>
-          <w:rFonts w:ascii="Arial" w:hAnsi="Arial" w:cs="Arial"/>
+          <w:rFonts w:ascii="Times New Roman" w:hAnsi="Times New Roman" w:cs="Times New Roman"/>
         </w:rPr>
         <w:t xml:space="preserve">a première guitare électrique connaissant un succès commercial fut </w:t>
       </w:r>
       <w:r>
         <w:rPr>
-          <w:rFonts w:ascii="Arial" w:hAnsi="Arial" w:cs="Arial"/>
+          <w:rFonts w:ascii="Times New Roman" w:hAnsi="Times New Roman" w:cs="Times New Roman"/>
         </w:rPr>
         <w:t>inventée</w:t>
       </w:r>
       <w:r>
         <w:rPr>
-          <w:rFonts w:ascii="Arial" w:hAnsi="Arial" w:cs="Arial"/>
+          <w:rFonts w:ascii="Times New Roman" w:hAnsi="Times New Roman" w:cs="Times New Roman"/>
         </w:rPr>
         <w:t xml:space="preserve"> en 193</w:t>
       </w:r>
       <w:r>
         <w:rPr>
-          <w:rFonts w:ascii="Arial" w:hAnsi="Arial" w:cs="Arial"/>
+          <w:rFonts w:ascii="Times New Roman" w:hAnsi="Times New Roman" w:cs="Times New Roman"/>
+        </w:rPr>
+        <w:t>1</w:t>
+      </w:r>
+      <w:r>
+        <w:rPr>
+          <w:rFonts w:ascii="Times New Roman" w:hAnsi="Times New Roman" w:cs="Times New Roman"/>
+        </w:rPr>
+        <w:t xml:space="preserve"> par l’entreprise </w:t>
+      </w:r>
+      <w:r>
+        <w:rPr>
+          <w:rFonts w:ascii="Times New Roman" w:hAnsi="Times New Roman" w:cs="Times New Roman"/>
+        </w:rPr>
+        <w:t>Rickenbacker</w:t>
+      </w:r>
+      <w:r>
+        <w:rPr>
+          <w:rFonts w:ascii="Times New Roman" w:hAnsi="Times New Roman" w:cs="Times New Roman"/>
+        </w:rPr>
+        <w:t xml:space="preserve"> </w:t>
+      </w:r>
+      <w:r>
+        <w:rPr>
+          <w:rFonts w:ascii="Times New Roman" w:hAnsi="Times New Roman" w:cs="Times New Roman"/>
+          <w:b/>
+          <w:bCs/>
+        </w:rPr>
+        <w:t>[</w:t>
+      </w:r>
+      <w:r>
+        <w:rPr>
+          <w:rFonts w:ascii="Times New Roman" w:hAnsi="Times New Roman" w:cs="Times New Roman"/>
+          <w:b/>
+          <w:bCs/>
+        </w:rPr>
+        <w:t>1</w:t>
+      </w:r>
+      <w:r>
+        <w:rPr>
+          <w:rFonts w:ascii="Times New Roman" w:hAnsi="Times New Roman" w:cs="Times New Roman"/>
+          <w:b/>
+          <w:bCs/>
+        </w:rPr>
+        <w:t>]</w:t>
+      </w:r>
+      <w:r>
+        <w:rPr>
+          <w:rFonts w:ascii="Times New Roman" w:hAnsi="Times New Roman" w:cs="Times New Roman"/>
+        </w:rPr>
+        <w:t>.</w:t>
+      </w:r>
+      <w:r>
+        <w:rPr>
+          <w:rFonts w:ascii="Times New Roman" w:hAnsi="Times New Roman" w:cs="Times New Roman"/>
+        </w:rPr>
+        <w:t xml:space="preserve"> Le fonctionnement à l’époque est assez rudimentaire et basé sur un principe connu de la Physique : </w:t>
+      </w:r>
+      <w:r>
+        <w:rPr>
+          <w:rFonts w:ascii="Times New Roman" w:hAnsi="Times New Roman" w:cs="Times New Roman"/>
+          <w:u w:val="single"/>
+        </w:rPr>
+        <w:t>La loi d’induction de Faraday</w:t>
+      </w:r>
+      <w:r>
+        <w:rPr>
+          <w:rFonts w:ascii="Times New Roman" w:hAnsi="Times New Roman" w:cs="Times New Roman"/>
+        </w:rPr>
+        <w:t xml:space="preserve"> </w:t>
+      </w:r>
+      <w:r>
+        <w:rPr>
+          <w:rFonts w:ascii="Times New Roman" w:hAnsi="Times New Roman" w:cs="Times New Roman"/>
+          <w:b/>
+          <w:bCs/>
+        </w:rPr>
+        <w:t>[</w:t>
+      </w:r>
+      <w:r>
+        <w:rPr>
+          <w:rFonts w:ascii="Times New Roman" w:hAnsi="Times New Roman" w:cs="Times New Roman"/>
+          <w:b/>
+          <w:bCs/>
         </w:rPr>
         <w:t>2</w:t>
       </w:r>
       <w:r>
         <w:rPr>
-          <w:rFonts w:ascii="Arial" w:hAnsi="Arial" w:cs="Arial"/>
-        </w:rPr>
-        <w:t xml:space="preserve"> par l’entreprise </w:t>
-      </w:r>
-      <w:r>
-        <w:rPr>
-          <w:rFonts w:ascii="Arial" w:hAnsi="Arial" w:cs="Arial"/>
-        </w:rPr>
-        <w:t>Rickenbacker</w:t>
-      </w:r>
-      <w:r>
-        <w:rPr>
-          <w:rFonts w:ascii="Arial" w:hAnsi="Arial" w:cs="Arial"/>
+          <w:rFonts w:ascii="Times New Roman" w:hAnsi="Times New Roman" w:cs="Times New Roman"/>
+          <w:b/>
+          <w:bCs/>
+        </w:rPr>
+        <w:t>]</w:t>
+      </w:r>
+      <w:r>
+        <w:rPr>
+          <w:rFonts w:ascii="Times New Roman" w:hAnsi="Times New Roman" w:cs="Times New Roman"/>
+        </w:rPr>
+        <w:t xml:space="preserve">. </w:t>
+      </w:r>
+    </w:p>
+    <w:p>
+      <w:pPr>
+        <w:tabs>
+          <w:tab w:val="left" w:pos="2604"/>
+        </w:tabs>
+        <w:jc w:val="both"/>
+        <w:rPr>
+          <w:rFonts w:ascii="Times New Roman" w:hAnsi="Times New Roman" w:cs="Times New Roman"/>
+        </w:rPr>
+      </w:pPr>
+      <w:r>
+        <w:rPr>
+          <w:rFonts w:ascii="Times New Roman" w:hAnsi="Times New Roman" w:cs="Times New Roman"/>
+        </w:rPr>
+        <w:t>Principalement composé d’une bobine de cuivre et d’aimant permanent</w:t>
+      </w:r>
+      <w:r>
+        <w:rPr>
+          <w:rFonts w:ascii="Times New Roman" w:hAnsi="Times New Roman" w:cs="Times New Roman"/>
+        </w:rPr>
+        <w:t xml:space="preserve">, </w:t>
+      </w:r>
+      <w:r>
+        <w:rPr>
+          <w:rFonts w:ascii="Times New Roman" w:hAnsi="Times New Roman" w:cs="Times New Roman"/>
+        </w:rPr>
+        <w:t>c</w:t>
+      </w:r>
+      <w:r>
+        <w:rPr>
+          <w:rFonts w:ascii="Times New Roman" w:hAnsi="Times New Roman" w:cs="Times New Roman"/>
+        </w:rPr>
+        <w:t xml:space="preserve">es </w:t>
+      </w:r>
+      <w:r>
+        <w:rPr>
+          <w:rFonts w:ascii="Times New Roman" w:hAnsi="Times New Roman" w:cs="Times New Roman"/>
+        </w:rPr>
+        <w:t>micros</w:t>
+      </w:r>
+      <w:r>
+        <w:rPr>
+          <w:rFonts w:ascii="Times New Roman" w:hAnsi="Times New Roman" w:cs="Times New Roman"/>
+        </w:rPr>
+        <w:t xml:space="preserve"> vien</w:t>
+      </w:r>
+      <w:r>
+        <w:rPr>
+          <w:rFonts w:ascii="Times New Roman" w:hAnsi="Times New Roman" w:cs="Times New Roman"/>
+        </w:rPr>
+        <w:t>nen</w:t>
+      </w:r>
+      <w:r>
+        <w:rPr>
+          <w:rFonts w:ascii="Times New Roman" w:hAnsi="Times New Roman" w:cs="Times New Roman"/>
+        </w:rPr>
+        <w:t xml:space="preserve">t </w:t>
+      </w:r>
+      <w:r>
+        <w:rPr>
+          <w:rFonts w:ascii="Times New Roman" w:hAnsi="Times New Roman" w:cs="Times New Roman"/>
+        </w:rPr>
+        <w:t>plonger les</w:t>
+      </w:r>
+      <w:r>
+        <w:rPr>
+          <w:rFonts w:ascii="Times New Roman" w:hAnsi="Times New Roman" w:cs="Times New Roman"/>
         </w:rPr>
         <w:t xml:space="preserve"> </w:t>
       </w:r>
       <w:r>
         <w:rPr>
-          <w:rFonts w:ascii="Arial" w:hAnsi="Arial" w:cs="Arial"/>
+          <w:rFonts w:ascii="Times New Roman" w:hAnsi="Times New Roman" w:cs="Times New Roman"/>
+        </w:rPr>
+        <w:t>corde</w:t>
+      </w:r>
+      <w:r>
+        <w:rPr>
+          <w:rFonts w:ascii="Times New Roman" w:hAnsi="Times New Roman" w:cs="Times New Roman"/>
+        </w:rPr>
+        <w:t>s</w:t>
+      </w:r>
+      <w:r>
+        <w:rPr>
+          <w:rFonts w:ascii="Times New Roman" w:hAnsi="Times New Roman" w:cs="Times New Roman"/>
+        </w:rPr>
+        <w:t xml:space="preserve"> dans</w:t>
+      </w:r>
+      <w:r>
+        <w:rPr>
+          <w:rFonts w:ascii="Times New Roman" w:hAnsi="Times New Roman" w:cs="Times New Roman"/>
+        </w:rPr>
+        <w:t xml:space="preserve"> un champ magnétique. Lorsque celle</w:t>
+      </w:r>
+      <w:r>
+        <w:rPr>
+          <w:rFonts w:ascii="Times New Roman" w:hAnsi="Times New Roman" w:cs="Times New Roman"/>
+        </w:rPr>
+        <w:t>s</w:t>
+      </w:r>
+      <w:r>
+        <w:rPr>
+          <w:rFonts w:ascii="Times New Roman" w:hAnsi="Times New Roman" w:cs="Times New Roman"/>
+        </w:rPr>
+        <w:t>-ci v</w:t>
+      </w:r>
+      <w:r>
+        <w:rPr>
+          <w:rFonts w:ascii="Times New Roman" w:hAnsi="Times New Roman" w:cs="Times New Roman"/>
+        </w:rPr>
+        <w:t>ont</w:t>
+      </w:r>
+      <w:r>
+        <w:rPr>
+          <w:rFonts w:ascii="Times New Roman" w:hAnsi="Times New Roman" w:cs="Times New Roman"/>
+        </w:rPr>
+        <w:t xml:space="preserve"> vibrer</w:t>
+      </w:r>
+      <w:r>
+        <w:rPr>
+          <w:rFonts w:ascii="Times New Roman" w:hAnsi="Times New Roman" w:cs="Times New Roman"/>
+        </w:rPr>
+        <w:t xml:space="preserve"> </w:t>
+      </w:r>
+      <w:r>
+        <w:rPr>
+          <w:rFonts w:ascii="Times New Roman" w:hAnsi="Times New Roman" w:cs="Times New Roman"/>
+          <w:b/>
+          <w:bCs/>
+        </w:rPr>
+        <w:t>[3]</w:t>
+      </w:r>
+      <w:r>
+        <w:rPr>
+          <w:rFonts w:ascii="Times New Roman" w:hAnsi="Times New Roman" w:cs="Times New Roman"/>
+        </w:rPr>
+        <w:t>, elle</w:t>
+      </w:r>
+      <w:r>
+        <w:rPr>
+          <w:rFonts w:ascii="Times New Roman" w:hAnsi="Times New Roman" w:cs="Times New Roman"/>
+        </w:rPr>
+        <w:t>s</w:t>
+      </w:r>
+      <w:r>
+        <w:rPr>
+          <w:rFonts w:ascii="Times New Roman" w:hAnsi="Times New Roman" w:cs="Times New Roman"/>
+        </w:rPr>
+        <w:t xml:space="preserve"> v</w:t>
+      </w:r>
+      <w:r>
+        <w:rPr>
+          <w:rFonts w:ascii="Times New Roman" w:hAnsi="Times New Roman" w:cs="Times New Roman"/>
+        </w:rPr>
+        <w:t>ont</w:t>
+      </w:r>
+      <w:r>
+        <w:rPr>
+          <w:rFonts w:ascii="Times New Roman" w:hAnsi="Times New Roman" w:cs="Times New Roman"/>
+        </w:rPr>
+        <w:t xml:space="preserve"> engendrer une variation de flux dans la bobine qui va </w:t>
+      </w:r>
+      <w:r>
+        <w:rPr>
+          <w:rFonts w:ascii="Times New Roman" w:hAnsi="Times New Roman" w:cs="Times New Roman"/>
+        </w:rPr>
+        <w:t>générer</w:t>
+      </w:r>
+      <w:r>
+        <w:rPr>
+          <w:rFonts w:ascii="Times New Roman" w:hAnsi="Times New Roman" w:cs="Times New Roman"/>
+        </w:rPr>
+        <w:t xml:space="preserve"> une </w:t>
+      </w:r>
+      <w:r>
+        <w:rPr>
+          <w:rFonts w:ascii="Times New Roman" w:hAnsi="Times New Roman" w:cs="Times New Roman"/>
+        </w:rPr>
+        <w:t>force électromotrice (FEM)</w:t>
+      </w:r>
+      <w:r>
+        <w:rPr>
+          <w:rFonts w:ascii="Times New Roman" w:hAnsi="Times New Roman" w:cs="Times New Roman"/>
+        </w:rPr>
+        <w:t xml:space="preserve"> </w:t>
+      </w:r>
+      <w:r>
+        <w:rPr>
+          <w:rFonts w:ascii="Times New Roman" w:hAnsi="Times New Roman" w:cs="Times New Roman"/>
+          <w:b/>
+          <w:bCs/>
+        </w:rPr>
+        <w:t>[2]</w:t>
+      </w:r>
+      <w:r>
+        <w:rPr>
+          <w:rFonts w:ascii="Times New Roman" w:hAnsi="Times New Roman" w:cs="Times New Roman"/>
+        </w:rPr>
+        <w:t>.</w:t>
+      </w:r>
+      <w:r>
+        <w:rPr>
+          <w:rFonts w:ascii="Times New Roman" w:hAnsi="Times New Roman" w:cs="Times New Roman"/>
+        </w:rPr>
+        <w:t xml:space="preserve"> C’est ce signal électrique </w:t>
+      </w:r>
+      <w:r>
+        <w:rPr>
+          <w:rFonts w:ascii="Times New Roman" w:hAnsi="Times New Roman" w:cs="Times New Roman"/>
+        </w:rPr>
+        <w:t>qui est</w:t>
+      </w:r>
+      <w:r>
+        <w:rPr>
+          <w:rFonts w:ascii="Times New Roman" w:hAnsi="Times New Roman" w:cs="Times New Roman"/>
+        </w:rPr>
+        <w:t xml:space="preserve"> </w:t>
+      </w:r>
+      <w:r>
+        <w:rPr>
+          <w:rFonts w:ascii="Times New Roman" w:hAnsi="Times New Roman" w:cs="Times New Roman"/>
+        </w:rPr>
+        <w:t>ensuite transmi</w:t>
+      </w:r>
+      <w:r>
+        <w:rPr>
+          <w:rFonts w:ascii="Times New Roman" w:hAnsi="Times New Roman" w:cs="Times New Roman"/>
+        </w:rPr>
+        <w:t>s</w:t>
+      </w:r>
+      <w:r>
+        <w:rPr>
+          <w:rFonts w:ascii="Times New Roman" w:hAnsi="Times New Roman" w:cs="Times New Roman"/>
+        </w:rPr>
+        <w:t xml:space="preserve"> à l’amplificateur</w:t>
+      </w:r>
+      <w:r>
+        <w:rPr>
+          <w:rFonts w:ascii="Times New Roman" w:hAnsi="Times New Roman" w:cs="Times New Roman"/>
+        </w:rPr>
+        <w:t xml:space="preserve"> e</w:t>
+      </w:r>
+      <w:r>
+        <w:rPr>
+          <w:rFonts w:ascii="Times New Roman" w:hAnsi="Times New Roman" w:cs="Times New Roman"/>
+        </w:rPr>
+        <w:t>t</w:t>
+      </w:r>
+      <w:r>
+        <w:rPr>
+          <w:rFonts w:ascii="Times New Roman" w:hAnsi="Times New Roman" w:cs="Times New Roman"/>
+        </w:rPr>
+        <w:t xml:space="preserve"> convertit en son</w:t>
+      </w:r>
+      <w:r>
+        <w:rPr>
+          <w:rFonts w:ascii="Times New Roman" w:hAnsi="Times New Roman" w:cs="Times New Roman"/>
+        </w:rPr>
+        <w:t>.</w:t>
+      </w:r>
+    </w:p>
+    <w:p>
+      <w:pPr>
+        <w:tabs>
+          <w:tab w:val="left" w:pos="2604"/>
+        </w:tabs>
+        <w:jc w:val="both"/>
+        <w:rPr>
+          <w:rFonts w:ascii="Times New Roman" w:hAnsi="Times New Roman" w:cs="Times New Roman"/>
+          <w:b/>
+          <w:bCs/>
+        </w:rPr>
+      </w:pPr>
+      <w:r>
+        <w:rPr>
+          <w:rFonts w:ascii="Times New Roman" w:hAnsi="Times New Roman" w:cs="Times New Roman"/>
+        </w:rPr>
+        <w:t>En revanche, ces micros</w:t>
+      </w:r>
+      <w:r>
+        <w:rPr>
+          <w:rFonts w:ascii="Times New Roman" w:hAnsi="Times New Roman" w:cs="Times New Roman"/>
+        </w:rPr>
+        <w:t xml:space="preserve">, </w:t>
+      </w:r>
+      <w:r>
+        <w:rPr>
+          <w:rFonts w:ascii="Times New Roman" w:hAnsi="Times New Roman" w:cs="Times New Roman"/>
+        </w:rPr>
+        <w:t xml:space="preserve">appelé </w:t>
+      </w:r>
+      <w:r>
+        <w:rPr>
+          <w:rFonts w:ascii="Times New Roman" w:hAnsi="Times New Roman" w:cs="Times New Roman"/>
+          <w:b/>
+          <w:bCs/>
+        </w:rPr>
+        <w:t>SingleCoil</w:t>
+      </w:r>
+      <w:r>
+        <w:rPr>
+          <w:rFonts w:ascii="Times New Roman" w:hAnsi="Times New Roman" w:cs="Times New Roman"/>
+        </w:rPr>
+        <w:t>,</w:t>
+      </w:r>
+      <w:r>
+        <w:rPr>
+          <w:rFonts w:ascii="Times New Roman" w:hAnsi="Times New Roman" w:cs="Times New Roman"/>
+        </w:rPr>
+        <w:t xml:space="preserve"> connaissent vite une limite puisqu’il</w:t>
+      </w:r>
+      <w:r>
+        <w:rPr>
+          <w:rFonts w:ascii="Times New Roman" w:hAnsi="Times New Roman" w:cs="Times New Roman"/>
+        </w:rPr>
+        <w:t>s</w:t>
+      </w:r>
+      <w:r>
+        <w:rPr>
+          <w:rFonts w:ascii="Times New Roman" w:hAnsi="Times New Roman" w:cs="Times New Roman"/>
+        </w:rPr>
+        <w:t xml:space="preserve"> </w:t>
+      </w:r>
+      <w:r>
+        <w:rPr>
+          <w:rFonts w:ascii="Times New Roman" w:hAnsi="Times New Roman" w:cs="Times New Roman"/>
+        </w:rPr>
+        <w:t>détectent</w:t>
+      </w:r>
+      <w:r>
+        <w:rPr>
+          <w:rFonts w:ascii="Times New Roman" w:hAnsi="Times New Roman" w:cs="Times New Roman"/>
+        </w:rPr>
+        <w:t xml:space="preserve"> également les champs magnétiques ambiant, parasite</w:t>
+      </w:r>
+      <w:r>
+        <w:rPr>
+          <w:rFonts w:ascii="Times New Roman" w:hAnsi="Times New Roman" w:cs="Times New Roman"/>
+        </w:rPr>
+        <w:t>s</w:t>
+      </w:r>
+      <w:r>
+        <w:rPr>
+          <w:rFonts w:ascii="Times New Roman" w:hAnsi="Times New Roman" w:cs="Times New Roman"/>
+        </w:rPr>
+        <w:t xml:space="preserve"> donc, qui vont </w:t>
+      </w:r>
+      <w:r>
+        <w:rPr>
+          <w:rFonts w:ascii="Times New Roman" w:hAnsi="Times New Roman" w:cs="Times New Roman"/>
+        </w:rPr>
+        <w:t>détériorer</w:t>
+      </w:r>
+      <w:r>
+        <w:rPr>
+          <w:rFonts w:ascii="Times New Roman" w:hAnsi="Times New Roman" w:cs="Times New Roman"/>
+        </w:rPr>
+        <w:t xml:space="preserve"> la qualité sonore.</w:t>
+      </w:r>
+      <w:r>
+        <w:rPr>
+          <w:rFonts w:ascii="Times New Roman" w:hAnsi="Times New Roman" w:cs="Times New Roman"/>
+        </w:rPr>
+        <w:t xml:space="preserve"> </w:t>
+      </w:r>
+      <w:r>
+        <w:rPr>
+          <w:rFonts w:ascii="Times New Roman" w:hAnsi="Times New Roman" w:cs="Times New Roman"/>
+        </w:rPr>
+        <w:t>En effet, sur scène, le guitariste joue en présence de nombreux appareil</w:t>
+      </w:r>
+      <w:r>
+        <w:rPr>
+          <w:rFonts w:ascii="Times New Roman" w:hAnsi="Times New Roman" w:cs="Times New Roman"/>
+        </w:rPr>
+        <w:t>s</w:t>
+      </w:r>
+      <w:r>
+        <w:rPr>
+          <w:rFonts w:ascii="Times New Roman" w:hAnsi="Times New Roman" w:cs="Times New Roman"/>
+        </w:rPr>
+        <w:t xml:space="preserve"> électronique</w:t>
+      </w:r>
+      <w:r>
+        <w:rPr>
+          <w:rFonts w:ascii="Times New Roman" w:hAnsi="Times New Roman" w:cs="Times New Roman"/>
+        </w:rPr>
+        <w:t>s</w:t>
+      </w:r>
+      <w:r>
+        <w:rPr>
+          <w:rFonts w:ascii="Times New Roman" w:hAnsi="Times New Roman" w:cs="Times New Roman"/>
+        </w:rPr>
+        <w:t xml:space="preserve"> destiné</w:t>
+      </w:r>
+      <w:r>
+        <w:rPr>
+          <w:rFonts w:ascii="Times New Roman" w:hAnsi="Times New Roman" w:cs="Times New Roman"/>
+        </w:rPr>
+        <w:t>s</w:t>
+      </w:r>
+      <w:r>
+        <w:rPr>
+          <w:rFonts w:ascii="Times New Roman" w:hAnsi="Times New Roman" w:cs="Times New Roman"/>
+        </w:rPr>
+        <w:t xml:space="preserve"> à l’éclairage, la sonorisation, les accessoires ou encore à l’alimentation de toute l’installation. Ces divers composants </w:t>
+      </w:r>
+      <w:r>
+        <w:rPr>
+          <w:rFonts w:ascii="Times New Roman" w:hAnsi="Times New Roman" w:cs="Times New Roman"/>
+        </w:rPr>
+        <w:t>génèrent</w:t>
+      </w:r>
+      <w:r>
+        <w:rPr>
+          <w:rFonts w:ascii="Times New Roman" w:hAnsi="Times New Roman" w:cs="Times New Roman"/>
+        </w:rPr>
+        <w:t xml:space="preserve"> malgré eux un champ magnétique ambiant </w:t>
+      </w:r>
+      <w:r>
+        <w:rPr>
+          <w:rFonts w:ascii="Times New Roman" w:hAnsi="Times New Roman" w:cs="Times New Roman"/>
+        </w:rPr>
+        <w:t xml:space="preserve">(souvent à 50Hz) </w:t>
+      </w:r>
+      <w:r>
+        <w:rPr>
+          <w:rFonts w:ascii="Times New Roman" w:hAnsi="Times New Roman" w:cs="Times New Roman"/>
+        </w:rPr>
+        <w:t xml:space="preserve">qui peut s’avérer parasite et </w:t>
+      </w:r>
+      <w:r>
+        <w:rPr>
+          <w:rFonts w:ascii="Times New Roman" w:hAnsi="Times New Roman" w:cs="Times New Roman"/>
+        </w:rPr>
+        <w:t xml:space="preserve">produire un son </w:t>
+      </w:r>
+      <w:r>
+        <w:rPr>
+          <w:rFonts w:ascii="Times New Roman" w:hAnsi="Times New Roman" w:cs="Times New Roman"/>
+        </w:rPr>
+        <w:t>non souhait</w:t>
+      </w:r>
+      <w:r>
+        <w:rPr>
+          <w:rFonts w:ascii="Times New Roman" w:hAnsi="Times New Roman" w:cs="Times New Roman"/>
+        </w:rPr>
+        <w:t>é</w:t>
+      </w:r>
+      <w:r>
+        <w:rPr>
+          <w:rFonts w:ascii="Times New Roman" w:hAnsi="Times New Roman" w:cs="Times New Roman"/>
+        </w:rPr>
+        <w:t xml:space="preserve"> p</w:t>
+      </w:r>
+      <w:r>
+        <w:rPr>
+          <w:rFonts w:ascii="Times New Roman" w:hAnsi="Times New Roman" w:cs="Times New Roman"/>
+        </w:rPr>
+        <w:t>ar</w:t>
+      </w:r>
+      <w:r>
+        <w:rPr>
+          <w:rFonts w:ascii="Times New Roman" w:hAnsi="Times New Roman" w:cs="Times New Roman"/>
+        </w:rPr>
+        <w:t xml:space="preserve"> le guitariste.</w:t>
+      </w:r>
+      <w:r>
+        <w:rPr>
+          <w:rFonts w:ascii="Times New Roman" w:hAnsi="Times New Roman" w:cs="Times New Roman"/>
+        </w:rPr>
+        <w:t xml:space="preserve"> </w:t>
+      </w:r>
+      <w:r>
+        <w:rPr>
+          <w:rFonts w:ascii="Times New Roman" w:hAnsi="Times New Roman" w:cs="Times New Roman"/>
+          <w:b/>
+          <w:bCs/>
+        </w:rPr>
+        <w:t>[4]</w:t>
+      </w:r>
+    </w:p>
+    <w:p>
+      <w:pPr>
+        <w:tabs>
+          <w:tab w:val="left" w:pos="2604"/>
+        </w:tabs>
+        <w:jc w:val="both"/>
+        <w:rPr>
+          <w:rFonts w:ascii="Times New Roman" w:hAnsi="Times New Roman" w:cs="Times New Roman"/>
+        </w:rPr>
+      </w:pPr>
+      <w:r>
+        <w:rPr>
+          <w:rFonts w:ascii="Times New Roman" w:hAnsi="Times New Roman" w:cs="Times New Roman"/>
+        </w:rPr>
+        <w:lastRenderedPageBreak/>
+        <w:t>Dès</w:t>
+      </w:r>
+      <w:r>
+        <w:rPr>
+          <w:rFonts w:ascii="Times New Roman" w:hAnsi="Times New Roman" w:cs="Times New Roman"/>
+        </w:rPr>
+        <w:t xml:space="preserve"> lors, il vient la question suivante : Comment </w:t>
+      </w:r>
+      <w:r>
+        <w:rPr>
+          <w:rFonts w:ascii="Times New Roman" w:hAnsi="Times New Roman" w:cs="Times New Roman"/>
+        </w:rPr>
+        <w:t>contrer ces effets parasites sans perdre en qualité ?</w:t>
+      </w:r>
+    </w:p>
+    <w:p>
+      <w:pPr>
+        <w:tabs>
+          <w:tab w:val="left" w:pos="2604"/>
+        </w:tabs>
+        <w:jc w:val="both"/>
+        <w:rPr>
+          <w:rFonts w:ascii="Times New Roman" w:hAnsi="Times New Roman" w:cs="Times New Roman"/>
+        </w:rPr>
+      </w:pPr>
+      <w:r>
+        <w:rPr>
+          <w:rFonts w:ascii="Times New Roman" w:hAnsi="Times New Roman" w:cs="Times New Roman"/>
+        </w:rPr>
+        <w:t>En</w:t>
+      </w:r>
+      <w:r>
+        <w:rPr>
+          <w:rFonts w:ascii="Times New Roman" w:hAnsi="Times New Roman" w:cs="Times New Roman"/>
+        </w:rPr>
+        <w:t xml:space="preserve"> 1955 fut inventé un nouveau type de micro par l’ingénieur Seth Lover : Le </w:t>
+      </w:r>
+      <w:r>
+        <w:rPr>
+          <w:rFonts w:ascii="Times New Roman" w:hAnsi="Times New Roman" w:cs="Times New Roman"/>
+          <w:b/>
+          <w:bCs/>
+        </w:rPr>
+        <w:t>Humbucker</w:t>
+      </w:r>
+      <w:r>
+        <w:rPr>
+          <w:rFonts w:ascii="Times New Roman" w:hAnsi="Times New Roman" w:cs="Times New Roman"/>
+        </w:rPr>
+        <w:t xml:space="preserve"> </w:t>
+      </w:r>
+      <w:r>
+        <w:rPr>
+          <w:rFonts w:ascii="Times New Roman" w:hAnsi="Times New Roman" w:cs="Times New Roman"/>
           <w:b/>
           <w:bCs/>
         </w:rPr>
@@ -814,15 +1392,15 @@
       </w:r>
       <w:r>
         <w:rPr>
-          <w:rFonts w:ascii="Arial" w:hAnsi="Arial" w:cs="Arial"/>
-          <w:b/>
-          <w:bCs/>
-        </w:rPr>
-        <w:t>1</w:t>
-      </w:r>
-      <w:r>
-        <w:rPr>
-          <w:rFonts w:ascii="Arial" w:hAnsi="Arial" w:cs="Arial"/>
+          <w:rFonts w:ascii="Times New Roman" w:hAnsi="Times New Roman" w:cs="Times New Roman"/>
+          <w:b/>
+          <w:bCs/>
+        </w:rPr>
+        <w:t>4</w:t>
+      </w:r>
+      <w:r>
+        <w:rPr>
+          <w:rFonts w:ascii="Times New Roman" w:hAnsi="Times New Roman" w:cs="Times New Roman"/>
           <w:b/>
           <w:bCs/>
         </w:rPr>
@@ -830,58 +1408,51 @@
       </w:r>
       <w:r>
         <w:rPr>
-          <w:rFonts w:ascii="Arial" w:hAnsi="Arial" w:cs="Arial"/>
+          <w:rFonts w:ascii="Times New Roman" w:hAnsi="Times New Roman" w:cs="Times New Roman"/>
         </w:rPr>
         <w:t>.</w:t>
       </w:r>
       <w:r>
         <w:rPr>
-          <w:rFonts w:ascii="Arial" w:hAnsi="Arial" w:cs="Arial"/>
-        </w:rPr>
-        <w:t xml:space="preserve"> Le fonctionnement à l’époque est assez rudimentaire et basé sur un principe connu de la Physique : </w:t>
-      </w:r>
-      <w:r>
-        <w:rPr>
-          <w:rFonts w:ascii="Arial" w:hAnsi="Arial" w:cs="Arial"/>
-          <w:u w:val="single"/>
-        </w:rPr>
-        <w:t>La loi d’induction de Faraday</w:t>
-      </w:r>
-      <w:r>
-        <w:rPr>
-          <w:rFonts w:ascii="Arial" w:hAnsi="Arial" w:cs="Arial"/>
-        </w:rPr>
-        <w:t xml:space="preserve"> </w:t>
-      </w:r>
-      <w:r>
-        <w:rPr>
-          <w:rFonts w:ascii="Arial" w:hAnsi="Arial" w:cs="Arial"/>
-          <w:b/>
-          <w:bCs/>
-        </w:rPr>
-        <w:t>[</w:t>
-      </w:r>
-      <w:r>
-        <w:rPr>
-          <w:rFonts w:ascii="Arial" w:hAnsi="Arial" w:cs="Arial"/>
-          <w:b/>
-          <w:bCs/>
-        </w:rPr>
-        <w:t>2</w:t>
-      </w:r>
-      <w:r>
-        <w:rPr>
-          <w:rFonts w:ascii="Arial" w:hAnsi="Arial" w:cs="Arial"/>
-          <w:b/>
-          <w:bCs/>
-        </w:rPr>
-        <w:t>]</w:t>
-      </w:r>
-      <w:r>
-        <w:rPr>
-          <w:rFonts w:ascii="Arial" w:hAnsi="Arial" w:cs="Arial"/>
-        </w:rPr>
-        <w:t xml:space="preserve">. </w:t>
+          <w:rFonts w:ascii="Times New Roman" w:hAnsi="Times New Roman" w:cs="Times New Roman"/>
+        </w:rPr>
+        <w:t xml:space="preserve"> Ce micro, censé réduire considérablement le bruit parasite</w:t>
+      </w:r>
+      <w:r>
+        <w:rPr>
+          <w:rFonts w:ascii="Times New Roman" w:hAnsi="Times New Roman" w:cs="Times New Roman"/>
+        </w:rPr>
+        <w:t>, voire parfois l’annuler,</w:t>
+      </w:r>
+      <w:r>
+        <w:rPr>
+          <w:rFonts w:ascii="Times New Roman" w:hAnsi="Times New Roman" w:cs="Times New Roman"/>
+        </w:rPr>
+        <w:t xml:space="preserve"> permet ainsi de reproduire le son </w:t>
+      </w:r>
+      <w:r>
+        <w:rPr>
+          <w:rFonts w:ascii="Times New Roman" w:hAnsi="Times New Roman" w:cs="Times New Roman"/>
+        </w:rPr>
+        <w:t>généré</w:t>
+      </w:r>
+      <w:r>
+        <w:rPr>
+          <w:rFonts w:ascii="Times New Roman" w:hAnsi="Times New Roman" w:cs="Times New Roman"/>
+        </w:rPr>
+        <w:t xml:space="preserve"> par la corde dans de meilleures condition</w:t>
+      </w:r>
+      <w:r>
+        <w:rPr>
+          <w:rFonts w:ascii="Times New Roman" w:hAnsi="Times New Roman" w:cs="Times New Roman"/>
+        </w:rPr>
+        <w:t>s</w:t>
+      </w:r>
+      <w:r>
+        <w:rPr>
+          <w:rFonts w:ascii="Times New Roman" w:hAnsi="Times New Roman" w:cs="Times New Roman"/>
+        </w:rPr>
+        <w:t>.</w:t>
       </w:r>
     </w:p>
     <w:p>
@@ -891,666 +1462,40 @@
         </w:tabs>
         <w:jc w:val="both"/>
         <w:rPr>
-          <w:rFonts w:ascii="Arial" w:hAnsi="Arial" w:cs="Arial"/>
-        </w:rPr>
-      </w:pPr>
-      <w:r>
-        <w:rPr>
-          <w:rFonts w:ascii="Arial" w:hAnsi="Arial" w:cs="Arial"/>
-        </w:rPr>
-        <w:t>Principalement composé d’une bobine de cuivre et d’aimant permanent</w:t>
-      </w:r>
-      <w:r>
-        <w:rPr>
-          <w:rFonts w:ascii="Arial" w:hAnsi="Arial" w:cs="Arial"/>
-        </w:rPr>
-        <w:t xml:space="preserve">, </w:t>
-      </w:r>
-      <w:r>
-        <w:rPr>
-          <w:rFonts w:ascii="Arial" w:hAnsi="Arial" w:cs="Arial"/>
-        </w:rPr>
-        <w:t>c</w:t>
-      </w:r>
-      <w:r>
-        <w:rPr>
-          <w:rFonts w:ascii="Arial" w:hAnsi="Arial" w:cs="Arial"/>
-        </w:rPr>
-        <w:t xml:space="preserve">es </w:t>
-      </w:r>
-      <w:r>
-        <w:rPr>
-          <w:rFonts w:ascii="Arial" w:hAnsi="Arial" w:cs="Arial"/>
-        </w:rPr>
-        <w:t>micros</w:t>
-      </w:r>
-      <w:r>
-        <w:rPr>
-          <w:rFonts w:ascii="Arial" w:hAnsi="Arial" w:cs="Arial"/>
-        </w:rPr>
-        <w:t xml:space="preserve"> vien</w:t>
-      </w:r>
-      <w:r>
-        <w:rPr>
-          <w:rFonts w:ascii="Arial" w:hAnsi="Arial" w:cs="Arial"/>
-        </w:rPr>
-        <w:t>nen</w:t>
-      </w:r>
-      <w:r>
-        <w:rPr>
-          <w:rFonts w:ascii="Arial" w:hAnsi="Arial" w:cs="Arial"/>
-        </w:rPr>
-        <w:t xml:space="preserve">t </w:t>
-      </w:r>
-      <w:r>
-        <w:rPr>
-          <w:rFonts w:ascii="Arial" w:hAnsi="Arial" w:cs="Arial"/>
-        </w:rPr>
-        <w:t>plonger les</w:t>
-      </w:r>
-      <w:r>
-        <w:rPr>
-          <w:rFonts w:ascii="Arial" w:hAnsi="Arial" w:cs="Arial"/>
-        </w:rPr>
-        <w:t xml:space="preserve"> </w:t>
-      </w:r>
-      <w:r>
-        <w:rPr>
-          <w:rFonts w:ascii="Arial" w:hAnsi="Arial" w:cs="Arial"/>
-        </w:rPr>
-        <w:t>corde</w:t>
-      </w:r>
-      <w:r>
-        <w:rPr>
-          <w:rFonts w:ascii="Arial" w:hAnsi="Arial" w:cs="Arial"/>
-        </w:rPr>
-        <w:t>s</w:t>
-      </w:r>
-      <w:r>
-        <w:rPr>
-          <w:rFonts w:ascii="Arial" w:hAnsi="Arial" w:cs="Arial"/>
-        </w:rPr>
-        <w:t xml:space="preserve"> dans</w:t>
-      </w:r>
-      <w:r>
-        <w:rPr>
-          <w:rFonts w:ascii="Arial" w:hAnsi="Arial" w:cs="Arial"/>
-        </w:rPr>
-        <w:t xml:space="preserve"> un champ magnétique. Lorsque celle</w:t>
-      </w:r>
-      <w:r>
-        <w:rPr>
-          <w:rFonts w:ascii="Arial" w:hAnsi="Arial" w:cs="Arial"/>
-        </w:rPr>
-        <w:t>s</w:t>
-      </w:r>
-      <w:r>
-        <w:rPr>
-          <w:rFonts w:ascii="Arial" w:hAnsi="Arial" w:cs="Arial"/>
-        </w:rPr>
-        <w:t>-ci v</w:t>
-      </w:r>
-      <w:r>
-        <w:rPr>
-          <w:rFonts w:ascii="Arial" w:hAnsi="Arial" w:cs="Arial"/>
-        </w:rPr>
-        <w:t>ont</w:t>
-      </w:r>
-      <w:r>
-        <w:rPr>
-          <w:rFonts w:ascii="Arial" w:hAnsi="Arial" w:cs="Arial"/>
-        </w:rPr>
-        <w:t xml:space="preserve"> vibrer</w:t>
-      </w:r>
-      <w:r>
-        <w:rPr>
-          <w:rFonts w:ascii="Arial" w:hAnsi="Arial" w:cs="Arial"/>
-        </w:rPr>
-        <w:t xml:space="preserve"> </w:t>
-      </w:r>
-      <w:r>
-        <w:rPr>
-          <w:rFonts w:ascii="Arial" w:hAnsi="Arial" w:cs="Arial"/>
-          <w:b/>
-          <w:bCs/>
-        </w:rPr>
-        <w:t>[3]</w:t>
-      </w:r>
-      <w:r>
-        <w:rPr>
-          <w:rFonts w:ascii="Arial" w:hAnsi="Arial" w:cs="Arial"/>
-        </w:rPr>
-        <w:t>, elle</w:t>
-      </w:r>
-      <w:r>
-        <w:rPr>
-          <w:rFonts w:ascii="Arial" w:hAnsi="Arial" w:cs="Arial"/>
-        </w:rPr>
-        <w:t>s</w:t>
-      </w:r>
-      <w:r>
-        <w:rPr>
-          <w:rFonts w:ascii="Arial" w:hAnsi="Arial" w:cs="Arial"/>
-        </w:rPr>
-        <w:t xml:space="preserve"> v</w:t>
-      </w:r>
-      <w:r>
-        <w:rPr>
-          <w:rFonts w:ascii="Arial" w:hAnsi="Arial" w:cs="Arial"/>
-        </w:rPr>
-        <w:t>ont</w:t>
-      </w:r>
-      <w:r>
-        <w:rPr>
-          <w:rFonts w:ascii="Arial" w:hAnsi="Arial" w:cs="Arial"/>
-        </w:rPr>
-        <w:t xml:space="preserve"> engendrer une variation de flux dans la bobine qui va </w:t>
-      </w:r>
-      <w:r>
-        <w:rPr>
-          <w:rFonts w:ascii="Arial" w:hAnsi="Arial" w:cs="Arial"/>
-        </w:rPr>
-        <w:t>générer</w:t>
-      </w:r>
-      <w:r>
-        <w:rPr>
-          <w:rFonts w:ascii="Arial" w:hAnsi="Arial" w:cs="Arial"/>
-        </w:rPr>
-        <w:t xml:space="preserve"> une </w:t>
-      </w:r>
-      <w:r>
-        <w:rPr>
-          <w:rFonts w:ascii="Arial" w:hAnsi="Arial" w:cs="Arial"/>
-        </w:rPr>
-        <w:t>force électromotrice (FEM)</w:t>
-      </w:r>
-      <w:r>
-        <w:rPr>
-          <w:rFonts w:ascii="Arial" w:hAnsi="Arial" w:cs="Arial"/>
-        </w:rPr>
-        <w:t xml:space="preserve"> </w:t>
-      </w:r>
-      <w:r>
-        <w:rPr>
-          <w:rFonts w:ascii="Arial" w:hAnsi="Arial" w:cs="Arial"/>
-          <w:b/>
-          <w:bCs/>
-        </w:rPr>
-        <w:t>[2]</w:t>
-      </w:r>
-      <w:r>
-        <w:rPr>
-          <w:rFonts w:ascii="Arial" w:hAnsi="Arial" w:cs="Arial"/>
-        </w:rPr>
-        <w:t>.</w:t>
-      </w:r>
-      <w:r>
-        <w:rPr>
-          <w:rFonts w:ascii="Arial" w:hAnsi="Arial" w:cs="Arial"/>
-        </w:rPr>
-        <w:t xml:space="preserve"> C’est ce signal électrique qui </w:t>
-      </w:r>
-      <w:r>
-        <w:rPr>
-          <w:rFonts w:ascii="Arial" w:hAnsi="Arial" w:cs="Arial"/>
-        </w:rPr>
-        <w:t xml:space="preserve"> est </w:t>
-      </w:r>
-      <w:r>
-        <w:rPr>
-          <w:rFonts w:ascii="Arial" w:hAnsi="Arial" w:cs="Arial"/>
-        </w:rPr>
-        <w:t>ensuite transmi</w:t>
-      </w:r>
-      <w:r>
-        <w:rPr>
-          <w:rFonts w:ascii="Arial" w:hAnsi="Arial" w:cs="Arial"/>
-        </w:rPr>
-        <w:t>s</w:t>
-      </w:r>
-      <w:r>
-        <w:rPr>
-          <w:rFonts w:ascii="Arial" w:hAnsi="Arial" w:cs="Arial"/>
-        </w:rPr>
-        <w:t xml:space="preserve"> à l’amplificateur</w:t>
-      </w:r>
-      <w:r>
-        <w:rPr>
-          <w:rFonts w:ascii="Arial" w:hAnsi="Arial" w:cs="Arial"/>
-        </w:rPr>
-        <w:t xml:space="preserve"> e</w:t>
-      </w:r>
-      <w:r>
-        <w:rPr>
-          <w:rFonts w:ascii="Arial" w:hAnsi="Arial" w:cs="Arial"/>
-        </w:rPr>
-        <w:t>t</w:t>
-      </w:r>
-      <w:r>
-        <w:rPr>
-          <w:rFonts w:ascii="Arial" w:hAnsi="Arial" w:cs="Arial"/>
-        </w:rPr>
-        <w:t xml:space="preserve"> convertit en son</w:t>
-      </w:r>
-      <w:r>
-        <w:rPr>
-          <w:rFonts w:ascii="Arial" w:hAnsi="Arial" w:cs="Arial"/>
-        </w:rPr>
-        <w:t>.</w:t>
-      </w:r>
-    </w:p>
-    <w:p>
-      <w:pPr>
-        <w:tabs>
-          <w:tab w:val="left" w:pos="2604"/>
-        </w:tabs>
-        <w:jc w:val="both"/>
-        <w:rPr>
-          <w:rFonts w:ascii="Arial" w:hAnsi="Arial" w:cs="Arial"/>
-          <w:b/>
-          <w:bCs/>
-        </w:rPr>
-      </w:pPr>
-      <w:r>
-        <w:rPr>
-          <w:rFonts w:ascii="Arial" w:hAnsi="Arial" w:cs="Arial"/>
-        </w:rPr>
-        <w:t>En revanche, ces micros</w:t>
-      </w:r>
-      <w:r>
-        <w:rPr>
-          <w:rFonts w:ascii="Arial" w:hAnsi="Arial" w:cs="Arial"/>
-        </w:rPr>
-        <w:t xml:space="preserve"> (appelé </w:t>
-      </w:r>
-      <w:r>
-        <w:rPr>
-          <w:rFonts w:ascii="Arial" w:hAnsi="Arial" w:cs="Arial"/>
-          <w:b/>
-          <w:bCs/>
-        </w:rPr>
-        <w:t>SingleCoil</w:t>
-      </w:r>
-      <w:r>
-        <w:rPr>
-          <w:rFonts w:ascii="Arial" w:hAnsi="Arial" w:cs="Arial"/>
-        </w:rPr>
-        <w:t>)</w:t>
-      </w:r>
-      <w:r>
-        <w:rPr>
-          <w:rFonts w:ascii="Arial" w:hAnsi="Arial" w:cs="Arial"/>
-        </w:rPr>
-        <w:t xml:space="preserve"> connaissent vite une limite puisqu’il</w:t>
-      </w:r>
-      <w:r>
-        <w:rPr>
-          <w:rFonts w:ascii="Arial" w:hAnsi="Arial" w:cs="Arial"/>
-        </w:rPr>
-        <w:t>s</w:t>
-      </w:r>
-      <w:r>
-        <w:rPr>
-          <w:rFonts w:ascii="Arial" w:hAnsi="Arial" w:cs="Arial"/>
-        </w:rPr>
-        <w:t xml:space="preserve"> </w:t>
-      </w:r>
-      <w:r>
-        <w:rPr>
-          <w:rFonts w:ascii="Arial" w:hAnsi="Arial" w:cs="Arial"/>
-        </w:rPr>
-        <w:t>détectent</w:t>
-      </w:r>
-      <w:r>
-        <w:rPr>
-          <w:rFonts w:ascii="Arial" w:hAnsi="Arial" w:cs="Arial"/>
-        </w:rPr>
-        <w:t xml:space="preserve"> également les champs magnétiques ambiant, parasite</w:t>
-      </w:r>
-      <w:r>
-        <w:rPr>
-          <w:rFonts w:ascii="Arial" w:hAnsi="Arial" w:cs="Arial"/>
-        </w:rPr>
-        <w:t>s</w:t>
-      </w:r>
-      <w:r>
-        <w:rPr>
-          <w:rFonts w:ascii="Arial" w:hAnsi="Arial" w:cs="Arial"/>
-        </w:rPr>
-        <w:t xml:space="preserve"> donc, qui vont </w:t>
-      </w:r>
-      <w:r>
-        <w:rPr>
-          <w:rFonts w:ascii="Arial" w:hAnsi="Arial" w:cs="Arial"/>
-        </w:rPr>
-        <w:t>détériorer</w:t>
-      </w:r>
-      <w:r>
-        <w:rPr>
-          <w:rFonts w:ascii="Arial" w:hAnsi="Arial" w:cs="Arial"/>
-        </w:rPr>
-        <w:t xml:space="preserve"> la qualité sonore.</w:t>
-      </w:r>
-      <w:r>
-        <w:rPr>
-          <w:rFonts w:ascii="Arial" w:hAnsi="Arial" w:cs="Arial"/>
-        </w:rPr>
-        <w:t xml:space="preserve"> </w:t>
-      </w:r>
-      <w:r>
-        <w:rPr>
-          <w:rFonts w:ascii="Arial" w:hAnsi="Arial" w:cs="Arial"/>
-        </w:rPr>
-        <w:t>En effet, sur scène, le guitariste joue en présence de nombreux appareil</w:t>
-      </w:r>
-      <w:r>
-        <w:rPr>
-          <w:rFonts w:ascii="Arial" w:hAnsi="Arial" w:cs="Arial"/>
-        </w:rPr>
-        <w:t>s</w:t>
-      </w:r>
-      <w:r>
-        <w:rPr>
-          <w:rFonts w:ascii="Arial" w:hAnsi="Arial" w:cs="Arial"/>
-        </w:rPr>
-        <w:t xml:space="preserve"> </w:t>
-      </w:r>
-      <w:r>
-        <w:rPr>
-          <w:rFonts w:ascii="Arial" w:hAnsi="Arial" w:cs="Arial"/>
-        </w:rPr>
-        <w:lastRenderedPageBreak/>
-        <w:t>électronique</w:t>
-      </w:r>
-      <w:r>
-        <w:rPr>
-          <w:rFonts w:ascii="Arial" w:hAnsi="Arial" w:cs="Arial"/>
-        </w:rPr>
-        <w:t>s</w:t>
-      </w:r>
-      <w:r>
-        <w:rPr>
-          <w:rFonts w:ascii="Arial" w:hAnsi="Arial" w:cs="Arial"/>
-        </w:rPr>
-        <w:t xml:space="preserve"> destiné</w:t>
-      </w:r>
-      <w:r>
-        <w:rPr>
-          <w:rFonts w:ascii="Arial" w:hAnsi="Arial" w:cs="Arial"/>
-        </w:rPr>
-        <w:t>s</w:t>
-      </w:r>
-      <w:r>
-        <w:rPr>
-          <w:rFonts w:ascii="Arial" w:hAnsi="Arial" w:cs="Arial"/>
-        </w:rPr>
-        <w:t xml:space="preserve"> à l’éclairage, la sonorisation, les accessoires ou encore à l’alimentation de toute l’installation. Ces divers composants </w:t>
-      </w:r>
-      <w:r>
-        <w:rPr>
-          <w:rFonts w:ascii="Arial" w:hAnsi="Arial" w:cs="Arial"/>
-        </w:rPr>
-        <w:t>génèrent</w:t>
-      </w:r>
-      <w:r>
-        <w:rPr>
-          <w:rFonts w:ascii="Arial" w:hAnsi="Arial" w:cs="Arial"/>
-        </w:rPr>
-        <w:t xml:space="preserve"> malgré eux un champ magnétique ambiant </w:t>
-      </w:r>
-      <w:r>
-        <w:rPr>
-          <w:rFonts w:ascii="Arial" w:hAnsi="Arial" w:cs="Arial"/>
-        </w:rPr>
-        <w:t xml:space="preserve">(souvent à 50Hz) </w:t>
-      </w:r>
-      <w:r>
-        <w:rPr>
-          <w:rFonts w:ascii="Arial" w:hAnsi="Arial" w:cs="Arial"/>
-        </w:rPr>
-        <w:t xml:space="preserve">qui peut s’avérer parasite et </w:t>
-      </w:r>
-      <w:r>
-        <w:rPr>
-          <w:rFonts w:ascii="Arial" w:hAnsi="Arial" w:cs="Arial"/>
-        </w:rPr>
-        <w:t xml:space="preserve">produire un son </w:t>
-      </w:r>
-      <w:r>
-        <w:rPr>
-          <w:rFonts w:ascii="Arial" w:hAnsi="Arial" w:cs="Arial"/>
-        </w:rPr>
-        <w:t>non souhait</w:t>
-      </w:r>
-      <w:r>
-        <w:rPr>
-          <w:rFonts w:ascii="Arial" w:hAnsi="Arial" w:cs="Arial"/>
-        </w:rPr>
-        <w:t>é</w:t>
-      </w:r>
-      <w:r>
-        <w:rPr>
-          <w:rFonts w:ascii="Arial" w:hAnsi="Arial" w:cs="Arial"/>
-        </w:rPr>
-        <w:t xml:space="preserve"> p</w:t>
-      </w:r>
-      <w:r>
-        <w:rPr>
-          <w:rFonts w:ascii="Arial" w:hAnsi="Arial" w:cs="Arial"/>
-        </w:rPr>
-        <w:t>ar</w:t>
-      </w:r>
-      <w:r>
-        <w:rPr>
-          <w:rFonts w:ascii="Arial" w:hAnsi="Arial" w:cs="Arial"/>
-        </w:rPr>
-        <w:t xml:space="preserve"> le guitariste.</w:t>
-      </w:r>
-      <w:r>
-        <w:rPr>
-          <w:rFonts w:ascii="Arial" w:hAnsi="Arial" w:cs="Arial"/>
-        </w:rPr>
-        <w:t xml:space="preserve"> </w:t>
-      </w:r>
-      <w:r>
-        <w:rPr>
-          <w:rFonts w:ascii="Arial" w:hAnsi="Arial" w:cs="Arial"/>
-          <w:b/>
-          <w:bCs/>
-        </w:rPr>
-        <w:t>[4]</w:t>
-      </w:r>
-    </w:p>
-    <w:p>
-      <w:pPr>
-        <w:tabs>
-          <w:tab w:val="left" w:pos="2604"/>
-        </w:tabs>
-        <w:jc w:val="both"/>
-        <w:rPr>
-          <w:rFonts w:ascii="Arial" w:hAnsi="Arial" w:cs="Arial"/>
-        </w:rPr>
-      </w:pPr>
-      <w:r>
-        <w:rPr>
-          <w:rFonts w:ascii="Arial" w:hAnsi="Arial" w:cs="Arial"/>
-        </w:rPr>
-        <w:t>Dès</w:t>
-      </w:r>
-      <w:r>
-        <w:rPr>
-          <w:rFonts w:ascii="Arial" w:hAnsi="Arial" w:cs="Arial"/>
-        </w:rPr>
-        <w:t xml:space="preserve"> lors, il vient la question suivante : Comment </w:t>
-      </w:r>
-      <w:r>
-        <w:rPr>
-          <w:rFonts w:ascii="Arial" w:hAnsi="Arial" w:cs="Arial"/>
-        </w:rPr>
-        <w:t>contrer ces effets parasites sans perdre en qualité ?</w:t>
-      </w:r>
-    </w:p>
-    <w:p>
-      <w:pPr>
-        <w:tabs>
-          <w:tab w:val="left" w:pos="2604"/>
-        </w:tabs>
-        <w:jc w:val="both"/>
-        <w:rPr>
-          <w:rFonts w:ascii="Arial" w:hAnsi="Arial" w:cs="Arial"/>
-        </w:rPr>
-      </w:pPr>
-      <w:r>
-        <w:rPr>
-          <w:rFonts w:ascii="Arial" w:hAnsi="Arial" w:cs="Arial"/>
-        </w:rPr>
-        <w:t>En</w:t>
-      </w:r>
-      <w:r>
-        <w:rPr>
-          <w:rFonts w:ascii="Arial" w:hAnsi="Arial" w:cs="Arial"/>
-        </w:rPr>
-        <w:t xml:space="preserve"> 1955 fut inventé un nouveau type de micro par l’ingénieur Seth Lover : Le </w:t>
-      </w:r>
-      <w:r>
-        <w:rPr>
-          <w:rFonts w:ascii="Arial" w:hAnsi="Arial" w:cs="Arial"/>
-          <w:b/>
-          <w:bCs/>
-        </w:rPr>
-        <w:t>Humbucker</w:t>
-      </w:r>
-      <w:r>
-        <w:rPr>
-          <w:rFonts w:ascii="Arial" w:hAnsi="Arial" w:cs="Arial"/>
-        </w:rPr>
-        <w:t xml:space="preserve"> </w:t>
-      </w:r>
-      <w:r>
-        <w:rPr>
-          <w:rFonts w:ascii="Arial" w:hAnsi="Arial" w:cs="Arial"/>
-          <w:b/>
-          <w:bCs/>
-        </w:rPr>
-        <w:t>[</w:t>
-      </w:r>
-      <w:r>
-        <w:rPr>
-          <w:rFonts w:ascii="Arial" w:hAnsi="Arial" w:cs="Arial"/>
-          <w:b/>
-          <w:bCs/>
-        </w:rPr>
-        <w:t>4</w:t>
-      </w:r>
-      <w:r>
-        <w:rPr>
-          <w:rFonts w:ascii="Arial" w:hAnsi="Arial" w:cs="Arial"/>
-          <w:b/>
-          <w:bCs/>
-        </w:rPr>
-        <w:t>]</w:t>
-      </w:r>
-      <w:r>
-        <w:rPr>
-          <w:rFonts w:ascii="Arial" w:hAnsi="Arial" w:cs="Arial"/>
-        </w:rPr>
-        <w:t>.</w:t>
-      </w:r>
-      <w:r>
-        <w:rPr>
-          <w:rFonts w:ascii="Arial" w:hAnsi="Arial" w:cs="Arial"/>
-        </w:rPr>
-        <w:t xml:space="preserve"> Ce micro, censé réduire considérablement le bruit parasite</w:t>
-      </w:r>
-      <w:r>
-        <w:rPr>
-          <w:rFonts w:ascii="Arial" w:hAnsi="Arial" w:cs="Arial"/>
-        </w:rPr>
-        <w:t>, voire parfois l’annuler,</w:t>
-      </w:r>
-      <w:r>
-        <w:rPr>
-          <w:rFonts w:ascii="Arial" w:hAnsi="Arial" w:cs="Arial"/>
-        </w:rPr>
-        <w:t xml:space="preserve"> permet ainsi de reproduire le son </w:t>
-      </w:r>
-      <w:r>
-        <w:rPr>
-          <w:rFonts w:ascii="Arial" w:hAnsi="Arial" w:cs="Arial"/>
-        </w:rPr>
-        <w:t>généré</w:t>
-      </w:r>
-      <w:r>
-        <w:rPr>
-          <w:rFonts w:ascii="Arial" w:hAnsi="Arial" w:cs="Arial"/>
-        </w:rPr>
-        <w:t xml:space="preserve"> par la corde dans de meilleures condition</w:t>
-      </w:r>
-      <w:r>
-        <w:rPr>
-          <w:rFonts w:ascii="Arial" w:hAnsi="Arial" w:cs="Arial"/>
-        </w:rPr>
-        <w:t>s</w:t>
-      </w:r>
-      <w:r>
-        <w:rPr>
-          <w:rFonts w:ascii="Arial" w:hAnsi="Arial" w:cs="Arial"/>
-        </w:rPr>
-        <w:t>.</w:t>
-      </w:r>
-    </w:p>
-    <w:p>
-      <w:pPr>
-        <w:tabs>
-          <w:tab w:val="left" w:pos="2604"/>
-        </w:tabs>
-        <w:jc w:val="both"/>
-        <w:rPr>
-          <w:rFonts w:ascii="Arial" w:hAnsi="Arial" w:cs="Arial"/>
-        </w:rPr>
-      </w:pPr>
-      <w:r>
-        <w:rPr>
-          <w:rFonts w:ascii="Arial" w:hAnsi="Arial" w:cs="Arial"/>
+          <w:rFonts w:ascii="Times New Roman" w:hAnsi="Times New Roman" w:cs="Times New Roman"/>
+        </w:rPr>
+      </w:pPr>
+      <w:r>
+        <w:rPr>
+          <w:rFonts w:ascii="Times New Roman" w:hAnsi="Times New Roman" w:cs="Times New Roman"/>
         </w:rPr>
         <w:t xml:space="preserve">L'architecture du Humbucker est ingénieuse : il est composé de </w:t>
       </w:r>
       <w:r>
         <w:rPr>
-          <w:rFonts w:ascii="Arial" w:hAnsi="Arial" w:cs="Arial"/>
-          <w:u w:val="single"/>
+          <w:rFonts w:ascii="Times New Roman" w:hAnsi="Times New Roman" w:cs="Times New Roman"/>
+          <w:b/>
+          <w:bCs/>
         </w:rPr>
         <w:t>deux bobines en série</w:t>
       </w:r>
       <w:r>
         <w:rPr>
-          <w:rFonts w:ascii="Arial" w:hAnsi="Arial" w:cs="Arial"/>
-        </w:rPr>
-        <w:t xml:space="preserve">, exploitant </w:t>
-      </w:r>
-      <w:r>
-        <w:rPr>
-          <w:rFonts w:ascii="Arial" w:hAnsi="Arial" w:cs="Arial"/>
-          <w:u w:val="single"/>
-        </w:rPr>
-        <w:t>deux principes d'inversion</w:t>
-      </w:r>
-      <w:r>
-        <w:rPr>
-          <w:rFonts w:ascii="Arial" w:hAnsi="Arial" w:cs="Arial"/>
-        </w:rPr>
-        <w:t xml:space="preserve"> pour obtenir une </w:t>
-      </w:r>
-      <w:r>
-        <w:rPr>
-          <w:rFonts w:ascii="Arial" w:hAnsi="Arial" w:cs="Arial"/>
-          <w:u w:val="single"/>
+          <w:rFonts w:ascii="Times New Roman" w:hAnsi="Times New Roman" w:cs="Times New Roman"/>
+        </w:rPr>
+        <w:t xml:space="preserve">, exploitant deux principes d'inversion pour obtenir une </w:t>
+      </w:r>
+      <w:r>
+        <w:rPr>
+          <w:rFonts w:ascii="Times New Roman" w:hAnsi="Times New Roman" w:cs="Times New Roman"/>
+          <w:b/>
+          <w:bCs/>
         </w:rPr>
         <w:t>annulation sélective</w:t>
       </w:r>
       <w:r>
         <w:rPr>
-          <w:rFonts w:ascii="Arial" w:hAnsi="Arial" w:cs="Arial"/>
+          <w:rFonts w:ascii="Times New Roman" w:hAnsi="Times New Roman" w:cs="Times New Roman"/>
         </w:rPr>
         <w:t xml:space="preserve"> :</w:t>
       </w:r>
@@ -1567,12 +1512,12 @@
         </w:tabs>
         <w:jc w:val="both"/>
         <w:rPr>
-          <w:rFonts w:ascii="Arial" w:hAnsi="Arial" w:cs="Arial"/>
-        </w:rPr>
-      </w:pPr>
-      <w:r>
-        <w:rPr>
-          <w:rFonts w:ascii="Arial" w:hAnsi="Arial" w:cs="Arial"/>
+          <w:rFonts w:ascii="Times New Roman" w:hAnsi="Times New Roman" w:cs="Times New Roman"/>
+        </w:rPr>
+      </w:pPr>
+      <w:r>
+        <w:rPr>
+          <w:rFonts w:ascii="Times New Roman" w:hAnsi="Times New Roman" w:cs="Times New Roman"/>
           <w:b/>
           <w:bCs/>
         </w:rPr>
@@ -1580,43 +1525,43 @@
       </w:r>
       <w:r>
         <w:rPr>
-          <w:rFonts w:ascii="Arial" w:hAnsi="Arial" w:cs="Arial"/>
+          <w:rFonts w:ascii="Times New Roman" w:hAnsi="Times New Roman" w:cs="Times New Roman"/>
         </w:rPr>
         <w:t xml:space="preserve"> </w:t>
       </w:r>
       <w:r>
         <w:rPr>
-          <w:rFonts w:ascii="Arial" w:hAnsi="Arial" w:cs="Arial"/>
+          <w:rFonts w:ascii="Times New Roman" w:hAnsi="Times New Roman" w:cs="Times New Roman"/>
         </w:rPr>
         <w:t xml:space="preserve">Les bobines sont câblées dans </w:t>
       </w:r>
       <w:r>
         <w:rPr>
-          <w:rFonts w:ascii="Arial" w:hAnsi="Arial" w:cs="Arial"/>
+          <w:rFonts w:ascii="Times New Roman" w:hAnsi="Times New Roman" w:cs="Times New Roman"/>
         </w:rPr>
         <w:t>des sens opposées</w:t>
       </w:r>
       <w:r>
         <w:rPr>
-          <w:rFonts w:ascii="Arial" w:hAnsi="Arial" w:cs="Arial"/>
+          <w:rFonts w:ascii="Times New Roman" w:hAnsi="Times New Roman" w:cs="Times New Roman"/>
         </w:rPr>
         <w:t>. Tout champ induit alors une FEM opposé</w:t>
       </w:r>
       <w:r>
         <w:rPr>
-          <w:rFonts w:ascii="Arial" w:hAnsi="Arial" w:cs="Arial"/>
+          <w:rFonts w:ascii="Times New Roman" w:hAnsi="Times New Roman" w:cs="Times New Roman"/>
         </w:rPr>
         <w:t>e</w:t>
       </w:r>
       <w:r>
         <w:rPr>
-          <w:rFonts w:ascii="Arial" w:hAnsi="Arial" w:cs="Arial"/>
+          <w:rFonts w:ascii="Times New Roman" w:hAnsi="Times New Roman" w:cs="Times New Roman"/>
         </w:rPr>
         <w:t xml:space="preserve"> dans chaque bobine, </w:t>
       </w:r>
       <w:r>
         <w:rPr>
-          <w:rFonts w:ascii="Arial" w:hAnsi="Arial" w:cs="Arial"/>
+          <w:rFonts w:ascii="Times New Roman" w:hAnsi="Times New Roman" w:cs="Times New Roman"/>
         </w:rPr>
         <w:t xml:space="preserve">conduisant à une soustraction et une annulation du bruit. </w:t>
       </w:r>
@@ -1633,12 +1578,12 @@
         </w:tabs>
         <w:jc w:val="both"/>
         <w:rPr>
-          <w:rFonts w:ascii="Arial" w:hAnsi="Arial" w:cs="Arial"/>
-        </w:rPr>
-      </w:pPr>
-      <w:r>
-        <w:rPr>
-          <w:rFonts w:ascii="Arial" w:hAnsi="Arial" w:cs="Arial"/>
+          <w:rFonts w:ascii="Times New Roman" w:hAnsi="Times New Roman" w:cs="Times New Roman"/>
+        </w:rPr>
+      </w:pPr>
+      <w:r>
+        <w:rPr>
+          <w:rFonts w:ascii="Times New Roman" w:hAnsi="Times New Roman" w:cs="Times New Roman"/>
           <w:b/>
           <w:bCs/>
         </w:rPr>
@@ -1646,7 +1591,7 @@
       </w:r>
       <w:r>
         <w:rPr>
-          <w:rFonts w:ascii="Arial" w:hAnsi="Arial" w:cs="Arial"/>
+          <w:rFonts w:ascii="Times New Roman" w:hAnsi="Times New Roman" w:cs="Times New Roman"/>
           <w:b/>
           <w:bCs/>
         </w:rPr>
@@ -1654,43 +1599,43 @@
       </w:r>
       <w:r>
         <w:rPr>
-          <w:rFonts w:ascii="Arial" w:hAnsi="Arial" w:cs="Arial"/>
+          <w:rFonts w:ascii="Times New Roman" w:hAnsi="Times New Roman" w:cs="Times New Roman"/>
         </w:rPr>
         <w:t xml:space="preserve">Les aimants sous chaque corde ont </w:t>
       </w:r>
       <w:r>
         <w:rPr>
-          <w:rFonts w:ascii="Arial" w:hAnsi="Arial" w:cs="Arial"/>
+          <w:rFonts w:ascii="Times New Roman" w:hAnsi="Times New Roman" w:cs="Times New Roman"/>
         </w:rPr>
         <w:t>des polarités opposées</w:t>
       </w:r>
       <w:r>
         <w:rPr>
-          <w:rFonts w:ascii="Arial" w:hAnsi="Arial" w:cs="Arial"/>
+          <w:rFonts w:ascii="Times New Roman" w:hAnsi="Times New Roman" w:cs="Times New Roman"/>
         </w:rPr>
         <w:t xml:space="preserve">, cette inversion magnétique compense l’inversion du bobinage </w:t>
       </w:r>
       <w:r>
         <w:rPr>
-          <w:rFonts w:ascii="Arial" w:hAnsi="Arial" w:cs="Arial"/>
+          <w:rFonts w:ascii="Times New Roman" w:hAnsi="Times New Roman" w:cs="Times New Roman"/>
         </w:rPr>
         <w:t>uniquement dans le cas où</w:t>
       </w:r>
       <w:r>
         <w:rPr>
-          <w:rFonts w:ascii="Arial" w:hAnsi="Arial" w:cs="Arial"/>
+          <w:rFonts w:ascii="Times New Roman" w:hAnsi="Times New Roman" w:cs="Times New Roman"/>
         </w:rPr>
         <w:t xml:space="preserve"> le signal</w:t>
       </w:r>
       <w:r>
         <w:rPr>
-          <w:rFonts w:ascii="Arial" w:hAnsi="Arial" w:cs="Arial"/>
+          <w:rFonts w:ascii="Times New Roman" w:hAnsi="Times New Roman" w:cs="Times New Roman"/>
         </w:rPr>
         <w:t xml:space="preserve"> est</w:t>
       </w:r>
       <w:r>
         <w:rPr>
-          <w:rFonts w:ascii="Arial" w:hAnsi="Arial" w:cs="Arial"/>
+          <w:rFonts w:ascii="Times New Roman" w:hAnsi="Times New Roman" w:cs="Times New Roman"/>
         </w:rPr>
         <w:t xml:space="preserve"> produit par la corde, assurant l’addition du signal.</w:t>
       </w:r>
@@ -1702,84 +1647,84 @@
         </w:tabs>
         <w:jc w:val="both"/>
         <w:rPr>
-          <w:rFonts w:ascii="Arial" w:hAnsi="Arial" w:cs="Arial"/>
-        </w:rPr>
-      </w:pPr>
-      <w:r>
-        <w:rPr>
-          <w:rFonts w:ascii="Arial" w:hAnsi="Arial" w:cs="Arial"/>
+          <w:rFonts w:ascii="Times New Roman" w:hAnsi="Times New Roman" w:cs="Times New Roman"/>
+        </w:rPr>
+      </w:pPr>
+      <w:r>
+        <w:rPr>
+          <w:rFonts w:ascii="Times New Roman" w:hAnsi="Times New Roman" w:cs="Times New Roman"/>
         </w:rPr>
         <w:t xml:space="preserve">Cependant, cette architecture double a un impact direct sur le timbre du son. </w:t>
       </w:r>
       <w:r>
         <w:rPr>
-          <w:rFonts w:ascii="Arial" w:hAnsi="Arial" w:cs="Arial"/>
+          <w:rFonts w:ascii="Times New Roman" w:hAnsi="Times New Roman" w:cs="Times New Roman"/>
         </w:rPr>
         <w:t>L</w:t>
       </w:r>
       <w:r>
         <w:rPr>
-          <w:rFonts w:ascii="Arial" w:hAnsi="Arial" w:cs="Arial"/>
+          <w:rFonts w:ascii="Times New Roman" w:hAnsi="Times New Roman" w:cs="Times New Roman"/>
         </w:rPr>
         <w:t>es guitaristes</w:t>
       </w:r>
       <w:r>
         <w:rPr>
-          <w:rFonts w:ascii="Arial" w:hAnsi="Arial" w:cs="Arial"/>
+          <w:rFonts w:ascii="Times New Roman" w:hAnsi="Times New Roman" w:cs="Times New Roman"/>
         </w:rPr>
         <w:t xml:space="preserve">, au départ </w:t>
       </w:r>
       <w:r>
         <w:rPr>
-          <w:rFonts w:ascii="Arial" w:hAnsi="Arial" w:cs="Arial"/>
+          <w:rFonts w:ascii="Times New Roman" w:hAnsi="Times New Roman" w:cs="Times New Roman"/>
         </w:rPr>
         <w:t>séduits</w:t>
       </w:r>
       <w:r>
         <w:rPr>
-          <w:rFonts w:ascii="Arial" w:hAnsi="Arial" w:cs="Arial"/>
+          <w:rFonts w:ascii="Times New Roman" w:hAnsi="Times New Roman" w:cs="Times New Roman"/>
         </w:rPr>
         <w:t xml:space="preserve"> par</w:t>
       </w:r>
       <w:r>
         <w:rPr>
-          <w:rFonts w:ascii="Arial" w:hAnsi="Arial" w:cs="Arial"/>
+          <w:rFonts w:ascii="Times New Roman" w:hAnsi="Times New Roman" w:cs="Times New Roman"/>
         </w:rPr>
         <w:t xml:space="preserve"> cette technologie</w:t>
       </w:r>
       <w:r>
         <w:rPr>
-          <w:rFonts w:ascii="Arial" w:hAnsi="Arial" w:cs="Arial"/>
+          <w:rFonts w:ascii="Times New Roman" w:hAnsi="Times New Roman" w:cs="Times New Roman"/>
         </w:rPr>
         <w:t>,</w:t>
       </w:r>
       <w:r>
         <w:rPr>
-          <w:rFonts w:ascii="Arial" w:hAnsi="Arial" w:cs="Arial"/>
+          <w:rFonts w:ascii="Times New Roman" w:hAnsi="Times New Roman" w:cs="Times New Roman"/>
         </w:rPr>
         <w:t xml:space="preserve"> </w:t>
       </w:r>
       <w:r>
         <w:rPr>
-          <w:rFonts w:ascii="Arial" w:hAnsi="Arial" w:cs="Arial"/>
+          <w:rFonts w:ascii="Times New Roman" w:hAnsi="Times New Roman" w:cs="Times New Roman"/>
         </w:rPr>
         <w:t>déplorent</w:t>
       </w:r>
       <w:r>
         <w:rPr>
-          <w:rFonts w:ascii="Arial" w:hAnsi="Arial" w:cs="Arial"/>
+          <w:rFonts w:ascii="Times New Roman" w:hAnsi="Times New Roman" w:cs="Times New Roman"/>
         </w:rPr>
         <w:t xml:space="preserve"> une perte des hautes fréquences et un son plus rond par rapport au micro SingleCoil</w:t>
       </w:r>
       <w:r>
         <w:rPr>
-          <w:rFonts w:ascii="Arial" w:hAnsi="Arial" w:cs="Arial"/>
+          <w:rFonts w:ascii="Times New Roman" w:hAnsi="Times New Roman" w:cs="Times New Roman"/>
         </w:rPr>
         <w:t xml:space="preserve"> </w:t>
       </w:r>
       <w:r>
         <w:rPr>
-          <w:rFonts w:ascii="Arial" w:hAnsi="Arial" w:cs="Arial"/>
+          <w:rFonts w:ascii="Times New Roman" w:hAnsi="Times New Roman" w:cs="Times New Roman"/>
           <w:b/>
           <w:bCs/>
         </w:rPr>
@@ -1787,7 +1732,7 @@
       </w:r>
       <w:r>
         <w:rPr>
-          <w:rFonts w:ascii="Arial" w:hAnsi="Arial" w:cs="Arial"/>
+          <w:rFonts w:ascii="Times New Roman" w:hAnsi="Times New Roman" w:cs="Times New Roman"/>
           <w:b/>
           <w:bCs/>
         </w:rPr>
@@ -1795,7 +1740,7 @@
       </w:r>
       <w:r>
         <w:rPr>
-          <w:rFonts w:ascii="Arial" w:hAnsi="Arial" w:cs="Arial"/>
+          <w:rFonts w:ascii="Times New Roman" w:hAnsi="Times New Roman" w:cs="Times New Roman"/>
           <w:b/>
           <w:bCs/>
         </w:rPr>
@@ -1803,13 +1748,13 @@
       </w:r>
       <w:r>
         <w:rPr>
-          <w:rFonts w:ascii="Arial" w:hAnsi="Arial" w:cs="Arial"/>
+          <w:rFonts w:ascii="Times New Roman" w:hAnsi="Times New Roman" w:cs="Times New Roman"/>
         </w:rPr>
         <w:t>.</w:t>
       </w:r>
       <w:r>
         <w:rPr>
-          <w:rFonts w:ascii="Arial" w:hAnsi="Arial" w:cs="Arial"/>
+          <w:rFonts w:ascii="Times New Roman" w:hAnsi="Times New Roman" w:cs="Times New Roman"/>
         </w:rPr>
         <w:t xml:space="preserve"> </w:t>
       </w:r>
@@ -1821,43 +1766,43 @@
         </w:tabs>
         <w:jc w:val="both"/>
         <w:rPr>
-          <w:rFonts w:ascii="Arial" w:hAnsi="Arial" w:cs="Arial"/>
-        </w:rPr>
-      </w:pPr>
-      <w:r>
-        <w:rPr>
-          <w:rFonts w:ascii="Arial" w:hAnsi="Arial" w:cs="Arial"/>
+          <w:rFonts w:ascii="Times New Roman" w:hAnsi="Times New Roman" w:cs="Times New Roman"/>
+        </w:rPr>
+      </w:pPr>
+      <w:r>
+        <w:rPr>
+          <w:rFonts w:ascii="Times New Roman" w:hAnsi="Times New Roman" w:cs="Times New Roman"/>
         </w:rPr>
         <w:t xml:space="preserve">Ce phénomène peut être expliqué par le comportement de type </w:t>
       </w:r>
       <w:r>
         <w:rPr>
-          <w:rFonts w:ascii="Arial" w:hAnsi="Arial" w:cs="Arial"/>
+          <w:rFonts w:ascii="Times New Roman" w:hAnsi="Times New Roman" w:cs="Times New Roman"/>
           <w:u w:val="single"/>
         </w:rPr>
         <w:t>Passe-bas</w:t>
       </w:r>
       <w:r>
         <w:rPr>
-          <w:rFonts w:ascii="Arial" w:hAnsi="Arial" w:cs="Arial"/>
+          <w:rFonts w:ascii="Times New Roman" w:hAnsi="Times New Roman" w:cs="Times New Roman"/>
         </w:rPr>
         <w:t xml:space="preserve"> des micros. </w:t>
       </w:r>
       <w:r>
         <w:rPr>
-          <w:rFonts w:ascii="Arial" w:hAnsi="Arial" w:cs="Arial"/>
+          <w:rFonts w:ascii="Times New Roman" w:hAnsi="Times New Roman" w:cs="Times New Roman"/>
         </w:rPr>
         <w:t>La mise en série des bobines augmente l’inductance totale du système. La fréquence de coupure s’abaisse et entraine alors une diminution des harmoniques élevées.</w:t>
       </w:r>
       <w:r>
         <w:rPr>
-          <w:rFonts w:ascii="Arial" w:hAnsi="Arial" w:cs="Arial"/>
+          <w:rFonts w:ascii="Times New Roman" w:hAnsi="Times New Roman" w:cs="Times New Roman"/>
         </w:rPr>
         <w:t xml:space="preserve"> </w:t>
       </w:r>
       <w:r>
         <w:rPr>
-          <w:rFonts w:ascii="Arial" w:hAnsi="Arial" w:cs="Arial"/>
+          <w:rFonts w:ascii="Times New Roman" w:hAnsi="Times New Roman" w:cs="Times New Roman"/>
           <w:b/>
           <w:bCs/>
         </w:rPr>
@@ -1871,12 +1816,12 @@
         </w:tabs>
         <w:jc w:val="both"/>
         <w:rPr>
-          <w:rFonts w:ascii="Arial" w:hAnsi="Arial" w:cs="Arial"/>
-        </w:rPr>
-      </w:pPr>
-      <w:r>
-        <w:rPr>
-          <w:rFonts w:ascii="Arial" w:hAnsi="Arial" w:cs="Arial"/>
+          <w:rFonts w:ascii="Times New Roman" w:hAnsi="Times New Roman" w:cs="Times New Roman"/>
+        </w:rPr>
+      </w:pPr>
+      <w:r>
+        <w:rPr>
+          <w:rFonts w:ascii="Times New Roman" w:hAnsi="Times New Roman" w:cs="Times New Roman"/>
         </w:rPr>
         <w:t>Ainsi pour le guitariste et le luthier, il s’agit de trouver le parfait compromis entre perte des hautes fréquence et annulation des bruits parasites.</w:t>
       </w:r>
@@ -1888,9 +1833,29 @@
         </w:tabs>
         <w:jc w:val="both"/>
         <w:rPr>
-          <w:rFonts w:ascii="Arial" w:hAnsi="Arial" w:cs="Arial"/>
-        </w:rPr>
-      </w:pPr>
+          <w:rFonts w:ascii="Times New Roman" w:hAnsi="Times New Roman" w:cs="Times New Roman"/>
+        </w:rPr>
+      </w:pPr>
+      <w:r>
+        <w:rPr>
+          <w:rFonts w:ascii="Times New Roman" w:hAnsi="Times New Roman" w:cs="Times New Roman"/>
+        </w:rPr>
+        <w:t xml:space="preserve">En électronique, on définit le </w:t>
+      </w:r>
+      <w:r>
+        <w:rPr>
+          <w:rFonts w:ascii="Times New Roman" w:hAnsi="Times New Roman" w:cs="Times New Roman"/>
+          <w:b/>
+          <w:bCs/>
+        </w:rPr>
+        <w:t>taux de rejection de mode commun</w:t>
+      </w:r>
+      <w:r>
+        <w:rPr>
+          <w:rFonts w:ascii="Times New Roman" w:hAnsi="Times New Roman" w:cs="Times New Roman"/>
+        </w:rPr>
+        <w:t xml:space="preserve"> (ou Common Mode rejection ratio CMRR) la mesure de la capacité d’un système à isoler et éliminer un signal parasite tout en conservant le signal utile. Dans notre cas, Un CMRR élevé garantit que le signal due aux champs magnétiques indésirable est fortement atténué par rapport au signal produit par la vibration de la corde.</w:t>
+      </w:r>
     </w:p>
     <w:p>
       <w:pPr>
@@ -1899,52 +1864,93 @@
         </w:tabs>
         <w:jc w:val="both"/>
         <w:rPr>
-          <w:rFonts w:ascii="Arial" w:hAnsi="Arial" w:cs="Arial"/>
-        </w:rPr>
-      </w:pPr>
-      <w:r>
-        <w:rPr>
-          <w:rFonts w:ascii="Arial" w:hAnsi="Arial" w:cs="Arial"/>
+          <w:rFonts w:ascii="Times New Roman" w:hAnsi="Times New Roman" w:cs="Times New Roman"/>
+        </w:rPr>
+      </w:pPr>
+      <w:r>
+        <w:rPr>
+          <w:rFonts w:ascii="Times New Roman" w:hAnsi="Times New Roman" w:cs="Times New Roman"/>
         </w:rPr>
         <w:t>Je m’intéresserai alors à quantifier ces phénomènes de façon précise afin de pouvoir déterminer par quelles composantes du micro ils</w:t>
       </w:r>
       <w:r>
         <w:rPr>
-          <w:rFonts w:ascii="Arial" w:hAnsi="Arial" w:cs="Arial"/>
+          <w:rFonts w:ascii="Times New Roman" w:hAnsi="Times New Roman" w:cs="Times New Roman"/>
         </w:rPr>
         <w:t xml:space="preserve"> sont</w:t>
       </w:r>
       <w:r>
         <w:rPr>
-          <w:rFonts w:ascii="Arial" w:hAnsi="Arial" w:cs="Arial"/>
+          <w:rFonts w:ascii="Times New Roman" w:hAnsi="Times New Roman" w:cs="Times New Roman"/>
         </w:rPr>
         <w:t xml:space="preserve"> impactés. Enfin, il s’agira pour moi</w:t>
       </w:r>
       <w:r>
         <w:rPr>
-          <w:rFonts w:ascii="Arial" w:hAnsi="Arial" w:cs="Arial"/>
-        </w:rPr>
-        <w:t xml:space="preserve"> de déterminer de </w:t>
-      </w:r>
-      <w:r>
-        <w:rPr>
-          <w:rFonts w:ascii="Arial" w:hAnsi="Arial" w:cs="Arial"/>
+          <w:rFonts w:ascii="Times New Roman" w:hAnsi="Times New Roman" w:cs="Times New Roman"/>
+        </w:rPr>
+        <w:t xml:space="preserve"> de déterminer de taux de rejection de mode commun</w:t>
+      </w:r>
+      <w:r>
+        <w:rPr>
+          <w:rFonts w:ascii="Times New Roman" w:hAnsi="Times New Roman" w:cs="Times New Roman"/>
+        </w:rPr>
+        <w:t xml:space="preserve"> (CMRR)</w:t>
+      </w:r>
+      <w:r>
+        <w:rPr>
+          <w:rFonts w:ascii="Times New Roman" w:hAnsi="Times New Roman" w:cs="Times New Roman"/>
+        </w:rPr>
+        <w:t xml:space="preserve"> du micro Humbucker afin de statuer sur son efficacité.</w:t>
+      </w:r>
+    </w:p>
+    <w:p>
+      <w:pPr>
+        <w:tabs>
+          <w:tab w:val="left" w:pos="2604"/>
+        </w:tabs>
+        <w:jc w:val="both"/>
+        <w:rPr>
+          <w:rFonts w:ascii="Times New Roman" w:hAnsi="Times New Roman" w:cs="Times New Roman"/>
+        </w:rPr>
+      </w:pPr>
+    </w:p>
+    <w:p>
+      <w:pPr>
+        <w:tabs>
+          <w:tab w:val="left" w:pos="2604"/>
+        </w:tabs>
+        <w:jc w:val="both"/>
+        <w:rPr>
+          <w:rFonts w:ascii="Times New Roman" w:hAnsi="Times New Roman" w:cs="Times New Roman"/>
+          <w:b/>
+          <w:bCs/>
           <w:u w:val="single"/>
         </w:rPr>
-        <w:t>taux de rejection de mode commun</w:t>
-      </w:r>
-      <w:r>
-        <w:rPr>
-          <w:rFonts w:ascii="Arial" w:hAnsi="Arial" w:cs="Arial"/>
+      </w:pPr>
+      <w:r>
+        <w:rPr>
+          <w:rFonts w:ascii="Times New Roman" w:hAnsi="Times New Roman" w:cs="Times New Roman"/>
+          <w:b/>
+          <w:bCs/>
           <w:u w:val="single"/>
         </w:rPr>
-        <w:t xml:space="preserve"> (CMRR)</w:t>
-      </w:r>
-      <w:r>
-        <w:rPr>
-          <w:rFonts w:ascii="Arial" w:hAnsi="Arial" w:cs="Arial"/>
-        </w:rPr>
-        <w:t xml:space="preserve"> du micro Humbucker afin de statuer sur son efficacité.</w:t>
+        <w:t>Problématique :</w:t>
+      </w:r>
+      <w:r>
+        <w:rPr>
+          <w:rFonts w:ascii="Times New Roman" w:hAnsi="Times New Roman" w:cs="Times New Roman"/>
+          <w:b/>
+          <w:bCs/>
+          <w:u w:val="single"/>
+        </w:rPr>
+        <w:t xml:space="preserve"> </w:t>
+      </w:r>
+      <w:r>
+        <w:rPr>
+          <w:rFonts w:ascii="Times New Roman" w:hAnsi="Times New Roman" w:cs="Times New Roman"/>
+        </w:rPr>
+        <w:t>Dans quelle mesure l'ajout d'une seconde bobine permet-il d'éliminer les parasites, et comment cela impacte-t-il la richesse du son ?</w:t>
       </w:r>
     </w:p>
     <w:p>
@@ -1954,76 +1960,29 @@
         </w:tabs>
         <w:jc w:val="both"/>
         <w:rPr>
-          <w:rFonts w:ascii="Arial" w:hAnsi="Arial" w:cs="Arial"/>
+          <w:rFonts w:ascii="Times New Roman" w:hAnsi="Times New Roman" w:cs="Times New Roman"/>
           <w:b/>
           <w:bCs/>
           <w:u w:val="single"/>
         </w:rPr>
       </w:pPr>
-      <w:r>
-        <w:rPr>
-          <w:rFonts w:ascii="Arial" w:hAnsi="Arial" w:cs="Arial"/>
+    </w:p>
+    <w:p>
+      <w:pPr>
+        <w:tabs>
+          <w:tab w:val="left" w:pos="2604"/>
+        </w:tabs>
+        <w:jc w:val="both"/>
+        <w:rPr>
+          <w:rFonts w:ascii="Times New Roman" w:hAnsi="Times New Roman" w:cs="Times New Roman"/>
           <w:b/>
           <w:bCs/>
           <w:u w:val="single"/>
         </w:rPr>
-        <w:t>Problématique :</w:t>
-      </w:r>
-      <w:r>
-        <w:rPr>
-          <w:rFonts w:ascii="Arial" w:hAnsi="Arial" w:cs="Arial"/>
-          <w:b/>
-          <w:bCs/>
-          <w:u w:val="single"/>
-        </w:rPr>
-        <w:t xml:space="preserve"> </w:t>
-      </w:r>
-      <w:r>
-        <w:rPr>
-          <w:rFonts w:ascii="Arial" w:hAnsi="Arial" w:cs="Arial"/>
-        </w:rPr>
-        <w:t xml:space="preserve">Comment le type de micro influence la qualité </w:t>
-      </w:r>
-      <w:r>
-        <w:rPr>
-          <w:rFonts w:ascii="Arial" w:hAnsi="Arial" w:cs="Arial"/>
-        </w:rPr>
-        <w:t xml:space="preserve">(pureté) </w:t>
-      </w:r>
-      <w:r>
-        <w:rPr>
-          <w:rFonts w:ascii="Arial" w:hAnsi="Arial" w:cs="Arial"/>
-        </w:rPr>
-        <w:t>et le timbre du son produit par une guitare électrique ?</w:t>
-      </w:r>
-    </w:p>
-    <w:p>
-      <w:pPr>
-        <w:tabs>
-          <w:tab w:val="left" w:pos="2604"/>
-        </w:tabs>
-        <w:jc w:val="both"/>
-        <w:rPr>
-          <w:rFonts w:ascii="Arial" w:hAnsi="Arial" w:cs="Arial"/>
-        </w:rPr>
-      </w:pPr>
-    </w:p>
-    <w:p>
-      <w:pPr>
-        <w:tabs>
-          <w:tab w:val="left" w:pos="2604"/>
-        </w:tabs>
-        <w:jc w:val="both"/>
-        <w:rPr>
-          <w:rFonts w:ascii="Arial" w:hAnsi="Arial" w:cs="Arial"/>
-          <w:b/>
-          <w:bCs/>
-          <w:u w:val="single"/>
-        </w:rPr>
-      </w:pPr>
-      <w:r>
-        <w:rPr>
-          <w:rFonts w:ascii="Arial" w:hAnsi="Arial" w:cs="Arial"/>
+      </w:pPr>
+      <w:r>
+        <w:rPr>
+          <w:rFonts w:ascii="Times New Roman" w:hAnsi="Times New Roman" w:cs="Times New Roman"/>
           <w:b/>
           <w:bCs/>
           <w:u w:val="single"/>
@@ -2043,26 +2002,26 @@
         </w:tabs>
         <w:jc w:val="both"/>
         <w:rPr>
-          <w:rFonts w:ascii="Arial" w:hAnsi="Arial" w:cs="Arial"/>
-        </w:rPr>
-      </w:pPr>
-      <w:r>
-        <w:rPr>
-          <w:rFonts w:ascii="Arial" w:hAnsi="Arial" w:cs="Arial"/>
-        </w:rPr>
-        <w:t xml:space="preserve">Déterminer la FEM induite en fonction des harmoniques de vibration de la corde pour quantifier </w:t>
-      </w:r>
-      <w:r>
-        <w:rPr>
-          <w:rFonts w:ascii="Arial" w:hAnsi="Arial" w:cs="Arial"/>
-        </w:rPr>
-        <w:t xml:space="preserve">l’influence </w:t>
-      </w:r>
-      <w:r>
-        <w:rPr>
-          <w:rFonts w:ascii="Arial" w:hAnsi="Arial" w:cs="Arial"/>
-        </w:rPr>
-        <w:t>sur le timbre</w:t>
+          <w:rFonts w:ascii="Times New Roman" w:hAnsi="Times New Roman" w:cs="Times New Roman"/>
+        </w:rPr>
+      </w:pPr>
+      <w:r>
+        <w:rPr>
+          <w:rFonts w:ascii="Times New Roman" w:hAnsi="Times New Roman" w:cs="Times New Roman"/>
+        </w:rPr>
+        <w:t>Modéliser</w:t>
+      </w:r>
+      <w:r>
+        <w:rPr>
+          <w:rFonts w:ascii="Times New Roman" w:hAnsi="Times New Roman" w:cs="Times New Roman"/>
+        </w:rPr>
+        <w:t xml:space="preserve"> </w:t>
+      </w:r>
+      <w:r>
+        <w:rPr>
+          <w:rFonts w:ascii="Times New Roman" w:hAnsi="Times New Roman" w:cs="Times New Roman"/>
+        </w:rPr>
+        <w:t>le phénomène de transduction pour établir l’expression de la force électromotrice induite en fonction des paramètres de vibration de la corde.</w:t>
       </w:r>
     </w:p>
     <w:p>
@@ -2077,14 +2036,20 @@
         </w:tabs>
         <w:jc w:val="both"/>
         <w:rPr>
-          <w:rFonts w:ascii="Arial" w:hAnsi="Arial" w:cs="Arial"/>
-        </w:rPr>
-      </w:pPr>
-      <w:r>
-        <w:rPr>
-          <w:rFonts w:ascii="Arial" w:hAnsi="Arial" w:cs="Arial"/>
-        </w:rPr>
-        <w:t>Etablir la fonction de transfert du circuit RLC équivalent des micros pour quantifier l’influence sur le timbre</w:t>
+          <w:rFonts w:ascii="Times New Roman" w:hAnsi="Times New Roman" w:cs="Times New Roman"/>
+        </w:rPr>
+      </w:pPr>
+      <w:r>
+        <w:rPr>
+          <w:rFonts w:ascii="Times New Roman" w:hAnsi="Times New Roman" w:cs="Times New Roman"/>
+        </w:rPr>
+        <w:t xml:space="preserve">Etablir la fonction de transfert du circuit RLC équivalent des micros </w:t>
+      </w:r>
+      <w:r>
+        <w:rPr>
+          <w:rFonts w:ascii="Times New Roman" w:hAnsi="Times New Roman" w:cs="Times New Roman"/>
+        </w:rPr>
+        <w:t>et caractériser expérimentalement l’influence sur le timbre via les diagrammes de Bode</w:t>
       </w:r>
     </w:p>
     <w:p>
@@ -2099,14 +2064,38 @@
         </w:tabs>
         <w:jc w:val="both"/>
         <w:rPr>
-          <w:rFonts w:ascii="Arial" w:hAnsi="Arial" w:cs="Arial"/>
-        </w:rPr>
-      </w:pPr>
-      <w:r>
-        <w:rPr>
-          <w:rFonts w:ascii="Arial" w:hAnsi="Arial" w:cs="Arial"/>
-        </w:rPr>
-        <w:t>Théoriser la FEM résiduelle du Humbucker sous un champ parasite non uniforme pour quantifier sur la qualité</w:t>
+          <w:rFonts w:ascii="Times New Roman" w:hAnsi="Times New Roman" w:cs="Times New Roman"/>
+        </w:rPr>
+      </w:pPr>
+      <w:r>
+        <w:rPr>
+          <w:rFonts w:ascii="Times New Roman" w:hAnsi="Times New Roman" w:cs="Times New Roman"/>
+        </w:rPr>
+        <w:t xml:space="preserve">Démontrer le principe de </w:t>
+      </w:r>
+      <w:r>
+        <w:rPr>
+          <w:rFonts w:ascii="Times New Roman" w:hAnsi="Times New Roman" w:cs="Times New Roman"/>
+        </w:rPr>
+        <w:t>rejet</w:t>
+      </w:r>
+      <w:r>
+        <w:rPr>
+          <w:rFonts w:ascii="Times New Roman" w:hAnsi="Times New Roman" w:cs="Times New Roman"/>
+        </w:rPr>
+        <w:t xml:space="preserve"> de mode</w:t>
+      </w:r>
+      <w:r>
+        <w:rPr>
+          <w:rFonts w:ascii="Times New Roman" w:hAnsi="Times New Roman" w:cs="Times New Roman"/>
+        </w:rPr>
+        <w:t xml:space="preserve"> commun </w:t>
+      </w:r>
+      <w:r>
+        <w:rPr>
+          <w:rFonts w:ascii="Times New Roman" w:hAnsi="Times New Roman" w:cs="Times New Roman"/>
+        </w:rPr>
+        <w:t>utilisé par l’architecture du Humbucker.</w:t>
       </w:r>
     </w:p>
     <w:p>
@@ -2121,26 +2110,14 @@
         </w:tabs>
         <w:jc w:val="both"/>
         <w:rPr>
-          <w:rFonts w:ascii="Arial" w:hAnsi="Arial" w:cs="Arial"/>
-        </w:rPr>
-      </w:pPr>
-      <w:r>
-        <w:rPr>
-          <w:rFonts w:ascii="Arial" w:hAnsi="Arial" w:cs="Arial"/>
-        </w:rPr>
-        <w:t xml:space="preserve">Concevoir une maquette permettant de </w:t>
-      </w:r>
-      <w:r>
-        <w:rPr>
-          <w:rFonts w:ascii="Arial" w:hAnsi="Arial" w:cs="Arial"/>
-        </w:rPr>
-        <w:t>valider</w:t>
-      </w:r>
-      <w:r>
-        <w:rPr>
-          <w:rFonts w:ascii="Arial" w:hAnsi="Arial" w:cs="Arial"/>
-        </w:rPr>
-        <w:t xml:space="preserve"> et/ou critiquer cette théorie</w:t>
+          <w:rFonts w:ascii="Times New Roman" w:hAnsi="Times New Roman" w:cs="Times New Roman"/>
+        </w:rPr>
+      </w:pPr>
+      <w:r>
+        <w:rPr>
+          <w:rFonts w:ascii="Times New Roman" w:hAnsi="Times New Roman" w:cs="Times New Roman"/>
+        </w:rPr>
+        <w:t>Mettre en œuvre un dispositif expérimental permettant de vérifier l’efficacité du Humbucker a réduire le bourdonnement.</w:t>
       </w:r>
     </w:p>
     <w:p>
@@ -2155,61 +2132,26 @@
         </w:tabs>
         <w:jc w:val="both"/>
         <w:rPr>
-          <w:rFonts w:ascii="Arial" w:hAnsi="Arial" w:cs="Arial"/>
-        </w:rPr>
-      </w:pPr>
-      <w:r>
-        <w:rPr>
-          <w:rFonts w:ascii="Arial" w:hAnsi="Arial" w:cs="Arial"/>
-        </w:rPr>
-        <w:t xml:space="preserve">Déterminer le taux de rejection </w:t>
-      </w:r>
-      <w:r>
-        <w:rPr>
-          <w:rFonts w:ascii="Arial" w:hAnsi="Arial" w:cs="Arial"/>
-        </w:rPr>
-        <w:t xml:space="preserve">de mode commun </w:t>
-      </w:r>
-      <w:r>
-        <w:rPr>
-          <w:rFonts w:ascii="Arial" w:hAnsi="Arial" w:cs="Arial"/>
-        </w:rPr>
-        <w:t>du micro Humbucker</w:t>
-      </w:r>
-    </w:p>
-    <w:p>
-      <w:pPr>
-        <w:pStyle w:val="ListParagraph"/>
-        <w:numPr>
-          <w:ilvl w:val="0"/>
-          <w:numId w:val="1"/>
-        </w:numPr>
+          <w:rFonts w:ascii="Times New Roman" w:hAnsi="Times New Roman" w:cs="Times New Roman"/>
+        </w:rPr>
+      </w:pPr>
+      <w:r>
+        <w:rPr>
+          <w:rFonts w:ascii="Times New Roman" w:hAnsi="Times New Roman" w:cs="Times New Roman"/>
+        </w:rPr>
+        <w:t>Valider l’efficacité de réduction du bourdonnement et quantifier la perte d’harmoniques associées pour répondre à la problématique du compromis</w:t>
+      </w:r>
+    </w:p>
+    <w:p>
+      <w:pPr>
         <w:tabs>
           <w:tab w:val="left" w:pos="2604"/>
         </w:tabs>
         <w:jc w:val="both"/>
         <w:rPr>
-          <w:rFonts w:ascii="Arial" w:hAnsi="Arial" w:cs="Arial"/>
-        </w:rPr>
-      </w:pPr>
-      <w:r>
-        <w:rPr>
-          <w:rFonts w:ascii="Arial" w:hAnsi="Arial" w:cs="Arial"/>
-        </w:rPr>
-        <w:t xml:space="preserve">Conclure sur les avantages et </w:t>
-      </w:r>
-      <w:r>
-        <w:rPr>
-          <w:rFonts w:ascii="Arial" w:hAnsi="Arial" w:cs="Arial"/>
-        </w:rPr>
-        <w:t>les inconvénients</w:t>
-      </w:r>
-      <w:r>
-        <w:rPr>
-          <w:rFonts w:ascii="Arial" w:hAnsi="Arial" w:cs="Arial"/>
-        </w:rPr>
-        <w:t xml:space="preserve"> du micro Humbucker</w:t>
-      </w:r>
+          <w:rFonts w:ascii="Times New Roman" w:hAnsi="Times New Roman" w:cs="Times New Roman"/>
+        </w:rPr>
+      </w:pPr>
     </w:p>
     <w:p>
       <w:pPr>
@@ -2218,9 +2160,22 @@
         </w:tabs>
         <w:jc w:val="both"/>
         <w:rPr>
-          <w:rFonts w:ascii="Arial" w:hAnsi="Arial" w:cs="Arial"/>
-        </w:rPr>
-      </w:pPr>
+          <w:rFonts w:ascii="Times New Roman" w:hAnsi="Times New Roman" w:cs="Times New Roman"/>
+          <w:b/>
+          <w:bCs/>
+          <w:u w:val="single"/>
+        </w:rPr>
+      </w:pPr>
+      <w:r>
+        <w:rPr>
+          <w:rFonts w:ascii="Times New Roman" w:hAnsi="Times New Roman" w:cs="Times New Roman"/>
+          <w:b/>
+          <w:bCs/>
+          <w:u w:val="single"/>
+        </w:rPr>
+        <w:lastRenderedPageBreak/>
+        <w:t>Référence Bibliographique :</w:t>
+      </w:r>
     </w:p>
     <w:p>
       <w:pPr>
@@ -2229,36 +2184,13 @@
         </w:tabs>
         <w:jc w:val="both"/>
         <w:rPr>
-          <w:rFonts w:ascii="Arial" w:hAnsi="Arial" w:cs="Arial"/>
-          <w:b/>
-          <w:bCs/>
-          <w:u w:val="single"/>
-        </w:rPr>
-      </w:pPr>
-      <w:r>
-        <w:rPr>
-          <w:rFonts w:ascii="Arial" w:hAnsi="Arial" w:cs="Arial"/>
-          <w:b/>
-          <w:bCs/>
-          <w:u w:val="single"/>
-        </w:rPr>
-        <w:t>Référence Bibliographique :</w:t>
-      </w:r>
-    </w:p>
-    <w:p>
-      <w:pPr>
-        <w:tabs>
-          <w:tab w:val="left" w:pos="2604"/>
-        </w:tabs>
-        <w:jc w:val="both"/>
-        <w:rPr>
-          <w:rFonts w:ascii="Arial" w:hAnsi="Arial" w:cs="Arial"/>
+          <w:rFonts w:ascii="Times New Roman" w:hAnsi="Times New Roman" w:cs="Times New Roman"/>
           <w:lang w:val="en-GB"/>
         </w:rPr>
       </w:pPr>
       <w:r>
         <w:rPr>
-          <w:rFonts w:ascii="Arial" w:hAnsi="Arial" w:cs="Arial"/>
+          <w:rFonts w:ascii="Times New Roman" w:hAnsi="Times New Roman" w:cs="Times New Roman"/>
           <w:b/>
           <w:bCs/>
         </w:rPr>
@@ -2266,13 +2198,13 @@
       </w:r>
       <w:r>
         <w:rPr>
-          <w:rFonts w:ascii="Arial" w:hAnsi="Arial" w:cs="Arial"/>
+          <w:rFonts w:ascii="Times New Roman" w:hAnsi="Times New Roman" w:cs="Times New Roman"/>
         </w:rPr>
         <w:t xml:space="preserve"> Matthew W. Hill, "The hidden history of the electric guitar", in </w:t>
       </w:r>
       <w:r>
         <w:rPr>
-          <w:rFonts w:ascii="Arial" w:hAnsi="Arial" w:cs="Arial"/>
+          <w:rFonts w:ascii="Times New Roman" w:hAnsi="Times New Roman" w:cs="Times New Roman"/>
           <w:i/>
           <w:iCs/>
         </w:rPr>
@@ -2280,13 +2212,13 @@
       </w:r>
       <w:r>
         <w:rPr>
-          <w:rFonts w:ascii="Arial" w:hAnsi="Arial" w:cs="Arial"/>
+          <w:rFonts w:ascii="Times New Roman" w:hAnsi="Times New Roman" w:cs="Times New Roman"/>
         </w:rPr>
         <w:t xml:space="preserve">, Benoît Navarret et al. </w:t>
       </w:r>
       <w:r>
         <w:rPr>
-          <w:rFonts w:ascii="Arial" w:hAnsi="Arial" w:cs="Arial"/>
+          <w:rFonts w:ascii="Times New Roman" w:hAnsi="Times New Roman" w:cs="Times New Roman"/>
           <w:lang w:val="en-GB"/>
         </w:rPr>
         <w:t>(dir.), Sorbonne Université Presses, pp. 33-61, 2022.</w:t>
@@ -2299,13 +2231,13 @@
         </w:tabs>
         <w:jc w:val="both"/>
         <w:rPr>
-          <w:rFonts w:ascii="Arial" w:hAnsi="Arial" w:cs="Arial"/>
+          <w:rFonts w:ascii="Times New Roman" w:hAnsi="Times New Roman" w:cs="Times New Roman"/>
           <w:lang w:val="en-GB"/>
         </w:rPr>
       </w:pPr>
       <w:r>
         <w:rPr>
-          <w:rFonts w:ascii="Arial" w:hAnsi="Arial" w:cs="Arial"/>
+          <w:rFonts w:ascii="Times New Roman" w:hAnsi="Times New Roman" w:cs="Times New Roman"/>
           <w:b/>
           <w:bCs/>
           <w:lang w:val="en-GB"/>
@@ -2314,14 +2246,14 @@
       </w:r>
       <w:r>
         <w:rPr>
-          <w:rFonts w:ascii="Arial" w:hAnsi="Arial" w:cs="Arial"/>
+          <w:rFonts w:ascii="Times New Roman" w:hAnsi="Times New Roman" w:cs="Times New Roman"/>
           <w:lang w:val="en-GB"/>
         </w:rPr>
         <w:t xml:space="preserve"> Dan Carson, "Investigation of the Electromagnetic Properties of Electric Guitar Pickups", </w:t>
       </w:r>
       <w:r>
         <w:rPr>
-          <w:rFonts w:ascii="Arial" w:hAnsi="Arial" w:cs="Arial"/>
+          <w:rFonts w:ascii="Times New Roman" w:hAnsi="Times New Roman" w:cs="Times New Roman"/>
           <w:i/>
           <w:iCs/>
           <w:lang w:val="en-GB"/>
@@ -2330,7 +2262,7 @@
       </w:r>
       <w:r>
         <w:rPr>
-          <w:rFonts w:ascii="Arial" w:hAnsi="Arial" w:cs="Arial"/>
+          <w:rFonts w:ascii="Times New Roman" w:hAnsi="Times New Roman" w:cs="Times New Roman"/>
           <w:lang w:val="en-GB"/>
         </w:rPr>
         <w:t>, Physics Senior Thesis, 2009.</w:t>
@@ -2343,13 +2275,13 @@
         </w:tabs>
         <w:jc w:val="both"/>
         <w:rPr>
-          <w:rFonts w:ascii="Arial" w:hAnsi="Arial" w:cs="Arial"/>
+          <w:rFonts w:ascii="Times New Roman" w:hAnsi="Times New Roman" w:cs="Times New Roman"/>
           <w:lang w:val="en-GB"/>
         </w:rPr>
       </w:pPr>
       <w:r>
         <w:rPr>
-          <w:rFonts w:ascii="Arial" w:hAnsi="Arial" w:cs="Arial"/>
+          <w:rFonts w:ascii="Times New Roman" w:hAnsi="Times New Roman" w:cs="Times New Roman"/>
           <w:b/>
           <w:bCs/>
           <w:lang w:val="en-GB"/>
@@ -2358,14 +2290,14 @@
       </w:r>
       <w:r>
         <w:rPr>
-          <w:rFonts w:ascii="Arial" w:hAnsi="Arial" w:cs="Arial"/>
+          <w:rFonts w:ascii="Times New Roman" w:hAnsi="Times New Roman" w:cs="Times New Roman"/>
           <w:lang w:val="en-GB"/>
         </w:rPr>
         <w:t xml:space="preserve"> P. Perov, W. Johnson et N. Perova-Mello, "The physics of guitar string vibrations", </w:t>
       </w:r>
       <w:r>
         <w:rPr>
-          <w:rFonts w:ascii="Arial" w:hAnsi="Arial" w:cs="Arial"/>
+          <w:rFonts w:ascii="Times New Roman" w:hAnsi="Times New Roman" w:cs="Times New Roman"/>
           <w:i/>
           <w:iCs/>
           <w:lang w:val="en-GB"/>
@@ -2374,7 +2306,7 @@
       </w:r>
       <w:r>
         <w:rPr>
-          <w:rFonts w:ascii="Arial" w:hAnsi="Arial" w:cs="Arial"/>
+          <w:rFonts w:ascii="Times New Roman" w:hAnsi="Times New Roman" w:cs="Times New Roman"/>
           <w:lang w:val="en-GB"/>
         </w:rPr>
         <w:t>, vol. 84, no. 1, pp. 38–43, 2016.</w:t>
@@ -2387,12 +2319,12 @@
         </w:tabs>
         <w:jc w:val="both"/>
         <w:rPr>
-          <w:rFonts w:ascii="Arial" w:hAnsi="Arial" w:cs="Arial"/>
-        </w:rPr>
-      </w:pPr>
-      <w:r>
-        <w:rPr>
-          <w:rFonts w:ascii="Arial" w:hAnsi="Arial" w:cs="Arial"/>
+          <w:rFonts w:ascii="Times New Roman" w:hAnsi="Times New Roman" w:cs="Times New Roman"/>
+        </w:rPr>
+      </w:pPr>
+      <w:r>
+        <w:rPr>
+          <w:rFonts w:ascii="Times New Roman" w:hAnsi="Times New Roman" w:cs="Times New Roman"/>
           <w:b/>
           <w:bCs/>
           <w:lang w:val="en-GB"/>
@@ -2401,14 +2333,14 @@
       </w:r>
       <w:r>
         <w:rPr>
-          <w:rFonts w:ascii="Arial" w:hAnsi="Arial" w:cs="Arial"/>
+          <w:rFonts w:ascii="Times New Roman" w:hAnsi="Times New Roman" w:cs="Times New Roman"/>
           <w:lang w:val="en-GB"/>
         </w:rPr>
         <w:t xml:space="preserve"> S. W. Duncan, "Interview With Seth Lover", </w:t>
       </w:r>
       <w:r>
         <w:rPr>
-          <w:rFonts w:ascii="Arial" w:hAnsi="Arial" w:cs="Arial"/>
+          <w:rFonts w:ascii="Times New Roman" w:hAnsi="Times New Roman" w:cs="Times New Roman"/>
           <w:i/>
           <w:iCs/>
           <w:lang w:val="en-GB"/>
@@ -2417,20 +2349,20 @@
       </w:r>
       <w:r>
         <w:rPr>
-          <w:rFonts w:ascii="Arial" w:hAnsi="Arial" w:cs="Arial"/>
+          <w:rFonts w:ascii="Times New Roman" w:hAnsi="Times New Roman" w:cs="Times New Roman"/>
           <w:lang w:val="en-GB"/>
         </w:rPr>
         <w:t xml:space="preserve">.  </w:t>
       </w:r>
       <w:r>
         <w:rPr>
-          <w:rFonts w:ascii="Arial" w:hAnsi="Arial" w:cs="Arial"/>
+          <w:rFonts w:ascii="Times New Roman" w:hAnsi="Times New Roman" w:cs="Times New Roman"/>
         </w:rPr>
         <w:t xml:space="preserve">[En ligne]. Disponible sur : </w:t>
       </w:r>
       <w:r>
         <w:rPr>
-          <w:rFonts w:ascii="Arial" w:hAnsi="Arial" w:cs="Arial"/>
+          <w:rFonts w:ascii="Times New Roman" w:hAnsi="Times New Roman" w:cs="Times New Roman"/>
         </w:rPr>
         <w:br/>
       </w:r>
@@ -2438,9 +2370,23 @@
         <w:r>
           <w:rPr>
             <w:rStyle w:val="Hyperlink"/>
-            <w:rFonts w:ascii="Arial" w:hAnsi="Arial" w:cs="Arial"/>
+            <w:rFonts w:ascii="Times New Roman" w:hAnsi="Times New Roman" w:cs="Times New Roman"/>
           </w:rPr>
-          <w:t>https://www.seymourduncan.com/blog/latest-updates/seymour-w-duncans-interview-with-seth-lover</w:t>
+          <w:t>https://www.seymourduncan.com/blog</w:t>
+        </w:r>
+        <w:r>
+          <w:rPr>
+            <w:rStyle w:val="Hyperlink"/>
+            <w:rFonts w:ascii="Times New Roman" w:hAnsi="Times New Roman" w:cs="Times New Roman"/>
+          </w:rPr>
+          <w:t>/</w:t>
+        </w:r>
+        <w:r>
+          <w:rPr>
+            <w:rStyle w:val="Hyperlink"/>
+            <w:rFonts w:ascii="Times New Roman" w:hAnsi="Times New Roman" w:cs="Times New Roman"/>
+          </w:rPr>
+          <w:t>latest-updates/seymour-w-duncans-interview-with-seth-lover</w:t>
         </w:r>
       </w:hyperlink>
     </w:p>
@@ -2451,13 +2397,13 @@
         </w:tabs>
         <w:jc w:val="both"/>
         <w:rPr>
-          <w:rFonts w:ascii="Arial" w:hAnsi="Arial" w:cs="Arial"/>
+          <w:rFonts w:ascii="Times New Roman" w:hAnsi="Times New Roman" w:cs="Times New Roman"/>
           <w:lang w:val="en-GB"/>
         </w:rPr>
       </w:pPr>
       <w:r>
         <w:rPr>
-          <w:rFonts w:ascii="Arial" w:hAnsi="Arial" w:cs="Arial"/>
+          <w:rFonts w:ascii="Times New Roman" w:hAnsi="Times New Roman" w:cs="Times New Roman"/>
           <w:b/>
           <w:bCs/>
           <w:lang w:val="en-GB"/>
@@ -2466,30 +2412,14 @@
       </w:r>
       <w:r>
         <w:rPr>
-          <w:rFonts w:ascii="Arial" w:hAnsi="Arial" w:cs="Arial"/>
+          <w:rFonts w:ascii="Times New Roman" w:hAnsi="Times New Roman" w:cs="Times New Roman"/>
           <w:lang w:val="en-GB"/>
         </w:rPr>
-        <w:t xml:space="preserve"> A. Novak, B. </w:t>
-      </w:r>
-      <w:proofErr w:type="spellStart"/>
-      <w:r>
-        <w:rPr>
-          <w:rFonts w:ascii="Arial" w:hAnsi="Arial" w:cs="Arial"/>
-          <w:lang w:val="en-GB"/>
-        </w:rPr>
-        <w:t>Lihoreau</w:t>
-      </w:r>
-      <w:proofErr w:type="spellEnd"/>
-      <w:r>
-        <w:rPr>
-          <w:rFonts w:ascii="Arial" w:hAnsi="Arial" w:cs="Arial"/>
-          <w:lang w:val="en-GB"/>
-        </w:rPr>
-        <w:t xml:space="preserve">, E. Brasseur, P. Lotton et L. Simon, "Guitar Pickup: Measurement of its Two-Dimensional Nonlinear Function", </w:t>
-      </w:r>
-      <w:r>
-        <w:rPr>
-          <w:rFonts w:ascii="Arial" w:hAnsi="Arial" w:cs="Arial"/>
+        <w:t xml:space="preserve"> A. Novak, B. Lihoreau, E. Brasseur, P. Lotton et L. Simon, "Guitar Pickup: Measurement of its Two-Dimensional Nonlinear Function", </w:t>
+      </w:r>
+      <w:r>
+        <w:rPr>
+          <w:rFonts w:ascii="Times New Roman" w:hAnsi="Times New Roman" w:cs="Times New Roman"/>
           <w:i/>
           <w:iCs/>
           <w:lang w:val="en-GB"/>
@@ -2498,7 +2428,7 @@
       </w:r>
       <w:r>
         <w:rPr>
-          <w:rFonts w:ascii="Arial" w:hAnsi="Arial" w:cs="Arial"/>
+          <w:rFonts w:ascii="Times New Roman" w:hAnsi="Times New Roman" w:cs="Times New Roman"/>
           <w:lang w:val="en-GB"/>
         </w:rPr>
         <w:t>, vol. 68, no. 3, pp. 184-192, 2020.</w:t>
@@ -2511,13 +2441,13 @@
         </w:tabs>
         <w:jc w:val="both"/>
         <w:rPr>
-          <w:rFonts w:ascii="Arial" w:hAnsi="Arial" w:cs="Arial"/>
+          <w:rFonts w:ascii="Times New Roman" w:hAnsi="Times New Roman" w:cs="Times New Roman"/>
           <w:lang w:val="en-GB"/>
         </w:rPr>
       </w:pPr>
       <w:r>
         <w:rPr>
-          <w:rFonts w:ascii="Arial" w:hAnsi="Arial" w:cs="Arial"/>
+          <w:rFonts w:ascii="Times New Roman" w:hAnsi="Times New Roman" w:cs="Times New Roman"/>
           <w:b/>
           <w:bCs/>
           <w:lang w:val="en-GB"/>
@@ -2526,30 +2456,14 @@
       </w:r>
       <w:r>
         <w:rPr>
-          <w:rFonts w:ascii="Arial" w:hAnsi="Arial" w:cs="Arial"/>
+          <w:rFonts w:ascii="Times New Roman" w:hAnsi="Times New Roman" w:cs="Times New Roman"/>
           <w:lang w:val="en-GB"/>
         </w:rPr>
-        <w:t xml:space="preserve"> R. </w:t>
-      </w:r>
-      <w:proofErr w:type="spellStart"/>
-      <w:r>
-        <w:rPr>
-          <w:rFonts w:ascii="Arial" w:hAnsi="Arial" w:cs="Arial"/>
-          <w:lang w:val="en-GB"/>
-        </w:rPr>
-        <w:t>Giampiccolo</w:t>
-      </w:r>
-      <w:proofErr w:type="spellEnd"/>
-      <w:r>
-        <w:rPr>
-          <w:rFonts w:ascii="Arial" w:hAnsi="Arial" w:cs="Arial"/>
-          <w:lang w:val="en-GB"/>
-        </w:rPr>
-        <w:t xml:space="preserve">, A. Bernardini et A. Sarti, "Virtualization of Guitar Pickups Through Circuit Inversion", </w:t>
-      </w:r>
-      <w:r>
-        <w:rPr>
-          <w:rFonts w:ascii="Arial" w:hAnsi="Arial" w:cs="Arial"/>
+        <w:t xml:space="preserve"> R. Giampiccolo, A. Bernardini et A. Sarti, "Virtualization of Guitar Pickups Through Circuit Inversion", </w:t>
+      </w:r>
+      <w:r>
+        <w:rPr>
+          <w:rFonts w:ascii="Times New Roman" w:hAnsi="Times New Roman" w:cs="Times New Roman"/>
           <w:i/>
           <w:iCs/>
           <w:lang w:val="en-GB"/>
@@ -2558,7 +2472,7 @@
       </w:r>
       <w:r>
         <w:rPr>
-          <w:rFonts w:ascii="Arial" w:hAnsi="Arial" w:cs="Arial"/>
+          <w:rFonts w:ascii="Times New Roman" w:hAnsi="Times New Roman" w:cs="Times New Roman"/>
           <w:lang w:val="en-GB"/>
         </w:rPr>
         <w:t>, vol. 30, pp. 458-462, 2023.</w:t>
@@ -2571,32 +2485,25 @@
         </w:tabs>
         <w:jc w:val="both"/>
         <w:rPr>
-          <w:rFonts w:ascii="Arial" w:hAnsi="Arial" w:cs="Arial"/>
+          <w:rFonts w:ascii="Times New Roman" w:hAnsi="Times New Roman" w:cs="Times New Roman"/>
           <w:lang w:val="en-GB"/>
         </w:rPr>
       </w:pPr>
       <w:r>
         <w:rPr>
-          <w:rFonts w:ascii="Arial" w:hAnsi="Arial" w:cs="Arial"/>
+          <w:rFonts w:ascii="Times New Roman" w:hAnsi="Times New Roman" w:cs="Times New Roman"/>
+          <w:b/>
+          <w:bCs/>
           <w:lang w:val="en-GB"/>
         </w:rPr>
-        <w:t xml:space="preserve">[7] </w:t>
-      </w:r>
-      <w:proofErr w:type="spellStart"/>
-      <w:r>
-        <w:rPr>
-          <w:rFonts w:ascii="Arial" w:hAnsi="Arial" w:cs="Arial"/>
+        <w:t>[7]</w:t>
+      </w:r>
+      <w:r>
+        <w:rPr>
+          <w:rFonts w:ascii="Times New Roman" w:hAnsi="Times New Roman" w:cs="Times New Roman"/>
           <w:lang w:val="en-GB"/>
         </w:rPr>
-        <w:t>WiseGuy</w:t>
-      </w:r>
-      <w:proofErr w:type="spellEnd"/>
-      <w:r>
-        <w:rPr>
-          <w:rFonts w:ascii="Arial" w:hAnsi="Arial" w:cs="Arial"/>
-          <w:lang w:val="en-GB"/>
-        </w:rPr>
-        <w:t xml:space="preserve"> Research Consultants, "Global Electric Guitar Pickup Market Research Report 2024," Pune, India, 2024.</w:t>
+        <w:t xml:space="preserve"> WiseGuy Research Consultants, "Global Electric Guitar Pickup Market Research Report 2024," Pune, India, 2024.</w:t>
       </w:r>
     </w:p>
     <w:sectPr>
@@ -3678,7 +3585,6 @@
   <w:style w:type="character" w:default="1" w:styleId="DefaultParagraphFont">
     <w:name w:val="Default Paragraph Font"/>
     <w:uiPriority w:val="1"/>
-    <w:semiHidden/>
     <w:unhideWhenUsed/>
   </w:style>
   <w:style w:type="table" w:default="1" w:styleId="TableNormal">
@@ -4034,6 +3940,18 @@
       <w:shd w:val="clear" w:color="auto" w:fill="E1DFDD"/>
     </w:rPr>
   </w:style>
+  <w:style w:type="character" w:styleId="FollowedHyperlink">
+    <w:name w:val="FollowedHyperlink"/>
+    <w:basedOn w:val="DefaultParagraphFont"/>
+    <w:uiPriority w:val="99"/>
+    <w:semiHidden/>
+    <w:unhideWhenUsed/>
+    <w:rsid w:val="00831511"/>
+    <w:rPr>
+      <w:color w:val="954F72" w:themeColor="followedHyperlink"/>
+      <w:u w:val="single"/>
+    </w:rPr>
+  </w:style>
 </w:styles>
 </file>
 

--- a/Views/MCOT/V1.docx
+++ b/Views/MCOT/V1.docx
@@ -534,7 +534,20 @@
           <w:rFonts w:ascii="Times New Roman" w:hAnsi="Times New Roman" w:cs="Times New Roman"/>
         </w:rPr>
         <w:tab/>
-        <w:t>Humbucker pickups</w:t>
+      </w:r>
+      <w:proofErr w:type="spellStart"/>
+      <w:r>
+        <w:rPr>
+          <w:rFonts w:ascii="Times New Roman" w:hAnsi="Times New Roman" w:cs="Times New Roman"/>
+        </w:rPr>
+        <w:t>Humbucker</w:t>
+      </w:r>
+      <w:proofErr w:type="spellEnd"/>
+      <w:r>
+        <w:rPr>
+          <w:rFonts w:ascii="Times New Roman" w:hAnsi="Times New Roman" w:cs="Times New Roman"/>
+        </w:rPr>
+        <w:t xml:space="preserve"> pickups</w:t>
       </w:r>
       <w:r>
         <w:rPr>
@@ -566,8 +579,16 @@
           <w:rFonts w:ascii="Times New Roman" w:hAnsi="Times New Roman" w:cs="Times New Roman"/>
         </w:rPr>
         <w:tab/>
-        <w:t>Spectral analysis</w:t>
-      </w:r>
+        <w:t xml:space="preserve">Spectral </w:t>
+      </w:r>
+      <w:proofErr w:type="spellStart"/>
+      <w:r>
+        <w:rPr>
+          <w:rFonts w:ascii="Times New Roman" w:hAnsi="Times New Roman" w:cs="Times New Roman"/>
+        </w:rPr>
+        <w:t>analysis</w:t>
+      </w:r>
+      <w:proofErr w:type="spellEnd"/>
       <w:r>
         <w:rPr>
           <w:rFonts w:ascii="Times New Roman" w:hAnsi="Times New Roman" w:cs="Times New Roman"/>
@@ -598,8 +619,15 @@
           <w:rFonts w:ascii="Times New Roman" w:hAnsi="Times New Roman" w:cs="Times New Roman"/>
         </w:rPr>
         <w:tab/>
+      </w:r>
+      <w:proofErr w:type="spellStart"/>
+      <w:r>
+        <w:rPr>
+          <w:rFonts w:ascii="Times New Roman" w:hAnsi="Times New Roman" w:cs="Times New Roman"/>
+        </w:rPr>
         <w:t>Filtering</w:t>
       </w:r>
+      <w:proofErr w:type="spellEnd"/>
     </w:p>
     <w:p>
       <w:pPr>
@@ -650,7 +678,19 @@
         <w:rPr>
           <w:rFonts w:ascii="Times New Roman" w:hAnsi="Times New Roman" w:cs="Times New Roman"/>
         </w:rPr>
-        <w:t>e siècle a marqué l’histoire de la musique. Née suite à la nécessité d’amplifier le son pour rivaliser avec les percussions et les cuivres dans les grands ensembles, elle a transformé le paysage musical.</w:t>
+        <w:t>e siècle a marqué l’histoire de la musique. Née suite à la nécessité d’amplifier le son pour rivaliser avec les percussions et les cuivres dans les grands ensembles, elle a transformé le paysage musical</w:t>
+      </w:r>
+      <w:r>
+        <w:rPr>
+          <w:rFonts w:ascii="Times New Roman" w:hAnsi="Times New Roman" w:cs="Times New Roman"/>
+        </w:rPr>
+        <w:t xml:space="preserve"> et sont aujourd’hui </w:t>
+      </w:r>
+      <w:r>
+        <w:rPr>
+          <w:rFonts w:ascii="Times New Roman" w:hAnsi="Times New Roman" w:cs="Times New Roman"/>
+        </w:rPr>
+        <w:t>.</w:t>
       </w:r>
     </w:p>
     <w:p>
@@ -704,7 +744,23 @@
           <w:b/>
           <w:bCs/>
         </w:rPr>
-        <w:t>[1]</w:t>
+        <w:t>[</w:t>
+      </w:r>
+      <w:r>
+        <w:rPr>
+          <w:rFonts w:ascii="Times New Roman" w:hAnsi="Times New Roman" w:cs="Times New Roman"/>
+          <w:b/>
+          <w:bCs/>
+        </w:rPr>
+        <w:t>2</w:t>
+      </w:r>
+      <w:r>
+        <w:rPr>
+          <w:rFonts w:ascii="Times New Roman" w:hAnsi="Times New Roman" w:cs="Times New Roman"/>
+          <w:b/>
+          <w:bCs/>
+        </w:rPr>
+        <w:t>]</w:t>
       </w:r>
       <w:r>
         <w:rPr>
@@ -768,7 +824,7 @@
           <w:b/>
           <w:bCs/>
         </w:rPr>
-        <w:t>1</w:t>
+        <w:t>2</w:t>
       </w:r>
       <w:r>
         <w:rPr>
@@ -817,7 +873,7 @@
           <w:b/>
           <w:bCs/>
         </w:rPr>
-        <w:t>2</w:t>
+        <w:t>3</w:t>
       </w:r>
       <w:r>
         <w:rPr>
@@ -1396,7 +1452,7 @@
           <w:b/>
           <w:bCs/>
         </w:rPr>
-        <w:t>4</w:t>
+        <w:t>3</w:t>
       </w:r>
       <w:r>
         <w:rPr>
@@ -1497,7 +1553,21 @@
         <w:rPr>
           <w:rFonts w:ascii="Times New Roman" w:hAnsi="Times New Roman" w:cs="Times New Roman"/>
         </w:rPr>
-        <w:t xml:space="preserve"> :</w:t>
+        <w:t xml:space="preserve"> </w:t>
+      </w:r>
+      <w:r>
+        <w:rPr>
+          <w:rFonts w:ascii="Times New Roman" w:hAnsi="Times New Roman" w:cs="Times New Roman"/>
+          <w:b/>
+          <w:bCs/>
+        </w:rPr>
+        <w:t>[3]</w:t>
+      </w:r>
+      <w:r>
+        <w:rPr>
+          <w:rFonts w:ascii="Times New Roman" w:hAnsi="Times New Roman" w:cs="Times New Roman"/>
+        </w:rPr>
+        <w:t>:</w:t>
       </w:r>
     </w:p>
     <w:p>
@@ -1720,36 +1790,6 @@
         <w:rPr>
           <w:rFonts w:ascii="Times New Roman" w:hAnsi="Times New Roman" w:cs="Times New Roman"/>
         </w:rPr>
-        <w:t xml:space="preserve"> </w:t>
-      </w:r>
-      <w:r>
-        <w:rPr>
-          <w:rFonts w:ascii="Times New Roman" w:hAnsi="Times New Roman" w:cs="Times New Roman"/>
-          <w:b/>
-          <w:bCs/>
-        </w:rPr>
-        <w:t>[</w:t>
-      </w:r>
-      <w:r>
-        <w:rPr>
-          <w:rFonts w:ascii="Times New Roman" w:hAnsi="Times New Roman" w:cs="Times New Roman"/>
-          <w:b/>
-          <w:bCs/>
-        </w:rPr>
-        <w:t>4</w:t>
-      </w:r>
-      <w:r>
-        <w:rPr>
-          <w:rFonts w:ascii="Times New Roman" w:hAnsi="Times New Roman" w:cs="Times New Roman"/>
-          <w:b/>
-          <w:bCs/>
-        </w:rPr>
-        <w:t>]</w:t>
-      </w:r>
-      <w:r>
-        <w:rPr>
-          <w:rFonts w:ascii="Times New Roman" w:hAnsi="Times New Roman" w:cs="Times New Roman"/>
-        </w:rPr>
         <w:t>.</w:t>
       </w:r>
       <w:r>
@@ -1793,20 +1833,6 @@
           <w:rFonts w:ascii="Times New Roman" w:hAnsi="Times New Roman" w:cs="Times New Roman"/>
         </w:rPr>
         <w:t>La mise en série des bobines augmente l’inductance totale du système. La fréquence de coupure s’abaisse et entraine alors une diminution des harmoniques élevées.</w:t>
-      </w:r>
-      <w:r>
-        <w:rPr>
-          <w:rFonts w:ascii="Times New Roman" w:hAnsi="Times New Roman" w:cs="Times New Roman"/>
-        </w:rPr>
-        <w:t xml:space="preserve"> </w:t>
-      </w:r>
-      <w:r>
-        <w:rPr>
-          <w:rFonts w:ascii="Times New Roman" w:hAnsi="Times New Roman" w:cs="Times New Roman"/>
-          <w:b/>
-          <w:bCs/>
-        </w:rPr>
-        <w:t>[2]</w:t>
       </w:r>
     </w:p>
     <w:p>
@@ -2117,7 +2143,21 @@
         <w:rPr>
           <w:rFonts w:ascii="Times New Roman" w:hAnsi="Times New Roman" w:cs="Times New Roman"/>
         </w:rPr>
-        <w:t>Mettre en œuvre un dispositif expérimental permettant de vérifier l’efficacité du Humbucker a réduire le bourdonnement.</w:t>
+        <w:t xml:space="preserve">Mettre en œuvre un dispositif expérimental permettant de vérifier l’efficacité du Humbucker </w:t>
+      </w:r>
+      <w:proofErr w:type="spellStart"/>
+      <w:r>
+        <w:rPr>
+          <w:rFonts w:ascii="Times New Roman" w:hAnsi="Times New Roman" w:cs="Times New Roman"/>
+        </w:rPr>
+        <w:t>a</w:t>
+      </w:r>
+      <w:proofErr w:type="spellEnd"/>
+      <w:r>
+        <w:rPr>
+          <w:rFonts w:ascii="Times New Roman" w:hAnsi="Times New Roman" w:cs="Times New Roman"/>
+        </w:rPr>
+        <w:t xml:space="preserve"> réduire le bourdonnement.</w:t>
       </w:r>
     </w:p>
     <w:p>
@@ -2191,37 +2231,25 @@
       <w:r>
         <w:rPr>
           <w:rFonts w:ascii="Times New Roman" w:hAnsi="Times New Roman" w:cs="Times New Roman"/>
-          <w:b/>
-          <w:bCs/>
-        </w:rPr>
-        <w:t>[1]</w:t>
-      </w:r>
-      <w:r>
-        <w:rPr>
-          <w:rFonts w:ascii="Times New Roman" w:hAnsi="Times New Roman" w:cs="Times New Roman"/>
-        </w:rPr>
-        <w:t xml:space="preserve"> Matthew W. Hill, "The hidden history of the electric guitar", in </w:t>
-      </w:r>
-      <w:r>
-        <w:rPr>
-          <w:rFonts w:ascii="Times New Roman" w:hAnsi="Times New Roman" w:cs="Times New Roman"/>
-          <w:i/>
-          <w:iCs/>
-        </w:rPr>
-        <w:t>Quand la guitare [s']électrise !</w:t>
-      </w:r>
-      <w:r>
-        <w:rPr>
-          <w:rFonts w:ascii="Times New Roman" w:hAnsi="Times New Roman" w:cs="Times New Roman"/>
-        </w:rPr>
-        <w:t xml:space="preserve">, Benoît Navarret et al. </w:t>
-      </w:r>
-      <w:r>
-        <w:rPr>
-          <w:rFonts w:ascii="Times New Roman" w:hAnsi="Times New Roman" w:cs="Times New Roman"/>
-          <w:lang w:val="en-GB"/>
-        </w:rPr>
-        <w:t>(dir.), Sorbonne Université Presses, pp. 33-61, 2022.</w:t>
+          <w:lang w:val="en-GB"/>
+        </w:rPr>
+        <w:t xml:space="preserve">[1] </w:t>
+      </w:r>
+      <w:proofErr w:type="spellStart"/>
+      <w:r>
+        <w:rPr>
+          <w:rFonts w:ascii="Times New Roman" w:hAnsi="Times New Roman" w:cs="Times New Roman"/>
+          <w:lang w:val="en-GB"/>
+        </w:rPr>
+        <w:t>WiseGuy</w:t>
+      </w:r>
+      <w:proofErr w:type="spellEnd"/>
+      <w:r>
+        <w:rPr>
+          <w:rFonts w:ascii="Times New Roman" w:hAnsi="Times New Roman" w:cs="Times New Roman"/>
+          <w:lang w:val="en-GB"/>
+        </w:rPr>
+        <w:t xml:space="preserve"> Research Consultants, "Global Electric Guitar Pickup Market Research Report 2024," Pune, India, 2024.</w:t>
       </w:r>
     </w:p>
     <w:p>
@@ -2238,18 +2266,9 @@
       <w:r>
         <w:rPr>
           <w:rFonts w:ascii="Times New Roman" w:hAnsi="Times New Roman" w:cs="Times New Roman"/>
-          <w:b/>
-          <w:bCs/>
-          <w:lang w:val="en-GB"/>
-        </w:rPr>
-        <w:t>[2]</w:t>
-      </w:r>
-      <w:r>
-        <w:rPr>
-          <w:rFonts w:ascii="Times New Roman" w:hAnsi="Times New Roman" w:cs="Times New Roman"/>
-          <w:lang w:val="en-GB"/>
-        </w:rPr>
-        <w:t xml:space="preserve"> Dan Carson, "Investigation of the Electromagnetic Properties of Electric Guitar Pickups", </w:t>
+          <w:lang w:val="en-GB"/>
+        </w:rPr>
+        <w:t xml:space="preserve">[2] Matthew W. Hill, "The hidden history of the electric guitar", in </w:t>
       </w:r>
       <w:r>
         <w:rPr>
@@ -2258,14 +2277,54 @@
           <w:iCs/>
           <w:lang w:val="en-GB"/>
         </w:rPr>
-        <w:t>University of Illinois at Urbana-Champaign</w:t>
-      </w:r>
-      <w:r>
-        <w:rPr>
-          <w:rFonts w:ascii="Times New Roman" w:hAnsi="Times New Roman" w:cs="Times New Roman"/>
-          <w:lang w:val="en-GB"/>
-        </w:rPr>
-        <w:t>, Physics Senior Thesis, 2009.</w:t>
+        <w:t xml:space="preserve">Quand la </w:t>
+      </w:r>
+      <w:proofErr w:type="spellStart"/>
+      <w:r>
+        <w:rPr>
+          <w:rFonts w:ascii="Times New Roman" w:hAnsi="Times New Roman" w:cs="Times New Roman"/>
+          <w:i/>
+          <w:iCs/>
+          <w:lang w:val="en-GB"/>
+        </w:rPr>
+        <w:t>guitare</w:t>
+      </w:r>
+      <w:proofErr w:type="spellEnd"/>
+      <w:r>
+        <w:rPr>
+          <w:rFonts w:ascii="Times New Roman" w:hAnsi="Times New Roman" w:cs="Times New Roman"/>
+          <w:i/>
+          <w:iCs/>
+          <w:lang w:val="en-GB"/>
+        </w:rPr>
+        <w:t xml:space="preserve"> [s']</w:t>
+      </w:r>
+      <w:proofErr w:type="spellStart"/>
+      <w:r>
+        <w:rPr>
+          <w:rFonts w:ascii="Times New Roman" w:hAnsi="Times New Roman" w:cs="Times New Roman"/>
+          <w:i/>
+          <w:iCs/>
+          <w:lang w:val="en-GB"/>
+        </w:rPr>
+        <w:t>électrise</w:t>
+      </w:r>
+      <w:proofErr w:type="spellEnd"/>
+      <w:r>
+        <w:rPr>
+          <w:rFonts w:ascii="Times New Roman" w:hAnsi="Times New Roman" w:cs="Times New Roman"/>
+          <w:i/>
+          <w:iCs/>
+          <w:lang w:val="en-GB"/>
+        </w:rPr>
+        <w:t xml:space="preserve"> !</w:t>
+      </w:r>
+      <w:r>
+        <w:rPr>
+          <w:rFonts w:ascii="Times New Roman" w:hAnsi="Times New Roman" w:cs="Times New Roman"/>
+          <w:lang w:val="en-GB"/>
+        </w:rPr>
+        <w:t>, Benoît Navarret et al. (dir.), Sorbonne Université Presses, pp. 33-61, 2022.</w:t>
       </w:r>
     </w:p>
     <w:p>
@@ -2282,18 +2341,23 @@
       <w:r>
         <w:rPr>
           <w:rFonts w:ascii="Times New Roman" w:hAnsi="Times New Roman" w:cs="Times New Roman"/>
-          <w:b/>
-          <w:bCs/>
-          <w:lang w:val="en-GB"/>
-        </w:rPr>
-        <w:t>[3]</w:t>
-      </w:r>
-      <w:r>
-        <w:rPr>
-          <w:rFonts w:ascii="Times New Roman" w:hAnsi="Times New Roman" w:cs="Times New Roman"/>
-          <w:lang w:val="en-GB"/>
-        </w:rPr>
-        <w:t xml:space="preserve"> P. Perov, W. Johnson et N. Perova-Mello, "The physics of guitar string vibrations", </w:t>
+          <w:lang w:val="en-GB"/>
+        </w:rPr>
+        <w:t>[</w:t>
+      </w:r>
+      <w:r>
+        <w:rPr>
+          <w:rFonts w:ascii="Times New Roman" w:hAnsi="Times New Roman" w:cs="Times New Roman"/>
+          <w:lang w:val="en-GB"/>
+        </w:rPr>
+        <w:t>…</w:t>
+      </w:r>
+      <w:r>
+        <w:rPr>
+          <w:rFonts w:ascii="Times New Roman" w:hAnsi="Times New Roman" w:cs="Times New Roman"/>
+          <w:lang w:val="en-GB"/>
+        </w:rPr>
+        <w:t xml:space="preserve">] Dan Carson, "Investigation of the Electromagnetic Properties of Electric Guitar Pickups", </w:t>
       </w:r>
       <w:r>
         <w:rPr>
@@ -2302,14 +2366,14 @@
           <w:iCs/>
           <w:lang w:val="en-GB"/>
         </w:rPr>
-        <w:t>American Journal of Physics</w:t>
-      </w:r>
-      <w:r>
-        <w:rPr>
-          <w:rFonts w:ascii="Times New Roman" w:hAnsi="Times New Roman" w:cs="Times New Roman"/>
-          <w:lang w:val="en-GB"/>
-        </w:rPr>
-        <w:t>, vol. 84, no. 1, pp. 38–43, 2016.</w:t>
+        <w:t>University of Illinois at Urbana-Champaign</w:t>
+      </w:r>
+      <w:r>
+        <w:rPr>
+          <w:rFonts w:ascii="Times New Roman" w:hAnsi="Times New Roman" w:cs="Times New Roman"/>
+          <w:lang w:val="en-GB"/>
+        </w:rPr>
+        <w:t>, Physics Senior Thesis, 2009.</w:t>
       </w:r>
     </w:p>
     <w:p>
@@ -2320,29 +2384,133 @@
         <w:jc w:val="both"/>
         <w:rPr>
           <w:rFonts w:ascii="Times New Roman" w:hAnsi="Times New Roman" w:cs="Times New Roman"/>
-        </w:rPr>
-      </w:pPr>
-      <w:r>
-        <w:rPr>
-          <w:rFonts w:ascii="Times New Roman" w:hAnsi="Times New Roman" w:cs="Times New Roman"/>
-          <w:b/>
-          <w:bCs/>
-          <w:lang w:val="en-GB"/>
-        </w:rPr>
-        <w:t>[4]</w:t>
-      </w:r>
-      <w:r>
-        <w:rPr>
-          <w:rFonts w:ascii="Times New Roman" w:hAnsi="Times New Roman" w:cs="Times New Roman"/>
-          <w:lang w:val="en-GB"/>
-        </w:rPr>
-        <w:t xml:space="preserve"> S. W. Duncan, "Interview With Seth Lover", </w:t>
+          <w:lang w:val="en-GB"/>
+        </w:rPr>
+      </w:pPr>
+      <w:r>
+        <w:rPr>
+          <w:rFonts w:ascii="Times New Roman" w:hAnsi="Times New Roman" w:cs="Times New Roman"/>
+        </w:rPr>
+        <w:t>[</w:t>
+      </w:r>
+      <w:r>
+        <w:rPr>
+          <w:rFonts w:ascii="Times New Roman" w:hAnsi="Times New Roman" w:cs="Times New Roman"/>
+        </w:rPr>
+        <w:t>…</w:t>
+      </w:r>
+      <w:r>
+        <w:rPr>
+          <w:rFonts w:ascii="Times New Roman" w:hAnsi="Times New Roman" w:cs="Times New Roman"/>
+        </w:rPr>
+        <w:t xml:space="preserve">] B. d’Andréa-Novel, B. Fabre, et P. </w:t>
+      </w:r>
+      <w:proofErr w:type="spellStart"/>
+      <w:r>
+        <w:rPr>
+          <w:rFonts w:ascii="Times New Roman" w:hAnsi="Times New Roman" w:cs="Times New Roman"/>
+        </w:rPr>
+        <w:t>Jouvelot</w:t>
+      </w:r>
+      <w:proofErr w:type="spellEnd"/>
+      <w:r>
+        <w:rPr>
+          <w:rFonts w:ascii="Times New Roman" w:hAnsi="Times New Roman" w:cs="Times New Roman"/>
+        </w:rPr>
+        <w:t xml:space="preserve">, </w:t>
       </w:r>
       <w:r>
         <w:rPr>
           <w:rFonts w:ascii="Times New Roman" w:hAnsi="Times New Roman" w:cs="Times New Roman"/>
           <w:i/>
           <w:iCs/>
+        </w:rPr>
+        <w:t xml:space="preserve">Acoustique Informatique </w:t>
+      </w:r>
+      <w:proofErr w:type="spellStart"/>
+      <w:r>
+        <w:rPr>
+          <w:rFonts w:ascii="Times New Roman" w:hAnsi="Times New Roman" w:cs="Times New Roman"/>
+          <w:i/>
+          <w:iCs/>
+        </w:rPr>
+        <w:t>MusiquE</w:t>
+      </w:r>
+      <w:proofErr w:type="spellEnd"/>
+      <w:r>
+        <w:rPr>
+          <w:rFonts w:ascii="Times New Roman" w:hAnsi="Times New Roman" w:cs="Times New Roman"/>
+          <w:i/>
+          <w:iCs/>
+        </w:rPr>
+        <w:t xml:space="preserve"> : Outils scientifiques pour la musique</w:t>
+      </w:r>
+      <w:r>
+        <w:rPr>
+          <w:rFonts w:ascii="Times New Roman" w:hAnsi="Times New Roman" w:cs="Times New Roman"/>
+        </w:rPr>
+        <w:t xml:space="preserve">. </w:t>
+      </w:r>
+      <w:r>
+        <w:rPr>
+          <w:rFonts w:ascii="Times New Roman" w:hAnsi="Times New Roman" w:cs="Times New Roman"/>
+          <w:lang w:val="en-GB"/>
+        </w:rPr>
+        <w:t xml:space="preserve">Paris, France : Presses des Mines, 2010, </w:t>
+      </w:r>
+      <w:proofErr w:type="spellStart"/>
+      <w:r>
+        <w:rPr>
+          <w:rFonts w:ascii="Times New Roman" w:hAnsi="Times New Roman" w:cs="Times New Roman"/>
+          <w:lang w:val="en-GB"/>
+        </w:rPr>
+        <w:t>ch.</w:t>
+      </w:r>
+      <w:proofErr w:type="spellEnd"/>
+      <w:r>
+        <w:rPr>
+          <w:rFonts w:ascii="Times New Roman" w:hAnsi="Times New Roman" w:cs="Times New Roman"/>
+          <w:lang w:val="en-GB"/>
+        </w:rPr>
+        <w:t xml:space="preserve"> 4</w:t>
+      </w:r>
+    </w:p>
+    <w:p>
+      <w:pPr>
+        <w:tabs>
+          <w:tab w:val="left" w:pos="2604"/>
+        </w:tabs>
+        <w:jc w:val="both"/>
+        <w:rPr>
+          <w:rFonts w:ascii="Times New Roman" w:hAnsi="Times New Roman" w:cs="Times New Roman"/>
+        </w:rPr>
+      </w:pPr>
+      <w:r>
+        <w:rPr>
+          <w:rFonts w:ascii="Times New Roman" w:hAnsi="Times New Roman" w:cs="Times New Roman"/>
+          <w:lang w:val="en-GB"/>
+        </w:rPr>
+        <w:t>[</w:t>
+      </w:r>
+      <w:r>
+        <w:rPr>
+          <w:rFonts w:ascii="Times New Roman" w:hAnsi="Times New Roman" w:cs="Times New Roman"/>
+          <w:lang w:val="en-GB"/>
+        </w:rPr>
+        <w:t>3</w:t>
+      </w:r>
+      <w:r>
+        <w:rPr>
+          <w:rFonts w:ascii="Times New Roman" w:hAnsi="Times New Roman" w:cs="Times New Roman"/>
+          <w:lang w:val="en-GB"/>
+        </w:rPr>
+        <w:t xml:space="preserve">] S. W. Duncan, "Interview With Seth Lover", </w:t>
+      </w:r>
+      <w:r>
+        <w:rPr>
+          <w:rFonts w:ascii="Times New Roman" w:hAnsi="Times New Roman" w:cs="Times New Roman"/>
+          <w:i/>
+          <w:iCs/>
           <w:lang w:val="en-GB"/>
         </w:rPr>
         <w:t>Seymour Duncan</w:t>
@@ -2358,7 +2526,7 @@
         <w:rPr>
           <w:rFonts w:ascii="Times New Roman" w:hAnsi="Times New Roman" w:cs="Times New Roman"/>
         </w:rPr>
-        <w:t xml:space="preserve">[En ligne]. Disponible sur : </w:t>
+        <w:t xml:space="preserve">[En ligne]. Disponible sur: </w:t>
       </w:r>
       <w:r>
         <w:rPr>
@@ -2372,21 +2540,7 @@
             <w:rStyle w:val="Hyperlink"/>
             <w:rFonts w:ascii="Times New Roman" w:hAnsi="Times New Roman" w:cs="Times New Roman"/>
           </w:rPr>
-          <w:t>https://www.seymourduncan.com/blog</w:t>
-        </w:r>
-        <w:r>
-          <w:rPr>
-            <w:rStyle w:val="Hyperlink"/>
-            <w:rFonts w:ascii="Times New Roman" w:hAnsi="Times New Roman" w:cs="Times New Roman"/>
-          </w:rPr>
-          <w:t>/</w:t>
-        </w:r>
-        <w:r>
-          <w:rPr>
-            <w:rStyle w:val="Hyperlink"/>
-            <w:rFonts w:ascii="Times New Roman" w:hAnsi="Times New Roman" w:cs="Times New Roman"/>
-          </w:rPr>
-          <w:t>latest-updates/seymour-w-duncans-interview-with-seth-lover</w:t>
+          <w:t>https://www.seymourduncan.com/blog/latest-updates/seymour-w-duncans-interview-with-seth-lover</w:t>
         </w:r>
       </w:hyperlink>
     </w:p>
@@ -2404,18 +2558,39 @@
       <w:r>
         <w:rPr>
           <w:rFonts w:ascii="Times New Roman" w:hAnsi="Times New Roman" w:cs="Times New Roman"/>
-          <w:b/>
-          <w:bCs/>
-          <w:lang w:val="en-GB"/>
-        </w:rPr>
-        <w:t>[5]</w:t>
-      </w:r>
-      <w:r>
-        <w:rPr>
-          <w:rFonts w:ascii="Times New Roman" w:hAnsi="Times New Roman" w:cs="Times New Roman"/>
-          <w:lang w:val="en-GB"/>
-        </w:rPr>
-        <w:t xml:space="preserve"> A. Novak, B. Lihoreau, E. Brasseur, P. Lotton et L. Simon, "Guitar Pickup: Measurement of its Two-Dimensional Nonlinear Function", </w:t>
+          <w:lang w:val="en-GB"/>
+        </w:rPr>
+        <w:t>[</w:t>
+      </w:r>
+      <w:r>
+        <w:rPr>
+          <w:rFonts w:ascii="Times New Roman" w:hAnsi="Times New Roman" w:cs="Times New Roman"/>
+          <w:lang w:val="en-GB"/>
+        </w:rPr>
+        <w:t>…</w:t>
+      </w:r>
+      <w:r>
+        <w:rPr>
+          <w:rFonts w:ascii="Times New Roman" w:hAnsi="Times New Roman" w:cs="Times New Roman"/>
+          <w:lang w:val="en-GB"/>
+        </w:rPr>
+        <w:t xml:space="preserve">] A. Novak, B. </w:t>
+      </w:r>
+      <w:proofErr w:type="spellStart"/>
+      <w:r>
+        <w:rPr>
+          <w:rFonts w:ascii="Times New Roman" w:hAnsi="Times New Roman" w:cs="Times New Roman"/>
+          <w:lang w:val="en-GB"/>
+        </w:rPr>
+        <w:t>Lihoreau</w:t>
+      </w:r>
+      <w:proofErr w:type="spellEnd"/>
+      <w:r>
+        <w:rPr>
+          <w:rFonts w:ascii="Times New Roman" w:hAnsi="Times New Roman" w:cs="Times New Roman"/>
+          <w:lang w:val="en-GB"/>
+        </w:rPr>
+        <w:t xml:space="preserve">, E. Brasseur, P. Lotton et L. Simon, "Guitar Pickup: Measurement of its Two-Dimensional Nonlinear Function", </w:t>
       </w:r>
       <w:r>
         <w:rPr>
@@ -2448,18 +2623,39 @@
       <w:r>
         <w:rPr>
           <w:rFonts w:ascii="Times New Roman" w:hAnsi="Times New Roman" w:cs="Times New Roman"/>
-          <w:b/>
-          <w:bCs/>
-          <w:lang w:val="en-GB"/>
-        </w:rPr>
-        <w:t>[6]</w:t>
-      </w:r>
-      <w:r>
-        <w:rPr>
-          <w:rFonts w:ascii="Times New Roman" w:hAnsi="Times New Roman" w:cs="Times New Roman"/>
-          <w:lang w:val="en-GB"/>
-        </w:rPr>
-        <w:t xml:space="preserve"> R. Giampiccolo, A. Bernardini et A. Sarti, "Virtualization of Guitar Pickups Through Circuit Inversion", </w:t>
+          <w:lang w:val="en-GB"/>
+        </w:rPr>
+        <w:t>[</w:t>
+      </w:r>
+      <w:r>
+        <w:rPr>
+          <w:rFonts w:ascii="Times New Roman" w:hAnsi="Times New Roman" w:cs="Times New Roman"/>
+          <w:lang w:val="en-GB"/>
+        </w:rPr>
+        <w:t>…</w:t>
+      </w:r>
+      <w:r>
+        <w:rPr>
+          <w:rFonts w:ascii="Times New Roman" w:hAnsi="Times New Roman" w:cs="Times New Roman"/>
+          <w:lang w:val="en-GB"/>
+        </w:rPr>
+        <w:t xml:space="preserve">] R. </w:t>
+      </w:r>
+      <w:proofErr w:type="spellStart"/>
+      <w:r>
+        <w:rPr>
+          <w:rFonts w:ascii="Times New Roman" w:hAnsi="Times New Roman" w:cs="Times New Roman"/>
+          <w:lang w:val="en-GB"/>
+        </w:rPr>
+        <w:t>Giampiccolo</w:t>
+      </w:r>
+      <w:proofErr w:type="spellEnd"/>
+      <w:r>
+        <w:rPr>
+          <w:rFonts w:ascii="Times New Roman" w:hAnsi="Times New Roman" w:cs="Times New Roman"/>
+          <w:lang w:val="en-GB"/>
+        </w:rPr>
+        <w:t xml:space="preserve">, A. Bernardini et A. Sarti, "Virtualization of Guitar Pickups Through Circuit Inversion", </w:t>
       </w:r>
       <w:r>
         <w:rPr>
@@ -2486,25 +2682,90 @@
         <w:jc w:val="both"/>
         <w:rPr>
           <w:rFonts w:ascii="Times New Roman" w:hAnsi="Times New Roman" w:cs="Times New Roman"/>
-          <w:lang w:val="en-GB"/>
-        </w:rPr>
-      </w:pPr>
-      <w:r>
-        <w:rPr>
-          <w:rFonts w:ascii="Times New Roman" w:hAnsi="Times New Roman" w:cs="Times New Roman"/>
-          <w:b/>
-          <w:bCs/>
-          <w:lang w:val="en-GB"/>
-        </w:rPr>
-        <w:t>[7]</w:t>
-      </w:r>
-      <w:r>
-        <w:rPr>
-          <w:rFonts w:ascii="Times New Roman" w:hAnsi="Times New Roman" w:cs="Times New Roman"/>
-          <w:lang w:val="en-GB"/>
-        </w:rPr>
-        <w:t xml:space="preserve"> WiseGuy Research Consultants, "Global Electric Guitar Pickup Market Research Report 2024," Pune, India, 2024.</w:t>
-      </w:r>
+        </w:rPr>
+      </w:pPr>
+      <w:r>
+        <w:rPr>
+          <w:rFonts w:ascii="Times New Roman" w:hAnsi="Times New Roman" w:cs="Times New Roman"/>
+          <w:lang w:val="en-GB"/>
+        </w:rPr>
+        <w:t xml:space="preserve">[4] Larry, ‘’How to prevent humming and noise in a guitar amp’’, Thomann,  </w:t>
+      </w:r>
+      <w:r>
+        <w:rPr>
+          <w:rFonts w:ascii="Times New Roman" w:hAnsi="Times New Roman" w:cs="Times New Roman"/>
+          <w:lang w:val="en-GB"/>
+        </w:rPr>
+        <w:br/>
+        <w:t xml:space="preserve">[En </w:t>
+      </w:r>
+      <w:proofErr w:type="spellStart"/>
+      <w:r>
+        <w:rPr>
+          <w:rFonts w:ascii="Times New Roman" w:hAnsi="Times New Roman" w:cs="Times New Roman"/>
+          <w:lang w:val="en-GB"/>
+        </w:rPr>
+        <w:t>ligne</w:t>
+      </w:r>
+      <w:proofErr w:type="spellEnd"/>
+      <w:r>
+        <w:rPr>
+          <w:rFonts w:ascii="Times New Roman" w:hAnsi="Times New Roman" w:cs="Times New Roman"/>
+          <w:lang w:val="en-GB"/>
+        </w:rPr>
+        <w:t xml:space="preserve">]. </w:t>
+      </w:r>
+      <w:r>
+        <w:rPr>
+          <w:rFonts w:ascii="Times New Roman" w:hAnsi="Times New Roman" w:cs="Times New Roman"/>
+        </w:rPr>
+        <w:t>Disponible sur : https://www.thomann.de/blog/en/learn/how-to-prevent-</w:t>
+      </w:r>
+      <w:r>
+        <w:rPr>
+          <w:rFonts w:ascii="Times New Roman" w:hAnsi="Times New Roman" w:cs="Times New Roman"/>
+        </w:rPr>
+        <w:br/>
+      </w:r>
+      <w:proofErr w:type="spellStart"/>
+      <w:r>
+        <w:rPr>
+          <w:rFonts w:ascii="Times New Roman" w:hAnsi="Times New Roman" w:cs="Times New Roman"/>
+        </w:rPr>
+        <w:t>humming</w:t>
+      </w:r>
+      <w:proofErr w:type="spellEnd"/>
+      <w:r>
+        <w:rPr>
+          <w:rFonts w:ascii="Times New Roman" w:hAnsi="Times New Roman" w:cs="Times New Roman"/>
+        </w:rPr>
+        <w:t>-and-noise-in-a-guitar-</w:t>
+      </w:r>
+      <w:proofErr w:type="spellStart"/>
+      <w:r>
+        <w:rPr>
+          <w:rFonts w:ascii="Times New Roman" w:hAnsi="Times New Roman" w:cs="Times New Roman"/>
+        </w:rPr>
+        <w:t>amp</w:t>
+      </w:r>
+      <w:proofErr w:type="spellEnd"/>
+      <w:r>
+        <w:rPr>
+          <w:rFonts w:ascii="Times New Roman" w:hAnsi="Times New Roman" w:cs="Times New Roman"/>
+        </w:rPr>
+        <w:t>/</w:t>
+      </w:r>
+    </w:p>
+    <w:p>
+      <w:pPr>
+        <w:tabs>
+          <w:tab w:val="left" w:pos="2604"/>
+        </w:tabs>
+        <w:jc w:val="both"/>
+        <w:rPr>
+          <w:rFonts w:ascii="Times New Roman" w:hAnsi="Times New Roman" w:cs="Times New Roman"/>
+        </w:rPr>
+      </w:pPr>
     </w:p>
     <w:sectPr>
       <w:pgSz w:w="11906" w:h="16838"/>
